--- a/data/raw/Microeconometrics Assignment 2.docx
+++ b/data/raw/Microeconometrics Assignment 2.docx
@@ -536,14 +536,7 @@
                 <w:rFonts w:ascii="Cambria Math" w:hAnsi="Cambria Math" w:cs="Times New Roman"/>
                 <w:color w:val="E97132" w:themeColor="accent2"/>
               </w:rPr>
-              <m:t>T</m:t>
-            </m:r>
-            <m:r>
-              <w:rPr>
-                <w:rFonts w:ascii="Cambria Math" w:hAnsi="Cambria Math" w:cs="Times New Roman"/>
-                <w:color w:val="E97132" w:themeColor="accent2"/>
-              </w:rPr>
-              <m:t>_1</m:t>
+              <m:t>T1</m:t>
             </m:r>
           </m:sub>
         </m:sSub>
@@ -552,21 +545,7 @@
             <w:rFonts w:ascii="Cambria Math" w:hAnsi="Cambria Math" w:cs="Times New Roman"/>
             <w:color w:val="E97132" w:themeColor="accent2"/>
           </w:rPr>
-          <m:t>=$</m:t>
-        </m:r>
-        <m:r>
-          <w:rPr>
-            <w:rFonts w:ascii="Cambria Math" w:hAnsi="Cambria Math" w:cs="Times New Roman"/>
-            <w:color w:val="E97132" w:themeColor="accent2"/>
-          </w:rPr>
-          <m:t>120</m:t>
-        </m:r>
-        <m:r>
-          <w:rPr>
-            <w:rFonts w:ascii="Cambria Math" w:hAnsi="Cambria Math" w:cs="Times New Roman"/>
-            <w:color w:val="E97132" w:themeColor="accent2"/>
-          </w:rPr>
-          <m:t>/</m:t>
+          <m:t>=$120/</m:t>
         </m:r>
         <m:r>
           <m:rPr>
@@ -613,8 +592,1330 @@
                 <w:rFonts w:ascii="Cambria Math" w:hAnsi="Cambria Math" w:cs="Times New Roman"/>
                 <w:color w:val="E97132" w:themeColor="accent2"/>
               </w:rPr>
-              <m:t>T_</m:t>
+              <m:t>T2</m:t>
             </m:r>
+          </m:sub>
+        </m:sSub>
+        <m:r>
+          <w:rPr>
+            <w:rFonts w:ascii="Cambria Math" w:hAnsi="Cambria Math" w:cs="Times New Roman"/>
+            <w:color w:val="E97132" w:themeColor="accent2"/>
+          </w:rPr>
+          <m:t>=$100/</m:t>
+        </m:r>
+        <m:r>
+          <m:rPr>
+            <m:sty m:val="p"/>
+          </m:rPr>
+          <w:rPr>
+            <w:rFonts w:ascii="Cambria Math" w:hAnsi="Cambria Math" w:cs="Times New Roman"/>
+            <w:color w:val="E97132" w:themeColor="accent2"/>
+          </w:rPr>
+          <m:t>day</m:t>
+        </m:r>
+      </m:oMath>
+    </w:p>
+    <w:p>
+      <w:pPr>
+        <w:rPr>
+          <w:rFonts w:ascii="Times New Roman" w:hAnsi="Times New Roman" w:cs="Times New Roman"/>
+          <w:color w:val="E97132" w:themeColor="accent2"/>
+        </w:rPr>
+      </w:pPr>
+      <w:r>
+        <w:rPr>
+          <w:rFonts w:ascii="Times New Roman" w:hAnsi="Times New Roman" w:cs="Times New Roman"/>
+          <w:color w:val="E97132" w:themeColor="accent2"/>
+        </w:rPr>
+        <w:t xml:space="preserve">Gain for Group 1: </w:t>
+      </w:r>
+      <m:oMath>
+        <m:r>
+          <w:rPr>
+            <w:rFonts w:ascii="Cambria Math" w:hAnsi="Cambria Math" w:cs="Times New Roman"/>
+            <w:color w:val="E97132" w:themeColor="accent2"/>
+          </w:rPr>
+          <m:t>120-80=40</m:t>
+        </m:r>
+      </m:oMath>
+    </w:p>
+    <w:p>
+      <w:pPr>
+        <w:rPr>
+          <w:rFonts w:ascii="Times New Roman" w:hAnsi="Times New Roman" w:cs="Times New Roman"/>
+          <w:color w:val="E97132" w:themeColor="accent2"/>
+        </w:rPr>
+      </w:pPr>
+      <w:r>
+        <w:rPr>
+          <w:rFonts w:ascii="Times New Roman" w:hAnsi="Times New Roman" w:cs="Times New Roman"/>
+          <w:color w:val="E97132" w:themeColor="accent2"/>
+        </w:rPr>
+        <w:t xml:space="preserve">Gain for Group </w:t>
+      </w:r>
+      <w:r>
+        <w:rPr>
+          <w:rFonts w:ascii="Times New Roman" w:hAnsi="Times New Roman" w:cs="Times New Roman"/>
+          <w:color w:val="E97132" w:themeColor="accent2"/>
+        </w:rPr>
+        <w:t>2:</w:t>
+      </w:r>
+      <w:r>
+        <w:rPr>
+          <w:rFonts w:ascii="Times New Roman" w:hAnsi="Times New Roman" w:cs="Times New Roman"/>
+          <w:color w:val="E97132" w:themeColor="accent2"/>
+        </w:rPr>
+        <w:t xml:space="preserve"> </w:t>
+      </w:r>
+      <m:oMath>
+        <m:r>
+          <w:rPr>
+            <w:rFonts w:ascii="Cambria Math" w:hAnsi="Cambria Math" w:cs="Times New Roman"/>
+            <w:color w:val="E97132" w:themeColor="accent2"/>
+          </w:rPr>
+          <m:t>1</m:t>
+        </m:r>
+        <m:r>
+          <w:rPr>
+            <w:rFonts w:ascii="Cambria Math" w:hAnsi="Cambria Math" w:cs="Times New Roman"/>
+            <w:color w:val="E97132" w:themeColor="accent2"/>
+          </w:rPr>
+          <m:t>0</m:t>
+        </m:r>
+        <m:r>
+          <w:rPr>
+            <w:rFonts w:ascii="Cambria Math" w:hAnsi="Cambria Math" w:cs="Times New Roman"/>
+            <w:color w:val="E97132" w:themeColor="accent2"/>
+          </w:rPr>
+          <m:t>0-80=</m:t>
+        </m:r>
+        <m:r>
+          <w:rPr>
+            <w:rFonts w:ascii="Cambria Math" w:hAnsi="Cambria Math" w:cs="Times New Roman"/>
+            <w:color w:val="E97132" w:themeColor="accent2"/>
+          </w:rPr>
+          <m:t>2</m:t>
+        </m:r>
+        <m:r>
+          <w:rPr>
+            <w:rFonts w:ascii="Cambria Math" w:hAnsi="Cambria Math" w:cs="Times New Roman"/>
+            <w:color w:val="E97132" w:themeColor="accent2"/>
+          </w:rPr>
+          <m:t>0</m:t>
+        </m:r>
+      </m:oMath>
+    </w:p>
+    <w:p>
+      <w:pPr>
+        <w:rPr>
+          <w:rFonts w:ascii="Times New Roman" w:hAnsi="Times New Roman" w:cs="Times New Roman"/>
+        </w:rPr>
+      </w:pPr>
+      <w:r>
+        <w:rPr>
+          <w:rFonts w:ascii="Times New Roman" w:hAnsi="Times New Roman" w:cs="Times New Roman"/>
+        </w:rPr>
+        <w:t xml:space="preserve">A). Assume that everybody assigned to the treatment group participates in the program and nobody in the control group participates (i.e. 100% compliance rate). What </w:t>
+      </w:r>
+      <w:r>
+        <w:rPr>
+          <w:rFonts w:ascii="Times New Roman" w:hAnsi="Times New Roman" w:cs="Times New Roman"/>
+        </w:rPr>
+        <w:t>are</w:t>
+      </w:r>
+      <w:r>
+        <w:rPr>
+          <w:rFonts w:ascii="Times New Roman" w:hAnsi="Times New Roman" w:cs="Times New Roman"/>
+        </w:rPr>
+        <w:t xml:space="preserve"> the ATE </w:t>
+      </w:r>
+      <w:r>
+        <w:rPr>
+          <w:rFonts w:ascii="Times New Roman" w:hAnsi="Times New Roman" w:cs="Times New Roman"/>
+        </w:rPr>
+        <w:t xml:space="preserve">and ATT </w:t>
+      </w:r>
+      <w:r>
+        <w:rPr>
+          <w:rFonts w:ascii="Times New Roman" w:hAnsi="Times New Roman" w:cs="Times New Roman"/>
+        </w:rPr>
+        <w:t>in this ideal RCT case?</w:t>
+      </w:r>
+      <w:r>
+        <w:rPr>
+          <w:rFonts w:ascii="Times New Roman" w:hAnsi="Times New Roman" w:cs="Times New Roman"/>
+        </w:rPr>
+        <w:t xml:space="preserve"> </w:t>
+      </w:r>
+    </w:p>
+    <w:p>
+      <w:pPr>
+        <w:spacing w:after="0"/>
+        <w:rPr>
+          <w:rFonts w:ascii="Times New Roman" w:hAnsi="Times New Roman" w:cs="Times New Roman"/>
+          <w:color w:val="E97132" w:themeColor="accent2"/>
+        </w:rPr>
+      </w:pPr>
+      <w:r>
+        <w:rPr>
+          <w:rFonts w:ascii="Times New Roman" w:hAnsi="Times New Roman" w:cs="Times New Roman"/>
+          <w:color w:val="E97132" w:themeColor="accent2"/>
+        </w:rPr>
+        <w:t>Calculating Average Treatment Effect (ATE)</w:t>
+      </w:r>
+    </w:p>
+    <w:p>
+      <w:pPr>
+        <w:spacing w:after="0"/>
+        <w:ind w:left="720"/>
+        <w:rPr>
+          <w:rFonts w:ascii="Times New Roman" w:hAnsi="Times New Roman" w:cs="Times New Roman"/>
+          <w:i/>
+          <w:color w:val="E97132" w:themeColor="accent2"/>
+        </w:rPr>
+      </w:pPr>
+      <m:oMath>
+        <m:r>
+          <m:rPr>
+            <m:sty m:val="p"/>
+          </m:rPr>
+          <w:rPr>
+            <w:rFonts w:ascii="Cambria Math" w:hAnsi="Cambria Math" w:cs="Times New Roman"/>
+            <w:color w:val="E97132" w:themeColor="accent2"/>
+          </w:rPr>
+          <m:t>ATE</m:t>
+        </m:r>
+        <m:r>
+          <w:rPr>
+            <w:rFonts w:ascii="Cambria Math" w:hAnsi="Cambria Math" w:cs="Times New Roman"/>
+            <w:color w:val="E97132" w:themeColor="accent2"/>
+          </w:rPr>
+          <m:t>=</m:t>
+        </m:r>
+        <m:r>
+          <w:rPr>
+            <w:rFonts w:ascii="Cambria Math" w:hAnsi="Cambria Math" w:cs="Times New Roman"/>
+            <w:color w:val="E97132" w:themeColor="accent2"/>
+          </w:rPr>
+          <m:t>E</m:t>
+        </m:r>
+        <m:d>
+          <m:dPr>
+            <m:begChr m:val="["/>
+            <m:endChr m:val="]"/>
+            <m:ctrlPr>
+              <w:rPr>
+                <w:rFonts w:ascii="Cambria Math" w:hAnsi="Cambria Math" w:cs="Times New Roman"/>
+                <w:i/>
+                <w:color w:val="E97132" w:themeColor="accent2"/>
+              </w:rPr>
+            </m:ctrlPr>
+          </m:dPr>
+          <m:e>
+            <m:sSub>
+              <m:sSubPr>
+                <m:ctrlPr>
+                  <w:rPr>
+                    <w:rFonts w:ascii="Cambria Math" w:hAnsi="Cambria Math" w:cs="Times New Roman"/>
+                    <w:i/>
+                    <w:color w:val="E97132" w:themeColor="accent2"/>
+                  </w:rPr>
+                </m:ctrlPr>
+              </m:sSubPr>
+              <m:e>
+                <m:r>
+                  <w:rPr>
+                    <w:rFonts w:ascii="Cambria Math" w:hAnsi="Cambria Math" w:cs="Times New Roman"/>
+                    <w:color w:val="E97132" w:themeColor="accent2"/>
+                  </w:rPr>
+                  <m:t>Y</m:t>
+                </m:r>
+              </m:e>
+              <m:sub>
+                <m:r>
+                  <w:rPr>
+                    <w:rFonts w:ascii="Cambria Math" w:hAnsi="Cambria Math" w:cs="Times New Roman"/>
+                    <w:color w:val="E97132" w:themeColor="accent2"/>
+                  </w:rPr>
+                  <m:t>1</m:t>
+                </m:r>
+              </m:sub>
+            </m:sSub>
+            <m:r>
+              <w:rPr>
+                <w:rFonts w:ascii="Cambria Math" w:hAnsi="Cambria Math" w:cs="Times New Roman"/>
+                <w:color w:val="E97132" w:themeColor="accent2"/>
+              </w:rPr>
+              <m:t>-</m:t>
+            </m:r>
+            <m:sSub>
+              <m:sSubPr>
+                <m:ctrlPr>
+                  <w:rPr>
+                    <w:rFonts w:ascii="Cambria Math" w:hAnsi="Cambria Math" w:cs="Times New Roman"/>
+                    <w:i/>
+                    <w:color w:val="E97132" w:themeColor="accent2"/>
+                  </w:rPr>
+                </m:ctrlPr>
+              </m:sSubPr>
+              <m:e>
+                <m:r>
+                  <w:rPr>
+                    <w:rFonts w:ascii="Cambria Math" w:hAnsi="Cambria Math" w:cs="Times New Roman"/>
+                    <w:color w:val="E97132" w:themeColor="accent2"/>
+                  </w:rPr>
+                  <m:t>Y</m:t>
+                </m:r>
+              </m:e>
+              <m:sub>
+                <m:r>
+                  <w:rPr>
+                    <w:rFonts w:ascii="Cambria Math" w:hAnsi="Cambria Math" w:cs="Times New Roman"/>
+                    <w:color w:val="E97132" w:themeColor="accent2"/>
+                  </w:rPr>
+                  <m:t>0</m:t>
+                </m:r>
+              </m:sub>
+            </m:sSub>
+          </m:e>
+        </m:d>
+      </m:oMath>
+      <w:r>
+        <w:rPr>
+          <w:rFonts w:ascii="Times New Roman" w:hAnsi="Times New Roman" w:cs="Times New Roman"/>
+          <w:i/>
+          <w:color w:val="E97132" w:themeColor="accent2"/>
+        </w:rPr>
+        <w:t xml:space="preserve"> </w:t>
+      </w:r>
+    </w:p>
+    <w:p>
+      <w:pPr>
+        <w:spacing w:after="0"/>
+        <w:ind w:left="720"/>
+        <w:rPr>
+          <w:rFonts w:ascii="Times New Roman" w:hAnsi="Times New Roman" w:cs="Times New Roman"/>
+          <w:i/>
+          <w:iCs/>
+          <w:color w:val="E97132" w:themeColor="accent2"/>
+        </w:rPr>
+      </w:pPr>
+      <m:oMath>
+        <m:r>
+          <m:rPr>
+            <m:sty m:val="p"/>
+          </m:rPr>
+          <w:rPr>
+            <w:rFonts w:ascii="Cambria Math" w:hAnsi="Cambria Math" w:cs="Times New Roman"/>
+            <w:color w:val="E97132" w:themeColor="accent2"/>
+          </w:rPr>
+          <m:t>ATE</m:t>
+        </m:r>
+        <m:r>
+          <w:rPr>
+            <w:rFonts w:ascii="Cambria Math" w:hAnsi="Cambria Math" w:cs="Times New Roman"/>
+            <w:color w:val="E97132" w:themeColor="accent2"/>
+          </w:rPr>
+          <m:t>=</m:t>
+        </m:r>
+        <m:d>
+          <m:dPr>
+            <m:ctrlPr>
+              <w:rPr>
+                <w:rFonts w:ascii="Cambria Math" w:hAnsi="Cambria Math" w:cs="Times New Roman"/>
+                <w:i/>
+                <w:iCs/>
+                <w:color w:val="E97132" w:themeColor="accent2"/>
+              </w:rPr>
+            </m:ctrlPr>
+          </m:dPr>
+          <m:e>
+            <m:r>
+              <w:rPr>
+                <w:rFonts w:ascii="Cambria Math" w:hAnsi="Cambria Math" w:cs="Times New Roman"/>
+                <w:color w:val="E97132" w:themeColor="accent2"/>
+              </w:rPr>
+              <m:t>0.5×40</m:t>
+            </m:r>
+          </m:e>
+        </m:d>
+        <m:r>
+          <w:rPr>
+            <w:rFonts w:ascii="Cambria Math" w:hAnsi="Cambria Math" w:cs="Times New Roman"/>
+            <w:color w:val="E97132" w:themeColor="accent2"/>
+          </w:rPr>
+          <m:t>+</m:t>
+        </m:r>
+        <m:d>
+          <m:dPr>
+            <m:ctrlPr>
+              <w:rPr>
+                <w:rFonts w:ascii="Cambria Math" w:hAnsi="Cambria Math" w:cs="Times New Roman"/>
+                <w:i/>
+                <w:iCs/>
+                <w:color w:val="E97132" w:themeColor="accent2"/>
+              </w:rPr>
+            </m:ctrlPr>
+          </m:dPr>
+          <m:e>
+            <m:r>
+              <w:rPr>
+                <w:rFonts w:ascii="Cambria Math" w:hAnsi="Cambria Math" w:cs="Times New Roman"/>
+                <w:color w:val="E97132" w:themeColor="accent2"/>
+              </w:rPr>
+              <m:t>0.5×</m:t>
+            </m:r>
+            <m:r>
+              <w:rPr>
+                <w:rFonts w:ascii="Cambria Math" w:hAnsi="Cambria Math" w:cs="Times New Roman"/>
+                <w:color w:val="E97132" w:themeColor="accent2"/>
+              </w:rPr>
+              <m:t>2</m:t>
+            </m:r>
+            <m:r>
+              <w:rPr>
+                <w:rFonts w:ascii="Cambria Math" w:hAnsi="Cambria Math" w:cs="Times New Roman"/>
+                <w:color w:val="E97132" w:themeColor="accent2"/>
+              </w:rPr>
+              <m:t>0</m:t>
+            </m:r>
+          </m:e>
+        </m:d>
+        <m:r>
+          <w:rPr>
+            <w:rFonts w:ascii="Cambria Math" w:hAnsi="Cambria Math" w:cs="Times New Roman"/>
+            <w:color w:val="E97132" w:themeColor="accent2"/>
+          </w:rPr>
+          <m:t>=20+10=30</m:t>
+        </m:r>
+      </m:oMath>
+      <w:r>
+        <w:rPr>
+          <w:rFonts w:ascii="Times New Roman" w:hAnsi="Times New Roman" w:cs="Times New Roman"/>
+          <w:i/>
+          <w:iCs/>
+          <w:color w:val="E97132" w:themeColor="accent2"/>
+        </w:rPr>
+        <w:t xml:space="preserve"> </w:t>
+      </w:r>
+    </w:p>
+    <w:p>
+      <w:pPr>
+        <w:spacing w:after="0"/>
+        <w:ind w:left="720"/>
+        <w:rPr>
+          <w:rFonts w:ascii="Times New Roman" w:hAnsi="Times New Roman" w:cs="Times New Roman"/>
+          <w:iCs/>
+          <w:color w:val="E97132" w:themeColor="accent2"/>
+        </w:rPr>
+      </w:pPr>
+      <w:r>
+        <w:rPr>
+          <w:rFonts w:ascii="Times New Roman" w:hAnsi="Times New Roman" w:cs="Times New Roman"/>
+          <w:color w:val="E97132" w:themeColor="accent2"/>
+        </w:rPr>
+        <w:t xml:space="preserve">The ATE is </w:t>
+      </w:r>
+      <m:oMath>
+        <m:r>
+          <w:rPr>
+            <w:rFonts w:ascii="Cambria Math" w:hAnsi="Cambria Math" w:cs="Times New Roman"/>
+            <w:color w:val="E97132" w:themeColor="accent2"/>
+          </w:rPr>
+          <m:t>$30</m:t>
+        </m:r>
+        <m:r>
+          <m:rPr>
+            <m:sty m:val="p"/>
+          </m:rPr>
+          <w:rPr>
+            <w:rFonts w:ascii="Cambria Math" w:hAnsi="Cambria Math" w:cs="Times New Roman"/>
+            <w:color w:val="E97132" w:themeColor="accent2"/>
+          </w:rPr>
+          <m:t>/day</m:t>
+        </m:r>
+      </m:oMath>
+    </w:p>
+    <w:p>
+      <w:pPr>
+        <w:spacing w:after="0"/>
+        <w:rPr>
+          <w:rFonts w:ascii="Times New Roman" w:hAnsi="Times New Roman" w:cs="Times New Roman"/>
+          <w:color w:val="E97132" w:themeColor="accent2"/>
+        </w:rPr>
+      </w:pPr>
+      <w:r>
+        <w:rPr>
+          <w:rFonts w:ascii="Times New Roman" w:hAnsi="Times New Roman" w:cs="Times New Roman"/>
+          <w:color w:val="E97132" w:themeColor="accent2"/>
+        </w:rPr>
+        <w:t xml:space="preserve">Calculating Average Treatment Effect </w:t>
+      </w:r>
+      <w:r>
+        <w:rPr>
+          <w:rFonts w:ascii="Times New Roman" w:hAnsi="Times New Roman" w:cs="Times New Roman"/>
+          <w:color w:val="E97132" w:themeColor="accent2"/>
+        </w:rPr>
+        <w:t xml:space="preserve">on the Treated </w:t>
+      </w:r>
+      <w:r>
+        <w:rPr>
+          <w:rFonts w:ascii="Times New Roman" w:hAnsi="Times New Roman" w:cs="Times New Roman"/>
+          <w:color w:val="E97132" w:themeColor="accent2"/>
+        </w:rPr>
+        <w:t>(AT</w:t>
+      </w:r>
+      <w:r>
+        <w:rPr>
+          <w:rFonts w:ascii="Times New Roman" w:hAnsi="Times New Roman" w:cs="Times New Roman"/>
+          <w:color w:val="E97132" w:themeColor="accent2"/>
+        </w:rPr>
+        <w:t>T</w:t>
+      </w:r>
+      <w:r>
+        <w:rPr>
+          <w:rFonts w:ascii="Times New Roman" w:hAnsi="Times New Roman" w:cs="Times New Roman"/>
+          <w:color w:val="E97132" w:themeColor="accent2"/>
+        </w:rPr>
+        <w:t>)</w:t>
+      </w:r>
+    </w:p>
+    <w:p>
+      <w:pPr>
+        <w:spacing w:after="0"/>
+        <w:ind w:left="720"/>
+        <w:rPr>
+          <w:rFonts w:ascii="Times New Roman" w:hAnsi="Times New Roman" w:cs="Times New Roman"/>
+          <w:i/>
+          <w:color w:val="E97132" w:themeColor="accent2"/>
+        </w:rPr>
+      </w:pPr>
+      <m:oMath>
+        <m:r>
+          <m:rPr>
+            <m:sty m:val="p"/>
+          </m:rPr>
+          <w:rPr>
+            <w:rFonts w:ascii="Cambria Math" w:hAnsi="Cambria Math" w:cs="Times New Roman"/>
+            <w:color w:val="E97132" w:themeColor="accent2"/>
+          </w:rPr>
+          <m:t>AT</m:t>
+        </m:r>
+        <m:r>
+          <m:rPr>
+            <m:sty m:val="p"/>
+          </m:rPr>
+          <w:rPr>
+            <w:rFonts w:ascii="Cambria Math" w:hAnsi="Cambria Math" w:cs="Times New Roman"/>
+            <w:color w:val="E97132" w:themeColor="accent2"/>
+          </w:rPr>
+          <m:t>T</m:t>
+        </m:r>
+        <m:r>
+          <w:rPr>
+            <w:rFonts w:ascii="Cambria Math" w:hAnsi="Cambria Math" w:cs="Times New Roman"/>
+            <w:color w:val="E97132" w:themeColor="accent2"/>
+          </w:rPr>
+          <m:t>=E</m:t>
+        </m:r>
+        <m:d>
+          <m:dPr>
+            <m:begChr m:val="["/>
+            <m:endChr m:val="]"/>
+            <m:ctrlPr>
+              <w:rPr>
+                <w:rFonts w:ascii="Cambria Math" w:hAnsi="Cambria Math" w:cs="Times New Roman"/>
+                <w:i/>
+                <w:color w:val="E97132" w:themeColor="accent2"/>
+              </w:rPr>
+            </m:ctrlPr>
+          </m:dPr>
+          <m:e>
+            <m:sSub>
+              <m:sSubPr>
+                <m:ctrlPr>
+                  <w:rPr>
+                    <w:rFonts w:ascii="Cambria Math" w:hAnsi="Cambria Math" w:cs="Times New Roman"/>
+                    <w:i/>
+                    <w:color w:val="E97132" w:themeColor="accent2"/>
+                  </w:rPr>
+                </m:ctrlPr>
+              </m:sSubPr>
+              <m:e>
+                <m:r>
+                  <w:rPr>
+                    <w:rFonts w:ascii="Cambria Math" w:hAnsi="Cambria Math" w:cs="Times New Roman"/>
+                    <w:color w:val="E97132" w:themeColor="accent2"/>
+                  </w:rPr>
+                  <m:t>Y</m:t>
+                </m:r>
+              </m:e>
+              <m:sub>
+                <m:r>
+                  <w:rPr>
+                    <w:rFonts w:ascii="Cambria Math" w:hAnsi="Cambria Math" w:cs="Times New Roman"/>
+                    <w:color w:val="E97132" w:themeColor="accent2"/>
+                  </w:rPr>
+                  <m:t>1</m:t>
+                </m:r>
+              </m:sub>
+            </m:sSub>
+            <m:r>
+              <w:rPr>
+                <w:rFonts w:ascii="Cambria Math" w:hAnsi="Cambria Math" w:cs="Times New Roman"/>
+                <w:color w:val="E97132" w:themeColor="accent2"/>
+              </w:rPr>
+              <m:t>-</m:t>
+            </m:r>
+            <m:sSub>
+              <m:sSubPr>
+                <m:ctrlPr>
+                  <w:rPr>
+                    <w:rFonts w:ascii="Cambria Math" w:hAnsi="Cambria Math" w:cs="Times New Roman"/>
+                    <w:i/>
+                    <w:color w:val="E97132" w:themeColor="accent2"/>
+                  </w:rPr>
+                </m:ctrlPr>
+              </m:sSubPr>
+              <m:e>
+                <m:r>
+                  <w:rPr>
+                    <w:rFonts w:ascii="Cambria Math" w:hAnsi="Cambria Math" w:cs="Times New Roman"/>
+                    <w:color w:val="E97132" w:themeColor="accent2"/>
+                  </w:rPr>
+                  <m:t>Y</m:t>
+                </m:r>
+              </m:e>
+              <m:sub>
+                <m:r>
+                  <w:rPr>
+                    <w:rFonts w:ascii="Cambria Math" w:hAnsi="Cambria Math" w:cs="Times New Roman"/>
+                    <w:color w:val="E97132" w:themeColor="accent2"/>
+                  </w:rPr>
+                  <m:t>0</m:t>
+                </m:r>
+              </m:sub>
+            </m:sSub>
+            <m:r>
+              <w:rPr>
+                <w:rFonts w:ascii="Cambria Math" w:hAnsi="Cambria Math" w:cs="Times New Roman"/>
+                <w:color w:val="E97132" w:themeColor="accent2"/>
+              </w:rPr>
+              <m:t>|D=1</m:t>
+            </m:r>
+          </m:e>
+        </m:d>
+      </m:oMath>
+      <w:r>
+        <w:rPr>
+          <w:rFonts w:ascii="Times New Roman" w:hAnsi="Times New Roman" w:cs="Times New Roman"/>
+          <w:i/>
+          <w:color w:val="E97132" w:themeColor="accent2"/>
+        </w:rPr>
+        <w:t xml:space="preserve"> </w:t>
+      </w:r>
+    </w:p>
+    <w:p>
+      <w:pPr>
+        <w:spacing w:after="0"/>
+        <w:ind w:left="720"/>
+        <w:rPr>
+          <w:rFonts w:ascii="Times New Roman" w:hAnsi="Times New Roman" w:cs="Times New Roman"/>
+          <w:i/>
+          <w:iCs/>
+          <w:color w:val="E97132" w:themeColor="accent2"/>
+        </w:rPr>
+      </w:pPr>
+      <m:oMath>
+        <m:r>
+          <m:rPr>
+            <m:sty m:val="p"/>
+          </m:rPr>
+          <w:rPr>
+            <w:rFonts w:ascii="Cambria Math" w:hAnsi="Cambria Math" w:cs="Times New Roman"/>
+            <w:color w:val="E97132" w:themeColor="accent2"/>
+          </w:rPr>
+          <m:t>AT</m:t>
+        </m:r>
+        <m:r>
+          <m:rPr>
+            <m:sty m:val="p"/>
+          </m:rPr>
+          <w:rPr>
+            <w:rFonts w:ascii="Cambria Math" w:hAnsi="Cambria Math" w:cs="Times New Roman"/>
+            <w:color w:val="E97132" w:themeColor="accent2"/>
+          </w:rPr>
+          <m:t>T</m:t>
+        </m:r>
+        <m:r>
+          <w:rPr>
+            <w:rFonts w:ascii="Cambria Math" w:hAnsi="Cambria Math" w:cs="Times New Roman"/>
+            <w:color w:val="E97132" w:themeColor="accent2"/>
+          </w:rPr>
+          <m:t>=</m:t>
+        </m:r>
+        <m:d>
+          <m:dPr>
+            <m:ctrlPr>
+              <w:rPr>
+                <w:rFonts w:ascii="Cambria Math" w:hAnsi="Cambria Math" w:cs="Times New Roman"/>
+                <w:i/>
+                <w:iCs/>
+                <w:color w:val="E97132" w:themeColor="accent2"/>
+              </w:rPr>
+            </m:ctrlPr>
+          </m:dPr>
+          <m:e>
+            <m:r>
+              <w:rPr>
+                <w:rFonts w:ascii="Cambria Math" w:hAnsi="Cambria Math" w:cs="Times New Roman"/>
+                <w:color w:val="E97132" w:themeColor="accent2"/>
+              </w:rPr>
+              <m:t>0.5×40</m:t>
+            </m:r>
+          </m:e>
+        </m:d>
+        <m:r>
+          <w:rPr>
+            <w:rFonts w:ascii="Cambria Math" w:hAnsi="Cambria Math" w:cs="Times New Roman"/>
+            <w:color w:val="E97132" w:themeColor="accent2"/>
+          </w:rPr>
+          <m:t>+</m:t>
+        </m:r>
+        <m:d>
+          <m:dPr>
+            <m:ctrlPr>
+              <w:rPr>
+                <w:rFonts w:ascii="Cambria Math" w:hAnsi="Cambria Math" w:cs="Times New Roman"/>
+                <w:i/>
+                <w:iCs/>
+                <w:color w:val="E97132" w:themeColor="accent2"/>
+              </w:rPr>
+            </m:ctrlPr>
+          </m:dPr>
+          <m:e>
+            <m:r>
+              <w:rPr>
+                <w:rFonts w:ascii="Cambria Math" w:hAnsi="Cambria Math" w:cs="Times New Roman"/>
+                <w:color w:val="E97132" w:themeColor="accent2"/>
+              </w:rPr>
+              <m:t>0.5×20</m:t>
+            </m:r>
+          </m:e>
+        </m:d>
+        <m:r>
+          <w:rPr>
+            <w:rFonts w:ascii="Cambria Math" w:hAnsi="Cambria Math" w:cs="Times New Roman"/>
+            <w:color w:val="E97132" w:themeColor="accent2"/>
+          </w:rPr>
+          <m:t>=20+10=30</m:t>
+        </m:r>
+      </m:oMath>
+      <w:r>
+        <w:rPr>
+          <w:rFonts w:ascii="Times New Roman" w:hAnsi="Times New Roman" w:cs="Times New Roman"/>
+          <w:i/>
+          <w:iCs/>
+          <w:color w:val="E97132" w:themeColor="accent2"/>
+        </w:rPr>
+        <w:t xml:space="preserve"> </w:t>
+      </w:r>
+    </w:p>
+    <w:p>
+      <w:pPr>
+        <w:spacing w:after="0"/>
+        <w:ind w:left="720"/>
+        <w:rPr>
+          <w:rFonts w:ascii="Times New Roman" w:hAnsi="Times New Roman" w:cs="Times New Roman"/>
+          <w:iCs/>
+          <w:color w:val="E97132" w:themeColor="accent2"/>
+        </w:rPr>
+      </w:pPr>
+      <w:r>
+        <w:rPr>
+          <w:rFonts w:ascii="Times New Roman" w:hAnsi="Times New Roman" w:cs="Times New Roman"/>
+          <w:color w:val="E97132" w:themeColor="accent2"/>
+        </w:rPr>
+        <w:t>The AT</w:t>
+      </w:r>
+      <w:r>
+        <w:rPr>
+          <w:rFonts w:ascii="Times New Roman" w:hAnsi="Times New Roman" w:cs="Times New Roman"/>
+          <w:color w:val="E97132" w:themeColor="accent2"/>
+        </w:rPr>
+        <w:t>T</w:t>
+      </w:r>
+      <w:r>
+        <w:rPr>
+          <w:rFonts w:ascii="Times New Roman" w:hAnsi="Times New Roman" w:cs="Times New Roman"/>
+          <w:color w:val="E97132" w:themeColor="accent2"/>
+        </w:rPr>
+        <w:t xml:space="preserve"> is </w:t>
+      </w:r>
+      <m:oMath>
+        <m:r>
+          <w:rPr>
+            <w:rFonts w:ascii="Cambria Math" w:hAnsi="Cambria Math" w:cs="Times New Roman"/>
+            <w:color w:val="E97132" w:themeColor="accent2"/>
+          </w:rPr>
+          <m:t>$30</m:t>
+        </m:r>
+        <m:r>
+          <m:rPr>
+            <m:sty m:val="p"/>
+          </m:rPr>
+          <w:rPr>
+            <w:rFonts w:ascii="Cambria Math" w:hAnsi="Cambria Math" w:cs="Times New Roman"/>
+            <w:color w:val="E97132" w:themeColor="accent2"/>
+          </w:rPr>
+          <m:t>/day</m:t>
+        </m:r>
+        <m:r>
+          <m:rPr>
+            <m:sty m:val="p"/>
+          </m:rPr>
+          <w:rPr>
+            <w:rFonts w:ascii="Cambria Math" w:hAnsi="Cambria Math" w:cs="Times New Roman"/>
+            <w:color w:val="E97132" w:themeColor="accent2"/>
+          </w:rPr>
+          <m:t xml:space="preserve"> </m:t>
+        </m:r>
+      </m:oMath>
+      <w:r>
+        <w:rPr>
+          <w:rFonts w:ascii="Times New Roman" w:hAnsi="Times New Roman" w:cs="Times New Roman"/>
+          <w:iCs/>
+          <w:color w:val="E97132" w:themeColor="accent2"/>
+        </w:rPr>
+        <w:t>this is identical to ATE because</w:t>
+      </w:r>
+      <w:r>
+        <w:rPr>
+          <w:rFonts w:ascii="Times New Roman" w:hAnsi="Times New Roman" w:cs="Times New Roman"/>
+          <w:iCs/>
+          <w:color w:val="E97132" w:themeColor="accent2"/>
+        </w:rPr>
+        <w:t xml:space="preserve"> </w:t>
+      </w:r>
+      <w:r>
+        <w:rPr>
+          <w:rFonts w:ascii="Times New Roman" w:hAnsi="Times New Roman" w:cs="Times New Roman"/>
+          <w:iCs/>
+          <w:color w:val="E97132" w:themeColor="accent2"/>
+        </w:rPr>
+        <w:t>random assignment ensures that the treatment group (</w:t>
+      </w:r>
+      <m:oMath>
+        <m:r>
+          <w:rPr>
+            <w:rFonts w:ascii="Cambria Math" w:hAnsi="Cambria Math" w:cs="Times New Roman"/>
+            <w:color w:val="E97132" w:themeColor="accent2"/>
+          </w:rPr>
+          <m:t>D=1</m:t>
+        </m:r>
+      </m:oMath>
+      <w:r>
+        <w:rPr>
+          <w:rFonts w:ascii="Times New Roman" w:hAnsi="Times New Roman" w:cs="Times New Roman"/>
+          <w:iCs/>
+          <w:color w:val="E97132" w:themeColor="accent2"/>
+        </w:rPr>
+        <w:t>) is a perfectly representative sample of the entire population, meaning there is no selection bias.</w:t>
+      </w:r>
+    </w:p>
+    <w:p>
+      <w:pPr>
+        <w:rPr>
+          <w:rFonts w:ascii="Times New Roman" w:hAnsi="Times New Roman" w:cs="Times New Roman"/>
+        </w:rPr>
+      </w:pPr>
+      <w:r>
+        <w:rPr>
+          <w:rFonts w:ascii="Times New Roman" w:hAnsi="Times New Roman" w:cs="Times New Roman"/>
+        </w:rPr>
+        <w:lastRenderedPageBreak/>
+        <w:t xml:space="preserve">B). Suppose now that </w:t>
+      </w:r>
+      <w:r>
+        <w:rPr>
+          <w:rFonts w:ascii="Times New Roman" w:hAnsi="Times New Roman" w:cs="Times New Roman"/>
+          <w:b/>
+          <w:bCs/>
+        </w:rPr>
+        <w:t>three fourths</w:t>
+      </w:r>
+      <w:r>
+        <w:rPr>
+          <w:rFonts w:ascii="Times New Roman" w:hAnsi="Times New Roman" w:cs="Times New Roman"/>
+        </w:rPr>
+        <w:t xml:space="preserve"> of the population in the treated group whose earnings </w:t>
+      </w:r>
+      <w:r>
+        <w:rPr>
+          <w:rFonts w:ascii="Times New Roman" w:hAnsi="Times New Roman" w:cs="Times New Roman"/>
+          <w:b/>
+          <w:bCs/>
+        </w:rPr>
+        <w:t>increase by $40</w:t>
+      </w:r>
+      <w:r>
+        <w:rPr>
+          <w:rFonts w:ascii="Times New Roman" w:hAnsi="Times New Roman" w:cs="Times New Roman"/>
+        </w:rPr>
+        <w:t xml:space="preserve"> per day choose to participate in the program, </w:t>
+      </w:r>
+      <w:r>
+        <w:rPr>
+          <w:rFonts w:ascii="Times New Roman" w:hAnsi="Times New Roman" w:cs="Times New Roman"/>
+        </w:rPr>
+        <w:t xml:space="preserve">and </w:t>
+      </w:r>
+      <w:r>
+        <w:rPr>
+          <w:rFonts w:ascii="Times New Roman" w:hAnsi="Times New Roman" w:cs="Times New Roman"/>
+        </w:rPr>
+        <w:t xml:space="preserve">that </w:t>
+      </w:r>
+      <w:r>
+        <w:rPr>
+          <w:rFonts w:ascii="Times New Roman" w:hAnsi="Times New Roman" w:cs="Times New Roman"/>
+          <w:b/>
+          <w:bCs/>
+        </w:rPr>
+        <w:t>one fourth</w:t>
+      </w:r>
+      <w:r>
+        <w:rPr>
+          <w:rFonts w:ascii="Times New Roman" w:hAnsi="Times New Roman" w:cs="Times New Roman"/>
+        </w:rPr>
+        <w:t xml:space="preserve"> of the population in the treated group whose earnings </w:t>
+      </w:r>
+      <w:r>
+        <w:rPr>
+          <w:rFonts w:ascii="Times New Roman" w:hAnsi="Times New Roman" w:cs="Times New Roman"/>
+          <w:b/>
+          <w:bCs/>
+        </w:rPr>
+        <w:t>increase by $20</w:t>
+      </w:r>
+      <w:r>
+        <w:rPr>
+          <w:rFonts w:ascii="Times New Roman" w:hAnsi="Times New Roman" w:cs="Times New Roman"/>
+        </w:rPr>
+        <w:t xml:space="preserve"> per day choose to participate. Thus</w:t>
+      </w:r>
+      <w:r>
+        <w:rPr>
+          <w:rFonts w:ascii="Times New Roman" w:hAnsi="Times New Roman" w:cs="Times New Roman"/>
+        </w:rPr>
+        <w:t>,</w:t>
+      </w:r>
+      <w:r>
+        <w:rPr>
+          <w:rFonts w:ascii="Times New Roman" w:hAnsi="Times New Roman" w:cs="Times New Roman"/>
+        </w:rPr>
+        <w:t xml:space="preserve"> </w:t>
+      </w:r>
+      <w:r>
+        <w:rPr>
+          <w:rFonts w:ascii="Times New Roman" w:hAnsi="Times New Roman" w:cs="Times New Roman"/>
+          <w:u w:val="single"/>
+        </w:rPr>
+        <w:t xml:space="preserve">only half of the people assigned to the treatment group </w:t>
+      </w:r>
+      <w:proofErr w:type="gramStart"/>
+      <w:r>
+        <w:rPr>
+          <w:rFonts w:ascii="Times New Roman" w:hAnsi="Times New Roman" w:cs="Times New Roman"/>
+          <w:u w:val="single"/>
+        </w:rPr>
+        <w:t>participate</w:t>
+      </w:r>
+      <w:proofErr w:type="gramEnd"/>
+      <w:r>
+        <w:rPr>
+          <w:rFonts w:ascii="Times New Roman" w:hAnsi="Times New Roman" w:cs="Times New Roman"/>
+        </w:rPr>
+        <w:t xml:space="preserve">, and no one in the control group participates. </w:t>
+      </w:r>
+      <w:proofErr w:type="gramStart"/>
+      <w:r>
+        <w:rPr>
+          <w:rFonts w:ascii="Times New Roman" w:hAnsi="Times New Roman" w:cs="Times New Roman"/>
+        </w:rPr>
+        <w:t>So</w:t>
+      </w:r>
+      <w:proofErr w:type="gramEnd"/>
+      <w:r>
+        <w:rPr>
+          <w:rFonts w:ascii="Times New Roman" w:hAnsi="Times New Roman" w:cs="Times New Roman"/>
+        </w:rPr>
+        <w:t xml:space="preserve"> the treatment group is divided into two subgroups: the “compliers” (</w:t>
+      </w:r>
+      <w:r>
+        <w:rPr>
+          <w:rFonts w:ascii="Times New Roman" w:hAnsi="Times New Roman" w:cs="Times New Roman"/>
+        </w:rPr>
+        <w:t>T</w:t>
+      </w:r>
+      <w:r>
+        <w:rPr>
+          <w:rFonts w:ascii="Times New Roman" w:hAnsi="Times New Roman" w:cs="Times New Roman"/>
+        </w:rPr>
+        <w:t xml:space="preserve"> = 1 and P = 1) and the “non-compliers” (</w:t>
+      </w:r>
+      <w:r>
+        <w:rPr>
+          <w:rFonts w:ascii="Times New Roman" w:hAnsi="Times New Roman" w:cs="Times New Roman"/>
+        </w:rPr>
+        <w:t>T</w:t>
+      </w:r>
+      <w:r>
+        <w:rPr>
+          <w:rFonts w:ascii="Times New Roman" w:hAnsi="Times New Roman" w:cs="Times New Roman"/>
+        </w:rPr>
+        <w:t xml:space="preserve"> = 1 and P = 0). </w:t>
+      </w:r>
+      <w:r>
+        <w:rPr>
+          <w:rFonts w:ascii="Times New Roman" w:hAnsi="Times New Roman" w:cs="Times New Roman"/>
+        </w:rPr>
+        <w:t>What is the ATT in this case?</w:t>
+      </w:r>
+    </w:p>
+    <w:p>
+      <w:pPr>
+        <w:spacing w:after="0"/>
+        <w:rPr>
+          <w:rFonts w:ascii="Times New Roman" w:hAnsi="Times New Roman" w:cs="Times New Roman"/>
+          <w:color w:val="E97132" w:themeColor="accent2"/>
+        </w:rPr>
+      </w:pPr>
+      <w:r>
+        <w:rPr>
+          <w:rFonts w:ascii="Times New Roman" w:hAnsi="Times New Roman" w:cs="Times New Roman"/>
+          <w:color w:val="E97132" w:themeColor="accent2"/>
+        </w:rPr>
+        <w:t xml:space="preserve">Calculating Average Treatment Effect </w:t>
+      </w:r>
+      <w:r>
+        <w:rPr>
+          <w:rFonts w:ascii="Times New Roman" w:hAnsi="Times New Roman" w:cs="Times New Roman"/>
+          <w:color w:val="E97132" w:themeColor="accent2"/>
+        </w:rPr>
+        <w:t xml:space="preserve">of the treated for those who participated </w:t>
+      </w:r>
+      <w:r>
+        <w:rPr>
+          <w:rFonts w:ascii="Times New Roman" w:hAnsi="Times New Roman" w:cs="Times New Roman"/>
+          <w:color w:val="E97132" w:themeColor="accent2"/>
+        </w:rPr>
+        <w:t>(AT</w:t>
+      </w:r>
+      <w:r>
+        <w:rPr>
+          <w:rFonts w:ascii="Times New Roman" w:hAnsi="Times New Roman" w:cs="Times New Roman"/>
+          <w:color w:val="E97132" w:themeColor="accent2"/>
+        </w:rPr>
+        <w:t>T</w:t>
+      </w:r>
+      <w:r>
+        <w:rPr>
+          <w:rFonts w:ascii="Times New Roman" w:hAnsi="Times New Roman" w:cs="Times New Roman"/>
+          <w:color w:val="E97132" w:themeColor="accent2"/>
+        </w:rPr>
+        <w:t>)</w:t>
+      </w:r>
+    </w:p>
+    <w:p>
+      <w:pPr>
+        <w:spacing w:after="0"/>
+        <w:ind w:left="720"/>
+        <w:rPr>
+          <w:rFonts w:ascii="Times New Roman" w:hAnsi="Times New Roman" w:cs="Times New Roman"/>
+          <w:i/>
+          <w:color w:val="E97132" w:themeColor="accent2"/>
+        </w:rPr>
+      </w:pPr>
+      <m:oMath>
+        <m:r>
+          <m:rPr>
+            <m:sty m:val="p"/>
+          </m:rPr>
+          <w:rPr>
+            <w:rFonts w:ascii="Cambria Math" w:hAnsi="Cambria Math" w:cs="Times New Roman"/>
+            <w:color w:val="E97132" w:themeColor="accent2"/>
+          </w:rPr>
+          <m:t>ATT</m:t>
+        </m:r>
+        <m:r>
+          <w:rPr>
+            <w:rFonts w:ascii="Cambria Math" w:hAnsi="Cambria Math" w:cs="Times New Roman"/>
+            <w:color w:val="E97132" w:themeColor="accent2"/>
+          </w:rPr>
+          <m:t>=E</m:t>
+        </m:r>
+        <m:d>
+          <m:dPr>
+            <m:begChr m:val="["/>
+            <m:endChr m:val="]"/>
+            <m:ctrlPr>
+              <w:rPr>
+                <w:rFonts w:ascii="Cambria Math" w:hAnsi="Cambria Math" w:cs="Times New Roman"/>
+                <w:i/>
+                <w:color w:val="E97132" w:themeColor="accent2"/>
+              </w:rPr>
+            </m:ctrlPr>
+          </m:dPr>
+          <m:e>
+            <m:sSub>
+              <m:sSubPr>
+                <m:ctrlPr>
+                  <w:rPr>
+                    <w:rFonts w:ascii="Cambria Math" w:hAnsi="Cambria Math" w:cs="Times New Roman"/>
+                    <w:i/>
+                    <w:color w:val="E97132" w:themeColor="accent2"/>
+                  </w:rPr>
+                </m:ctrlPr>
+              </m:sSubPr>
+              <m:e>
+                <m:r>
+                  <w:rPr>
+                    <w:rFonts w:ascii="Cambria Math" w:hAnsi="Cambria Math" w:cs="Times New Roman"/>
+                    <w:color w:val="E97132" w:themeColor="accent2"/>
+                  </w:rPr>
+                  <m:t>Y</m:t>
+                </m:r>
+              </m:e>
+              <m:sub>
+                <m:r>
+                  <w:rPr>
+                    <w:rFonts w:ascii="Cambria Math" w:hAnsi="Cambria Math" w:cs="Times New Roman"/>
+                    <w:color w:val="E97132" w:themeColor="accent2"/>
+                  </w:rPr>
+                  <m:t>1</m:t>
+                </m:r>
+              </m:sub>
+            </m:sSub>
+            <m:r>
+              <w:rPr>
+                <w:rFonts w:ascii="Cambria Math" w:hAnsi="Cambria Math" w:cs="Times New Roman"/>
+                <w:color w:val="E97132" w:themeColor="accent2"/>
+              </w:rPr>
+              <m:t>-</m:t>
+            </m:r>
+            <m:sSub>
+              <m:sSubPr>
+                <m:ctrlPr>
+                  <w:rPr>
+                    <w:rFonts w:ascii="Cambria Math" w:hAnsi="Cambria Math" w:cs="Times New Roman"/>
+                    <w:i/>
+                    <w:color w:val="E97132" w:themeColor="accent2"/>
+                  </w:rPr>
+                </m:ctrlPr>
+              </m:sSubPr>
+              <m:e>
+                <m:r>
+                  <w:rPr>
+                    <w:rFonts w:ascii="Cambria Math" w:hAnsi="Cambria Math" w:cs="Times New Roman"/>
+                    <w:color w:val="E97132" w:themeColor="accent2"/>
+                  </w:rPr>
+                  <m:t>Y</m:t>
+                </m:r>
+              </m:e>
+              <m:sub>
+                <m:r>
+                  <w:rPr>
+                    <w:rFonts w:ascii="Cambria Math" w:hAnsi="Cambria Math" w:cs="Times New Roman"/>
+                    <w:color w:val="E97132" w:themeColor="accent2"/>
+                  </w:rPr>
+                  <m:t>0</m:t>
+                </m:r>
+              </m:sub>
+            </m:sSub>
+            <m:r>
+              <w:rPr>
+                <w:rFonts w:ascii="Cambria Math" w:hAnsi="Cambria Math" w:cs="Times New Roman"/>
+                <w:color w:val="E97132" w:themeColor="accent2"/>
+              </w:rPr>
+              <m:t>|</m:t>
+            </m:r>
+            <m:r>
+              <w:rPr>
+                <w:rFonts w:ascii="Cambria Math" w:hAnsi="Cambria Math" w:cs="Times New Roman"/>
+                <w:color w:val="E97132" w:themeColor="accent2"/>
+              </w:rPr>
+              <m:t>P</m:t>
+            </m:r>
+            <m:r>
+              <w:rPr>
+                <w:rFonts w:ascii="Cambria Math" w:hAnsi="Cambria Math" w:cs="Times New Roman"/>
+                <w:color w:val="E97132" w:themeColor="accent2"/>
+              </w:rPr>
+              <m:t>=1</m:t>
+            </m:r>
+          </m:e>
+        </m:d>
+      </m:oMath>
+      <w:r>
+        <w:rPr>
+          <w:rFonts w:ascii="Times New Roman" w:hAnsi="Times New Roman" w:cs="Times New Roman"/>
+          <w:i/>
+          <w:color w:val="E97132" w:themeColor="accent2"/>
+        </w:rPr>
+        <w:t xml:space="preserve"> </w:t>
+      </w:r>
+    </w:p>
+    <w:p>
+      <w:pPr>
+        <w:spacing w:after="0"/>
+        <w:ind w:left="720"/>
+        <w:rPr>
+          <w:rFonts w:ascii="Times New Roman" w:hAnsi="Times New Roman" w:cs="Times New Roman"/>
+          <w:i/>
+          <w:color w:val="E97132" w:themeColor="accent2"/>
+        </w:rPr>
+      </w:pPr>
+      <m:oMath>
+        <m:r>
+          <m:rPr>
+            <m:sty m:val="p"/>
+          </m:rPr>
+          <w:rPr>
+            <w:rFonts w:ascii="Cambria Math" w:hAnsi="Cambria Math" w:cs="Times New Roman"/>
+            <w:color w:val="E97132" w:themeColor="accent2"/>
+          </w:rPr>
+          <m:t>ATT</m:t>
+        </m:r>
+        <m:r>
+          <w:rPr>
+            <w:rFonts w:ascii="Cambria Math" w:hAnsi="Cambria Math" w:cs="Times New Roman"/>
+            <w:color w:val="E97132" w:themeColor="accent2"/>
+          </w:rPr>
+          <m:t>=</m:t>
+        </m:r>
+        <m:d>
+          <m:dPr>
+            <m:ctrlPr>
+              <w:rPr>
+                <w:rFonts w:ascii="Cambria Math" w:hAnsi="Cambria Math" w:cs="Times New Roman"/>
+                <w:iCs/>
+                <w:color w:val="E97132" w:themeColor="accent2"/>
+              </w:rPr>
+            </m:ctrlPr>
+          </m:dPr>
+          <m:e>
+            <m:r>
+              <m:rPr>
+                <m:sty m:val="p"/>
+              </m:rPr>
+              <w:rPr>
+                <w:rFonts w:ascii="Cambria Math" w:hAnsi="Cambria Math" w:cs="Times New Roman"/>
+                <w:color w:val="E97132" w:themeColor="accent2"/>
+              </w:rPr>
+              <m:t>P</m:t>
+            </m:r>
+            <m:d>
+              <m:dPr>
+                <m:ctrlPr>
+                  <w:rPr>
+                    <w:rFonts w:ascii="Cambria Math" w:hAnsi="Cambria Math" w:cs="Times New Roman"/>
+                    <w:iCs/>
+                    <w:color w:val="E97132" w:themeColor="accent2"/>
+                  </w:rPr>
+                </m:ctrlPr>
+              </m:dPr>
+              <m:e>
+                <m:sSub>
+                  <m:sSubPr>
+                    <m:ctrlPr>
+                      <w:rPr>
+                        <w:rFonts w:ascii="Cambria Math" w:hAnsi="Cambria Math" w:cs="Times New Roman"/>
+                        <w:iCs/>
+                        <w:color w:val="E97132" w:themeColor="accent2"/>
+                      </w:rPr>
+                    </m:ctrlPr>
+                  </m:sSubPr>
+                  <m:e>
+                    <m:r>
+                      <m:rPr>
+                        <m:sty m:val="p"/>
+                      </m:rPr>
+                      <w:rPr>
+                        <w:rFonts w:ascii="Cambria Math" w:hAnsi="Cambria Math" w:cs="Times New Roman"/>
+                        <w:color w:val="E97132" w:themeColor="accent2"/>
+                      </w:rPr>
+                      <m:t>G</m:t>
+                    </m:r>
+                  </m:e>
+                  <m:sub>
+                    <m:r>
+                      <m:rPr>
+                        <m:sty m:val="p"/>
+                      </m:rPr>
+                      <w:rPr>
+                        <w:rFonts w:ascii="Cambria Math" w:hAnsi="Cambria Math" w:cs="Times New Roman"/>
+                        <w:color w:val="E97132" w:themeColor="accent2"/>
+                      </w:rPr>
+                      <m:t>1</m:t>
+                    </m:r>
+                  </m:sub>
+                </m:sSub>
+                <m:ctrlPr>
+                  <w:rPr>
+                    <w:rFonts w:ascii="Cambria Math" w:hAnsi="Cambria Math" w:cs="Times New Roman"/>
+                    <w:i/>
+                    <w:iCs/>
+                    <w:color w:val="E97132" w:themeColor="accent2"/>
+                  </w:rPr>
+                </m:ctrlPr>
+              </m:e>
+            </m:d>
+            <m:r>
+              <w:rPr>
+                <w:rFonts w:ascii="Cambria Math" w:hAnsi="Cambria Math" w:cs="Times New Roman"/>
+                <w:color w:val="E97132" w:themeColor="accent2"/>
+              </w:rPr>
+              <m:t>×$40</m:t>
+            </m:r>
+            <m:ctrlPr>
+              <w:rPr>
+                <w:rFonts w:ascii="Cambria Math" w:hAnsi="Cambria Math" w:cs="Times New Roman"/>
+                <w:i/>
+                <w:iCs/>
+                <w:color w:val="E97132" w:themeColor="accent2"/>
+              </w:rPr>
+            </m:ctrlPr>
+          </m:e>
+        </m:d>
+        <m:r>
+          <w:rPr>
+            <w:rFonts w:ascii="Cambria Math" w:hAnsi="Cambria Math" w:cs="Times New Roman"/>
+            <w:color w:val="E97132" w:themeColor="accent2"/>
+          </w:rPr>
+          <m:t>+(P(</m:t>
+        </m:r>
+        <m:sSub>
+          <m:sSubPr>
+            <m:ctrlPr>
+              <w:rPr>
+                <w:rFonts w:ascii="Cambria Math" w:hAnsi="Cambria Math" w:cs="Times New Roman"/>
+                <w:i/>
+                <w:iCs/>
+                <w:color w:val="E97132" w:themeColor="accent2"/>
+              </w:rPr>
+            </m:ctrlPr>
+          </m:sSubPr>
+          <m:e>
+            <m:r>
+              <w:rPr>
+                <w:rFonts w:ascii="Cambria Math" w:hAnsi="Cambria Math" w:cs="Times New Roman"/>
+                <w:color w:val="E97132" w:themeColor="accent2"/>
+              </w:rPr>
+              <m:t>G</m:t>
+            </m:r>
+          </m:e>
+          <m:sub>
             <m:r>
               <w:rPr>
                 <w:rFonts w:ascii="Cambria Math" w:hAnsi="Cambria Math" w:cs="Times New Roman"/>
@@ -629,21 +1930,170 @@
             <w:rFonts w:ascii="Cambria Math" w:hAnsi="Cambria Math" w:cs="Times New Roman"/>
             <w:color w:val="E97132" w:themeColor="accent2"/>
           </w:rPr>
-          <m:t>=$</m:t>
+          <m:t>)×$20)</m:t>
+        </m:r>
+      </m:oMath>
+      <w:r>
+        <w:rPr>
+          <w:rFonts w:ascii="Times New Roman" w:hAnsi="Times New Roman" w:cs="Times New Roman"/>
+          <w:i/>
+          <w:color w:val="E97132" w:themeColor="accent2"/>
+        </w:rPr>
+        <w:t xml:space="preserve"> </w:t>
+      </w:r>
+    </w:p>
+    <w:p>
+      <w:pPr>
+        <w:spacing w:after="0"/>
+        <w:ind w:left="720"/>
+        <w:rPr>
+          <w:rFonts w:ascii="Times New Roman" w:hAnsi="Times New Roman" w:cs="Times New Roman"/>
+          <w:i/>
+          <w:color w:val="E97132" w:themeColor="accent2"/>
+        </w:rPr>
+      </w:pPr>
+      <m:oMath>
+        <m:r>
+          <m:rPr>
+            <m:sty m:val="p"/>
+          </m:rPr>
+          <w:rPr>
+            <w:rFonts w:ascii="Cambria Math" w:hAnsi="Cambria Math" w:cs="Times New Roman"/>
+            <w:color w:val="E97132" w:themeColor="accent2"/>
+          </w:rPr>
+          <m:t>ATT</m:t>
         </m:r>
         <m:r>
           <w:rPr>
             <w:rFonts w:ascii="Cambria Math" w:hAnsi="Cambria Math" w:cs="Times New Roman"/>
             <w:color w:val="E97132" w:themeColor="accent2"/>
           </w:rPr>
-          <m:t>100</m:t>
+          <m:t>=</m:t>
+        </m:r>
+        <m:d>
+          <m:dPr>
+            <m:ctrlPr>
+              <w:rPr>
+                <w:rFonts w:ascii="Cambria Math" w:hAnsi="Cambria Math" w:cs="Times New Roman"/>
+                <w:iCs/>
+                <w:color w:val="E97132" w:themeColor="accent2"/>
+              </w:rPr>
+            </m:ctrlPr>
+          </m:dPr>
+          <m:e>
+            <m:r>
+              <m:rPr>
+                <m:sty m:val="p"/>
+              </m:rPr>
+              <w:rPr>
+                <w:rFonts w:ascii="Cambria Math" w:hAnsi="Cambria Math" w:cs="Times New Roman"/>
+                <w:color w:val="E97132" w:themeColor="accent2"/>
+              </w:rPr>
+              <m:t>.75</m:t>
+            </m:r>
+            <m:r>
+              <w:rPr>
+                <w:rFonts w:ascii="Cambria Math" w:hAnsi="Cambria Math" w:cs="Times New Roman"/>
+                <w:color w:val="E97132" w:themeColor="accent2"/>
+              </w:rPr>
+              <m:t>×</m:t>
+            </m:r>
+            <m:r>
+              <w:rPr>
+                <w:rFonts w:ascii="Cambria Math" w:hAnsi="Cambria Math" w:cs="Times New Roman"/>
+                <w:color w:val="E97132" w:themeColor="accent2"/>
+              </w:rPr>
+              <m:t>$</m:t>
+            </m:r>
+            <m:r>
+              <w:rPr>
+                <w:rFonts w:ascii="Cambria Math" w:hAnsi="Cambria Math" w:cs="Times New Roman"/>
+                <w:color w:val="E97132" w:themeColor="accent2"/>
+              </w:rPr>
+              <m:t>40</m:t>
+            </m:r>
+            <m:ctrlPr>
+              <w:rPr>
+                <w:rFonts w:ascii="Cambria Math" w:hAnsi="Cambria Math" w:cs="Times New Roman"/>
+                <w:i/>
+                <w:iCs/>
+                <w:color w:val="E97132" w:themeColor="accent2"/>
+              </w:rPr>
+            </m:ctrlPr>
+          </m:e>
+        </m:d>
+        <m:r>
+          <w:rPr>
+            <w:rFonts w:ascii="Cambria Math" w:hAnsi="Cambria Math" w:cs="Times New Roman"/>
+            <w:color w:val="E97132" w:themeColor="accent2"/>
+          </w:rPr>
+          <m:t>+(</m:t>
         </m:r>
         <m:r>
           <w:rPr>
             <w:rFonts w:ascii="Cambria Math" w:hAnsi="Cambria Math" w:cs="Times New Roman"/>
             <w:color w:val="E97132" w:themeColor="accent2"/>
           </w:rPr>
-          <m:t>/</m:t>
+          <m:t>.25</m:t>
+        </m:r>
+        <m:r>
+          <w:rPr>
+            <w:rFonts w:ascii="Cambria Math" w:hAnsi="Cambria Math" w:cs="Times New Roman"/>
+            <w:color w:val="E97132" w:themeColor="accent2"/>
+          </w:rPr>
+          <m:t>×</m:t>
+        </m:r>
+        <m:r>
+          <w:rPr>
+            <w:rFonts w:ascii="Cambria Math" w:hAnsi="Cambria Math" w:cs="Times New Roman"/>
+            <w:color w:val="E97132" w:themeColor="accent2"/>
+          </w:rPr>
+          <m:t>$</m:t>
+        </m:r>
+        <m:r>
+          <w:rPr>
+            <w:rFonts w:ascii="Cambria Math" w:hAnsi="Cambria Math" w:cs="Times New Roman"/>
+            <w:color w:val="E97132" w:themeColor="accent2"/>
+          </w:rPr>
+          <m:t>20)</m:t>
+        </m:r>
+      </m:oMath>
+      <w:r>
+        <w:rPr>
+          <w:rFonts w:ascii="Times New Roman" w:hAnsi="Times New Roman" w:cs="Times New Roman"/>
+          <w:i/>
+          <w:color w:val="E97132" w:themeColor="accent2"/>
+        </w:rPr>
+        <w:t xml:space="preserve"> </w:t>
+      </w:r>
+    </w:p>
+    <w:p>
+      <w:pPr>
+        <w:spacing w:after="0"/>
+        <w:ind w:left="720"/>
+        <w:rPr>
+          <w:rFonts w:ascii="Times New Roman" w:hAnsi="Times New Roman" w:cs="Times New Roman"/>
+          <w:i/>
+          <w:color w:val="E97132" w:themeColor="accent2"/>
+        </w:rPr>
+      </w:pPr>
+      <m:oMath>
+        <m:r>
+          <m:rPr>
+            <m:sty m:val="p"/>
+          </m:rPr>
+          <w:rPr>
+            <w:rFonts w:ascii="Cambria Math" w:hAnsi="Cambria Math" w:cs="Times New Roman"/>
+            <w:color w:val="E97132" w:themeColor="accent2"/>
+          </w:rPr>
+          <m:t>ATT</m:t>
+        </m:r>
+        <m:r>
+          <w:rPr>
+            <w:rFonts w:ascii="Cambria Math" w:hAnsi="Cambria Math" w:cs="Times New Roman"/>
+            <w:color w:val="E97132" w:themeColor="accent2"/>
+          </w:rPr>
+          <m:t>=</m:t>
         </m:r>
         <m:r>
           <m:rPr>
@@ -653,246 +2103,326 @@
             <w:rFonts w:ascii="Cambria Math" w:hAnsi="Cambria Math" w:cs="Times New Roman"/>
             <w:color w:val="E97132" w:themeColor="accent2"/>
           </w:rPr>
-          <m:t>day</m:t>
+          <m:t>$30+$5=$35</m:t>
         </m:r>
       </m:oMath>
-    </w:p>
-    <w:p>
-      <w:pPr>
-        <w:rPr>
-          <w:rFonts w:ascii="Times New Roman" w:hAnsi="Times New Roman" w:cs="Times New Roman"/>
-        </w:rPr>
-      </w:pPr>
-      <w:r>
-        <w:rPr>
-          <w:rFonts w:ascii="Times New Roman" w:hAnsi="Times New Roman" w:cs="Times New Roman"/>
-        </w:rPr>
-        <w:t xml:space="preserve">A). Assume that everybody assigned to the treatment group participates in the program and nobody in the control group participates (i.e. 100% compliance rate). What </w:t>
-      </w:r>
-      <w:r>
-        <w:rPr>
-          <w:rFonts w:ascii="Times New Roman" w:hAnsi="Times New Roman" w:cs="Times New Roman"/>
-        </w:rPr>
-        <w:t>are</w:t>
-      </w:r>
-      <w:r>
-        <w:rPr>
-          <w:rFonts w:ascii="Times New Roman" w:hAnsi="Times New Roman" w:cs="Times New Roman"/>
-        </w:rPr>
-        <w:t xml:space="preserve"> the ATE </w:t>
-      </w:r>
-      <w:r>
-        <w:rPr>
-          <w:rFonts w:ascii="Times New Roman" w:hAnsi="Times New Roman" w:cs="Times New Roman"/>
-        </w:rPr>
-        <w:t xml:space="preserve">and ATT </w:t>
-      </w:r>
-      <w:r>
-        <w:rPr>
-          <w:rFonts w:ascii="Times New Roman" w:hAnsi="Times New Roman" w:cs="Times New Roman"/>
-        </w:rPr>
-        <w:t>in this ideal RCT case?</w:t>
-      </w:r>
-      <w:r>
-        <w:rPr>
-          <w:rFonts w:ascii="Times New Roman" w:hAnsi="Times New Roman" w:cs="Times New Roman"/>
+      <w:r>
+        <w:rPr>
+          <w:rFonts w:ascii="Times New Roman" w:hAnsi="Times New Roman" w:cs="Times New Roman"/>
+          <w:i/>
+          <w:color w:val="E97132" w:themeColor="accent2"/>
         </w:rPr>
         <w:t xml:space="preserve"> </w:t>
       </w:r>
     </w:p>
     <w:p>
       <w:pPr>
-        <w:rPr>
-          <w:rFonts w:ascii="Times New Roman" w:hAnsi="Times New Roman" w:cs="Times New Roman"/>
-          <w:i/>
-          <w:iCs/>
-        </w:rPr>
-      </w:pPr>
-      <m:oMathPara>
-        <m:oMath>
-          <m:r>
-            <m:rPr>
-              <m:sty m:val="p"/>
-            </m:rPr>
-            <w:rPr>
-              <w:rFonts w:ascii="Cambria Math" w:hAnsi="Cambria Math" w:cs="Times New Roman"/>
-            </w:rPr>
-            <m:t>ATE</m:t>
-          </m:r>
-          <m:r>
-            <w:rPr>
-              <w:rFonts w:ascii="Cambria Math" w:hAnsi="Cambria Math" w:cs="Times New Roman"/>
-            </w:rPr>
-            <m:t>=</m:t>
-          </m:r>
-        </m:oMath>
-      </m:oMathPara>
-    </w:p>
-    <w:p>
-      <w:pPr>
-        <w:rPr>
-          <w:rFonts w:ascii="Times New Roman" w:hAnsi="Times New Roman" w:cs="Times New Roman"/>
-        </w:rPr>
-      </w:pPr>
-      <w:r>
-        <w:rPr>
-          <w:rFonts w:ascii="Times New Roman" w:hAnsi="Times New Roman" w:cs="Times New Roman"/>
-        </w:rPr>
-        <w:t xml:space="preserve">B). Suppose now that three fourths of the population in the treated group whose earnings increase by $40 per day choose to participate in the program, </w:t>
-      </w:r>
-      <w:r>
-        <w:rPr>
-          <w:rFonts w:ascii="Times New Roman" w:hAnsi="Times New Roman" w:cs="Times New Roman"/>
-        </w:rPr>
-        <w:t xml:space="preserve">and </w:t>
-      </w:r>
-      <w:r>
-        <w:rPr>
-          <w:rFonts w:ascii="Times New Roman" w:hAnsi="Times New Roman" w:cs="Times New Roman"/>
-        </w:rPr>
-        <w:t>that one fourth of the population in the treated group whose earnings increase by $20 per day choose to participate. Thus</w:t>
-      </w:r>
-      <w:r>
-        <w:rPr>
-          <w:rFonts w:ascii="Times New Roman" w:hAnsi="Times New Roman" w:cs="Times New Roman"/>
-        </w:rPr>
-        <w:t>,</w:t>
-      </w:r>
-      <w:r>
-        <w:rPr>
-          <w:rFonts w:ascii="Times New Roman" w:hAnsi="Times New Roman" w:cs="Times New Roman"/>
-        </w:rPr>
-        <w:t xml:space="preserve"> only half of the people assigned to the treatment group participate, and no one in the control group participates. </w:t>
-      </w:r>
-      <w:proofErr w:type="gramStart"/>
-      <w:r>
-        <w:rPr>
-          <w:rFonts w:ascii="Times New Roman" w:hAnsi="Times New Roman" w:cs="Times New Roman"/>
-        </w:rPr>
-        <w:t>So</w:t>
-      </w:r>
-      <w:proofErr w:type="gramEnd"/>
-      <w:r>
-        <w:rPr>
-          <w:rFonts w:ascii="Times New Roman" w:hAnsi="Times New Roman" w:cs="Times New Roman"/>
-        </w:rPr>
-        <w:t xml:space="preserve"> the treatment group is divided into two subgroups: the “compliers” (</w:t>
-      </w:r>
-      <w:r>
-        <w:rPr>
-          <w:rFonts w:ascii="Times New Roman" w:hAnsi="Times New Roman" w:cs="Times New Roman"/>
+        <w:spacing w:after="0"/>
+        <w:ind w:left="720"/>
+        <w:rPr>
+          <w:rFonts w:ascii="Times New Roman" w:hAnsi="Times New Roman" w:cs="Times New Roman"/>
+          <w:iCs/>
+          <w:color w:val="E97132" w:themeColor="accent2"/>
+        </w:rPr>
+      </w:pPr>
+      <w:r>
+        <w:rPr>
+          <w:rFonts w:ascii="Times New Roman" w:hAnsi="Times New Roman" w:cs="Times New Roman"/>
+          <w:color w:val="E97132" w:themeColor="accent2"/>
+        </w:rPr>
+        <w:t>The AT</w:t>
+      </w:r>
+      <w:r>
+        <w:rPr>
+          <w:rFonts w:ascii="Times New Roman" w:hAnsi="Times New Roman" w:cs="Times New Roman"/>
+          <w:color w:val="E97132" w:themeColor="accent2"/>
         </w:rPr>
         <w:t>T</w:t>
       </w:r>
       <w:r>
         <w:rPr>
           <w:rFonts w:ascii="Times New Roman" w:hAnsi="Times New Roman" w:cs="Times New Roman"/>
-        </w:rPr>
-        <w:t xml:space="preserve"> = 1 and P = 1) and the “non-compliers” (</w:t>
-      </w:r>
-      <w:r>
-        <w:rPr>
-          <w:rFonts w:ascii="Times New Roman" w:hAnsi="Times New Roman" w:cs="Times New Roman"/>
-        </w:rPr>
-        <w:t>T</w:t>
-      </w:r>
-      <w:r>
-        <w:rPr>
-          <w:rFonts w:ascii="Times New Roman" w:hAnsi="Times New Roman" w:cs="Times New Roman"/>
-        </w:rPr>
-        <w:t xml:space="preserve"> = 1 and P = 0). </w:t>
-      </w:r>
-      <w:r>
-        <w:rPr>
-          <w:rFonts w:ascii="Times New Roman" w:hAnsi="Times New Roman" w:cs="Times New Roman"/>
-        </w:rPr>
-        <w:t>What is the ATT in this case?</w:t>
-      </w:r>
-    </w:p>
-    <w:p>
-      <w:pPr>
-        <w:rPr>
-          <w:rFonts w:ascii="Times New Roman" w:hAnsi="Times New Roman" w:cs="Times New Roman"/>
-        </w:rPr>
-      </w:pPr>
-    </w:p>
-    <w:p>
-      <w:pPr>
-        <w:rPr>
-          <w:rFonts w:ascii="Times New Roman" w:hAnsi="Times New Roman" w:cs="Times New Roman"/>
-        </w:rPr>
-      </w:pPr>
-    </w:p>
-    <w:p>
-      <w:pPr>
-        <w:rPr>
-          <w:rFonts w:ascii="Times New Roman" w:hAnsi="Times New Roman" w:cs="Times New Roman"/>
-        </w:rPr>
-      </w:pPr>
+          <w:color w:val="E97132" w:themeColor="accent2"/>
+        </w:rPr>
+        <w:t xml:space="preserve"> is </w:t>
+      </w:r>
+      <m:oMath>
+        <m:r>
+          <w:rPr>
+            <w:rFonts w:ascii="Cambria Math" w:hAnsi="Cambria Math" w:cs="Times New Roman"/>
+            <w:color w:val="E97132" w:themeColor="accent2"/>
+          </w:rPr>
+          <m:t>$3</m:t>
+        </m:r>
+        <m:r>
+          <w:rPr>
+            <w:rFonts w:ascii="Cambria Math" w:hAnsi="Cambria Math" w:cs="Times New Roman"/>
+            <w:color w:val="E97132" w:themeColor="accent2"/>
+          </w:rPr>
+          <m:t>5</m:t>
+        </m:r>
+        <m:r>
+          <m:rPr>
+            <m:sty m:val="p"/>
+          </m:rPr>
+          <w:rPr>
+            <w:rFonts w:ascii="Cambria Math" w:hAnsi="Cambria Math" w:cs="Times New Roman"/>
+            <w:color w:val="E97132" w:themeColor="accent2"/>
+          </w:rPr>
+          <m:t>/day</m:t>
+        </m:r>
+      </m:oMath>
+    </w:p>
+    <w:p>
+      <w:pPr>
+        <w:spacing w:after="0"/>
+        <w:rPr>
+          <w:rFonts w:ascii="Times New Roman" w:hAnsi="Times New Roman" w:cs="Times New Roman"/>
+          <w:iCs/>
+          <w:color w:val="E97132" w:themeColor="accent2"/>
+        </w:rPr>
+      </w:pPr>
+      <w:r>
+        <w:rPr>
+          <w:rFonts w:ascii="Times New Roman" w:hAnsi="Times New Roman" w:cs="Times New Roman"/>
+          <w:iCs/>
+          <w:color w:val="E97132" w:themeColor="accent2"/>
+        </w:rPr>
+        <w:t>The ATT increased because the people who gain the most (</w:t>
+      </w:r>
+      <m:oMath>
+        <m:sSub>
+          <m:sSubPr>
+            <m:ctrlPr>
+              <w:rPr>
+                <w:rFonts w:ascii="Cambria Math" w:hAnsi="Cambria Math" w:cs="Times New Roman"/>
+                <w:i/>
+                <w:iCs/>
+                <w:color w:val="E97132" w:themeColor="accent2"/>
+              </w:rPr>
+            </m:ctrlPr>
+          </m:sSubPr>
+          <m:e>
+            <m:r>
+              <w:rPr>
+                <w:rFonts w:ascii="Cambria Math" w:hAnsi="Cambria Math" w:cs="Times New Roman"/>
+                <w:color w:val="E97132" w:themeColor="accent2"/>
+              </w:rPr>
+              <m:t>G</m:t>
+            </m:r>
+          </m:e>
+          <m:sub>
+            <m:r>
+              <w:rPr>
+                <w:rFonts w:ascii="Cambria Math" w:hAnsi="Cambria Math" w:cs="Times New Roman"/>
+                <w:color w:val="E97132" w:themeColor="accent2"/>
+              </w:rPr>
+              <m:t>1</m:t>
+            </m:r>
+          </m:sub>
+        </m:sSub>
+      </m:oMath>
+      <w:r>
+        <w:rPr>
+          <w:rFonts w:ascii="Times New Roman" w:hAnsi="Times New Roman" w:cs="Times New Roman"/>
+          <w:iCs/>
+          <w:color w:val="E97132" w:themeColor="accent2"/>
+        </w:rPr>
+        <w:t xml:space="preserve">) are </w:t>
+      </w:r>
       <w:r>
         <w:rPr>
           <w:rFonts w:ascii="Times New Roman" w:hAnsi="Times New Roman" w:cs="Times New Roman"/>
           <w:b/>
           <w:bCs/>
-        </w:rPr>
-        <w:t xml:space="preserve">Question </w:t>
-      </w:r>
-      <w:r>
+          <w:iCs/>
+          <w:color w:val="E97132" w:themeColor="accent2"/>
+        </w:rPr>
+        <w:t>more likely</w:t>
+      </w:r>
+      <w:r>
+        <w:rPr>
+          <w:rFonts w:ascii="Times New Roman" w:hAnsi="Times New Roman" w:cs="Times New Roman"/>
+          <w:iCs/>
+          <w:color w:val="E97132" w:themeColor="accent2"/>
+        </w:rPr>
+        <w:t xml:space="preserve"> to participate than those who gain less (</w:t>
+      </w:r>
+      <m:oMath>
+        <m:sSub>
+          <m:sSubPr>
+            <m:ctrlPr>
+              <w:rPr>
+                <w:rFonts w:ascii="Cambria Math" w:hAnsi="Cambria Math" w:cs="Times New Roman"/>
+                <w:i/>
+                <w:iCs/>
+                <w:color w:val="E97132" w:themeColor="accent2"/>
+              </w:rPr>
+            </m:ctrlPr>
+          </m:sSubPr>
+          <m:e>
+            <m:r>
+              <w:rPr>
+                <w:rFonts w:ascii="Cambria Math" w:hAnsi="Cambria Math" w:cs="Times New Roman"/>
+                <w:color w:val="E97132" w:themeColor="accent2"/>
+              </w:rPr>
+              <m:t>G</m:t>
+            </m:r>
+          </m:e>
+          <m:sub>
+            <m:r>
+              <w:rPr>
+                <w:rFonts w:ascii="Cambria Math" w:hAnsi="Cambria Math" w:cs="Times New Roman"/>
+                <w:color w:val="E97132" w:themeColor="accent2"/>
+              </w:rPr>
+              <m:t>2</m:t>
+            </m:r>
+          </m:sub>
+        </m:sSub>
+      </m:oMath>
+      <w:r>
+        <w:rPr>
+          <w:rFonts w:ascii="Times New Roman" w:hAnsi="Times New Roman" w:cs="Times New Roman"/>
+          <w:iCs/>
+          <w:color w:val="E97132" w:themeColor="accent2"/>
+        </w:rPr>
+        <w:t>)</w:t>
+      </w:r>
+      <w:r>
+        <w:rPr>
+          <w:rFonts w:ascii="Times New Roman" w:hAnsi="Times New Roman" w:cs="Times New Roman"/>
+          <w:iCs/>
+          <w:color w:val="E97132" w:themeColor="accent2"/>
+        </w:rPr>
+        <w:t>. There is a positive selection bias because ATT &gt; ATE</w:t>
+      </w:r>
+      <w:r>
+        <w:rPr>
+          <w:rFonts w:ascii="Times New Roman" w:hAnsi="Times New Roman" w:cs="Times New Roman"/>
+          <w:iCs/>
+          <w:color w:val="E97132" w:themeColor="accent2"/>
+        </w:rPr>
+        <w:t>. T</w:t>
+      </w:r>
+      <w:r>
+        <w:rPr>
+          <w:rFonts w:ascii="Times New Roman" w:hAnsi="Times New Roman" w:cs="Times New Roman"/>
+          <w:iCs/>
+          <w:color w:val="E97132" w:themeColor="accent2"/>
+        </w:rPr>
+        <w:t>he participation decision is positively correlated with the potential gain</w:t>
+      </w:r>
+      <w:r>
+        <w:rPr>
+          <w:rFonts w:ascii="Times New Roman" w:hAnsi="Times New Roman" w:cs="Times New Roman"/>
+          <w:iCs/>
+          <w:color w:val="E97132" w:themeColor="accent2"/>
+        </w:rPr>
+        <w:t xml:space="preserve">, </w:t>
+      </w:r>
+      <w:r>
+        <w:rPr>
+          <w:rFonts w:ascii="Times New Roman" w:hAnsi="Times New Roman" w:cs="Times New Roman"/>
+          <w:iCs/>
+          <w:color w:val="E97132" w:themeColor="accent2"/>
+        </w:rPr>
+        <w:t>the "High-Gainers" are over-represented in the participant pool</w:t>
+      </w:r>
+      <w:r>
+        <w:rPr>
+          <w:rFonts w:ascii="Times New Roman" w:hAnsi="Times New Roman" w:cs="Times New Roman"/>
+          <w:iCs/>
+          <w:color w:val="E97132" w:themeColor="accent2"/>
+        </w:rPr>
+        <w:t>.</w:t>
+      </w:r>
+    </w:p>
+    <w:p>
+      <w:pPr>
         <w:rPr>
           <w:rFonts w:ascii="Times New Roman" w:hAnsi="Times New Roman" w:cs="Times New Roman"/>
           <w:b/>
           <w:bCs/>
         </w:rPr>
+      </w:pPr>
+      <w:r>
+        <w:rPr>
+          <w:rFonts w:ascii="Times New Roman" w:hAnsi="Times New Roman" w:cs="Times New Roman"/>
+          <w:b/>
+          <w:bCs/>
+        </w:rPr>
+        <w:br w:type="page"/>
+      </w:r>
+    </w:p>
+    <w:p>
+      <w:pPr>
+        <w:rPr>
+          <w:rFonts w:ascii="Times New Roman" w:hAnsi="Times New Roman" w:cs="Times New Roman"/>
+        </w:rPr>
+      </w:pPr>
+      <w:r>
+        <w:rPr>
+          <w:rStyle w:val="Heading2Char"/>
+        </w:rPr>
+        <w:lastRenderedPageBreak/>
+        <w:t>Question 2</w:t>
+      </w:r>
+      <w:r>
+        <w:rPr>
+          <w:rFonts w:ascii="Times New Roman" w:hAnsi="Times New Roman" w:cs="Times New Roman"/>
+        </w:rPr>
+        <w:t xml:space="preserve"> (5 points in total.)</w:t>
+      </w:r>
+    </w:p>
+    <w:p>
+      <w:pPr>
+        <w:rPr>
+          <w:rFonts w:ascii="Times New Roman" w:hAnsi="Times New Roman" w:cs="Times New Roman"/>
+        </w:rPr>
+      </w:pPr>
+      <w:r>
+        <w:rPr>
+          <w:rFonts w:ascii="Times New Roman" w:hAnsi="Times New Roman" w:cs="Times New Roman"/>
+        </w:rPr>
+        <w:t xml:space="preserve">Consider a cash transfer program that offers monthly cash benefits to poor households conditional on women’s </w:t>
+      </w:r>
+      <w:r>
+        <w:rPr>
+          <w:rFonts w:ascii="Times New Roman" w:hAnsi="Times New Roman" w:cs="Times New Roman"/>
+        </w:rPr>
+        <w:t xml:space="preserve">labor participation status. </w:t>
+      </w:r>
+    </w:p>
+    <w:p>
+      <w:pPr>
+        <w:rPr>
+          <w:rFonts w:ascii="Times New Roman" w:hAnsi="Times New Roman" w:cs="Times New Roman"/>
+        </w:rPr>
+      </w:pPr>
+      <w:r>
+        <w:rPr>
+          <w:rFonts w:ascii="Times New Roman" w:hAnsi="Times New Roman" w:cs="Times New Roman"/>
+        </w:rPr>
+        <w:t xml:space="preserve">The government thinks that a </w:t>
+      </w:r>
+      <w:r>
+        <w:rPr>
+          <w:rFonts w:ascii="Times New Roman" w:hAnsi="Times New Roman" w:cs="Times New Roman"/>
+          <w:u w:val="single"/>
+        </w:rPr>
+        <w:t>$</w:t>
+      </w:r>
+      <w:r>
+        <w:rPr>
+          <w:rFonts w:ascii="Times New Roman" w:hAnsi="Times New Roman" w:cs="Times New Roman"/>
+          <w:u w:val="single"/>
+        </w:rPr>
         <w:t>2</w:t>
       </w:r>
       <w:r>
         <w:rPr>
           <w:rFonts w:ascii="Times New Roman" w:hAnsi="Times New Roman" w:cs="Times New Roman"/>
-        </w:rPr>
-        <w:t xml:space="preserve"> (5 points in total.)</w:t>
-      </w:r>
-    </w:p>
-    <w:p>
-      <w:pPr>
-        <w:rPr>
-          <w:rFonts w:ascii="Times New Roman" w:hAnsi="Times New Roman" w:cs="Times New Roman"/>
-        </w:rPr>
-      </w:pPr>
-      <w:r>
-        <w:rPr>
-          <w:rFonts w:ascii="Times New Roman" w:hAnsi="Times New Roman" w:cs="Times New Roman"/>
-        </w:rPr>
-        <w:t xml:space="preserve">Consider a cash transfer program that offers monthly cash benefits to poor households conditional on women’s </w:t>
-      </w:r>
-      <w:r>
-        <w:rPr>
-          <w:rFonts w:ascii="Times New Roman" w:hAnsi="Times New Roman" w:cs="Times New Roman"/>
-        </w:rPr>
-        <w:t xml:space="preserve">labor participation status. </w:t>
-      </w:r>
-    </w:p>
-    <w:p>
-      <w:pPr>
-        <w:rPr>
-          <w:rFonts w:ascii="Times New Roman" w:hAnsi="Times New Roman" w:cs="Times New Roman"/>
-        </w:rPr>
-      </w:pPr>
-      <w:r>
-        <w:rPr>
-          <w:rFonts w:ascii="Times New Roman" w:hAnsi="Times New Roman" w:cs="Times New Roman"/>
-        </w:rPr>
-        <w:lastRenderedPageBreak/>
-        <w:t>The government thinks that a $</w:t>
-      </w:r>
-      <w:r>
-        <w:rPr>
-          <w:rFonts w:ascii="Times New Roman" w:hAnsi="Times New Roman" w:cs="Times New Roman"/>
-        </w:rPr>
-        <w:t>2</w:t>
-      </w:r>
-      <w:r>
-        <w:rPr>
-          <w:rFonts w:ascii="Times New Roman" w:hAnsi="Times New Roman" w:cs="Times New Roman"/>
+          <w:u w:val="single"/>
         </w:rPr>
         <w:t xml:space="preserve"> change in monthly per capita food consumption is worth detecting</w:t>
       </w:r>
@@ -905,26 +2435,83 @@
       <w:r>
         <w:rPr>
           <w:rFonts w:ascii="Times New Roman" w:hAnsi="Times New Roman" w:cs="Times New Roman"/>
+          <w:b/>
+          <w:bCs/>
+          <w:u w:val="single"/>
         </w:rPr>
         <w:t>40%</w:t>
       </w:r>
       <w:r>
         <w:rPr>
           <w:rFonts w:ascii="Times New Roman" w:hAnsi="Times New Roman" w:cs="Times New Roman"/>
-        </w:rPr>
-        <w:t xml:space="preserve"> of the eligible households are assigned to the program. The standard deviation of per capita food consumption is $</w:t>
-      </w:r>
-      <w:r>
-        <w:rPr>
-          <w:rFonts w:ascii="Times New Roman" w:hAnsi="Times New Roman" w:cs="Times New Roman"/>
+          <w:b/>
+          <w:bCs/>
+          <w:u w:val="single"/>
+        </w:rPr>
+        <w:t xml:space="preserve"> of the eligible households</w:t>
+      </w:r>
+      <w:r>
+        <w:rPr>
+          <w:rFonts w:ascii="Times New Roman" w:hAnsi="Times New Roman" w:cs="Times New Roman"/>
+          <w:u w:val="single"/>
+        </w:rPr>
+        <w:t xml:space="preserve"> are assigned to the program</w:t>
+      </w:r>
+      <w:r>
+        <w:rPr>
+          <w:rFonts w:ascii="Times New Roman" w:hAnsi="Times New Roman" w:cs="Times New Roman"/>
+        </w:rPr>
+        <w:t xml:space="preserve">. The </w:t>
+      </w:r>
+      <w:r>
+        <w:rPr>
+          <w:rFonts w:ascii="Times New Roman" w:hAnsi="Times New Roman" w:cs="Times New Roman"/>
+          <w:b/>
+          <w:bCs/>
+        </w:rPr>
+        <w:t>standard deviation of per capita food</w:t>
+      </w:r>
+      <w:r>
+        <w:rPr>
+          <w:rFonts w:ascii="Times New Roman" w:hAnsi="Times New Roman" w:cs="Times New Roman"/>
+        </w:rPr>
+        <w:t xml:space="preserve"> </w:t>
+      </w:r>
+      <w:r>
+        <w:rPr>
+          <w:rFonts w:ascii="Times New Roman" w:hAnsi="Times New Roman" w:cs="Times New Roman"/>
+          <w:b/>
+          <w:bCs/>
+        </w:rPr>
+        <w:t>consumption</w:t>
+      </w:r>
+      <w:r>
+        <w:rPr>
+          <w:rFonts w:ascii="Times New Roman" w:hAnsi="Times New Roman" w:cs="Times New Roman"/>
+        </w:rPr>
+        <w:t xml:space="preserve"> is $</w:t>
+      </w:r>
+      <w:r>
+        <w:rPr>
+          <w:rFonts w:ascii="Times New Roman" w:hAnsi="Times New Roman" w:cs="Times New Roman"/>
+          <w:b/>
+          <w:bCs/>
         </w:rPr>
         <w:t>6</w:t>
       </w:r>
       <w:r>
         <w:rPr>
           <w:rFonts w:ascii="Times New Roman" w:hAnsi="Times New Roman" w:cs="Times New Roman"/>
-        </w:rPr>
-        <w:t xml:space="preserve"> (estimated using pilot studies). </w:t>
+          <w:b/>
+          <w:bCs/>
+        </w:rPr>
+        <w:t xml:space="preserve"> </w:t>
+      </w:r>
+      <w:r>
+        <w:rPr>
+          <w:rFonts w:ascii="Times New Roman" w:hAnsi="Times New Roman" w:cs="Times New Roman"/>
+        </w:rPr>
+        <w:t xml:space="preserve">(estimated using pilot studies). </w:t>
       </w:r>
       <w:r>
         <w:rPr>
@@ -1145,6 +2732,292 @@
           <w:rFonts w:ascii="Times New Roman" w:hAnsi="Times New Roman" w:cs="Times New Roman"/>
         </w:rPr>
       </w:pPr>
+      <m:oMathPara>
+        <m:oMath>
+          <m:r>
+            <m:rPr>
+              <m:sty m:val="p"/>
+            </m:rPr>
+            <w:rPr>
+              <w:rFonts w:ascii="Cambria Math" w:hAnsi="Cambria Math" w:cs="Times New Roman"/>
+            </w:rPr>
+            <m:t>n</m:t>
+          </m:r>
+          <m:r>
+            <w:rPr>
+              <w:rFonts w:ascii="Cambria Math" w:hAnsi="Cambria Math" w:cs="Times New Roman"/>
+            </w:rPr>
+            <m:t> = \</m:t>
+          </m:r>
+          <m:r>
+            <m:rPr>
+              <m:sty m:val="p"/>
+            </m:rPr>
+            <w:rPr>
+              <w:rFonts w:ascii="Cambria Math" w:hAnsi="Cambria Math" w:cs="Times New Roman"/>
+            </w:rPr>
+            <m:t>frac</m:t>
+          </m:r>
+          <m:sSup>
+            <m:sSupPr>
+              <m:ctrlPr>
+                <w:rPr>
+                  <w:rFonts w:ascii="Cambria Math" w:hAnsi="Cambria Math" w:cs="Times New Roman"/>
+                  <w:i/>
+                </w:rPr>
+              </m:ctrlPr>
+            </m:sSupPr>
+            <m:e>
+              <m:d>
+                <m:dPr>
+                  <m:ctrlPr>
+                    <w:rPr>
+                      <w:rFonts w:ascii="Cambria Math" w:hAnsi="Cambria Math" w:cs="Times New Roman"/>
+                      <w:i/>
+                    </w:rPr>
+                  </m:ctrlPr>
+                </m:dPr>
+                <m:e>
+                  <m:sSub>
+                    <m:sSubPr>
+                      <m:ctrlPr>
+                        <w:rPr>
+                          <w:rFonts w:ascii="Cambria Math" w:hAnsi="Cambria Math" w:cs="Times New Roman"/>
+                          <w:i/>
+                        </w:rPr>
+                      </m:ctrlPr>
+                    </m:sSubPr>
+                    <m:e>
+                      <m:r>
+                        <m:rPr>
+                          <m:sty m:val="p"/>
+                        </m:rPr>
+                        <w:rPr>
+                          <w:rFonts w:ascii="Cambria Math" w:hAnsi="Cambria Math" w:cs="Times New Roman"/>
+                        </w:rPr>
+                        <m:t>t</m:t>
+                      </m:r>
+                    </m:e>
+                    <m:sub>
+                      <m:r>
+                        <w:rPr>
+                          <w:rFonts w:ascii="Cambria Math" w:hAnsi="Cambria Math" w:cs="Times New Roman"/>
+                        </w:rPr>
+                        <m:t>1-</m:t>
+                      </m:r>
+                      <m:r>
+                        <w:rPr>
+                          <w:rFonts w:ascii="Cambria Math" w:hAnsi="Cambria Math" w:cs="Times New Roman"/>
+                        </w:rPr>
+                        <m:t>α</m:t>
+                      </m:r>
+                      <m:r>
+                        <m:rPr>
+                          <m:lit/>
+                        </m:rPr>
+                        <w:rPr>
+                          <w:rFonts w:ascii="Cambria Math" w:hAnsi="Cambria Math" w:cs="Times New Roman"/>
+                        </w:rPr>
+                        <m:t>/</m:t>
+                      </m:r>
+                      <m:r>
+                        <w:rPr>
+                          <w:rFonts w:ascii="Cambria Math" w:hAnsi="Cambria Math" w:cs="Times New Roman"/>
+                        </w:rPr>
+                        <m:t>2</m:t>
+                      </m:r>
+                    </m:sub>
+                  </m:sSub>
+                  <m:r>
+                    <w:rPr>
+                      <w:rFonts w:ascii="Cambria Math" w:hAnsi="Cambria Math" w:cs="Times New Roman"/>
+                    </w:rPr>
+                    <m:t> + </m:t>
+                  </m:r>
+                  <m:sSub>
+                    <m:sSubPr>
+                      <m:ctrlPr>
+                        <w:rPr>
+                          <w:rFonts w:ascii="Cambria Math" w:hAnsi="Cambria Math" w:cs="Times New Roman"/>
+                          <w:i/>
+                        </w:rPr>
+                      </m:ctrlPr>
+                    </m:sSubPr>
+                    <m:e>
+                      <m:r>
+                        <m:rPr>
+                          <m:sty m:val="p"/>
+                        </m:rPr>
+                        <w:rPr>
+                          <w:rFonts w:ascii="Cambria Math" w:hAnsi="Cambria Math" w:cs="Times New Roman"/>
+                        </w:rPr>
+                        <m:t>t</m:t>
+                      </m:r>
+                    </m:e>
+                    <m:sub>
+                      <m:r>
+                        <w:rPr>
+                          <w:rFonts w:ascii="Cambria Math" w:hAnsi="Cambria Math" w:cs="Times New Roman"/>
+                        </w:rPr>
+                        <m:t>κ</m:t>
+                      </m:r>
+                    </m:sub>
+                  </m:sSub>
+                </m:e>
+              </m:d>
+            </m:e>
+            <m:sup>
+              <m:r>
+                <w:rPr>
+                  <w:rFonts w:ascii="Cambria Math" w:hAnsi="Cambria Math" w:cs="Times New Roman"/>
+                </w:rPr>
+                <m:t>2</m:t>
+              </m:r>
+            </m:sup>
+          </m:sSup>
+          <m:r>
+            <w:rPr>
+              <w:rFonts w:ascii="Cambria Math" w:hAnsi="Cambria Math" w:cs="Times New Roman"/>
+            </w:rPr>
+            <m:t> </m:t>
+          </m:r>
+          <m:r>
+            <w:rPr>
+              <w:rFonts w:ascii="Cambria Math" w:hAnsi="Cambria Math" w:cs="Times New Roman"/>
+            </w:rPr>
+            <m:t>⋅</m:t>
+          </m:r>
+          <m:r>
+            <w:rPr>
+              <w:rFonts w:ascii="Cambria Math" w:hAnsi="Cambria Math" w:cs="Times New Roman"/>
+            </w:rPr>
+            <m:t> </m:t>
+          </m:r>
+          <m:sSup>
+            <m:sSupPr>
+              <m:ctrlPr>
+                <w:rPr>
+                  <w:rFonts w:ascii="Cambria Math" w:hAnsi="Cambria Math" w:cs="Times New Roman"/>
+                  <w:i/>
+                </w:rPr>
+              </m:ctrlPr>
+            </m:sSupPr>
+            <m:e>
+              <m:r>
+                <w:rPr>
+                  <w:rFonts w:ascii="Cambria Math" w:hAnsi="Cambria Math" w:cs="Times New Roman"/>
+                </w:rPr>
+                <m:t/>
+              </m:r>
+            </m:e>
+            <m:sup>
+              <m:r>
+                <w:rPr>
+                  <w:rFonts w:ascii="Cambria Math" w:hAnsi="Cambria Math" w:cs="Times New Roman"/>
+                </w:rPr>
+                <m:t>2</m:t>
+              </m:r>
+            </m:sup>
+          </m:sSup>
+          <m:r>
+            <m:rPr>
+              <m:sty m:val="p"/>
+            </m:rPr>
+            <w:rPr>
+              <w:rFonts w:ascii="Cambria Math" w:hAnsi="Cambria Math" w:cs="Times New Roman"/>
+            </w:rPr>
+            <m:t>MD</m:t>
+          </m:r>
+          <m:sSup>
+            <m:sSupPr>
+              <m:ctrlPr>
+                <w:rPr>
+                  <w:rFonts w:ascii="Cambria Math" w:hAnsi="Cambria Math" w:cs="Times New Roman"/>
+                  <w:i/>
+                </w:rPr>
+              </m:ctrlPr>
+            </m:sSupPr>
+            <m:e>
+              <m:r>
+                <m:rPr>
+                  <m:sty m:val="p"/>
+                </m:rPr>
+                <w:rPr>
+                  <w:rFonts w:ascii="Cambria Math" w:hAnsi="Cambria Math" w:cs="Times New Roman"/>
+                </w:rPr>
+                <m:t>E</m:t>
+              </m:r>
+              <m:ctrlPr>
+                <w:rPr>
+                  <w:rFonts w:ascii="Cambria Math" w:hAnsi="Cambria Math" w:cs="Times New Roman"/>
+                </w:rPr>
+              </m:ctrlPr>
+            </m:e>
+            <m:sup>
+              <m:r>
+                <w:rPr>
+                  <w:rFonts w:ascii="Cambria Math" w:hAnsi="Cambria Math" w:cs="Times New Roman"/>
+                </w:rPr>
+                <m:t>2</m:t>
+              </m:r>
+            </m:sup>
+          </m:sSup>
+          <m:r>
+            <w:rPr>
+              <w:rFonts w:ascii="Cambria Math" w:hAnsi="Cambria Math" w:cs="Times New Roman"/>
+            </w:rPr>
+            <m:t> </m:t>
+          </m:r>
+          <m:r>
+            <w:rPr>
+              <w:rFonts w:ascii="Cambria Math" w:hAnsi="Cambria Math" w:cs="Times New Roman"/>
+            </w:rPr>
+            <m:t>⋅</m:t>
+          </m:r>
+          <m:r>
+            <w:rPr>
+              <w:rFonts w:ascii="Cambria Math" w:hAnsi="Cambria Math" w:cs="Times New Roman"/>
+            </w:rPr>
+            <m:t> </m:t>
+          </m:r>
+          <m:r>
+            <m:rPr>
+              <m:sty m:val="p"/>
+            </m:rPr>
+            <w:rPr>
+              <w:rFonts w:ascii="Cambria Math" w:hAnsi="Cambria Math" w:cs="Times New Roman"/>
+            </w:rPr>
+            <m:t>P</m:t>
+          </m:r>
+          <m:d>
+            <m:dPr>
+              <m:ctrlPr>
+                <w:rPr>
+                  <w:rFonts w:ascii="Cambria Math" w:hAnsi="Cambria Math" w:cs="Times New Roman"/>
+                  <w:i/>
+                </w:rPr>
+              </m:ctrlPr>
+            </m:dPr>
+            <m:e>
+              <m:r>
+                <w:rPr>
+                  <w:rFonts w:ascii="Cambria Math" w:hAnsi="Cambria Math" w:cs="Times New Roman"/>
+                </w:rPr>
+                <m:t>1-</m:t>
+              </m:r>
+              <m:r>
+                <m:rPr>
+                  <m:sty m:val="p"/>
+                </m:rPr>
+                <w:rPr>
+                  <w:rFonts w:ascii="Cambria Math" w:hAnsi="Cambria Math" w:cs="Times New Roman"/>
+                </w:rPr>
+                <m:t>P</m:t>
+              </m:r>
+            </m:e>
+          </m:d>
+        </m:oMath>
+      </m:oMathPara>
     </w:p>
     <w:p>
       <w:pPr>
@@ -1206,19 +3079,11 @@
         </w:rPr>
         <w:t xml:space="preserve"> </w:t>
       </w:r>
-      <w:proofErr w:type="gramStart"/>
-      <w:r>
-        <w:rPr>
-          <w:rFonts w:ascii="Times New Roman" w:hAnsi="Times New Roman" w:cs="Times New Roman"/>
-        </w:rPr>
-        <w:t>similar to</w:t>
-      </w:r>
-      <w:proofErr w:type="gramEnd"/>
-      <w:r>
-        <w:rPr>
-          <w:rFonts w:ascii="Times New Roman" w:hAnsi="Times New Roman" w:cs="Times New Roman"/>
-        </w:rPr>
-        <w:t xml:space="preserve"> the one </w:t>
+      <w:r>
+        <w:rPr>
+          <w:rFonts w:ascii="Times New Roman" w:hAnsi="Times New Roman" w:cs="Times New Roman"/>
+        </w:rPr>
+        <w:t xml:space="preserve">similar to the one </w:t>
       </w:r>
       <w:r>
         <w:rPr>
@@ -1401,7 +3266,6 @@
         <w:rPr>
           <w:rFonts w:ascii="Times New Roman" w:hAnsi="Times New Roman" w:cs="Times New Roman"/>
         </w:rPr>
-        <w:lastRenderedPageBreak/>
         <w:t xml:space="preserve">D). Calculate ATT </w:t>
       </w:r>
       <w:r>
@@ -1464,110 +3328,54 @@
         <w:rPr>
           <w:rFonts w:ascii="Times New Roman" w:hAnsi="Times New Roman" w:cs="Times New Roman"/>
         </w:rPr>
-        <w:t xml:space="preserve"> them to attend a workshop. For the other 50, they are the control group, but they can still attend the workshop anyway. In the treatment group, 30 out of 50 </w:t>
+        <w:t xml:space="preserve"> them to attend a workshop. For the other 50, they are the control group, but they can still attend the workshop anyway. In the treatment group, 30 out of 50 actually attend and 20 do not. In the control group, 5 out of 50 manage to attend the workshop anyway, and 45 do not. </w:t>
+      </w:r>
+    </w:p>
+    <w:p>
+      <w:pPr>
+        <w:rPr>
+          <w:rFonts w:ascii="Times New Roman" w:hAnsi="Times New Roman" w:cs="Times New Roman"/>
+        </w:rPr>
+      </w:pPr>
+      <w:r>
+        <w:rPr>
+          <w:rFonts w:ascii="Times New Roman" w:hAnsi="Times New Roman" w:cs="Times New Roman"/>
+        </w:rPr>
+        <w:t>Let's say the average outcome in the treatment group</w:t>
+      </w:r>
+      <w:r>
+        <w:rPr>
+          <w:rFonts w:ascii="Times New Roman" w:hAnsi="Times New Roman" w:cs="Times New Roman"/>
+        </w:rPr>
+        <w:t xml:space="preserve"> is: </w:t>
       </w:r>
       <w:proofErr w:type="gramStart"/>
       <w:r>
         <w:rPr>
           <w:rFonts w:ascii="Times New Roman" w:hAnsi="Times New Roman" w:cs="Times New Roman"/>
         </w:rPr>
-        <w:t>actually attend</w:t>
+        <w:t>E[</w:t>
       </w:r>
       <w:proofErr w:type="gramEnd"/>
       <w:r>
         <w:rPr>
           <w:rFonts w:ascii="Times New Roman" w:hAnsi="Times New Roman" w:cs="Times New Roman"/>
         </w:rPr>
-        <w:t xml:space="preserve"> and 20 do not. In the control group, 5 out of 50 manage to attend the workshop anyway, and 45 do not. </w:t>
-      </w:r>
-    </w:p>
-    <w:p>
-      <w:pPr>
-        <w:rPr>
-          <w:rFonts w:ascii="Times New Roman" w:hAnsi="Times New Roman" w:cs="Times New Roman"/>
-        </w:rPr>
-      </w:pPr>
-      <w:r>
-        <w:rPr>
-          <w:rFonts w:ascii="Times New Roman" w:hAnsi="Times New Roman" w:cs="Times New Roman"/>
-        </w:rPr>
-        <w:t>Let's say the average outcome in the treatment group</w:t>
-      </w:r>
-      <w:r>
-        <w:rPr>
-          <w:rFonts w:ascii="Times New Roman" w:hAnsi="Times New Roman" w:cs="Times New Roman"/>
-        </w:rPr>
-        <w:t xml:space="preserve"> </w:t>
+        <w:t xml:space="preserve">Y | Z=1]=12. The average outcome in the control group is </w:t>
       </w:r>
       <w:proofErr w:type="gramStart"/>
       <w:r>
         <w:rPr>
           <w:rFonts w:ascii="Times New Roman" w:hAnsi="Times New Roman" w:cs="Times New Roman"/>
         </w:rPr>
-        <w:t>is:</w:t>
+        <w:t>E[</w:t>
       </w:r>
       <w:proofErr w:type="gramEnd"/>
       <w:r>
         <w:rPr>
           <w:rFonts w:ascii="Times New Roman" w:hAnsi="Times New Roman" w:cs="Times New Roman"/>
         </w:rPr>
-        <w:t xml:space="preserve"> </w:t>
-      </w:r>
-      <w:proofErr w:type="gramStart"/>
-      <w:r>
-        <w:rPr>
-          <w:rFonts w:ascii="Times New Roman" w:hAnsi="Times New Roman" w:cs="Times New Roman"/>
-        </w:rPr>
-        <w:t>E[</w:t>
-      </w:r>
-      <w:proofErr w:type="gramEnd"/>
-      <w:r>
-        <w:rPr>
-          <w:rFonts w:ascii="Times New Roman" w:hAnsi="Times New Roman" w:cs="Times New Roman"/>
-        </w:rPr>
-        <w:t>Y | Z=</w:t>
-      </w:r>
-      <w:proofErr w:type="gramStart"/>
-      <w:r>
-        <w:rPr>
-          <w:rFonts w:ascii="Times New Roman" w:hAnsi="Times New Roman" w:cs="Times New Roman"/>
-        </w:rPr>
-        <w:t>1]=</w:t>
-      </w:r>
-      <w:proofErr w:type="gramEnd"/>
-      <w:r>
-        <w:rPr>
-          <w:rFonts w:ascii="Times New Roman" w:hAnsi="Times New Roman" w:cs="Times New Roman"/>
-        </w:rPr>
-        <w:t xml:space="preserve">12. The average outcome in the control group is </w:t>
-      </w:r>
-      <w:proofErr w:type="gramStart"/>
-      <w:r>
-        <w:rPr>
-          <w:rFonts w:ascii="Times New Roman" w:hAnsi="Times New Roman" w:cs="Times New Roman"/>
-        </w:rPr>
-        <w:t>E[</w:t>
-      </w:r>
-      <w:proofErr w:type="gramEnd"/>
-      <w:r>
-        <w:rPr>
-          <w:rFonts w:ascii="Times New Roman" w:hAnsi="Times New Roman" w:cs="Times New Roman"/>
-        </w:rPr>
-        <w:t>Y | Z=</w:t>
-      </w:r>
-      <w:proofErr w:type="gramStart"/>
-      <w:r>
-        <w:rPr>
-          <w:rFonts w:ascii="Times New Roman" w:hAnsi="Times New Roman" w:cs="Times New Roman"/>
-        </w:rPr>
-        <w:t>0]=</w:t>
-      </w:r>
-      <w:proofErr w:type="gramEnd"/>
-      <w:r>
-        <w:rPr>
-          <w:rFonts w:ascii="Times New Roman" w:hAnsi="Times New Roman" w:cs="Times New Roman"/>
-        </w:rPr>
-        <w:t>10.</w:t>
+        <w:t>Y | Z=0]=10.</w:t>
       </w:r>
     </w:p>
     <w:p>
@@ -2113,6 +3921,7 @@
         <w:rPr>
           <w:rFonts w:ascii="Times New Roman" w:hAnsi="Times New Roman" w:cs="Times New Roman"/>
         </w:rPr>
+        <w:lastRenderedPageBreak/>
         <w:t xml:space="preserve">B). </w:t>
       </w:r>
       <w:r>
@@ -3183,6 +4992,7 @@
           <w:iCs/>
           <w:lang w:val="de-DE"/>
         </w:rPr>
+        <w:lastRenderedPageBreak/>
         <w:t>gen d1=2+z-x+3*u+rnormal()</w:t>
       </w:r>
     </w:p>
@@ -3299,7 +5109,6 @@
         <w:rPr>
           <w:rFonts w:ascii="Times New Roman" w:hAnsi="Times New Roman" w:cs="Times New Roman"/>
         </w:rPr>
-        <w:lastRenderedPageBreak/>
         <w:t xml:space="preserve">Screenshot and paste your results using </w:t>
       </w:r>
       <w:proofErr w:type="spellStart"/>
@@ -4040,7 +5849,6 @@
   <w:style w:type="character" w:default="1" w:styleId="DefaultParagraphFont">
     <w:name w:val="Default Paragraph Font"/>
     <w:uiPriority w:val="1"/>
-    <w:semiHidden/>
     <w:unhideWhenUsed/>
   </w:style>
   <w:style w:type="table" w:default="1" w:styleId="TableNormal">

--- a/data/raw/Microeconometrics Assignment 2.docx
+++ b/data/raw/Microeconometrics Assignment 2.docx
@@ -651,21 +651,7 @@
           <w:rFonts w:ascii="Times New Roman" w:hAnsi="Times New Roman" w:cs="Times New Roman"/>
           <w:color w:val="E97132" w:themeColor="accent2"/>
         </w:rPr>
-        <w:t xml:space="preserve">Gain for Group </w:t>
-      </w:r>
-      <w:r>
-        <w:rPr>
-          <w:rFonts w:ascii="Times New Roman" w:hAnsi="Times New Roman" w:cs="Times New Roman"/>
-          <w:color w:val="E97132" w:themeColor="accent2"/>
-        </w:rPr>
-        <w:t>2:</w:t>
-      </w:r>
-      <w:r>
-        <w:rPr>
-          <w:rFonts w:ascii="Times New Roman" w:hAnsi="Times New Roman" w:cs="Times New Roman"/>
-          <w:color w:val="E97132" w:themeColor="accent2"/>
-        </w:rPr>
-        <w:t xml:space="preserve"> </w:t>
+        <w:t xml:space="preserve">Gain for Group 2: </w:t>
       </w:r>
       <m:oMath>
         <m:r>
@@ -673,35 +659,7 @@
             <w:rFonts w:ascii="Cambria Math" w:hAnsi="Cambria Math" w:cs="Times New Roman"/>
             <w:color w:val="E97132" w:themeColor="accent2"/>
           </w:rPr>
-          <m:t>1</m:t>
-        </m:r>
-        <m:r>
-          <w:rPr>
-            <w:rFonts w:ascii="Cambria Math" w:hAnsi="Cambria Math" w:cs="Times New Roman"/>
-            <w:color w:val="E97132" w:themeColor="accent2"/>
-          </w:rPr>
-          <m:t>0</m:t>
-        </m:r>
-        <m:r>
-          <w:rPr>
-            <w:rFonts w:ascii="Cambria Math" w:hAnsi="Cambria Math" w:cs="Times New Roman"/>
-            <w:color w:val="E97132" w:themeColor="accent2"/>
-          </w:rPr>
-          <m:t>0-80=</m:t>
-        </m:r>
-        <m:r>
-          <w:rPr>
-            <w:rFonts w:ascii="Cambria Math" w:hAnsi="Cambria Math" w:cs="Times New Roman"/>
-            <w:color w:val="E97132" w:themeColor="accent2"/>
-          </w:rPr>
-          <m:t>2</m:t>
-        </m:r>
-        <m:r>
-          <w:rPr>
-            <w:rFonts w:ascii="Cambria Math" w:hAnsi="Cambria Math" w:cs="Times New Roman"/>
-            <w:color w:val="E97132" w:themeColor="accent2"/>
-          </w:rPr>
-          <m:t>0</m:t>
+          <m:t>100-80=20</m:t>
         </m:r>
       </m:oMath>
     </w:p>
@@ -790,14 +748,7 @@
             <w:rFonts w:ascii="Cambria Math" w:hAnsi="Cambria Math" w:cs="Times New Roman"/>
             <w:color w:val="E97132" w:themeColor="accent2"/>
           </w:rPr>
-          <m:t>=</m:t>
-        </m:r>
-        <m:r>
-          <w:rPr>
-            <w:rFonts w:ascii="Cambria Math" w:hAnsi="Cambria Math" w:cs="Times New Roman"/>
-            <w:color w:val="E97132" w:themeColor="accent2"/>
-          </w:rPr>
-          <m:t>E</m:t>
+          <m:t>=E</m:t>
         </m:r>
         <m:d>
           <m:dPr>
@@ -963,21 +914,7 @@
                 <w:rFonts w:ascii="Cambria Math" w:hAnsi="Cambria Math" w:cs="Times New Roman"/>
                 <w:color w:val="E97132" w:themeColor="accent2"/>
               </w:rPr>
-              <m:t>0.5×</m:t>
-            </m:r>
-            <m:r>
-              <w:rPr>
-                <w:rFonts w:ascii="Cambria Math" w:hAnsi="Cambria Math" w:cs="Times New Roman"/>
-                <w:color w:val="E97132" w:themeColor="accent2"/>
-              </w:rPr>
-              <m:t>2</m:t>
-            </m:r>
-            <m:r>
-              <w:rPr>
-                <w:rFonts w:ascii="Cambria Math" w:hAnsi="Cambria Math" w:cs="Times New Roman"/>
-                <w:color w:val="E97132" w:themeColor="accent2"/>
-              </w:rPr>
-              <m:t>0</m:t>
+              <m:t>0.5×20</m:t>
             </m:r>
           </m:e>
         </m:d>
@@ -1049,35 +986,7 @@
           <w:rFonts w:ascii="Times New Roman" w:hAnsi="Times New Roman" w:cs="Times New Roman"/>
           <w:color w:val="E97132" w:themeColor="accent2"/>
         </w:rPr>
-        <w:t xml:space="preserve">Calculating Average Treatment Effect </w:t>
-      </w:r>
-      <w:r>
-        <w:rPr>
-          <w:rFonts w:ascii="Times New Roman" w:hAnsi="Times New Roman" w:cs="Times New Roman"/>
-          <w:color w:val="E97132" w:themeColor="accent2"/>
-        </w:rPr>
-        <w:t xml:space="preserve">on the Treated </w:t>
-      </w:r>
-      <w:r>
-        <w:rPr>
-          <w:rFonts w:ascii="Times New Roman" w:hAnsi="Times New Roman" w:cs="Times New Roman"/>
-          <w:color w:val="E97132" w:themeColor="accent2"/>
-        </w:rPr>
-        <w:t>(AT</w:t>
-      </w:r>
-      <w:r>
-        <w:rPr>
-          <w:rFonts w:ascii="Times New Roman" w:hAnsi="Times New Roman" w:cs="Times New Roman"/>
-          <w:color w:val="E97132" w:themeColor="accent2"/>
-        </w:rPr>
-        <w:t>T</w:t>
-      </w:r>
-      <w:r>
-        <w:rPr>
-          <w:rFonts w:ascii="Times New Roman" w:hAnsi="Times New Roman" w:cs="Times New Roman"/>
-          <w:color w:val="E97132" w:themeColor="accent2"/>
-        </w:rPr>
-        <w:t>)</w:t>
+        <w:t>Calculating Average Treatment Effect on the Treated (ATT)</w:t>
       </w:r>
     </w:p>
     <w:p>
@@ -1099,17 +1008,7 @@
             <w:rFonts w:ascii="Cambria Math" w:hAnsi="Cambria Math" w:cs="Times New Roman"/>
             <w:color w:val="E97132" w:themeColor="accent2"/>
           </w:rPr>
-          <m:t>AT</m:t>
-        </m:r>
-        <m:r>
-          <m:rPr>
-            <m:sty m:val="p"/>
-          </m:rPr>
-          <w:rPr>
-            <w:rFonts w:ascii="Cambria Math" w:hAnsi="Cambria Math" w:cs="Times New Roman"/>
-            <w:color w:val="E97132" w:themeColor="accent2"/>
-          </w:rPr>
-          <m:t>T</m:t>
+          <m:t>ATT</m:t>
         </m:r>
         <m:r>
           <w:rPr>
@@ -1235,17 +1134,7 @@
             <w:rFonts w:ascii="Cambria Math" w:hAnsi="Cambria Math" w:cs="Times New Roman"/>
             <w:color w:val="E97132" w:themeColor="accent2"/>
           </w:rPr>
-          <m:t>AT</m:t>
-        </m:r>
-        <m:r>
-          <m:rPr>
-            <m:sty m:val="p"/>
-          </m:rPr>
-          <w:rPr>
-            <w:rFonts w:ascii="Cambria Math" w:hAnsi="Cambria Math" w:cs="Times New Roman"/>
-            <w:color w:val="E97132" w:themeColor="accent2"/>
-          </w:rPr>
-          <m:t>T</m:t>
+          <m:t>ATT</m:t>
         </m:r>
         <m:r>
           <w:rPr>
@@ -1336,21 +1225,7 @@
           <w:rFonts w:ascii="Times New Roman" w:hAnsi="Times New Roman" w:cs="Times New Roman"/>
           <w:color w:val="E97132" w:themeColor="accent2"/>
         </w:rPr>
-        <w:t>The AT</w:t>
-      </w:r>
-      <w:r>
-        <w:rPr>
-          <w:rFonts w:ascii="Times New Roman" w:hAnsi="Times New Roman" w:cs="Times New Roman"/>
-          <w:color w:val="E97132" w:themeColor="accent2"/>
-        </w:rPr>
-        <w:t>T</w:t>
-      </w:r>
-      <w:r>
-        <w:rPr>
-          <w:rFonts w:ascii="Times New Roman" w:hAnsi="Times New Roman" w:cs="Times New Roman"/>
-          <w:color w:val="E97132" w:themeColor="accent2"/>
-        </w:rPr>
-        <w:t xml:space="preserve"> is </w:t>
+        <w:t xml:space="preserve">The ATT is </w:t>
       </w:r>
       <m:oMath>
         <m:r>
@@ -1368,17 +1243,7 @@
             <w:rFonts w:ascii="Cambria Math" w:hAnsi="Cambria Math" w:cs="Times New Roman"/>
             <w:color w:val="E97132" w:themeColor="accent2"/>
           </w:rPr>
-          <m:t>/day</m:t>
-        </m:r>
-        <m:r>
-          <m:rPr>
-            <m:sty m:val="p"/>
-          </m:rPr>
-          <w:rPr>
-            <w:rFonts w:ascii="Cambria Math" w:hAnsi="Cambria Math" w:cs="Times New Roman"/>
-            <w:color w:val="E97132" w:themeColor="accent2"/>
-          </w:rPr>
-          <m:t xml:space="preserve"> </m:t>
+          <m:t xml:space="preserve">/day </m:t>
         </m:r>
       </m:oMath>
       <w:r>
@@ -1395,15 +1260,7 @@
           <w:iCs/>
           <w:color w:val="E97132" w:themeColor="accent2"/>
         </w:rPr>
-        <w:t xml:space="preserve"> </w:t>
-      </w:r>
-      <w:r>
-        <w:rPr>
-          <w:rFonts w:ascii="Times New Roman" w:hAnsi="Times New Roman" w:cs="Times New Roman"/>
-          <w:iCs/>
-          <w:color w:val="E97132" w:themeColor="accent2"/>
-        </w:rPr>
-        <w:t>random assignment ensures that the treatment group (</w:t>
+        <w:t xml:space="preserve"> random assignment ensures that the treatment group (</w:t>
       </w:r>
       <m:oMath>
         <m:r>
@@ -1521,17 +1378,8 @@
           <w:rFonts w:ascii="Times New Roman" w:hAnsi="Times New Roman" w:cs="Times New Roman"/>
           <w:u w:val="single"/>
         </w:rPr>
-        <w:t xml:space="preserve">only half of the people assigned to the treatment group </w:t>
-      </w:r>
-      <w:proofErr w:type="gramStart"/>
-      <w:r>
-        <w:rPr>
-          <w:rFonts w:ascii="Times New Roman" w:hAnsi="Times New Roman" w:cs="Times New Roman"/>
-          <w:u w:val="single"/>
-        </w:rPr>
-        <w:t>participate</w:t>
-      </w:r>
-      <w:proofErr w:type="gramEnd"/>
+        <w:t>only half of the people assigned to the treatment group participate</w:t>
+      </w:r>
       <w:r>
         <w:rPr>
           <w:rFonts w:ascii="Times New Roman" w:hAnsi="Times New Roman" w:cs="Times New Roman"/>
@@ -1738,21 +1586,7 @@
                 <w:rFonts w:ascii="Cambria Math" w:hAnsi="Cambria Math" w:cs="Times New Roman"/>
                 <w:color w:val="E97132" w:themeColor="accent2"/>
               </w:rPr>
-              <m:t>|</m:t>
-            </m:r>
-            <m:r>
-              <w:rPr>
-                <w:rFonts w:ascii="Cambria Math" w:hAnsi="Cambria Math" w:cs="Times New Roman"/>
-                <w:color w:val="E97132" w:themeColor="accent2"/>
-              </w:rPr>
-              <m:t>P</m:t>
-            </m:r>
-            <m:r>
-              <w:rPr>
-                <w:rFonts w:ascii="Cambria Math" w:hAnsi="Cambria Math" w:cs="Times New Roman"/>
-                <w:color w:val="E97132" w:themeColor="accent2"/>
-              </w:rPr>
-              <m:t>=1</m:t>
+              <m:t>|P=1</m:t>
             </m:r>
           </m:e>
         </m:d>
@@ -1996,21 +1830,7 @@
                 <w:rFonts w:ascii="Cambria Math" w:hAnsi="Cambria Math" w:cs="Times New Roman"/>
                 <w:color w:val="E97132" w:themeColor="accent2"/>
               </w:rPr>
-              <m:t>×</m:t>
-            </m:r>
-            <m:r>
-              <w:rPr>
-                <w:rFonts w:ascii="Cambria Math" w:hAnsi="Cambria Math" w:cs="Times New Roman"/>
-                <w:color w:val="E97132" w:themeColor="accent2"/>
-              </w:rPr>
-              <m:t>$</m:t>
-            </m:r>
-            <m:r>
-              <w:rPr>
-                <w:rFonts w:ascii="Cambria Math" w:hAnsi="Cambria Math" w:cs="Times New Roman"/>
-                <w:color w:val="E97132" w:themeColor="accent2"/>
-              </w:rPr>
-              <m:t>40</m:t>
+              <m:t>×$40</m:t>
             </m:r>
             <m:ctrlPr>
               <w:rPr>
@@ -2027,35 +1847,7 @@
             <w:rFonts w:ascii="Cambria Math" w:hAnsi="Cambria Math" w:cs="Times New Roman"/>
             <w:color w:val="E97132" w:themeColor="accent2"/>
           </w:rPr>
-          <m:t>+(</m:t>
-        </m:r>
-        <m:r>
-          <w:rPr>
-            <w:rFonts w:ascii="Cambria Math" w:hAnsi="Cambria Math" w:cs="Times New Roman"/>
-            <w:color w:val="E97132" w:themeColor="accent2"/>
-          </w:rPr>
-          <m:t>.25</m:t>
-        </m:r>
-        <m:r>
-          <w:rPr>
-            <w:rFonts w:ascii="Cambria Math" w:hAnsi="Cambria Math" w:cs="Times New Roman"/>
-            <w:color w:val="E97132" w:themeColor="accent2"/>
-          </w:rPr>
-          <m:t>×</m:t>
-        </m:r>
-        <m:r>
-          <w:rPr>
-            <w:rFonts w:ascii="Cambria Math" w:hAnsi="Cambria Math" w:cs="Times New Roman"/>
-            <w:color w:val="E97132" w:themeColor="accent2"/>
-          </w:rPr>
-          <m:t>$</m:t>
-        </m:r>
-        <m:r>
-          <w:rPr>
-            <w:rFonts w:ascii="Cambria Math" w:hAnsi="Cambria Math" w:cs="Times New Roman"/>
-            <w:color w:val="E97132" w:themeColor="accent2"/>
-          </w:rPr>
-          <m:t>20)</m:t>
+          <m:t>+(.25×$20)</m:t>
         </m:r>
       </m:oMath>
       <w:r>
@@ -2152,14 +1944,7 @@
             <w:rFonts w:ascii="Cambria Math" w:hAnsi="Cambria Math" w:cs="Times New Roman"/>
             <w:color w:val="E97132" w:themeColor="accent2"/>
           </w:rPr>
-          <m:t>$3</m:t>
-        </m:r>
-        <m:r>
-          <w:rPr>
-            <w:rFonts w:ascii="Cambria Math" w:hAnsi="Cambria Math" w:cs="Times New Roman"/>
-            <w:color w:val="E97132" w:themeColor="accent2"/>
-          </w:rPr>
-          <m:t>5</m:t>
+          <m:t>$35</m:t>
         </m:r>
         <m:r>
           <m:rPr>
@@ -2730,6 +2515,7 @@
       <w:pPr>
         <w:rPr>
           <w:rFonts w:ascii="Times New Roman" w:hAnsi="Times New Roman" w:cs="Times New Roman"/>
+          <w:color w:val="E97132" w:themeColor="accent2"/>
         </w:rPr>
       </w:pPr>
       <m:oMathPara>
@@ -2740,313 +2526,843 @@
             </m:rPr>
             <w:rPr>
               <w:rFonts w:ascii="Cambria Math" w:hAnsi="Cambria Math" w:cs="Times New Roman"/>
+              <w:color w:val="E97132" w:themeColor="accent2"/>
             </w:rPr>
             <m:t>n</m:t>
           </m:r>
           <m:r>
             <w:rPr>
               <w:rFonts w:ascii="Cambria Math" w:hAnsi="Cambria Math" w:cs="Times New Roman"/>
+              <w:color w:val="E97132" w:themeColor="accent2"/>
             </w:rPr>
-            <m:t> = \</m:t>
+            <m:t> = </m:t>
           </m:r>
-          <m:r>
-            <m:rPr>
-              <m:sty m:val="p"/>
-            </m:rPr>
-            <w:rPr>
-              <w:rFonts w:ascii="Cambria Math" w:hAnsi="Cambria Math" w:cs="Times New Roman"/>
-            </w:rPr>
-            <m:t>frac</m:t>
-          </m:r>
-          <m:sSup>
-            <m:sSupPr>
+          <m:f>
+            <m:fPr>
               <m:ctrlPr>
                 <w:rPr>
                   <w:rFonts w:ascii="Cambria Math" w:hAnsi="Cambria Math" w:cs="Times New Roman"/>
                   <w:i/>
+                  <w:color w:val="E97132" w:themeColor="accent2"/>
                 </w:rPr>
               </m:ctrlPr>
-            </m:sSupPr>
-            <m:e>
+            </m:fPr>
+            <m:num>
+              <m:sSup>
+                <m:sSupPr>
+                  <m:ctrlPr>
+                    <w:rPr>
+                      <w:rFonts w:ascii="Cambria Math" w:hAnsi="Cambria Math" w:cs="Times New Roman"/>
+                      <w:i/>
+                      <w:color w:val="E97132" w:themeColor="accent2"/>
+                    </w:rPr>
+                  </m:ctrlPr>
+                </m:sSupPr>
+                <m:e>
+                  <m:d>
+                    <m:dPr>
+                      <m:ctrlPr>
+                        <w:rPr>
+                          <w:rFonts w:ascii="Cambria Math" w:hAnsi="Cambria Math" w:cs="Times New Roman"/>
+                          <w:i/>
+                          <w:color w:val="E97132" w:themeColor="accent2"/>
+                        </w:rPr>
+                      </m:ctrlPr>
+                    </m:dPr>
+                    <m:e>
+                      <m:sSub>
+                        <m:sSubPr>
+                          <m:ctrlPr>
+                            <w:rPr>
+                              <w:rFonts w:ascii="Cambria Math" w:hAnsi="Cambria Math" w:cs="Times New Roman"/>
+                              <w:i/>
+                              <w:color w:val="E97132" w:themeColor="accent2"/>
+                            </w:rPr>
+                          </m:ctrlPr>
+                        </m:sSubPr>
+                        <m:e>
+                          <m:r>
+                            <w:rPr>
+                              <w:rFonts w:ascii="Cambria Math" w:hAnsi="Cambria Math" w:cs="Times New Roman"/>
+                              <w:color w:val="E97132" w:themeColor="accent2"/>
+                            </w:rPr>
+                            <m:t>t</m:t>
+                          </m:r>
+                        </m:e>
+                        <m:sub>
+                          <m:r>
+                            <w:rPr>
+                              <w:rFonts w:ascii="Cambria Math" w:hAnsi="Cambria Math" w:cs="Times New Roman"/>
+                              <w:color w:val="E97132" w:themeColor="accent2"/>
+                            </w:rPr>
+                            <m:t>1-</m:t>
+                          </m:r>
+                          <m:f>
+                            <m:fPr>
+                              <m:ctrlPr>
+                                <w:rPr>
+                                  <w:rFonts w:ascii="Cambria Math" w:hAnsi="Cambria Math" w:cs="Times New Roman"/>
+                                  <w:i/>
+                                  <w:color w:val="E97132" w:themeColor="accent2"/>
+                                </w:rPr>
+                              </m:ctrlPr>
+                            </m:fPr>
+                            <m:num>
+                              <m:r>
+                                <w:rPr>
+                                  <w:rFonts w:ascii="Cambria Math" w:hAnsi="Cambria Math" w:cs="Times New Roman"/>
+                                  <w:color w:val="E97132" w:themeColor="accent2"/>
+                                </w:rPr>
+                                <m:t>a</m:t>
+                              </m:r>
+                            </m:num>
+                            <m:den>
+                              <m:r>
+                                <w:rPr>
+                                  <w:rFonts w:ascii="Cambria Math" w:hAnsi="Cambria Math" w:cs="Times New Roman"/>
+                                  <w:color w:val="E97132" w:themeColor="accent2"/>
+                                </w:rPr>
+                                <m:t>2</m:t>
+                              </m:r>
+                            </m:den>
+                          </m:f>
+                        </m:sub>
+                      </m:sSub>
+                      <m:r>
+                        <w:rPr>
+                          <w:rFonts w:ascii="Cambria Math" w:hAnsi="Cambria Math" w:cs="Times New Roman"/>
+                          <w:color w:val="E97132" w:themeColor="accent2"/>
+                        </w:rPr>
+                        <m:t>+</m:t>
+                      </m:r>
+                      <m:sSub>
+                        <m:sSubPr>
+                          <m:ctrlPr>
+                            <w:rPr>
+                              <w:rFonts w:ascii="Cambria Math" w:hAnsi="Cambria Math" w:cs="Times New Roman"/>
+                              <w:i/>
+                              <w:color w:val="E97132" w:themeColor="accent2"/>
+                            </w:rPr>
+                          </m:ctrlPr>
+                        </m:sSubPr>
+                        <m:e>
+                          <m:r>
+                            <w:rPr>
+                              <w:rFonts w:ascii="Cambria Math" w:hAnsi="Cambria Math" w:cs="Times New Roman"/>
+                              <w:color w:val="E97132" w:themeColor="accent2"/>
+                            </w:rPr>
+                            <m:t>t</m:t>
+                          </m:r>
+                        </m:e>
+                        <m:sub>
+                          <m:r>
+                            <w:rPr>
+                              <w:rFonts w:ascii="Cambria Math" w:hAnsi="Cambria Math" w:cs="Times New Roman"/>
+                              <w:color w:val="E97132" w:themeColor="accent2"/>
+                            </w:rPr>
+                            <m:t>k</m:t>
+                          </m:r>
+                        </m:sub>
+                      </m:sSub>
+                    </m:e>
+                  </m:d>
+                </m:e>
+                <m:sup>
+                  <m:r>
+                    <w:rPr>
+                      <w:rFonts w:ascii="Cambria Math" w:hAnsi="Cambria Math" w:cs="Times New Roman"/>
+                      <w:color w:val="E97132" w:themeColor="accent2"/>
+                    </w:rPr>
+                    <m:t>2</m:t>
+                  </m:r>
+                </m:sup>
+              </m:sSup>
+              <m:sSup>
+                <m:sSupPr>
+                  <m:ctrlPr>
+                    <w:rPr>
+                      <w:rFonts w:ascii="Cambria Math" w:hAnsi="Cambria Math" w:cs="Times New Roman"/>
+                      <w:i/>
+                      <w:color w:val="E97132" w:themeColor="accent2"/>
+                    </w:rPr>
+                  </m:ctrlPr>
+                </m:sSupPr>
+                <m:e>
+                  <m:r>
+                    <w:rPr>
+                      <w:rFonts w:ascii="Cambria Math" w:hAnsi="Cambria Math" w:cs="Times New Roman"/>
+                      <w:color w:val="E97132" w:themeColor="accent2"/>
+                    </w:rPr>
+                    <m:t>σ</m:t>
+                  </m:r>
+                </m:e>
+                <m:sup>
+                  <m:r>
+                    <w:rPr>
+                      <w:rFonts w:ascii="Cambria Math" w:hAnsi="Cambria Math" w:cs="Times New Roman"/>
+                      <w:color w:val="E97132" w:themeColor="accent2"/>
+                    </w:rPr>
+                    <m:t>2</m:t>
+                  </m:r>
+                </m:sup>
+              </m:sSup>
               <m:d>
                 <m:dPr>
                   <m:ctrlPr>
                     <w:rPr>
                       <w:rFonts w:ascii="Cambria Math" w:hAnsi="Cambria Math" w:cs="Times New Roman"/>
                       <w:i/>
+                      <w:color w:val="E97132" w:themeColor="accent2"/>
                     </w:rPr>
                   </m:ctrlPr>
                 </m:dPr>
                 <m:e>
-                  <m:sSub>
-                    <m:sSubPr>
+                  <m:f>
+                    <m:fPr>
                       <m:ctrlPr>
                         <w:rPr>
                           <w:rFonts w:ascii="Cambria Math" w:hAnsi="Cambria Math" w:cs="Times New Roman"/>
                           <w:i/>
+                          <w:color w:val="E97132" w:themeColor="accent2"/>
                         </w:rPr>
                       </m:ctrlPr>
-                    </m:sSubPr>
-                    <m:e>
-                      <m:r>
-                        <m:rPr>
-                          <m:sty m:val="p"/>
-                        </m:rPr>
-                        <w:rPr>
-                          <w:rFonts w:ascii="Cambria Math" w:hAnsi="Cambria Math" w:cs="Times New Roman"/>
-                        </w:rPr>
-                        <m:t>t</m:t>
-                      </m:r>
-                    </m:e>
-                    <m:sub>
+                    </m:fPr>
+                    <m:num>
                       <m:r>
                         <w:rPr>
                           <w:rFonts w:ascii="Cambria Math" w:hAnsi="Cambria Math" w:cs="Times New Roman"/>
+                          <w:color w:val="E97132" w:themeColor="accent2"/>
                         </w:rPr>
-                        <m:t>1-</m:t>
+                        <m:t>1</m:t>
                       </m:r>
+                    </m:num>
+                    <m:den>
                       <m:r>
                         <w:rPr>
                           <w:rFonts w:ascii="Cambria Math" w:hAnsi="Cambria Math" w:cs="Times New Roman"/>
+                          <w:color w:val="E97132" w:themeColor="accent2"/>
                         </w:rPr>
-                        <m:t>α</m:t>
+                        <m:t>p</m:t>
                       </m:r>
-                      <m:r>
-                        <m:rPr>
-                          <m:lit/>
-                        </m:rPr>
-                        <w:rPr>
-                          <w:rFonts w:ascii="Cambria Math" w:hAnsi="Cambria Math" w:cs="Times New Roman"/>
-                        </w:rPr>
-                        <m:t>/</m:t>
-                      </m:r>
-                      <m:r>
-                        <w:rPr>
-                          <w:rFonts w:ascii="Cambria Math" w:hAnsi="Cambria Math" w:cs="Times New Roman"/>
-                        </w:rPr>
-                        <m:t>2</m:t>
-                      </m:r>
-                    </m:sub>
-                  </m:sSub>
+                    </m:den>
+                  </m:f>
                   <m:r>
                     <w:rPr>
                       <w:rFonts w:ascii="Cambria Math" w:hAnsi="Cambria Math" w:cs="Times New Roman"/>
+                      <w:color w:val="E97132" w:themeColor="accent2"/>
                     </w:rPr>
-                    <m:t> + </m:t>
+                    <m:t>+</m:t>
                   </m:r>
-                  <m:sSub>
-                    <m:sSubPr>
+                  <m:f>
+                    <m:fPr>
                       <m:ctrlPr>
                         <w:rPr>
                           <w:rFonts w:ascii="Cambria Math" w:hAnsi="Cambria Math" w:cs="Times New Roman"/>
                           <w:i/>
+                          <w:color w:val="E97132" w:themeColor="accent2"/>
                         </w:rPr>
                       </m:ctrlPr>
-                    </m:sSubPr>
-                    <m:e>
-                      <m:r>
-                        <m:rPr>
-                          <m:sty m:val="p"/>
-                        </m:rPr>
-                        <w:rPr>
-                          <w:rFonts w:ascii="Cambria Math" w:hAnsi="Cambria Math" w:cs="Times New Roman"/>
-                        </w:rPr>
-                        <m:t>t</m:t>
-                      </m:r>
-                    </m:e>
-                    <m:sub>
+                    </m:fPr>
+                    <m:num>
                       <m:r>
                         <w:rPr>
                           <w:rFonts w:ascii="Cambria Math" w:hAnsi="Cambria Math" w:cs="Times New Roman"/>
+                          <w:color w:val="E97132" w:themeColor="accent2"/>
                         </w:rPr>
-                        <m:t>κ</m:t>
+                        <m:t>1</m:t>
                       </m:r>
-                    </m:sub>
-                  </m:sSub>
+                    </m:num>
+                    <m:den>
+                      <m:r>
+                        <w:rPr>
+                          <w:rFonts w:ascii="Cambria Math" w:hAnsi="Cambria Math" w:cs="Times New Roman"/>
+                          <w:color w:val="E97132" w:themeColor="accent2"/>
+                        </w:rPr>
+                        <m:t>1-p</m:t>
+                      </m:r>
+                    </m:den>
+                  </m:f>
                 </m:e>
               </m:d>
-            </m:e>
-            <m:sup>
+            </m:num>
+            <m:den>
               <m:r>
                 <w:rPr>
                   <w:rFonts w:ascii="Cambria Math" w:hAnsi="Cambria Math" w:cs="Times New Roman"/>
+                  <w:color w:val="E97132" w:themeColor="accent2"/>
                 </w:rPr>
-                <m:t>2</m:t>
+                <m:t>MD</m:t>
               </m:r>
-            </m:sup>
-          </m:sSup>
+              <m:sSup>
+                <m:sSupPr>
+                  <m:ctrlPr>
+                    <w:rPr>
+                      <w:rFonts w:ascii="Cambria Math" w:hAnsi="Cambria Math" w:cs="Times New Roman"/>
+                      <w:i/>
+                      <w:color w:val="E97132" w:themeColor="accent2"/>
+                    </w:rPr>
+                  </m:ctrlPr>
+                </m:sSupPr>
+                <m:e>
+                  <m:r>
+                    <w:rPr>
+                      <w:rFonts w:ascii="Cambria Math" w:hAnsi="Cambria Math" w:cs="Times New Roman"/>
+                      <w:color w:val="E97132" w:themeColor="accent2"/>
+                    </w:rPr>
+                    <m:t>E</m:t>
+                  </m:r>
+                </m:e>
+                <m:sup>
+                  <m:r>
+                    <w:rPr>
+                      <w:rFonts w:ascii="Cambria Math" w:hAnsi="Cambria Math" w:cs="Times New Roman"/>
+                      <w:color w:val="E97132" w:themeColor="accent2"/>
+                    </w:rPr>
+                    <m:t>2</m:t>
+                  </m:r>
+                </m:sup>
+              </m:sSup>
+            </m:den>
+          </m:f>
+        </m:oMath>
+      </m:oMathPara>
+    </w:p>
+    <w:p>
+      <w:pPr>
+        <w:numPr>
+          <w:ilvl w:val="0"/>
+          <w:numId w:val="2"/>
+        </w:numPr>
+        <w:rPr>
+          <w:rFonts w:ascii="Cambria Math" w:hAnsi="Cambria Math"/>
+          <w:i/>
+          <w:color w:val="E97132" w:themeColor="accent2"/>
+        </w:rPr>
+      </w:pPr>
+      <m:oMath>
+        <m:sSub>
+          <m:sSubPr>
+            <m:ctrlPr>
+              <w:rPr>
+                <w:rFonts w:ascii="Cambria Math" w:hAnsi="Cambria Math"/>
+                <w:i/>
+                <w:color w:val="E97132" w:themeColor="accent2"/>
+              </w:rPr>
+            </m:ctrlPr>
+          </m:sSubPr>
+          <m:e>
+            <m:r>
+              <w:rPr>
+                <w:rFonts w:ascii="Cambria Math" w:hAnsi="Cambria Math"/>
+                <w:color w:val="E97132" w:themeColor="accent2"/>
+              </w:rPr>
+              <m:t>(t</m:t>
+            </m:r>
+          </m:e>
+          <m:sub>
+            <m:r>
+              <w:rPr>
+                <w:rFonts w:ascii="Cambria Math" w:hAnsi="Cambria Math"/>
+                <w:color w:val="E97132" w:themeColor="accent2"/>
+              </w:rPr>
+              <m:t>1-α/2</m:t>
+            </m:r>
+          </m:sub>
+        </m:sSub>
+        <m:r>
+          <w:rPr>
+            <w:rFonts w:ascii="Cambria Math" w:hAnsi="Cambria Math"/>
+            <w:color w:val="E97132" w:themeColor="accent2"/>
+          </w:rPr>
+          <m:t>+</m:t>
+        </m:r>
+        <m:sSub>
+          <m:sSubPr>
+            <m:ctrlPr>
+              <w:rPr>
+                <w:rFonts w:ascii="Cambria Math" w:hAnsi="Cambria Math"/>
+                <w:i/>
+                <w:color w:val="E97132" w:themeColor="accent2"/>
+              </w:rPr>
+            </m:ctrlPr>
+          </m:sSubPr>
+          <m:e>
+            <m:r>
+              <w:rPr>
+                <w:rFonts w:ascii="Cambria Math" w:hAnsi="Cambria Math"/>
+                <w:color w:val="E97132" w:themeColor="accent2"/>
+              </w:rPr>
+              <m:t>t</m:t>
+            </m:r>
+          </m:e>
+          <m:sub>
+            <m:r>
+              <w:rPr>
+                <w:rFonts w:ascii="Cambria Math" w:hAnsi="Cambria Math"/>
+                <w:color w:val="E97132" w:themeColor="accent2"/>
+              </w:rPr>
+              <m:t>κ</m:t>
+            </m:r>
+          </m:sub>
+        </m:sSub>
+        <m:r>
+          <w:rPr>
+            <w:rFonts w:ascii="Cambria Math" w:hAnsi="Cambria Math"/>
+            <w:color w:val="E97132" w:themeColor="accent2"/>
+          </w:rPr>
+          <m:t>)=1.96+1.28=3.24</m:t>
+        </m:r>
+      </m:oMath>
+    </w:p>
+    <w:p>
+      <w:pPr>
+        <w:numPr>
+          <w:ilvl w:val="0"/>
+          <w:numId w:val="2"/>
+        </w:numPr>
+        <w:rPr>
+          <w:rFonts w:ascii="Cambria Math" w:hAnsi="Cambria Math" w:cs="Times New Roman"/>
+          <w:i/>
+          <w:color w:val="E97132" w:themeColor="accent2"/>
+        </w:rPr>
+      </w:pPr>
+      <m:oMath>
+        <m:d>
+          <m:dPr>
+            <m:sepChr m:val="="/>
+            <m:endChr m:val=""/>
+            <m:ctrlPr>
+              <w:rPr>
+                <w:rFonts w:ascii="Cambria Math" w:hAnsi="Cambria Math" w:cs="Times New Roman"/>
+                <w:i/>
+                <w:color w:val="E97132" w:themeColor="accent2"/>
+              </w:rPr>
+            </m:ctrlPr>
+          </m:dPr>
+          <m:e>
+            <m:r>
+              <w:rPr>
+                <w:rFonts w:ascii="Cambria Math" w:hAnsi="Cambria Math" w:cs="Times New Roman"/>
+                <w:color w:val="E97132" w:themeColor="accent2"/>
+              </w:rPr>
+              <m:t>3.24</m:t>
+            </m:r>
+            <m:sSup>
+              <m:sSupPr>
+                <m:ctrlPr>
+                  <w:rPr>
+                    <w:rFonts w:ascii="Cambria Math" w:hAnsi="Cambria Math" w:cs="Times New Roman"/>
+                    <w:i/>
+                    <w:color w:val="E97132" w:themeColor="accent2"/>
+                  </w:rPr>
+                </m:ctrlPr>
+              </m:sSupPr>
+              <m:e>
+                <m:r>
+                  <w:rPr>
+                    <w:rFonts w:ascii="Cambria Math" w:hAnsi="Cambria Math" w:cs="Times New Roman"/>
+                    <w:color w:val="E97132" w:themeColor="accent2"/>
+                  </w:rPr>
+                  <m:t>)</m:t>
+                </m:r>
+              </m:e>
+              <m:sup>
+                <m:r>
+                  <w:rPr>
+                    <w:rFonts w:ascii="Cambria Math" w:hAnsi="Cambria Math" w:cs="Times New Roman"/>
+                    <w:color w:val="E97132" w:themeColor="accent2"/>
+                  </w:rPr>
+                  <m:t>2</m:t>
+                </m:r>
+              </m:sup>
+            </m:sSup>
+          </m:e>
+          <m:e>
+            <m:r>
+              <w:rPr>
+                <w:rFonts w:ascii="Cambria Math" w:hAnsi="Cambria Math" w:cs="Times New Roman"/>
+                <w:color w:val="E97132" w:themeColor="accent2"/>
+              </w:rPr>
+              <m:t>10.4976</m:t>
+            </m:r>
+          </m:e>
+        </m:d>
+      </m:oMath>
+    </w:p>
+    <w:p>
+      <w:pPr>
+        <w:numPr>
+          <w:ilvl w:val="0"/>
+          <w:numId w:val="2"/>
+        </w:numPr>
+        <w:rPr>
+          <w:rFonts w:ascii="Cambria Math" w:hAnsi="Cambria Math" w:cs="Times New Roman"/>
+          <w:i/>
+          <w:color w:val="E97132" w:themeColor="accent2"/>
+        </w:rPr>
+      </w:pPr>
+      <m:oMath>
+        <m:r>
+          <w:rPr>
+            <w:rFonts w:ascii="Cambria Math" w:hAnsi="Cambria Math" w:cs="Times New Roman"/>
+            <w:color w:val="E97132" w:themeColor="accent2"/>
+          </w:rPr>
+          <m:t>10.4976⋅36⋅4.1667≈1574.64</m:t>
+        </m:r>
+      </m:oMath>
+    </w:p>
+    <w:p>
+      <w:pPr>
+        <w:numPr>
+          <w:ilvl w:val="0"/>
+          <w:numId w:val="2"/>
+        </w:numPr>
+        <w:rPr>
+          <w:rFonts w:ascii="Cambria Math" w:hAnsi="Cambria Math" w:cs="Times New Roman"/>
+          <w:i/>
+          <w:color w:val="E97132" w:themeColor="accent2"/>
+        </w:rPr>
+      </w:pPr>
+      <w:r>
+        <w:rPr>
+          <w:rFonts w:ascii="Cambria Math" w:hAnsi="Cambria Math" w:cs="Times New Roman"/>
+          <w:iCs/>
+          <w:color w:val="E97132" w:themeColor="accent2"/>
+        </w:rPr>
+        <w:t>Divide by</w:t>
+      </w:r>
+      <w:r>
+        <w:rPr>
+          <w:rFonts w:ascii="Cambria Math" w:hAnsi="Cambria Math" w:cs="Times New Roman"/>
+          <w:i/>
+          <w:color w:val="E97132" w:themeColor="accent2"/>
+        </w:rPr>
+        <w:t xml:space="preserve"> </w:t>
+      </w:r>
+      <m:oMath>
+        <m:r>
+          <w:rPr>
+            <w:rFonts w:ascii="Cambria Math" w:hAnsi="Cambria Math" w:cs="Times New Roman"/>
+            <w:color w:val="E97132" w:themeColor="accent2"/>
+          </w:rPr>
+          <m:t>MD</m:t>
+        </m:r>
+        <m:sSup>
+          <m:sSupPr>
+            <m:ctrlPr>
+              <w:rPr>
+                <w:rFonts w:ascii="Cambria Math" w:hAnsi="Cambria Math" w:cs="Times New Roman"/>
+                <w:i/>
+                <w:color w:val="E97132" w:themeColor="accent2"/>
+              </w:rPr>
+            </m:ctrlPr>
+          </m:sSupPr>
+          <m:e>
+            <m:r>
+              <w:rPr>
+                <w:rFonts w:ascii="Cambria Math" w:hAnsi="Cambria Math" w:cs="Times New Roman"/>
+                <w:color w:val="E97132" w:themeColor="accent2"/>
+              </w:rPr>
+              <m:t>E</m:t>
+            </m:r>
+          </m:e>
+          <m:sup>
+            <m:r>
+              <w:rPr>
+                <w:rFonts w:ascii="Cambria Math" w:hAnsi="Cambria Math" w:cs="Times New Roman"/>
+                <w:color w:val="E97132" w:themeColor="accent2"/>
+              </w:rPr>
+              <m:t>2</m:t>
+            </m:r>
+          </m:sup>
+        </m:sSup>
+        <m:r>
+          <w:rPr>
+            <w:rFonts w:ascii="Cambria Math" w:hAnsi="Cambria Math" w:cs="Times New Roman"/>
+            <w:color w:val="E97132" w:themeColor="accent2"/>
+          </w:rPr>
+          <m:t>=</m:t>
+        </m:r>
+        <m:sSup>
+          <m:sSupPr>
+            <m:ctrlPr>
+              <w:rPr>
+                <w:rFonts w:ascii="Cambria Math" w:hAnsi="Cambria Math" w:cs="Times New Roman"/>
+                <w:i/>
+                <w:color w:val="E97132" w:themeColor="accent2"/>
+              </w:rPr>
+            </m:ctrlPr>
+          </m:sSupPr>
+          <m:e>
+            <m:r>
+              <w:rPr>
+                <w:rFonts w:ascii="Cambria Math" w:hAnsi="Cambria Math" w:cs="Times New Roman"/>
+                <w:color w:val="E97132" w:themeColor="accent2"/>
+              </w:rPr>
+              <m:t>2</m:t>
+            </m:r>
+          </m:e>
+          <m:sup>
+            <m:r>
+              <w:rPr>
+                <w:rFonts w:ascii="Cambria Math" w:hAnsi="Cambria Math" w:cs="Times New Roman"/>
+                <w:color w:val="E97132" w:themeColor="accent2"/>
+              </w:rPr>
+              <m:t>2</m:t>
+            </m:r>
+          </m:sup>
+        </m:sSup>
+        <m:r>
+          <w:rPr>
+            <w:rFonts w:ascii="Cambria Math" w:hAnsi="Cambria Math" w:cs="Times New Roman"/>
+            <w:color w:val="E97132" w:themeColor="accent2"/>
+          </w:rPr>
+          <m:t>=4</m:t>
+        </m:r>
+      </m:oMath>
+      <w:r>
+        <w:rPr>
+          <w:rFonts w:ascii="Cambria Math" w:hAnsi="Cambria Math" w:cs="Times New Roman"/>
+          <w:i/>
+          <w:color w:val="E97132" w:themeColor="accent2"/>
+        </w:rPr>
+        <w:t>:</w:t>
+      </w:r>
+    </w:p>
+    <w:p>
+      <w:pPr>
+        <w:rPr>
+          <w:rFonts w:ascii="Cambria Math" w:hAnsi="Cambria Math" w:cs="Times New Roman"/>
+          <w:i/>
+          <w:color w:val="E97132" w:themeColor="accent2"/>
+        </w:rPr>
+      </w:pPr>
+      <m:oMathPara>
+        <m:oMath>
           <m:r>
             <w:rPr>
               <w:rFonts w:ascii="Cambria Math" w:hAnsi="Cambria Math" w:cs="Times New Roman"/>
+              <w:color w:val="E97132" w:themeColor="accent2"/>
             </w:rPr>
-            <m:t> </m:t>
+            <m:t>n≈</m:t>
           </m:r>
-          <m:r>
-            <w:rPr>
-              <w:rFonts w:ascii="Cambria Math" w:hAnsi="Cambria Math" w:cs="Times New Roman"/>
-            </w:rPr>
-            <m:t>⋅</m:t>
-          </m:r>
-          <m:r>
-            <w:rPr>
-              <w:rFonts w:ascii="Cambria Math" w:hAnsi="Cambria Math" w:cs="Times New Roman"/>
-            </w:rPr>
-            <m:t> </m:t>
-          </m:r>
-          <m:sSup>
-            <m:sSupPr>
+          <m:f>
+            <m:fPr>
               <m:ctrlPr>
                 <w:rPr>
                   <w:rFonts w:ascii="Cambria Math" w:hAnsi="Cambria Math" w:cs="Times New Roman"/>
                   <w:i/>
+                  <w:color w:val="E97132" w:themeColor="accent2"/>
                 </w:rPr>
               </m:ctrlPr>
-            </m:sSupPr>
-            <m:e>
+            </m:fPr>
+            <m:num>
               <m:r>
                 <w:rPr>
                   <w:rFonts w:ascii="Cambria Math" w:hAnsi="Cambria Math" w:cs="Times New Roman"/>
+                  <w:color w:val="E97132" w:themeColor="accent2"/>
                 </w:rPr>
-                <m:t/>
+                <m:t>1574.64</m:t>
               </m:r>
-            </m:e>
-            <m:sup>
+            </m:num>
+            <m:den>
               <m:r>
                 <w:rPr>
                   <w:rFonts w:ascii="Cambria Math" w:hAnsi="Cambria Math" w:cs="Times New Roman"/>
+                  <w:color w:val="E97132" w:themeColor="accent2"/>
                 </w:rPr>
-                <m:t>2</m:t>
+                <m:t>4</m:t>
               </m:r>
-            </m:sup>
-          </m:sSup>
-          <m:r>
-            <m:rPr>
-              <m:sty m:val="p"/>
-            </m:rPr>
-            <w:rPr>
-              <w:rFonts w:ascii="Cambria Math" w:hAnsi="Cambria Math" w:cs="Times New Roman"/>
-            </w:rPr>
-            <m:t>MD</m:t>
-          </m:r>
-          <m:sSup>
-            <m:sSupPr>
-              <m:ctrlPr>
-                <w:rPr>
-                  <w:rFonts w:ascii="Cambria Math" w:hAnsi="Cambria Math" w:cs="Times New Roman"/>
-                  <w:i/>
-                </w:rPr>
-              </m:ctrlPr>
-            </m:sSupPr>
-            <m:e>
-              <m:r>
-                <m:rPr>
-                  <m:sty m:val="p"/>
-                </m:rPr>
-                <w:rPr>
-                  <w:rFonts w:ascii="Cambria Math" w:hAnsi="Cambria Math" w:cs="Times New Roman"/>
-                </w:rPr>
-                <m:t>E</m:t>
-              </m:r>
-              <m:ctrlPr>
-                <w:rPr>
-                  <w:rFonts w:ascii="Cambria Math" w:hAnsi="Cambria Math" w:cs="Times New Roman"/>
-                </w:rPr>
-              </m:ctrlPr>
-            </m:e>
-            <m:sup>
-              <m:r>
-                <w:rPr>
-                  <w:rFonts w:ascii="Cambria Math" w:hAnsi="Cambria Math" w:cs="Times New Roman"/>
-                </w:rPr>
-                <m:t>2</m:t>
-              </m:r>
-            </m:sup>
-          </m:sSup>
+            </m:den>
+          </m:f>
           <m:r>
             <w:rPr>
               <w:rFonts w:ascii="Cambria Math" w:hAnsi="Cambria Math" w:cs="Times New Roman"/>
+              <w:color w:val="E97132" w:themeColor="accent2"/>
             </w:rPr>
-            <m:t> </m:t>
+            <m:t>=393.66=394</m:t>
           </m:r>
-          <m:r>
-            <w:rPr>
-              <w:rFonts w:ascii="Cambria Math" w:hAnsi="Cambria Math" w:cs="Times New Roman"/>
-            </w:rPr>
-            <m:t>⋅</m:t>
-          </m:r>
-          <m:r>
-            <w:rPr>
-              <w:rFonts w:ascii="Cambria Math" w:hAnsi="Cambria Math" w:cs="Times New Roman"/>
-            </w:rPr>
-            <m:t> </m:t>
-          </m:r>
-          <m:r>
-            <m:rPr>
-              <m:sty m:val="p"/>
-            </m:rPr>
-            <w:rPr>
-              <w:rFonts w:ascii="Cambria Math" w:hAnsi="Cambria Math" w:cs="Times New Roman"/>
-            </w:rPr>
-            <m:t>P</m:t>
-          </m:r>
-          <m:d>
-            <m:dPr>
-              <m:ctrlPr>
-                <w:rPr>
-                  <w:rFonts w:ascii="Cambria Math" w:hAnsi="Cambria Math" w:cs="Times New Roman"/>
-                  <w:i/>
-                </w:rPr>
-              </m:ctrlPr>
-            </m:dPr>
-            <m:e>
-              <m:r>
-                <w:rPr>
-                  <w:rFonts w:ascii="Cambria Math" w:hAnsi="Cambria Math" w:cs="Times New Roman"/>
-                </w:rPr>
-                <m:t>1-</m:t>
-              </m:r>
-              <m:r>
-                <m:rPr>
-                  <m:sty m:val="p"/>
-                </m:rPr>
-                <w:rPr>
-                  <w:rFonts w:ascii="Cambria Math" w:hAnsi="Cambria Math" w:cs="Times New Roman"/>
-                </w:rPr>
-                <m:t>P</m:t>
-              </m:r>
-            </m:e>
-          </m:d>
         </m:oMath>
       </m:oMathPara>
     </w:p>
     <w:p>
       <w:pPr>
         <w:rPr>
-          <w:rFonts w:ascii="Times New Roman" w:hAnsi="Times New Roman" w:cs="Times New Roman"/>
-        </w:rPr>
-      </w:pPr>
-    </w:p>
-    <w:p>
-      <w:pPr>
-        <w:rPr>
-          <w:rFonts w:ascii="Times New Roman" w:hAnsi="Times New Roman" w:cs="Times New Roman"/>
-        </w:rPr>
-      </w:pPr>
-      <w:r>
-        <w:rPr>
-          <w:rFonts w:ascii="Times New Roman" w:hAnsi="Times New Roman" w:cs="Times New Roman"/>
-          <w:b/>
-          <w:bCs/>
-        </w:rPr>
-        <w:t xml:space="preserve">Question </w:t>
-      </w:r>
-      <w:r>
-        <w:rPr>
-          <w:rFonts w:ascii="Times New Roman" w:hAnsi="Times New Roman" w:cs="Times New Roman"/>
-          <w:b/>
-          <w:bCs/>
-        </w:rPr>
-        <w:t>3</w:t>
+          <w:rFonts w:ascii="Cambria Math" w:hAnsi="Cambria Math" w:cs="Times New Roman"/>
+          <w:i/>
+          <w:color w:val="E97132" w:themeColor="accent2"/>
+        </w:rPr>
+      </w:pPr>
+      <w:r>
+        <w:rPr>
+          <w:rFonts w:ascii="Cambria Math" w:hAnsi="Cambria Math" w:cs="Times New Roman"/>
+          <w:iCs/>
+          <w:color w:val="E97132" w:themeColor="accent2"/>
+        </w:rPr>
+        <w:t>Treatment</w:t>
+      </w:r>
+      <w:r>
+        <w:rPr>
+          <w:rFonts w:ascii="Cambria Math" w:hAnsi="Cambria Math" w:cs="Times New Roman"/>
+          <w:i/>
+          <w:color w:val="E97132" w:themeColor="accent2"/>
+        </w:rPr>
+        <w:t xml:space="preserve">: </w:t>
+      </w:r>
+      <m:oMath>
+        <m:sSub>
+          <m:sSubPr>
+            <m:ctrlPr>
+              <w:rPr>
+                <w:rFonts w:ascii="Cambria Math" w:hAnsi="Cambria Math" w:cs="Times New Roman"/>
+                <w:i/>
+                <w:color w:val="E97132" w:themeColor="accent2"/>
+              </w:rPr>
+            </m:ctrlPr>
+          </m:sSubPr>
+          <m:e>
+            <m:r>
+              <w:rPr>
+                <w:rFonts w:ascii="Cambria Math" w:hAnsi="Cambria Math" w:cs="Times New Roman"/>
+                <w:color w:val="E97132" w:themeColor="accent2"/>
+              </w:rPr>
+              <m:t>n</m:t>
+            </m:r>
+          </m:e>
+          <m:sub>
+            <m:r>
+              <w:rPr>
+                <w:rFonts w:ascii="Cambria Math" w:hAnsi="Cambria Math" w:cs="Times New Roman"/>
+                <w:color w:val="E97132" w:themeColor="accent2"/>
+              </w:rPr>
+              <m:t>T</m:t>
+            </m:r>
+          </m:sub>
+        </m:sSub>
+        <m:r>
+          <w:rPr>
+            <w:rFonts w:ascii="Cambria Math" w:hAnsi="Cambria Math" w:cs="Times New Roman"/>
+            <w:color w:val="E97132" w:themeColor="accent2"/>
+          </w:rPr>
+          <m:t>=0.4⋅394≈158</m:t>
+        </m:r>
+      </m:oMath>
+    </w:p>
+    <w:p>
+      <w:pPr>
+        <w:rPr>
+          <w:rFonts w:ascii="Cambria Math" w:hAnsi="Cambria Math" w:cs="Times New Roman"/>
+          <w:i/>
+          <w:color w:val="E97132" w:themeColor="accent2"/>
+        </w:rPr>
+      </w:pPr>
+      <w:r>
+        <w:rPr>
+          <w:rFonts w:ascii="Cambria Math" w:hAnsi="Cambria Math" w:cs="Times New Roman"/>
+          <w:iCs/>
+          <w:color w:val="E97132" w:themeColor="accent2"/>
+        </w:rPr>
+        <w:t>Control</w:t>
+      </w:r>
+      <w:r>
+        <w:rPr>
+          <w:rFonts w:ascii="Cambria Math" w:hAnsi="Cambria Math" w:cs="Times New Roman"/>
+          <w:i/>
+          <w:color w:val="E97132" w:themeColor="accent2"/>
+        </w:rPr>
+        <w:t xml:space="preserve">: </w:t>
+      </w:r>
+      <m:oMath>
+        <m:sSub>
+          <m:sSubPr>
+            <m:ctrlPr>
+              <w:rPr>
+                <w:rFonts w:ascii="Cambria Math" w:hAnsi="Cambria Math" w:cs="Times New Roman"/>
+                <w:i/>
+                <w:color w:val="E97132" w:themeColor="accent2"/>
+              </w:rPr>
+            </m:ctrlPr>
+          </m:sSubPr>
+          <m:e>
+            <m:r>
+              <w:rPr>
+                <w:rFonts w:ascii="Cambria Math" w:hAnsi="Cambria Math" w:cs="Times New Roman"/>
+                <w:color w:val="E97132" w:themeColor="accent2"/>
+              </w:rPr>
+              <m:t>n</m:t>
+            </m:r>
+          </m:e>
+          <m:sub>
+            <m:r>
+              <w:rPr>
+                <w:rFonts w:ascii="Cambria Math" w:hAnsi="Cambria Math" w:cs="Times New Roman"/>
+                <w:color w:val="E97132" w:themeColor="accent2"/>
+              </w:rPr>
+              <m:t>C</m:t>
+            </m:r>
+          </m:sub>
+        </m:sSub>
+        <m:r>
+          <w:rPr>
+            <w:rFonts w:ascii="Cambria Math" w:hAnsi="Cambria Math" w:cs="Times New Roman"/>
+            <w:color w:val="E97132" w:themeColor="accent2"/>
+          </w:rPr>
+          <m:t>=0.6⋅394≈236</m:t>
+        </m:r>
+      </m:oMath>
+    </w:p>
+    <w:p>
+      <w:pPr>
+        <w:rPr>
+          <w:rFonts w:ascii="Cambria Math" w:hAnsi="Cambria Math" w:cs="Times New Roman"/>
+          <w:iCs/>
+          <w:color w:val="E97132" w:themeColor="accent2"/>
+        </w:rPr>
+      </w:pPr>
+      <w:r>
+        <w:rPr>
+          <w:rFonts w:ascii="Cambria Math" w:hAnsi="Cambria Math" w:cs="Times New Roman"/>
+          <w:iCs/>
+          <w:color w:val="E97132" w:themeColor="accent2"/>
+        </w:rPr>
+        <w:t>The sample should include 394 households</w:t>
+      </w:r>
+      <w:r>
+        <w:rPr>
+          <w:rFonts w:ascii="Cambria Math" w:hAnsi="Cambria Math" w:cs="Times New Roman"/>
+          <w:iCs/>
+          <w:color w:val="E97132" w:themeColor="accent2"/>
+        </w:rPr>
+        <w:t>, 158 in the program and 236 not in the program.</w:t>
+      </w:r>
+    </w:p>
+    <w:p>
+      <w:pPr>
+        <w:rPr>
+          <w:rFonts w:ascii="Cambria Math" w:hAnsi="Cambria Math" w:cs="Times New Roman"/>
+          <w:i/>
+        </w:rPr>
+      </w:pPr>
+      <w:r>
+        <w:rPr>
+          <w:rFonts w:ascii="Cambria Math" w:hAnsi="Cambria Math" w:cs="Times New Roman"/>
+          <w:i/>
+        </w:rPr>
+        <w:br w:type="page"/>
+      </w:r>
+    </w:p>
+    <w:p>
+      <w:pPr>
+        <w:rPr>
+          <w:rFonts w:ascii="Times New Roman" w:hAnsi="Times New Roman" w:cs="Times New Roman"/>
+        </w:rPr>
+      </w:pPr>
+      <w:r>
+        <w:rPr>
+          <w:rStyle w:val="Heading3Char"/>
+        </w:rPr>
+        <w:lastRenderedPageBreak/>
+        <w:t>Question 3</w:t>
       </w:r>
       <w:r>
         <w:rPr>
@@ -3177,13 +3493,6 @@
           <w:rFonts w:ascii="Times New Roman" w:hAnsi="Times New Roman" w:cs="Times New Roman"/>
         </w:rPr>
       </w:pPr>
-    </w:p>
-    <w:p>
-      <w:pPr>
-        <w:rPr>
-          <w:rFonts w:ascii="Times New Roman" w:hAnsi="Times New Roman" w:cs="Times New Roman"/>
-        </w:rPr>
-      </w:pPr>
       <w:r>
         <w:rPr>
           <w:rFonts w:ascii="Times New Roman" w:hAnsi="Times New Roman" w:cs="Times New Roman"/>
@@ -3347,13 +3656,27 @@
         <w:rPr>
           <w:rFonts w:ascii="Times New Roman" w:hAnsi="Times New Roman" w:cs="Times New Roman"/>
         </w:rPr>
-        <w:t xml:space="preserve"> is: </w:t>
+        <w:t xml:space="preserve"> </w:t>
       </w:r>
       <w:proofErr w:type="gramStart"/>
       <w:r>
         <w:rPr>
           <w:rFonts w:ascii="Times New Roman" w:hAnsi="Times New Roman" w:cs="Times New Roman"/>
         </w:rPr>
+        <w:t>is:</w:t>
+      </w:r>
+      <w:proofErr w:type="gramEnd"/>
+      <w:r>
+        <w:rPr>
+          <w:rFonts w:ascii="Times New Roman" w:hAnsi="Times New Roman" w:cs="Times New Roman"/>
+        </w:rPr>
+        <w:t xml:space="preserve"> </w:t>
+      </w:r>
+      <w:proofErr w:type="gramStart"/>
+      <w:r>
+        <w:rPr>
+          <w:rFonts w:ascii="Times New Roman" w:hAnsi="Times New Roman" w:cs="Times New Roman"/>
+        </w:rPr>
         <w:t>E[</w:t>
       </w:r>
       <w:proofErr w:type="gramEnd"/>
@@ -3361,13 +3684,27 @@
         <w:rPr>
           <w:rFonts w:ascii="Times New Roman" w:hAnsi="Times New Roman" w:cs="Times New Roman"/>
         </w:rPr>
-        <w:t xml:space="preserve">Y | Z=1]=12. The average outcome in the control group is </w:t>
+        <w:t>Y | Z=</w:t>
       </w:r>
       <w:proofErr w:type="gramStart"/>
       <w:r>
         <w:rPr>
           <w:rFonts w:ascii="Times New Roman" w:hAnsi="Times New Roman" w:cs="Times New Roman"/>
         </w:rPr>
+        <w:t>1]=</w:t>
+      </w:r>
+      <w:proofErr w:type="gramEnd"/>
+      <w:r>
+        <w:rPr>
+          <w:rFonts w:ascii="Times New Roman" w:hAnsi="Times New Roman" w:cs="Times New Roman"/>
+        </w:rPr>
+        <w:t xml:space="preserve">12. The average outcome in the control group is </w:t>
+      </w:r>
+      <w:proofErr w:type="gramStart"/>
+      <w:r>
+        <w:rPr>
+          <w:rFonts w:ascii="Times New Roman" w:hAnsi="Times New Roman" w:cs="Times New Roman"/>
+        </w:rPr>
         <w:t>E[</w:t>
       </w:r>
       <w:proofErr w:type="gramEnd"/>
@@ -3375,7 +3712,21 @@
         <w:rPr>
           <w:rFonts w:ascii="Times New Roman" w:hAnsi="Times New Roman" w:cs="Times New Roman"/>
         </w:rPr>
-        <w:t>Y | Z=0]=10.</w:t>
+        <w:t>Y | Z=</w:t>
+      </w:r>
+      <w:proofErr w:type="gramStart"/>
+      <w:r>
+        <w:rPr>
+          <w:rFonts w:ascii="Times New Roman" w:hAnsi="Times New Roman" w:cs="Times New Roman"/>
+        </w:rPr>
+        <w:t>0]=</w:t>
+      </w:r>
+      <w:proofErr w:type="gramEnd"/>
+      <w:r>
+        <w:rPr>
+          <w:rFonts w:ascii="Times New Roman" w:hAnsi="Times New Roman" w:cs="Times New Roman"/>
+        </w:rPr>
+        <w:t>10.</w:t>
       </w:r>
     </w:p>
     <w:p>
@@ -3921,7 +4272,6 @@
         <w:rPr>
           <w:rFonts w:ascii="Times New Roman" w:hAnsi="Times New Roman" w:cs="Times New Roman"/>
         </w:rPr>
-        <w:lastRenderedPageBreak/>
         <w:t xml:space="preserve">B). </w:t>
       </w:r>
       <w:r>
@@ -4405,506 +4755,15 @@
           <w:rFonts w:ascii="Times New Roman" w:hAnsi="Times New Roman" w:cs="Times New Roman"/>
           <w:i/>
           <w:iCs/>
-          <w:lang w:val="de-DE"/>
-        </w:rPr>
-      </w:pPr>
-      <w:r>
-        <w:rPr>
-          <w:rFonts w:ascii="Times New Roman" w:hAnsi="Times New Roman" w:cs="Times New Roman"/>
-          <w:i/>
-          <w:iCs/>
-          <w:lang w:val="de-DE"/>
-        </w:rPr>
-        <w:t>gen u=rnormal()</w:t>
-      </w:r>
-    </w:p>
-    <w:p>
-      <w:pPr>
-        <w:spacing w:line="240" w:lineRule="auto"/>
-        <w:rPr>
-          <w:rFonts w:ascii="Times New Roman" w:hAnsi="Times New Roman" w:cs="Times New Roman"/>
-          <w:i/>
-          <w:iCs/>
-          <w:lang w:val="de-DE"/>
-        </w:rPr>
-      </w:pPr>
-      <w:r>
-        <w:rPr>
-          <w:rFonts w:ascii="Times New Roman" w:hAnsi="Times New Roman" w:cs="Times New Roman"/>
-          <w:i/>
-          <w:iCs/>
-          <w:lang w:val="de-DE"/>
-        </w:rPr>
-        <w:t>gen x=rnormal()</w:t>
-      </w:r>
-    </w:p>
-    <w:p>
-      <w:pPr>
-        <w:spacing w:line="240" w:lineRule="auto"/>
-        <w:rPr>
-          <w:rFonts w:ascii="Times New Roman" w:hAnsi="Times New Roman" w:cs="Times New Roman"/>
-          <w:i/>
-          <w:iCs/>
-          <w:lang w:val="de-DE"/>
-        </w:rPr>
-      </w:pPr>
-      <w:r>
-        <w:rPr>
-          <w:rFonts w:ascii="Times New Roman" w:hAnsi="Times New Roman" w:cs="Times New Roman"/>
-          <w:i/>
-          <w:iCs/>
-          <w:lang w:val="de-DE"/>
-        </w:rPr>
-        <w:t>gen d=2+2*z-x+3*u+rnormal()</w:t>
-      </w:r>
-    </w:p>
-    <w:p>
-      <w:pPr>
-        <w:spacing w:line="240" w:lineRule="auto"/>
-        <w:rPr>
-          <w:rFonts w:ascii="Times New Roman" w:hAnsi="Times New Roman" w:cs="Times New Roman"/>
-          <w:i/>
-          <w:iCs/>
-        </w:rPr>
-      </w:pPr>
-      <w:r>
-        <w:rPr>
-          <w:rFonts w:ascii="Times New Roman" w:hAnsi="Times New Roman" w:cs="Times New Roman"/>
-          <w:i/>
-          <w:iCs/>
-        </w:rPr>
-        <w:t>gen y=5+3*d+2*x+4*</w:t>
-      </w:r>
-      <w:proofErr w:type="spellStart"/>
-      <w:r>
-        <w:rPr>
-          <w:rFonts w:ascii="Times New Roman" w:hAnsi="Times New Roman" w:cs="Times New Roman"/>
-          <w:i/>
-          <w:iCs/>
-        </w:rPr>
-        <w:t>u+</w:t>
-      </w:r>
-      <w:proofErr w:type="gramStart"/>
-      <w:r>
-        <w:rPr>
-          <w:rFonts w:ascii="Times New Roman" w:hAnsi="Times New Roman" w:cs="Times New Roman"/>
-          <w:i/>
-          <w:iCs/>
-        </w:rPr>
-        <w:t>rnormal</w:t>
-      </w:r>
-      <w:proofErr w:type="spellEnd"/>
-      <w:r>
-        <w:rPr>
-          <w:rFonts w:ascii="Times New Roman" w:hAnsi="Times New Roman" w:cs="Times New Roman"/>
-          <w:i/>
-          <w:iCs/>
-        </w:rPr>
-        <w:t>(</w:t>
-      </w:r>
-      <w:proofErr w:type="gramEnd"/>
-      <w:r>
-        <w:rPr>
-          <w:rFonts w:ascii="Times New Roman" w:hAnsi="Times New Roman" w:cs="Times New Roman"/>
-          <w:i/>
-          <w:iCs/>
-        </w:rPr>
-        <w:t>)</w:t>
-      </w:r>
-    </w:p>
-    <w:p>
-      <w:pPr>
-        <w:spacing w:line="240" w:lineRule="auto"/>
-        <w:rPr>
-          <w:rFonts w:ascii="Times New Roman" w:hAnsi="Times New Roman" w:cs="Times New Roman"/>
-        </w:rPr>
-      </w:pPr>
-      <w:r>
-        <w:rPr>
-          <w:rFonts w:ascii="Times New Roman" w:hAnsi="Times New Roman" w:cs="Times New Roman"/>
-        </w:rPr>
-        <w:t xml:space="preserve">Now, </w:t>
-      </w:r>
-      <w:r>
-        <w:rPr>
-          <w:rFonts w:ascii="Times New Roman" w:hAnsi="Times New Roman" w:cs="Times New Roman"/>
-        </w:rPr>
-        <w:t>reg</w:t>
-      </w:r>
-      <w:r>
-        <w:rPr>
-          <w:rFonts w:ascii="Times New Roman" w:hAnsi="Times New Roman" w:cs="Times New Roman"/>
-        </w:rPr>
-        <w:t>ress</w:t>
-      </w:r>
-      <w:r>
-        <w:rPr>
-          <w:rFonts w:ascii="Times New Roman" w:hAnsi="Times New Roman" w:cs="Times New Roman"/>
-        </w:rPr>
-        <w:t xml:space="preserve"> y </w:t>
-      </w:r>
-      <w:r>
-        <w:rPr>
-          <w:rFonts w:ascii="Times New Roman" w:hAnsi="Times New Roman" w:cs="Times New Roman"/>
-        </w:rPr>
-        <w:t xml:space="preserve">on </w:t>
-      </w:r>
-      <w:r>
-        <w:rPr>
-          <w:rFonts w:ascii="Times New Roman" w:hAnsi="Times New Roman" w:cs="Times New Roman"/>
-        </w:rPr>
-        <w:t xml:space="preserve">d </w:t>
-      </w:r>
-      <w:r>
-        <w:rPr>
-          <w:rFonts w:ascii="Times New Roman" w:hAnsi="Times New Roman" w:cs="Times New Roman"/>
-        </w:rPr>
-        <w:t xml:space="preserve">and </w:t>
-      </w:r>
-      <w:r>
-        <w:rPr>
-          <w:rFonts w:ascii="Times New Roman" w:hAnsi="Times New Roman" w:cs="Times New Roman"/>
-        </w:rPr>
-        <w:t>x</w:t>
-      </w:r>
-      <w:r>
-        <w:rPr>
-          <w:rFonts w:ascii="Times New Roman" w:hAnsi="Times New Roman" w:cs="Times New Roman"/>
-        </w:rPr>
-        <w:t xml:space="preserve">. Is this </w:t>
-      </w:r>
-      <w:r>
-        <w:rPr>
-          <w:rFonts w:ascii="Times New Roman" w:hAnsi="Times New Roman" w:cs="Times New Roman"/>
-        </w:rPr>
-        <w:t xml:space="preserve">OLS </w:t>
-      </w:r>
-      <w:r>
-        <w:rPr>
-          <w:rFonts w:ascii="Times New Roman" w:hAnsi="Times New Roman" w:cs="Times New Roman"/>
-        </w:rPr>
-        <w:t>regression</w:t>
-      </w:r>
-      <w:r>
-        <w:rPr>
-          <w:rFonts w:ascii="Times New Roman" w:hAnsi="Times New Roman" w:cs="Times New Roman"/>
-        </w:rPr>
-        <w:t xml:space="preserve"> biased</w:t>
-      </w:r>
-      <w:r>
-        <w:rPr>
-          <w:rFonts w:ascii="Times New Roman" w:hAnsi="Times New Roman" w:cs="Times New Roman"/>
-        </w:rPr>
-        <w:t>? Why or why not?</w:t>
-      </w:r>
-    </w:p>
-    <w:p>
-      <w:pPr>
-        <w:rPr>
-          <w:rFonts w:ascii="Times New Roman" w:hAnsi="Times New Roman" w:cs="Times New Roman"/>
-        </w:rPr>
-      </w:pPr>
-    </w:p>
-    <w:p>
-      <w:pPr>
-        <w:rPr>
-          <w:rFonts w:ascii="Times New Roman" w:hAnsi="Times New Roman" w:cs="Times New Roman"/>
-        </w:rPr>
-      </w:pPr>
-      <w:r>
-        <w:rPr>
-          <w:rFonts w:ascii="Times New Roman" w:hAnsi="Times New Roman" w:cs="Times New Roman"/>
-        </w:rPr>
-        <w:t xml:space="preserve">B). Estimate the relationship </w:t>
-      </w:r>
-      <w:r>
-        <w:rPr>
-          <w:rFonts w:ascii="Times New Roman" w:hAnsi="Times New Roman" w:cs="Times New Roman"/>
-        </w:rPr>
-        <w:t xml:space="preserve">y </w:t>
-      </w:r>
-      <w:r>
-        <w:rPr>
-          <w:rFonts w:ascii="Times New Roman" w:hAnsi="Times New Roman" w:cs="Times New Roman"/>
-        </w:rPr>
-        <w:t xml:space="preserve">= </w:t>
-      </w:r>
-      <w:r>
-        <w:rPr>
-          <w:rFonts w:ascii="Times New Roman" w:hAnsi="Times New Roman" w:cs="Times New Roman"/>
-        </w:rPr>
-        <w:t xml:space="preserve">d </w:t>
-      </w:r>
-      <w:r>
-        <w:rPr>
-          <w:rFonts w:ascii="Times New Roman" w:hAnsi="Times New Roman" w:cs="Times New Roman"/>
-        </w:rPr>
-        <w:t xml:space="preserve">+ </w:t>
-      </w:r>
-      <w:r>
-        <w:rPr>
-          <w:rFonts w:ascii="Times New Roman" w:hAnsi="Times New Roman" w:cs="Times New Roman"/>
-        </w:rPr>
-        <w:t>x</w:t>
-      </w:r>
-      <w:r>
-        <w:rPr>
-          <w:rFonts w:ascii="Times New Roman" w:hAnsi="Times New Roman" w:cs="Times New Roman"/>
-        </w:rPr>
-        <w:t xml:space="preserve"> using the </w:t>
-      </w:r>
-      <w:r>
-        <w:rPr>
-          <w:rFonts w:ascii="Times New Roman" w:hAnsi="Times New Roman" w:cs="Times New Roman"/>
-        </w:rPr>
-        <w:t>IV</w:t>
-      </w:r>
-      <w:r>
-        <w:rPr>
-          <w:rFonts w:ascii="Times New Roman" w:hAnsi="Times New Roman" w:cs="Times New Roman"/>
-        </w:rPr>
-        <w:t xml:space="preserve"> command, </w:t>
-      </w:r>
-      <w:proofErr w:type="spellStart"/>
-      <w:r>
-        <w:rPr>
-          <w:rFonts w:ascii="Times New Roman" w:hAnsi="Times New Roman" w:cs="Times New Roman"/>
-          <w:i/>
-          <w:iCs/>
-        </w:rPr>
-        <w:t>ivregress</w:t>
-      </w:r>
-      <w:proofErr w:type="spellEnd"/>
-      <w:r>
-        <w:rPr>
-          <w:rFonts w:ascii="Times New Roman" w:hAnsi="Times New Roman" w:cs="Times New Roman"/>
-        </w:rPr>
-        <w:t xml:space="preserve">. Screenshot and paste your results here. </w:t>
-      </w:r>
-      <w:r>
-        <w:rPr>
-          <w:rFonts w:ascii="Times New Roman" w:hAnsi="Times New Roman" w:cs="Times New Roman"/>
-        </w:rPr>
-        <w:t>(</w:t>
-      </w:r>
-      <w:r>
-        <w:rPr>
-          <w:rFonts w:ascii="Times New Roman" w:hAnsi="Times New Roman" w:cs="Times New Roman"/>
-        </w:rPr>
-        <w:t>Hint: I showed this in class.</w:t>
-      </w:r>
-      <w:r>
-        <w:rPr>
-          <w:rFonts w:ascii="Times New Roman" w:hAnsi="Times New Roman" w:cs="Times New Roman"/>
-        </w:rPr>
-        <w:t>)</w:t>
-      </w:r>
-      <w:r>
-        <w:rPr>
-          <w:rFonts w:ascii="Times New Roman" w:hAnsi="Times New Roman" w:cs="Times New Roman"/>
-        </w:rPr>
-        <w:t xml:space="preserve"> </w:t>
-      </w:r>
-    </w:p>
-    <w:p>
-      <w:pPr>
-        <w:rPr>
-          <w:rFonts w:ascii="Times New Roman" w:hAnsi="Times New Roman" w:cs="Times New Roman"/>
-        </w:rPr>
-      </w:pPr>
-    </w:p>
-    <w:p>
-      <w:pPr>
-        <w:rPr>
-          <w:rFonts w:ascii="Times New Roman" w:hAnsi="Times New Roman" w:cs="Times New Roman"/>
-        </w:rPr>
-      </w:pPr>
-      <w:r>
-        <w:rPr>
-          <w:rFonts w:ascii="Times New Roman" w:hAnsi="Times New Roman" w:cs="Times New Roman"/>
-        </w:rPr>
-        <w:t xml:space="preserve">C). How are the estimates using the </w:t>
-      </w:r>
-      <w:r>
-        <w:rPr>
-          <w:rFonts w:ascii="Times New Roman" w:hAnsi="Times New Roman" w:cs="Times New Roman"/>
-        </w:rPr>
-        <w:t>IV</w:t>
-      </w:r>
-      <w:r>
-        <w:rPr>
-          <w:rFonts w:ascii="Times New Roman" w:hAnsi="Times New Roman" w:cs="Times New Roman"/>
-        </w:rPr>
-        <w:t xml:space="preserve"> command</w:t>
-      </w:r>
-      <w:r>
-        <w:rPr>
-          <w:rFonts w:ascii="Times New Roman" w:hAnsi="Times New Roman" w:cs="Times New Roman"/>
-        </w:rPr>
-        <w:t xml:space="preserve"> </w:t>
-      </w:r>
-      <w:r>
-        <w:rPr>
-          <w:rFonts w:ascii="Times New Roman" w:hAnsi="Times New Roman" w:cs="Times New Roman"/>
-        </w:rPr>
-        <w:t xml:space="preserve">compared to those using </w:t>
-      </w:r>
-      <w:r>
-        <w:rPr>
-          <w:rFonts w:ascii="Times New Roman" w:hAnsi="Times New Roman" w:cs="Times New Roman"/>
-        </w:rPr>
-        <w:t xml:space="preserve">OLS </w:t>
-      </w:r>
-      <w:r>
-        <w:rPr>
-          <w:rFonts w:ascii="Times New Roman" w:hAnsi="Times New Roman" w:cs="Times New Roman"/>
-        </w:rPr>
-        <w:t>regression? Is this IV</w:t>
-      </w:r>
-      <w:r>
-        <w:rPr>
-          <w:rFonts w:ascii="Times New Roman" w:hAnsi="Times New Roman" w:cs="Times New Roman"/>
-        </w:rPr>
-        <w:t xml:space="preserve"> </w:t>
-      </w:r>
-      <w:r>
-        <w:rPr>
-          <w:rFonts w:ascii="Times New Roman" w:hAnsi="Times New Roman" w:cs="Times New Roman"/>
-        </w:rPr>
-        <w:t>regression</w:t>
-      </w:r>
-      <w:r>
-        <w:rPr>
-          <w:rFonts w:ascii="Times New Roman" w:hAnsi="Times New Roman" w:cs="Times New Roman"/>
-        </w:rPr>
-        <w:t xml:space="preserve"> </w:t>
-      </w:r>
-      <w:r>
-        <w:rPr>
-          <w:rFonts w:ascii="Times New Roman" w:hAnsi="Times New Roman" w:cs="Times New Roman"/>
-        </w:rPr>
-        <w:t xml:space="preserve">using </w:t>
-      </w:r>
-      <w:proofErr w:type="spellStart"/>
-      <w:r>
-        <w:rPr>
-          <w:rFonts w:ascii="Times New Roman" w:hAnsi="Times New Roman" w:cs="Times New Roman"/>
-          <w:i/>
-          <w:iCs/>
-        </w:rPr>
-        <w:t>ivregress</w:t>
-      </w:r>
-      <w:proofErr w:type="spellEnd"/>
-      <w:r>
-        <w:rPr>
-          <w:rFonts w:ascii="Times New Roman" w:hAnsi="Times New Roman" w:cs="Times New Roman"/>
-        </w:rPr>
-        <w:t xml:space="preserve"> biased</w:t>
-      </w:r>
-      <w:r>
-        <w:rPr>
-          <w:rFonts w:ascii="Times New Roman" w:hAnsi="Times New Roman" w:cs="Times New Roman"/>
-        </w:rPr>
-        <w:t>?</w:t>
-      </w:r>
-      <w:r>
-        <w:rPr>
-          <w:rFonts w:ascii="Times New Roman" w:hAnsi="Times New Roman" w:cs="Times New Roman"/>
-        </w:rPr>
-        <w:t xml:space="preserve"> Why or why not?</w:t>
-      </w:r>
-    </w:p>
-    <w:p>
-      <w:pPr>
-        <w:rPr>
-          <w:rFonts w:ascii="Times New Roman" w:hAnsi="Times New Roman" w:cs="Times New Roman"/>
-        </w:rPr>
-      </w:pPr>
-    </w:p>
-    <w:p>
-      <w:pPr>
-        <w:spacing w:line="240" w:lineRule="auto"/>
-        <w:rPr>
-          <w:rFonts w:ascii="Times New Roman" w:hAnsi="Times New Roman" w:cs="Times New Roman"/>
-        </w:rPr>
-      </w:pPr>
-      <w:r>
-        <w:rPr>
-          <w:rFonts w:ascii="Times New Roman" w:hAnsi="Times New Roman" w:cs="Times New Roman"/>
-        </w:rPr>
-        <w:t>D). Run the following block of commands in STATA.</w:t>
-      </w:r>
-    </w:p>
-    <w:p>
-      <w:pPr>
-        <w:spacing w:line="240" w:lineRule="auto"/>
-        <w:rPr>
-          <w:rFonts w:ascii="Times New Roman" w:hAnsi="Times New Roman" w:cs="Times New Roman"/>
-          <w:i/>
-          <w:iCs/>
-        </w:rPr>
-      </w:pPr>
-      <w:r>
-        <w:rPr>
-          <w:rFonts w:ascii="Times New Roman" w:hAnsi="Times New Roman" w:cs="Times New Roman"/>
-          <w:i/>
-          <w:iCs/>
-        </w:rPr>
-        <w:t>clear</w:t>
-      </w:r>
-    </w:p>
-    <w:p>
-      <w:pPr>
-        <w:spacing w:line="240" w:lineRule="auto"/>
-        <w:rPr>
-          <w:rFonts w:ascii="Times New Roman" w:hAnsi="Times New Roman" w:cs="Times New Roman"/>
-          <w:i/>
-          <w:iCs/>
-        </w:rPr>
-      </w:pPr>
-      <w:r>
-        <w:rPr>
-          <w:rFonts w:ascii="Times New Roman" w:hAnsi="Times New Roman" w:cs="Times New Roman"/>
-          <w:i/>
-          <w:iCs/>
-        </w:rPr>
-        <w:t xml:space="preserve">set </w:t>
-      </w:r>
-      <w:proofErr w:type="spellStart"/>
-      <w:r>
-        <w:rPr>
-          <w:rFonts w:ascii="Times New Roman" w:hAnsi="Times New Roman" w:cs="Times New Roman"/>
-          <w:i/>
-          <w:iCs/>
-        </w:rPr>
-        <w:t>obs</w:t>
-      </w:r>
-      <w:proofErr w:type="spellEnd"/>
-      <w:r>
-        <w:rPr>
-          <w:rFonts w:ascii="Times New Roman" w:hAnsi="Times New Roman" w:cs="Times New Roman"/>
-          <w:i/>
-          <w:iCs/>
-        </w:rPr>
-        <w:t xml:space="preserve"> 1000</w:t>
-      </w:r>
-    </w:p>
-    <w:p>
-      <w:pPr>
-        <w:spacing w:line="240" w:lineRule="auto"/>
-        <w:rPr>
-          <w:rFonts w:ascii="Times New Roman" w:hAnsi="Times New Roman" w:cs="Times New Roman"/>
-          <w:i/>
-          <w:iCs/>
-        </w:rPr>
-      </w:pPr>
-      <w:r>
-        <w:rPr>
-          <w:rFonts w:ascii="Times New Roman" w:hAnsi="Times New Roman" w:cs="Times New Roman"/>
-          <w:i/>
-          <w:iCs/>
-        </w:rPr>
-        <w:t>gen z=</w:t>
+        </w:rPr>
+      </w:pPr>
+      <w:r>
+        <w:rPr>
+          <w:rFonts w:ascii="Times New Roman" w:hAnsi="Times New Roman" w:cs="Times New Roman"/>
+          <w:i/>
+          <w:iCs/>
+        </w:rPr>
+        <w:t>gen u=</w:t>
       </w:r>
       <w:proofErr w:type="spellStart"/>
       <w:proofErr w:type="gramStart"/>
@@ -4952,7 +4811,7 @@
           <w:iCs/>
           <w:lang w:val="de-DE"/>
         </w:rPr>
-        <w:t>gen u=rnormal()</w:t>
+        <w:t>gen x=rnormal()</w:t>
       </w:r>
     </w:p>
     <w:p>
@@ -4972,6 +4831,550 @@
           <w:iCs/>
           <w:lang w:val="de-DE"/>
         </w:rPr>
+        <w:t>gen d=2+2*z-x+3*u+rnormal()</w:t>
+      </w:r>
+    </w:p>
+    <w:p>
+      <w:pPr>
+        <w:spacing w:line="240" w:lineRule="auto"/>
+        <w:rPr>
+          <w:rFonts w:ascii="Times New Roman" w:hAnsi="Times New Roman" w:cs="Times New Roman"/>
+          <w:i/>
+          <w:iCs/>
+        </w:rPr>
+      </w:pPr>
+      <w:r>
+        <w:rPr>
+          <w:rFonts w:ascii="Times New Roman" w:hAnsi="Times New Roman" w:cs="Times New Roman"/>
+          <w:i/>
+          <w:iCs/>
+        </w:rPr>
+        <w:t>gen y=5+3*d+2*x+4*</w:t>
+      </w:r>
+      <w:proofErr w:type="spellStart"/>
+      <w:r>
+        <w:rPr>
+          <w:rFonts w:ascii="Times New Roman" w:hAnsi="Times New Roman" w:cs="Times New Roman"/>
+          <w:i/>
+          <w:iCs/>
+        </w:rPr>
+        <w:t>u+</w:t>
+      </w:r>
+      <w:proofErr w:type="gramStart"/>
+      <w:r>
+        <w:rPr>
+          <w:rFonts w:ascii="Times New Roman" w:hAnsi="Times New Roman" w:cs="Times New Roman"/>
+          <w:i/>
+          <w:iCs/>
+        </w:rPr>
+        <w:t>rnormal</w:t>
+      </w:r>
+      <w:proofErr w:type="spellEnd"/>
+      <w:r>
+        <w:rPr>
+          <w:rFonts w:ascii="Times New Roman" w:hAnsi="Times New Roman" w:cs="Times New Roman"/>
+          <w:i/>
+          <w:iCs/>
+        </w:rPr>
+        <w:t>(</w:t>
+      </w:r>
+      <w:proofErr w:type="gramEnd"/>
+      <w:r>
+        <w:rPr>
+          <w:rFonts w:ascii="Times New Roman" w:hAnsi="Times New Roman" w:cs="Times New Roman"/>
+          <w:i/>
+          <w:iCs/>
+        </w:rPr>
+        <w:t>)</w:t>
+      </w:r>
+    </w:p>
+    <w:p>
+      <w:pPr>
+        <w:spacing w:line="240" w:lineRule="auto"/>
+        <w:rPr>
+          <w:rFonts w:ascii="Times New Roman" w:hAnsi="Times New Roman" w:cs="Times New Roman"/>
+        </w:rPr>
+      </w:pPr>
+      <w:r>
+        <w:rPr>
+          <w:rFonts w:ascii="Times New Roman" w:hAnsi="Times New Roman" w:cs="Times New Roman"/>
+        </w:rPr>
+        <w:t xml:space="preserve">Now, </w:t>
+      </w:r>
+      <w:r>
+        <w:rPr>
+          <w:rFonts w:ascii="Times New Roman" w:hAnsi="Times New Roman" w:cs="Times New Roman"/>
+        </w:rPr>
+        <w:t>reg</w:t>
+      </w:r>
+      <w:r>
+        <w:rPr>
+          <w:rFonts w:ascii="Times New Roman" w:hAnsi="Times New Roman" w:cs="Times New Roman"/>
+        </w:rPr>
+        <w:t>ress</w:t>
+      </w:r>
+      <w:r>
+        <w:rPr>
+          <w:rFonts w:ascii="Times New Roman" w:hAnsi="Times New Roman" w:cs="Times New Roman"/>
+        </w:rPr>
+        <w:t xml:space="preserve"> y </w:t>
+      </w:r>
+      <w:r>
+        <w:rPr>
+          <w:rFonts w:ascii="Times New Roman" w:hAnsi="Times New Roman" w:cs="Times New Roman"/>
+        </w:rPr>
+        <w:t xml:space="preserve">on </w:t>
+      </w:r>
+      <w:r>
+        <w:rPr>
+          <w:rFonts w:ascii="Times New Roman" w:hAnsi="Times New Roman" w:cs="Times New Roman"/>
+        </w:rPr>
+        <w:t xml:space="preserve">d </w:t>
+      </w:r>
+      <w:r>
+        <w:rPr>
+          <w:rFonts w:ascii="Times New Roman" w:hAnsi="Times New Roman" w:cs="Times New Roman"/>
+        </w:rPr>
+        <w:t xml:space="preserve">and </w:t>
+      </w:r>
+      <w:r>
+        <w:rPr>
+          <w:rFonts w:ascii="Times New Roman" w:hAnsi="Times New Roman" w:cs="Times New Roman"/>
+        </w:rPr>
+        <w:t>x</w:t>
+      </w:r>
+      <w:r>
+        <w:rPr>
+          <w:rFonts w:ascii="Times New Roman" w:hAnsi="Times New Roman" w:cs="Times New Roman"/>
+        </w:rPr>
+        <w:t xml:space="preserve">. Is this </w:t>
+      </w:r>
+      <w:r>
+        <w:rPr>
+          <w:rFonts w:ascii="Times New Roman" w:hAnsi="Times New Roman" w:cs="Times New Roman"/>
+        </w:rPr>
+        <w:t xml:space="preserve">OLS </w:t>
+      </w:r>
+      <w:r>
+        <w:rPr>
+          <w:rFonts w:ascii="Times New Roman" w:hAnsi="Times New Roman" w:cs="Times New Roman"/>
+        </w:rPr>
+        <w:t>regression</w:t>
+      </w:r>
+      <w:r>
+        <w:rPr>
+          <w:rFonts w:ascii="Times New Roman" w:hAnsi="Times New Roman" w:cs="Times New Roman"/>
+        </w:rPr>
+        <w:t xml:space="preserve"> biased</w:t>
+      </w:r>
+      <w:r>
+        <w:rPr>
+          <w:rFonts w:ascii="Times New Roman" w:hAnsi="Times New Roman" w:cs="Times New Roman"/>
+        </w:rPr>
+        <w:t>? Why or why not?</w:t>
+      </w:r>
+    </w:p>
+    <w:p>
+      <w:pPr>
+        <w:rPr>
+          <w:rFonts w:ascii="Times New Roman" w:hAnsi="Times New Roman" w:cs="Times New Roman"/>
+        </w:rPr>
+      </w:pPr>
+    </w:p>
+    <w:p>
+      <w:pPr>
+        <w:rPr>
+          <w:rFonts w:ascii="Times New Roman" w:hAnsi="Times New Roman" w:cs="Times New Roman"/>
+        </w:rPr>
+      </w:pPr>
+      <w:r>
+        <w:rPr>
+          <w:rFonts w:ascii="Times New Roman" w:hAnsi="Times New Roman" w:cs="Times New Roman"/>
+        </w:rPr>
+        <w:lastRenderedPageBreak/>
+        <w:t xml:space="preserve">B). Estimate the relationship </w:t>
+      </w:r>
+      <w:r>
+        <w:rPr>
+          <w:rFonts w:ascii="Times New Roman" w:hAnsi="Times New Roman" w:cs="Times New Roman"/>
+        </w:rPr>
+        <w:t xml:space="preserve">y </w:t>
+      </w:r>
+      <w:r>
+        <w:rPr>
+          <w:rFonts w:ascii="Times New Roman" w:hAnsi="Times New Roman" w:cs="Times New Roman"/>
+        </w:rPr>
+        <w:t xml:space="preserve">= </w:t>
+      </w:r>
+      <w:r>
+        <w:rPr>
+          <w:rFonts w:ascii="Times New Roman" w:hAnsi="Times New Roman" w:cs="Times New Roman"/>
+        </w:rPr>
+        <w:t xml:space="preserve">d </w:t>
+      </w:r>
+      <w:r>
+        <w:rPr>
+          <w:rFonts w:ascii="Times New Roman" w:hAnsi="Times New Roman" w:cs="Times New Roman"/>
+        </w:rPr>
+        <w:t xml:space="preserve">+ </w:t>
+      </w:r>
+      <w:r>
+        <w:rPr>
+          <w:rFonts w:ascii="Times New Roman" w:hAnsi="Times New Roman" w:cs="Times New Roman"/>
+        </w:rPr>
+        <w:t>x</w:t>
+      </w:r>
+      <w:r>
+        <w:rPr>
+          <w:rFonts w:ascii="Times New Roman" w:hAnsi="Times New Roman" w:cs="Times New Roman"/>
+        </w:rPr>
+        <w:t xml:space="preserve"> using the </w:t>
+      </w:r>
+      <w:r>
+        <w:rPr>
+          <w:rFonts w:ascii="Times New Roman" w:hAnsi="Times New Roman" w:cs="Times New Roman"/>
+        </w:rPr>
+        <w:t>IV</w:t>
+      </w:r>
+      <w:r>
+        <w:rPr>
+          <w:rFonts w:ascii="Times New Roman" w:hAnsi="Times New Roman" w:cs="Times New Roman"/>
+        </w:rPr>
+        <w:t xml:space="preserve"> command, </w:t>
+      </w:r>
+      <w:proofErr w:type="spellStart"/>
+      <w:r>
+        <w:rPr>
+          <w:rFonts w:ascii="Times New Roman" w:hAnsi="Times New Roman" w:cs="Times New Roman"/>
+          <w:i/>
+          <w:iCs/>
+        </w:rPr>
+        <w:t>ivregress</w:t>
+      </w:r>
+      <w:proofErr w:type="spellEnd"/>
+      <w:r>
+        <w:rPr>
+          <w:rFonts w:ascii="Times New Roman" w:hAnsi="Times New Roman" w:cs="Times New Roman"/>
+        </w:rPr>
+        <w:t xml:space="preserve">. Screenshot and paste your results here. </w:t>
+      </w:r>
+      <w:r>
+        <w:rPr>
+          <w:rFonts w:ascii="Times New Roman" w:hAnsi="Times New Roman" w:cs="Times New Roman"/>
+        </w:rPr>
+        <w:t>(</w:t>
+      </w:r>
+      <w:r>
+        <w:rPr>
+          <w:rFonts w:ascii="Times New Roman" w:hAnsi="Times New Roman" w:cs="Times New Roman"/>
+        </w:rPr>
+        <w:t>Hint: I showed this in class.</w:t>
+      </w:r>
+      <w:r>
+        <w:rPr>
+          <w:rFonts w:ascii="Times New Roman" w:hAnsi="Times New Roman" w:cs="Times New Roman"/>
+        </w:rPr>
+        <w:t>)</w:t>
+      </w:r>
+      <w:r>
+        <w:rPr>
+          <w:rFonts w:ascii="Times New Roman" w:hAnsi="Times New Roman" w:cs="Times New Roman"/>
+        </w:rPr>
+        <w:t xml:space="preserve"> </w:t>
+      </w:r>
+    </w:p>
+    <w:p>
+      <w:pPr>
+        <w:rPr>
+          <w:rFonts w:ascii="Times New Roman" w:hAnsi="Times New Roman" w:cs="Times New Roman"/>
+        </w:rPr>
+      </w:pPr>
+    </w:p>
+    <w:p>
+      <w:pPr>
+        <w:rPr>
+          <w:rFonts w:ascii="Times New Roman" w:hAnsi="Times New Roman" w:cs="Times New Roman"/>
+        </w:rPr>
+      </w:pPr>
+      <w:r>
+        <w:rPr>
+          <w:rFonts w:ascii="Times New Roman" w:hAnsi="Times New Roman" w:cs="Times New Roman"/>
+        </w:rPr>
+        <w:t xml:space="preserve">C). How are the estimates using the </w:t>
+      </w:r>
+      <w:r>
+        <w:rPr>
+          <w:rFonts w:ascii="Times New Roman" w:hAnsi="Times New Roman" w:cs="Times New Roman"/>
+        </w:rPr>
+        <w:t>IV</w:t>
+      </w:r>
+      <w:r>
+        <w:rPr>
+          <w:rFonts w:ascii="Times New Roman" w:hAnsi="Times New Roman" w:cs="Times New Roman"/>
+        </w:rPr>
+        <w:t xml:space="preserve"> command</w:t>
+      </w:r>
+      <w:r>
+        <w:rPr>
+          <w:rFonts w:ascii="Times New Roman" w:hAnsi="Times New Roman" w:cs="Times New Roman"/>
+        </w:rPr>
+        <w:t xml:space="preserve"> </w:t>
+      </w:r>
+      <w:r>
+        <w:rPr>
+          <w:rFonts w:ascii="Times New Roman" w:hAnsi="Times New Roman" w:cs="Times New Roman"/>
+        </w:rPr>
+        <w:t xml:space="preserve">compared to those using </w:t>
+      </w:r>
+      <w:r>
+        <w:rPr>
+          <w:rFonts w:ascii="Times New Roman" w:hAnsi="Times New Roman" w:cs="Times New Roman"/>
+        </w:rPr>
+        <w:t xml:space="preserve">OLS </w:t>
+      </w:r>
+      <w:r>
+        <w:rPr>
+          <w:rFonts w:ascii="Times New Roman" w:hAnsi="Times New Roman" w:cs="Times New Roman"/>
+        </w:rPr>
+        <w:t>regression? Is this IV</w:t>
+      </w:r>
+      <w:r>
+        <w:rPr>
+          <w:rFonts w:ascii="Times New Roman" w:hAnsi="Times New Roman" w:cs="Times New Roman"/>
+        </w:rPr>
+        <w:t xml:space="preserve"> </w:t>
+      </w:r>
+      <w:r>
+        <w:rPr>
+          <w:rFonts w:ascii="Times New Roman" w:hAnsi="Times New Roman" w:cs="Times New Roman"/>
+        </w:rPr>
+        <w:t>regression</w:t>
+      </w:r>
+      <w:r>
+        <w:rPr>
+          <w:rFonts w:ascii="Times New Roman" w:hAnsi="Times New Roman" w:cs="Times New Roman"/>
+        </w:rPr>
+        <w:t xml:space="preserve"> </w:t>
+      </w:r>
+      <w:r>
+        <w:rPr>
+          <w:rFonts w:ascii="Times New Roman" w:hAnsi="Times New Roman" w:cs="Times New Roman"/>
+        </w:rPr>
+        <w:t xml:space="preserve">using </w:t>
+      </w:r>
+      <w:proofErr w:type="spellStart"/>
+      <w:r>
+        <w:rPr>
+          <w:rFonts w:ascii="Times New Roman" w:hAnsi="Times New Roman" w:cs="Times New Roman"/>
+          <w:i/>
+          <w:iCs/>
+        </w:rPr>
+        <w:t>ivregress</w:t>
+      </w:r>
+      <w:proofErr w:type="spellEnd"/>
+      <w:r>
+        <w:rPr>
+          <w:rFonts w:ascii="Times New Roman" w:hAnsi="Times New Roman" w:cs="Times New Roman"/>
+        </w:rPr>
+        <w:t xml:space="preserve"> biased</w:t>
+      </w:r>
+      <w:r>
+        <w:rPr>
+          <w:rFonts w:ascii="Times New Roman" w:hAnsi="Times New Roman" w:cs="Times New Roman"/>
+        </w:rPr>
+        <w:t>?</w:t>
+      </w:r>
+      <w:r>
+        <w:rPr>
+          <w:rFonts w:ascii="Times New Roman" w:hAnsi="Times New Roman" w:cs="Times New Roman"/>
+        </w:rPr>
+        <w:t xml:space="preserve"> Why or why not?</w:t>
+      </w:r>
+    </w:p>
+    <w:p>
+      <w:pPr>
+        <w:rPr>
+          <w:rFonts w:ascii="Times New Roman" w:hAnsi="Times New Roman" w:cs="Times New Roman"/>
+        </w:rPr>
+      </w:pPr>
+    </w:p>
+    <w:p>
+      <w:pPr>
+        <w:spacing w:line="240" w:lineRule="auto"/>
+        <w:rPr>
+          <w:rFonts w:ascii="Times New Roman" w:hAnsi="Times New Roman" w:cs="Times New Roman"/>
+        </w:rPr>
+      </w:pPr>
+      <w:r>
+        <w:rPr>
+          <w:rFonts w:ascii="Times New Roman" w:hAnsi="Times New Roman" w:cs="Times New Roman"/>
+        </w:rPr>
+        <w:t>D). Run the following block of commands in STATA.</w:t>
+      </w:r>
+    </w:p>
+    <w:p>
+      <w:pPr>
+        <w:spacing w:line="240" w:lineRule="auto"/>
+        <w:rPr>
+          <w:rFonts w:ascii="Times New Roman" w:hAnsi="Times New Roman" w:cs="Times New Roman"/>
+          <w:i/>
+          <w:iCs/>
+        </w:rPr>
+      </w:pPr>
+      <w:r>
+        <w:rPr>
+          <w:rFonts w:ascii="Times New Roman" w:hAnsi="Times New Roman" w:cs="Times New Roman"/>
+          <w:i/>
+          <w:iCs/>
+        </w:rPr>
+        <w:t>clear</w:t>
+      </w:r>
+    </w:p>
+    <w:p>
+      <w:pPr>
+        <w:spacing w:line="240" w:lineRule="auto"/>
+        <w:rPr>
+          <w:rFonts w:ascii="Times New Roman" w:hAnsi="Times New Roman" w:cs="Times New Roman"/>
+          <w:i/>
+          <w:iCs/>
+        </w:rPr>
+      </w:pPr>
+      <w:r>
+        <w:rPr>
+          <w:rFonts w:ascii="Times New Roman" w:hAnsi="Times New Roman" w:cs="Times New Roman"/>
+          <w:i/>
+          <w:iCs/>
+        </w:rPr>
+        <w:t xml:space="preserve">set </w:t>
+      </w:r>
+      <w:proofErr w:type="spellStart"/>
+      <w:r>
+        <w:rPr>
+          <w:rFonts w:ascii="Times New Roman" w:hAnsi="Times New Roman" w:cs="Times New Roman"/>
+          <w:i/>
+          <w:iCs/>
+        </w:rPr>
+        <w:t>obs</w:t>
+      </w:r>
+      <w:proofErr w:type="spellEnd"/>
+      <w:r>
+        <w:rPr>
+          <w:rFonts w:ascii="Times New Roman" w:hAnsi="Times New Roman" w:cs="Times New Roman"/>
+          <w:i/>
+          <w:iCs/>
+        </w:rPr>
+        <w:t xml:space="preserve"> 1000</w:t>
+      </w:r>
+    </w:p>
+    <w:p>
+      <w:pPr>
+        <w:spacing w:line="240" w:lineRule="auto"/>
+        <w:rPr>
+          <w:rFonts w:ascii="Times New Roman" w:hAnsi="Times New Roman" w:cs="Times New Roman"/>
+          <w:i/>
+          <w:iCs/>
+        </w:rPr>
+      </w:pPr>
+      <w:r>
+        <w:rPr>
+          <w:rFonts w:ascii="Times New Roman" w:hAnsi="Times New Roman" w:cs="Times New Roman"/>
+          <w:i/>
+          <w:iCs/>
+        </w:rPr>
+        <w:t>gen z=</w:t>
+      </w:r>
+      <w:proofErr w:type="spellStart"/>
+      <w:proofErr w:type="gramStart"/>
+      <w:r>
+        <w:rPr>
+          <w:rFonts w:ascii="Times New Roman" w:hAnsi="Times New Roman" w:cs="Times New Roman"/>
+          <w:i/>
+          <w:iCs/>
+        </w:rPr>
+        <w:t>rnormal</w:t>
+      </w:r>
+      <w:proofErr w:type="spellEnd"/>
+      <w:r>
+        <w:rPr>
+          <w:rFonts w:ascii="Times New Roman" w:hAnsi="Times New Roman" w:cs="Times New Roman"/>
+          <w:i/>
+          <w:iCs/>
+        </w:rPr>
+        <w:t>(</w:t>
+      </w:r>
+      <w:proofErr w:type="gramEnd"/>
+      <w:r>
+        <w:rPr>
+          <w:rFonts w:ascii="Times New Roman" w:hAnsi="Times New Roman" w:cs="Times New Roman"/>
+          <w:i/>
+          <w:iCs/>
+        </w:rPr>
+        <w:t>)</w:t>
+      </w:r>
+    </w:p>
+    <w:p>
+      <w:pPr>
+        <w:spacing w:line="240" w:lineRule="auto"/>
+        <w:rPr>
+          <w:rFonts w:ascii="Times New Roman" w:hAnsi="Times New Roman" w:cs="Times New Roman"/>
+          <w:i/>
+          <w:iCs/>
+        </w:rPr>
+      </w:pPr>
+      <w:r>
+        <w:rPr>
+          <w:rFonts w:ascii="Times New Roman" w:hAnsi="Times New Roman" w:cs="Times New Roman"/>
+          <w:i/>
+          <w:iCs/>
+        </w:rPr>
+        <w:t>gen u=</w:t>
+      </w:r>
+      <w:proofErr w:type="spellStart"/>
+      <w:proofErr w:type="gramStart"/>
+      <w:r>
+        <w:rPr>
+          <w:rFonts w:ascii="Times New Roman" w:hAnsi="Times New Roman" w:cs="Times New Roman"/>
+          <w:i/>
+          <w:iCs/>
+        </w:rPr>
+        <w:t>rnormal</w:t>
+      </w:r>
+      <w:proofErr w:type="spellEnd"/>
+      <w:r>
+        <w:rPr>
+          <w:rFonts w:ascii="Times New Roman" w:hAnsi="Times New Roman" w:cs="Times New Roman"/>
+          <w:i/>
+          <w:iCs/>
+        </w:rPr>
+        <w:t>(</w:t>
+      </w:r>
+      <w:proofErr w:type="gramEnd"/>
+      <w:r>
+        <w:rPr>
+          <w:rFonts w:ascii="Times New Roman" w:hAnsi="Times New Roman" w:cs="Times New Roman"/>
+          <w:i/>
+          <w:iCs/>
+        </w:rPr>
+        <w:t>)</w:t>
+      </w:r>
+    </w:p>
+    <w:p>
+      <w:pPr>
+        <w:spacing w:line="240" w:lineRule="auto"/>
+        <w:rPr>
+          <w:rFonts w:ascii="Times New Roman" w:hAnsi="Times New Roman" w:cs="Times New Roman"/>
+          <w:i/>
+          <w:iCs/>
+          <w:lang w:val="de-DE"/>
+        </w:rPr>
+      </w:pPr>
+      <w:r>
+        <w:rPr>
+          <w:rFonts w:ascii="Times New Roman" w:hAnsi="Times New Roman" w:cs="Times New Roman"/>
+          <w:i/>
+          <w:iCs/>
+          <w:lang w:val="de-DE"/>
+        </w:rPr>
         <w:t>gen x=rnormal()</w:t>
       </w:r>
     </w:p>
@@ -4992,7 +5395,6 @@
           <w:iCs/>
           <w:lang w:val="de-DE"/>
         </w:rPr>
-        <w:lastRenderedPageBreak/>
         <w:t>gen d1=2+z-x+3*u+rnormal()</w:t>
       </w:r>
     </w:p>
@@ -5153,6 +5555,155 @@
 <file path=word/numbering.xml><?xml version="1.0" encoding="utf-8"?>
 <w:numbering xmlns:wpc="http://schemas.microsoft.com/office/word/2010/wordprocessingCanvas" xmlns:cx="http://schemas.microsoft.com/office/drawing/2014/chartex" xmlns:cx1="http://schemas.microsoft.com/office/drawing/2015/9/8/chartex" xmlns:cx2="http://schemas.microsoft.com/office/drawing/2015/10/21/chartex" xmlns:cx3="http://schemas.microsoft.com/office/drawing/2016/5/9/chartex" xmlns:cx4="http://schemas.microsoft.com/office/drawing/2016/5/10/chartex" xmlns:cx5="http://schemas.microsoft.com/office/drawing/2016/5/11/chartex" xmlns:cx6="http://schemas.microsoft.com/office/drawing/2016/5/12/chartex" xmlns:cx7="http://schemas.microsoft.com/office/drawing/2016/5/13/chartex" xmlns:cx8="http://schemas.microsoft.com/office/drawing/2016/5/14/chartex" xmlns:mc="http://schemas.openxmlformats.org/markup-compatibility/2006" xmlns:aink="http://schemas.microsoft.com/office/drawing/2016/ink" xmlns:am3d="http://schemas.microsoft.com/office/drawing/2017/model3d" xmlns:o="urn:schemas-microsoft-com:office:office" xmlns:oel="http://schemas.microsoft.com/office/2019/extlst" xmlns:r="http://schemas.openxmlformats.org/officeDocument/2006/relationships" xmlns:m="http://schemas.openxmlformats.org/officeDocument/2006/math" xmlns:v="urn:schemas-microsoft-com:vml" xmlns:wp14="http://schemas.microsoft.com/office/word/2010/wordprocessingDrawing" xmlns:wp="http://schemas.openxmlformats.org/drawingml/2006/wordprocessingDrawing" xmlns:w10="urn:schemas-microsoft-com:office:word" xmlns:w="http://schemas.openxmlformats.org/wordprocessingml/2006/main" xmlns:w14="http://schemas.microsoft.com/office/word/2010/wordml" xmlns:w15="http://schemas.microsoft.com/office/word/2012/wordml" xmlns:w16cex="http://schemas.microsoft.com/office/word/2018/wordml/cex" xmlns:w16cid="http://schemas.microsoft.com/office/word/2016/wordml/cid" xmlns:w16="http://schemas.microsoft.com/office/word/2018/wordml" xmlns:w16du="http://schemas.microsoft.com/office/word/2023/wordml/word16du" xmlns:w16sdtdh="http://schemas.microsoft.com/office/word/2020/wordml/sdtdatahash" xmlns:w16sdtfl="http://schemas.microsoft.com/office/word/2024/wordml/sdtformatlock" xmlns:w16se="http://schemas.microsoft.com/office/word/2015/wordml/symex" xmlns:wpg="http://schemas.microsoft.com/office/word/2010/wordprocessingGroup" xmlns:wpi="http://schemas.microsoft.com/office/word/2010/wordprocessingInk" xmlns:wne="http://schemas.microsoft.com/office/word/2006/wordml" xmlns:wps="http://schemas.microsoft.com/office/word/2010/wordprocessingShape" mc:Ignorable="w14 w15 w16se w16cid w16 w16cex w16sdtdh w16sdtfl w16du wp14">
   <w:abstractNum w:abstractNumId="0" w15:restartNumberingAfterBreak="0">
+    <w:nsid w:val="7A1B3A26"/>
+    <w:multiLevelType w:val="multilevel"/>
+    <w:tmpl w:val="FD0A0A5A"/>
+    <w:lvl w:ilvl="0">
+      <w:start w:val="1"/>
+      <w:numFmt w:val="bullet"/>
+      <w:lvlText w:val=""/>
+      <w:lvlJc w:val="left"/>
+      <w:pPr>
+        <w:tabs>
+          <w:tab w:val="num" w:pos="720"/>
+        </w:tabs>
+        <w:ind w:left="720" w:hanging="360"/>
+      </w:pPr>
+      <w:rPr>
+        <w:rFonts w:ascii="Symbol" w:hAnsi="Symbol" w:hint="default"/>
+        <w:sz w:val="20"/>
+      </w:rPr>
+    </w:lvl>
+    <w:lvl w:ilvl="1" w:tentative="1">
+      <w:start w:val="1"/>
+      <w:numFmt w:val="bullet"/>
+      <w:lvlText w:val="o"/>
+      <w:lvlJc w:val="left"/>
+      <w:pPr>
+        <w:tabs>
+          <w:tab w:val="num" w:pos="1440"/>
+        </w:tabs>
+        <w:ind w:left="1440" w:hanging="360"/>
+      </w:pPr>
+      <w:rPr>
+        <w:rFonts w:ascii="Courier New" w:hAnsi="Courier New" w:hint="default"/>
+        <w:sz w:val="20"/>
+      </w:rPr>
+    </w:lvl>
+    <w:lvl w:ilvl="2" w:tentative="1">
+      <w:start w:val="1"/>
+      <w:numFmt w:val="bullet"/>
+      <w:lvlText w:val=""/>
+      <w:lvlJc w:val="left"/>
+      <w:pPr>
+        <w:tabs>
+          <w:tab w:val="num" w:pos="2160"/>
+        </w:tabs>
+        <w:ind w:left="2160" w:hanging="360"/>
+      </w:pPr>
+      <w:rPr>
+        <w:rFonts w:ascii="Wingdings" w:hAnsi="Wingdings" w:hint="default"/>
+        <w:sz w:val="20"/>
+      </w:rPr>
+    </w:lvl>
+    <w:lvl w:ilvl="3" w:tentative="1">
+      <w:start w:val="1"/>
+      <w:numFmt w:val="bullet"/>
+      <w:lvlText w:val=""/>
+      <w:lvlJc w:val="left"/>
+      <w:pPr>
+        <w:tabs>
+          <w:tab w:val="num" w:pos="2880"/>
+        </w:tabs>
+        <w:ind w:left="2880" w:hanging="360"/>
+      </w:pPr>
+      <w:rPr>
+        <w:rFonts w:ascii="Wingdings" w:hAnsi="Wingdings" w:hint="default"/>
+        <w:sz w:val="20"/>
+      </w:rPr>
+    </w:lvl>
+    <w:lvl w:ilvl="4" w:tentative="1">
+      <w:start w:val="1"/>
+      <w:numFmt w:val="bullet"/>
+      <w:lvlText w:val=""/>
+      <w:lvlJc w:val="left"/>
+      <w:pPr>
+        <w:tabs>
+          <w:tab w:val="num" w:pos="3600"/>
+        </w:tabs>
+        <w:ind w:left="3600" w:hanging="360"/>
+      </w:pPr>
+      <w:rPr>
+        <w:rFonts w:ascii="Wingdings" w:hAnsi="Wingdings" w:hint="default"/>
+        <w:sz w:val="20"/>
+      </w:rPr>
+    </w:lvl>
+    <w:lvl w:ilvl="5" w:tentative="1">
+      <w:start w:val="1"/>
+      <w:numFmt w:val="bullet"/>
+      <w:lvlText w:val=""/>
+      <w:lvlJc w:val="left"/>
+      <w:pPr>
+        <w:tabs>
+          <w:tab w:val="num" w:pos="4320"/>
+        </w:tabs>
+        <w:ind w:left="4320" w:hanging="360"/>
+      </w:pPr>
+      <w:rPr>
+        <w:rFonts w:ascii="Wingdings" w:hAnsi="Wingdings" w:hint="default"/>
+        <w:sz w:val="20"/>
+      </w:rPr>
+    </w:lvl>
+    <w:lvl w:ilvl="6" w:tentative="1">
+      <w:start w:val="1"/>
+      <w:numFmt w:val="bullet"/>
+      <w:lvlText w:val=""/>
+      <w:lvlJc w:val="left"/>
+      <w:pPr>
+        <w:tabs>
+          <w:tab w:val="num" w:pos="5040"/>
+        </w:tabs>
+        <w:ind w:left="5040" w:hanging="360"/>
+      </w:pPr>
+      <w:rPr>
+        <w:rFonts w:ascii="Wingdings" w:hAnsi="Wingdings" w:hint="default"/>
+        <w:sz w:val="20"/>
+      </w:rPr>
+    </w:lvl>
+    <w:lvl w:ilvl="7" w:tentative="1">
+      <w:start w:val="1"/>
+      <w:numFmt w:val="bullet"/>
+      <w:lvlText w:val=""/>
+      <w:lvlJc w:val="left"/>
+      <w:pPr>
+        <w:tabs>
+          <w:tab w:val="num" w:pos="5760"/>
+        </w:tabs>
+        <w:ind w:left="5760" w:hanging="360"/>
+      </w:pPr>
+      <w:rPr>
+        <w:rFonts w:ascii="Wingdings" w:hAnsi="Wingdings" w:hint="default"/>
+        <w:sz w:val="20"/>
+      </w:rPr>
+    </w:lvl>
+    <w:lvl w:ilvl="8" w:tentative="1">
+      <w:start w:val="1"/>
+      <w:numFmt w:val="bullet"/>
+      <w:lvlText w:val=""/>
+      <w:lvlJc w:val="left"/>
+      <w:pPr>
+        <w:tabs>
+          <w:tab w:val="num" w:pos="6480"/>
+        </w:tabs>
+        <w:ind w:left="6480" w:hanging="360"/>
+      </w:pPr>
+      <w:rPr>
+        <w:rFonts w:ascii="Wingdings" w:hAnsi="Wingdings" w:hint="default"/>
+        <w:sz w:val="20"/>
+      </w:rPr>
+    </w:lvl>
+  </w:abstractNum>
+  <w:abstractNum w:abstractNumId="1" w15:restartNumberingAfterBreak="0">
     <w:nsid w:val="7D13044F"/>
     <w:multiLevelType w:val="hybridMultilevel"/>
     <w:tmpl w:val="38CC3D68"/>
@@ -5242,6 +5793,9 @@
     </w:lvl>
   </w:abstractNum>
   <w:num w:numId="1" w16cid:durableId="494960295">
+    <w:abstractNumId w:val="1"/>
+  </w:num>
+  <w:num w:numId="2" w16cid:durableId="887573054">
     <w:abstractNumId w:val="0"/>
   </w:num>
 </w:numbering>
@@ -5697,7 +6251,6 @@
     <w:next w:val="Normal"/>
     <w:link w:val="Heading3Char"/>
     <w:uiPriority w:val="9"/>
-    <w:semiHidden/>
     <w:unhideWhenUsed/>
     <w:qFormat/>
     <w:rsid w:val="006C52E0"/>
@@ -5903,7 +6456,6 @@
     <w:basedOn w:val="DefaultParagraphFont"/>
     <w:link w:val="Heading3"/>
     <w:uiPriority w:val="9"/>
-    <w:semiHidden/>
     <w:rsid w:val="006C52E0"/>
     <w:rPr>
       <w:rFonts w:eastAsiaTheme="majorEastAsia" w:cstheme="majorBidi"/>

--- a/data/raw/Microeconometrics Assignment 2.docx
+++ b/data/raw/Microeconometrics Assignment 2.docx
@@ -3325,15 +3325,7 @@
           <w:iCs/>
           <w:color w:val="E97132" w:themeColor="accent2"/>
         </w:rPr>
-        <w:t>The sample should include 394 households</w:t>
-      </w:r>
-      <w:r>
-        <w:rPr>
-          <w:rFonts w:ascii="Cambria Math" w:hAnsi="Cambria Math" w:cs="Times New Roman"/>
-          <w:iCs/>
-          <w:color w:val="E97132" w:themeColor="accent2"/>
-        </w:rPr>
-        <w:t>, 158 in the program and 236 not in the program.</w:t>
+        <w:t>The sample should include 394 households, 158 in the program and 236 not in the program.</w:t>
       </w:r>
     </w:p>
     <w:p>
@@ -3438,9 +3430,9 @@
           <w:noProof/>
         </w:rPr>
         <w:drawing>
-          <wp:inline distT="0" distB="0" distL="0" distR="0" wp14:anchorId="635FD83C" wp14:editId="56918682">
+          <wp:inline distT="0" distB="0" distL="0" distR="0" wp14:anchorId="635FD83C" wp14:editId="7EB6E694">
             <wp:extent cx="3283585" cy="1392555"/>
-            <wp:effectExtent l="0" t="0" r="0" b="0"/>
+            <wp:effectExtent l="19050" t="19050" r="12065" b="17145"/>
             <wp:docPr id="602312313" name="Picture 1"/>
             <wp:cNvGraphicFramePr>
               <a:graphicFrameLocks xmlns:a="http://schemas.openxmlformats.org/drawingml/2006/main" noChangeAspect="1"/>
@@ -3477,7 +3469,9 @@
                     </a:prstGeom>
                     <a:noFill/>
                     <a:ln>
-                      <a:noFill/>
+                      <a:solidFill>
+                        <a:schemeClr val="tx1"/>
+                      </a:solidFill>
                     </a:ln>
                   </pic:spPr>
                 </pic:pic>
@@ -3510,298 +3504,3163 @@
       <w:pPr>
         <w:rPr>
           <w:rFonts w:ascii="Times New Roman" w:hAnsi="Times New Roman" w:cs="Times New Roman"/>
-        </w:rPr>
-      </w:pPr>
-    </w:p>
-    <w:p>
-      <w:pPr>
-        <w:rPr>
-          <w:rFonts w:ascii="Times New Roman" w:hAnsi="Times New Roman" w:cs="Times New Roman"/>
-        </w:rPr>
-      </w:pPr>
-      <w:r>
-        <w:rPr>
-          <w:rFonts w:ascii="Times New Roman" w:hAnsi="Times New Roman" w:cs="Times New Roman"/>
-        </w:rPr>
-        <w:t xml:space="preserve">B). Calculate ATT </w:t>
-      </w:r>
-      <w:r>
-        <w:rPr>
-          <w:rFonts w:ascii="Times New Roman" w:hAnsi="Times New Roman" w:cs="Times New Roman"/>
-        </w:rPr>
-        <w:t>based on this one-to-one matching from the previous sub-question.</w:t>
-      </w:r>
-    </w:p>
-    <w:p>
-      <w:pPr>
-        <w:rPr>
-          <w:rFonts w:ascii="Times New Roman" w:hAnsi="Times New Roman" w:cs="Times New Roman"/>
-        </w:rPr>
-      </w:pPr>
-    </w:p>
-    <w:p>
-      <w:pPr>
-        <w:rPr>
-          <w:rFonts w:ascii="Times New Roman" w:hAnsi="Times New Roman" w:cs="Times New Roman"/>
-        </w:rPr>
-      </w:pPr>
-      <w:r>
-        <w:rPr>
-          <w:rFonts w:ascii="Times New Roman" w:hAnsi="Times New Roman" w:cs="Times New Roman"/>
-        </w:rPr>
-        <w:t xml:space="preserve">C). </w:t>
-      </w:r>
-      <w:r>
-        <w:rPr>
-          <w:rFonts w:ascii="Times New Roman" w:hAnsi="Times New Roman" w:cs="Times New Roman"/>
-        </w:rPr>
-        <w:t>Based on nearest 3-neighbors matching (n=3), which units are the best match based on the propensity score?</w:t>
-      </w:r>
-    </w:p>
-    <w:p>
-      <w:pPr>
-        <w:rPr>
-          <w:rFonts w:ascii="Times New Roman" w:hAnsi="Times New Roman" w:cs="Times New Roman"/>
-        </w:rPr>
-      </w:pPr>
-    </w:p>
-    <w:p>
-      <w:pPr>
-        <w:rPr>
-          <w:rFonts w:ascii="Times New Roman" w:hAnsi="Times New Roman" w:cs="Times New Roman"/>
-        </w:rPr>
-      </w:pPr>
-      <w:r>
-        <w:rPr>
-          <w:rFonts w:ascii="Times New Roman" w:hAnsi="Times New Roman" w:cs="Times New Roman"/>
-        </w:rPr>
-        <w:t xml:space="preserve">D). Calculate ATT </w:t>
-      </w:r>
-      <w:r>
-        <w:rPr>
-          <w:rFonts w:ascii="Times New Roman" w:hAnsi="Times New Roman" w:cs="Times New Roman"/>
-        </w:rPr>
-        <w:t>based on this nearest 3-neighbors matching from the previous sub-question.</w:t>
-      </w:r>
-    </w:p>
-    <w:p>
-      <w:pPr>
-        <w:rPr>
-          <w:rFonts w:ascii="Times New Roman" w:hAnsi="Times New Roman" w:cs="Times New Roman"/>
-        </w:rPr>
-      </w:pPr>
+          <w:color w:val="E97132" w:themeColor="accent2"/>
+        </w:rPr>
+      </w:pPr>
+      <w:r>
+        <w:rPr>
+          <w:rFonts w:ascii="Times New Roman" w:hAnsi="Times New Roman" w:cs="Times New Roman"/>
+          <w:color w:val="E97132" w:themeColor="accent2"/>
+        </w:rPr>
+        <w:t>For each treated unit, find the control unit whose propensity score is closest (smallest absolute difference).</w:t>
+      </w:r>
+      <w:r>
+        <w:rPr>
+          <w:rFonts w:ascii="Times New Roman" w:hAnsi="Times New Roman" w:cs="Times New Roman"/>
+          <w:color w:val="E97132" w:themeColor="accent2"/>
+        </w:rPr>
+        <w:t xml:space="preserve"> </w:t>
+      </w:r>
+      <m:oMath>
+        <m:func>
+          <m:funcPr>
+            <m:ctrlPr>
+              <w:rPr>
+                <w:rFonts w:ascii="Cambria Math" w:hAnsi="Cambria Math" w:cs="Times New Roman"/>
+                <w:iCs/>
+                <w:color w:val="E97132" w:themeColor="accent2"/>
+              </w:rPr>
+            </m:ctrlPr>
+          </m:funcPr>
+          <m:fName>
+            <m:limLow>
+              <m:limLowPr>
+                <m:ctrlPr>
+                  <w:rPr>
+                    <w:rFonts w:ascii="Cambria Math" w:hAnsi="Cambria Math" w:cs="Times New Roman"/>
+                    <w:iCs/>
+                    <w:color w:val="E97132" w:themeColor="accent2"/>
+                  </w:rPr>
+                </m:ctrlPr>
+              </m:limLowPr>
+              <m:e>
+                <m:r>
+                  <m:rPr>
+                    <m:sty m:val="p"/>
+                  </m:rPr>
+                  <w:rPr>
+                    <w:rFonts w:ascii="Cambria Math" w:hAnsi="Cambria Math" w:cs="Times New Roman"/>
+                    <w:color w:val="E97132" w:themeColor="accent2"/>
+                  </w:rPr>
+                  <m:t>min</m:t>
+                </m:r>
+              </m:e>
+              <m:lim>
+                <m:r>
+                  <m:rPr>
+                    <m:sty m:val="p"/>
+                  </m:rPr>
+                  <w:rPr>
+                    <w:rFonts w:ascii="Cambria Math" w:hAnsi="Cambria Math" w:cs="Times New Roman"/>
+                    <w:color w:val="E97132" w:themeColor="accent2"/>
+                  </w:rPr>
+                  <m:t>j</m:t>
+                </m:r>
+              </m:lim>
+            </m:limLow>
+            <m:ctrlPr>
+              <w:rPr>
+                <w:rFonts w:ascii="Cambria Math" w:hAnsi="Cambria Math" w:cs="Times New Roman"/>
+                <w:i/>
+                <w:color w:val="E97132" w:themeColor="accent2"/>
+              </w:rPr>
+            </m:ctrlPr>
+          </m:fName>
+          <m:e>
+            <m:r>
+              <m:rPr>
+                <m:sty m:val="p"/>
+              </m:rPr>
+              <w:rPr>
+                <w:rFonts w:ascii="Cambria Math" w:hAnsi="Cambria Math" w:cs="Times New Roman"/>
+                <w:color w:val="E97132" w:themeColor="accent2"/>
+              </w:rPr>
+              <m:t>|</m:t>
+            </m:r>
+            <m:sSub>
+              <m:sSubPr>
+                <m:ctrlPr>
+                  <w:rPr>
+                    <w:rFonts w:ascii="Cambria Math" w:hAnsi="Cambria Math" w:cs="Times New Roman"/>
+                    <w:iCs/>
+                    <w:color w:val="E97132" w:themeColor="accent2"/>
+                  </w:rPr>
+                </m:ctrlPr>
+              </m:sSubPr>
+              <m:e>
+                <m:r>
+                  <m:rPr>
+                    <m:sty m:val="p"/>
+                  </m:rPr>
+                  <w:rPr>
+                    <w:rFonts w:ascii="Cambria Math" w:hAnsi="Cambria Math" w:cs="Times New Roman"/>
+                    <w:color w:val="E97132" w:themeColor="accent2"/>
+                  </w:rPr>
+                  <m:t>e</m:t>
+                </m:r>
+              </m:e>
+              <m:sub>
+                <m:r>
+                  <m:rPr>
+                    <m:sty m:val="p"/>
+                  </m:rPr>
+                  <w:rPr>
+                    <w:rFonts w:ascii="Cambria Math" w:hAnsi="Cambria Math" w:cs="Times New Roman"/>
+                    <w:color w:val="E97132" w:themeColor="accent2"/>
+                  </w:rPr>
+                  <m:t>i</m:t>
+                </m:r>
+              </m:sub>
+            </m:sSub>
+            <m:r>
+              <w:rPr>
+                <w:rFonts w:ascii="Cambria Math" w:hAnsi="Cambria Math" w:cs="Times New Roman"/>
+                <w:color w:val="E97132" w:themeColor="accent2"/>
+              </w:rPr>
+              <m:t>-</m:t>
+            </m:r>
+            <m:sSub>
+              <m:sSubPr>
+                <m:ctrlPr>
+                  <w:rPr>
+                    <w:rFonts w:ascii="Cambria Math" w:hAnsi="Cambria Math" w:cs="Times New Roman"/>
+                    <w:i/>
+                    <w:iCs/>
+                    <w:color w:val="E97132" w:themeColor="accent2"/>
+                  </w:rPr>
+                </m:ctrlPr>
+              </m:sSubPr>
+              <m:e>
+                <m:r>
+                  <w:rPr>
+                    <w:rFonts w:ascii="Cambria Math" w:hAnsi="Cambria Math" w:cs="Times New Roman"/>
+                    <w:color w:val="E97132" w:themeColor="accent2"/>
+                  </w:rPr>
+                  <m:t>e</m:t>
+                </m:r>
+              </m:e>
+              <m:sub>
+                <m:r>
+                  <w:rPr>
+                    <w:rFonts w:ascii="Cambria Math" w:hAnsi="Cambria Math" w:cs="Times New Roman"/>
+                    <w:color w:val="E97132" w:themeColor="accent2"/>
+                  </w:rPr>
+                  <m:t>j</m:t>
+                </m:r>
+              </m:sub>
+            </m:sSub>
+            <m:r>
+              <w:rPr>
+                <w:rFonts w:ascii="Cambria Math" w:hAnsi="Cambria Math" w:cs="Times New Roman"/>
+                <w:color w:val="E97132" w:themeColor="accent2"/>
+              </w:rPr>
+              <m:t>|</m:t>
+            </m:r>
+            <m:ctrlPr>
+              <w:rPr>
+                <w:rFonts w:ascii="Cambria Math" w:hAnsi="Cambria Math" w:cs="Times New Roman"/>
+                <w:i/>
+                <w:color w:val="E97132" w:themeColor="accent2"/>
+              </w:rPr>
+            </m:ctrlPr>
+          </m:e>
+        </m:func>
+      </m:oMath>
+    </w:p>
+    <w:tbl>
+      <w:tblPr>
+        <w:tblStyle w:val="TableGrid"/>
+        <w:tblW w:w="0" w:type="auto"/>
+        <w:tblLook w:val="04A0" w:firstRow="1" w:lastRow="0" w:firstColumn="1" w:lastColumn="0" w:noHBand="0" w:noVBand="1"/>
+      </w:tblPr>
+      <w:tblGrid>
+        <w:gridCol w:w="643"/>
+        <w:gridCol w:w="941"/>
+        <w:gridCol w:w="1921"/>
+        <w:gridCol w:w="1530"/>
+        <w:gridCol w:w="1416"/>
+      </w:tblGrid>
+      <w:tr>
+        <w:trPr>
+          <w:trHeight w:val="300"/>
+        </w:trPr>
+        <w:tc>
+          <w:tcPr>
+            <w:tcW w:w="643" w:type="dxa"/>
+            <w:noWrap/>
+            <w:hideMark/>
+          </w:tcPr>
+          <w:p>
+            <w:pPr>
+              <w:rPr>
+                <w:rFonts w:ascii="Times New Roman" w:hAnsi="Times New Roman" w:cs="Times New Roman"/>
+              </w:rPr>
+            </w:pPr>
+            <w:r>
+              <w:rPr>
+                <w:rFonts w:ascii="Times New Roman" w:hAnsi="Times New Roman" w:cs="Times New Roman"/>
+              </w:rPr>
+              <w:t>Unit</w:t>
+            </w:r>
+          </w:p>
+        </w:tc>
+        <w:tc>
+          <w:tcPr>
+            <w:tcW w:w="941" w:type="dxa"/>
+            <w:noWrap/>
+            <w:hideMark/>
+          </w:tcPr>
+          <w:p>
+            <w:pPr>
+              <w:rPr>
+                <w:rFonts w:ascii="Times New Roman" w:hAnsi="Times New Roman" w:cs="Times New Roman"/>
+              </w:rPr>
+            </w:pPr>
+            <w:r>
+              <w:rPr>
+                <w:rFonts w:ascii="Times New Roman" w:hAnsi="Times New Roman" w:cs="Times New Roman"/>
+              </w:rPr>
+              <w:t>Treated</w:t>
+            </w:r>
+          </w:p>
+        </w:tc>
+        <w:tc>
+          <w:tcPr>
+            <w:tcW w:w="1921" w:type="dxa"/>
+            <w:noWrap/>
+            <w:hideMark/>
+          </w:tcPr>
+          <w:p>
+            <w:pPr>
+              <w:rPr>
+                <w:rFonts w:ascii="Times New Roman" w:hAnsi="Times New Roman" w:cs="Times New Roman"/>
+              </w:rPr>
+            </w:pPr>
+            <w:r>
+              <w:rPr>
+                <w:rFonts w:ascii="Times New Roman" w:hAnsi="Times New Roman" w:cs="Times New Roman"/>
+              </w:rPr>
+              <w:t>Propensity Score</w:t>
+            </w:r>
+          </w:p>
+        </w:tc>
+        <w:tc>
+          <w:tcPr>
+            <w:tcW w:w="1530" w:type="dxa"/>
+            <w:noWrap/>
+            <w:hideMark/>
+          </w:tcPr>
+          <w:p>
+            <w:pPr>
+              <w:rPr>
+                <w:rFonts w:ascii="Times New Roman" w:hAnsi="Times New Roman" w:cs="Times New Roman"/>
+              </w:rPr>
+            </w:pPr>
+            <w:r>
+              <w:rPr>
+                <w:rFonts w:ascii="Times New Roman" w:hAnsi="Times New Roman" w:cs="Times New Roman"/>
+              </w:rPr>
+              <w:t>Outcome (Y)</w:t>
+            </w:r>
+          </w:p>
+        </w:tc>
+        <w:tc>
+          <w:tcPr>
+            <w:tcW w:w="1146" w:type="dxa"/>
+            <w:noWrap/>
+            <w:hideMark/>
+          </w:tcPr>
+          <w:p>
+            <w:pPr>
+              <w:rPr>
+                <w:rFonts w:ascii="Times New Roman" w:hAnsi="Times New Roman" w:cs="Times New Roman"/>
+              </w:rPr>
+            </w:pPr>
+            <w:proofErr w:type="spellStart"/>
+            <w:r>
+              <w:rPr>
+                <w:rFonts w:ascii="Times New Roman" w:hAnsi="Times New Roman" w:cs="Times New Roman"/>
+              </w:rPr>
+              <w:t>Dif_from_A</w:t>
+            </w:r>
+            <w:proofErr w:type="spellEnd"/>
+          </w:p>
+        </w:tc>
+      </w:tr>
+      <w:tr>
+        <w:trPr>
+          <w:trHeight w:val="300"/>
+        </w:trPr>
+        <w:tc>
+          <w:tcPr>
+            <w:tcW w:w="643" w:type="dxa"/>
+            <w:shd w:val="clear" w:color="auto" w:fill="FFFF66"/>
+            <w:noWrap/>
+            <w:hideMark/>
+          </w:tcPr>
+          <w:p>
+            <w:pPr>
+              <w:rPr>
+                <w:rFonts w:ascii="Times New Roman" w:hAnsi="Times New Roman" w:cs="Times New Roman"/>
+              </w:rPr>
+            </w:pPr>
+            <w:r>
+              <w:rPr>
+                <w:rFonts w:ascii="Times New Roman" w:hAnsi="Times New Roman" w:cs="Times New Roman"/>
+              </w:rPr>
+              <w:t>B</w:t>
+            </w:r>
+          </w:p>
+        </w:tc>
+        <w:tc>
+          <w:tcPr>
+            <w:tcW w:w="941" w:type="dxa"/>
+            <w:shd w:val="clear" w:color="auto" w:fill="FFFF66"/>
+            <w:noWrap/>
+            <w:hideMark/>
+          </w:tcPr>
+          <w:p>
+            <w:pPr>
+              <w:rPr>
+                <w:rFonts w:ascii="Times New Roman" w:hAnsi="Times New Roman" w:cs="Times New Roman"/>
+              </w:rPr>
+            </w:pPr>
+            <w:r>
+              <w:rPr>
+                <w:rFonts w:ascii="Times New Roman" w:hAnsi="Times New Roman" w:cs="Times New Roman"/>
+              </w:rPr>
+              <w:t>0</w:t>
+            </w:r>
+          </w:p>
+        </w:tc>
+        <w:tc>
+          <w:tcPr>
+            <w:tcW w:w="1921" w:type="dxa"/>
+            <w:shd w:val="clear" w:color="auto" w:fill="FFFF66"/>
+            <w:noWrap/>
+            <w:hideMark/>
+          </w:tcPr>
+          <w:p>
+            <w:pPr>
+              <w:rPr>
+                <w:rFonts w:ascii="Times New Roman" w:hAnsi="Times New Roman" w:cs="Times New Roman"/>
+              </w:rPr>
+            </w:pPr>
+            <w:r>
+              <w:rPr>
+                <w:rFonts w:ascii="Times New Roman" w:hAnsi="Times New Roman" w:cs="Times New Roman"/>
+              </w:rPr>
+              <w:t>0.55</w:t>
+            </w:r>
+          </w:p>
+        </w:tc>
+        <w:tc>
+          <w:tcPr>
+            <w:tcW w:w="1530" w:type="dxa"/>
+            <w:shd w:val="clear" w:color="auto" w:fill="FFFF66"/>
+            <w:noWrap/>
+            <w:hideMark/>
+          </w:tcPr>
+          <w:p>
+            <w:pPr>
+              <w:rPr>
+                <w:rFonts w:ascii="Times New Roman" w:hAnsi="Times New Roman" w:cs="Times New Roman"/>
+              </w:rPr>
+            </w:pPr>
+            <w:r>
+              <w:rPr>
+                <w:rFonts w:ascii="Times New Roman" w:hAnsi="Times New Roman" w:cs="Times New Roman"/>
+              </w:rPr>
+              <w:t>92</w:t>
+            </w:r>
+          </w:p>
+        </w:tc>
+        <w:tc>
+          <w:tcPr>
+            <w:tcW w:w="1146" w:type="dxa"/>
+            <w:shd w:val="clear" w:color="auto" w:fill="FFFF66"/>
+            <w:noWrap/>
+            <w:hideMark/>
+          </w:tcPr>
+          <w:p>
+            <w:pPr>
+              <w:rPr>
+                <w:rFonts w:ascii="Times New Roman" w:hAnsi="Times New Roman" w:cs="Times New Roman"/>
+              </w:rPr>
+            </w:pPr>
+            <w:r>
+              <w:rPr>
+                <w:rFonts w:ascii="Times New Roman" w:hAnsi="Times New Roman" w:cs="Times New Roman"/>
+              </w:rPr>
+              <w:t>0.05</w:t>
+            </w:r>
+          </w:p>
+        </w:tc>
+      </w:tr>
+      <w:tr>
+        <w:trPr>
+          <w:trHeight w:val="300"/>
+        </w:trPr>
+        <w:tc>
+          <w:tcPr>
+            <w:tcW w:w="643" w:type="dxa"/>
+            <w:noWrap/>
+            <w:hideMark/>
+          </w:tcPr>
+          <w:p>
+            <w:pPr>
+              <w:rPr>
+                <w:rFonts w:ascii="Times New Roman" w:hAnsi="Times New Roman" w:cs="Times New Roman"/>
+              </w:rPr>
+            </w:pPr>
+            <w:r>
+              <w:rPr>
+                <w:rFonts w:ascii="Times New Roman" w:hAnsi="Times New Roman" w:cs="Times New Roman"/>
+              </w:rPr>
+              <w:t>C</w:t>
+            </w:r>
+          </w:p>
+        </w:tc>
+        <w:tc>
+          <w:tcPr>
+            <w:tcW w:w="941" w:type="dxa"/>
+            <w:noWrap/>
+            <w:hideMark/>
+          </w:tcPr>
+          <w:p>
+            <w:pPr>
+              <w:rPr>
+                <w:rFonts w:ascii="Times New Roman" w:hAnsi="Times New Roman" w:cs="Times New Roman"/>
+              </w:rPr>
+            </w:pPr>
+            <w:r>
+              <w:rPr>
+                <w:rFonts w:ascii="Times New Roman" w:hAnsi="Times New Roman" w:cs="Times New Roman"/>
+              </w:rPr>
+              <w:t>0</w:t>
+            </w:r>
+          </w:p>
+        </w:tc>
+        <w:tc>
+          <w:tcPr>
+            <w:tcW w:w="1921" w:type="dxa"/>
+            <w:noWrap/>
+            <w:hideMark/>
+          </w:tcPr>
+          <w:p>
+            <w:pPr>
+              <w:rPr>
+                <w:rFonts w:ascii="Times New Roman" w:hAnsi="Times New Roman" w:cs="Times New Roman"/>
+              </w:rPr>
+            </w:pPr>
+            <w:r>
+              <w:rPr>
+                <w:rFonts w:ascii="Times New Roman" w:hAnsi="Times New Roman" w:cs="Times New Roman"/>
+              </w:rPr>
+              <w:t>0.41</w:t>
+            </w:r>
+          </w:p>
+        </w:tc>
+        <w:tc>
+          <w:tcPr>
+            <w:tcW w:w="1530" w:type="dxa"/>
+            <w:noWrap/>
+            <w:hideMark/>
+          </w:tcPr>
+          <w:p>
+            <w:pPr>
+              <w:rPr>
+                <w:rFonts w:ascii="Times New Roman" w:hAnsi="Times New Roman" w:cs="Times New Roman"/>
+              </w:rPr>
+            </w:pPr>
+            <w:r>
+              <w:rPr>
+                <w:rFonts w:ascii="Times New Roman" w:hAnsi="Times New Roman" w:cs="Times New Roman"/>
+              </w:rPr>
+              <w:t>88</w:t>
+            </w:r>
+          </w:p>
+        </w:tc>
+        <w:tc>
+          <w:tcPr>
+            <w:tcW w:w="1146" w:type="dxa"/>
+            <w:noWrap/>
+            <w:hideMark/>
+          </w:tcPr>
+          <w:p>
+            <w:pPr>
+              <w:rPr>
+                <w:rFonts w:ascii="Times New Roman" w:hAnsi="Times New Roman" w:cs="Times New Roman"/>
+              </w:rPr>
+            </w:pPr>
+            <w:r>
+              <w:rPr>
+                <w:rFonts w:ascii="Times New Roman" w:hAnsi="Times New Roman" w:cs="Times New Roman"/>
+              </w:rPr>
+              <w:t>0.19</w:t>
+            </w:r>
+          </w:p>
+        </w:tc>
+      </w:tr>
+      <w:tr>
+        <w:trPr>
+          <w:trHeight w:val="300"/>
+        </w:trPr>
+        <w:tc>
+          <w:tcPr>
+            <w:tcW w:w="643" w:type="dxa"/>
+            <w:shd w:val="clear" w:color="auto" w:fill="FFFF66"/>
+            <w:noWrap/>
+            <w:hideMark/>
+          </w:tcPr>
+          <w:p>
+            <w:pPr>
+              <w:rPr>
+                <w:rFonts w:ascii="Times New Roman" w:hAnsi="Times New Roman" w:cs="Times New Roman"/>
+              </w:rPr>
+            </w:pPr>
+            <w:r>
+              <w:rPr>
+                <w:rFonts w:ascii="Times New Roman" w:hAnsi="Times New Roman" w:cs="Times New Roman"/>
+              </w:rPr>
+              <w:t>D</w:t>
+            </w:r>
+          </w:p>
+        </w:tc>
+        <w:tc>
+          <w:tcPr>
+            <w:tcW w:w="941" w:type="dxa"/>
+            <w:shd w:val="clear" w:color="auto" w:fill="FFFF66"/>
+            <w:noWrap/>
+            <w:hideMark/>
+          </w:tcPr>
+          <w:p>
+            <w:pPr>
+              <w:rPr>
+                <w:rFonts w:ascii="Times New Roman" w:hAnsi="Times New Roman" w:cs="Times New Roman"/>
+              </w:rPr>
+            </w:pPr>
+            <w:r>
+              <w:rPr>
+                <w:rFonts w:ascii="Times New Roman" w:hAnsi="Times New Roman" w:cs="Times New Roman"/>
+              </w:rPr>
+              <w:t>0</w:t>
+            </w:r>
+          </w:p>
+        </w:tc>
+        <w:tc>
+          <w:tcPr>
+            <w:tcW w:w="1921" w:type="dxa"/>
+            <w:shd w:val="clear" w:color="auto" w:fill="FFFF66"/>
+            <w:noWrap/>
+            <w:hideMark/>
+          </w:tcPr>
+          <w:p>
+            <w:pPr>
+              <w:rPr>
+                <w:rFonts w:ascii="Times New Roman" w:hAnsi="Times New Roman" w:cs="Times New Roman"/>
+              </w:rPr>
+            </w:pPr>
+            <w:r>
+              <w:rPr>
+                <w:rFonts w:ascii="Times New Roman" w:hAnsi="Times New Roman" w:cs="Times New Roman"/>
+              </w:rPr>
+              <w:t>0.62</w:t>
+            </w:r>
+          </w:p>
+        </w:tc>
+        <w:tc>
+          <w:tcPr>
+            <w:tcW w:w="1530" w:type="dxa"/>
+            <w:shd w:val="clear" w:color="auto" w:fill="FFFF66"/>
+            <w:noWrap/>
+            <w:hideMark/>
+          </w:tcPr>
+          <w:p>
+            <w:pPr>
+              <w:rPr>
+                <w:rFonts w:ascii="Times New Roman" w:hAnsi="Times New Roman" w:cs="Times New Roman"/>
+              </w:rPr>
+            </w:pPr>
+            <w:r>
+              <w:rPr>
+                <w:rFonts w:ascii="Times New Roman" w:hAnsi="Times New Roman" w:cs="Times New Roman"/>
+              </w:rPr>
+              <w:t>85</w:t>
+            </w:r>
+          </w:p>
+        </w:tc>
+        <w:tc>
+          <w:tcPr>
+            <w:tcW w:w="1146" w:type="dxa"/>
+            <w:shd w:val="clear" w:color="auto" w:fill="FFFF66"/>
+            <w:noWrap/>
+            <w:hideMark/>
+          </w:tcPr>
+          <w:p>
+            <w:pPr>
+              <w:rPr>
+                <w:rFonts w:ascii="Times New Roman" w:hAnsi="Times New Roman" w:cs="Times New Roman"/>
+              </w:rPr>
+            </w:pPr>
+            <w:r>
+              <w:rPr>
+                <w:rFonts w:ascii="Times New Roman" w:hAnsi="Times New Roman" w:cs="Times New Roman"/>
+              </w:rPr>
+              <w:t>0.02</w:t>
+            </w:r>
+          </w:p>
+        </w:tc>
+      </w:tr>
+      <w:tr>
+        <w:trPr>
+          <w:trHeight w:val="300"/>
+        </w:trPr>
+        <w:tc>
+          <w:tcPr>
+            <w:tcW w:w="643" w:type="dxa"/>
+            <w:shd w:val="clear" w:color="auto" w:fill="FFFF00"/>
+            <w:noWrap/>
+            <w:hideMark/>
+          </w:tcPr>
+          <w:p>
+            <w:pPr>
+              <w:rPr>
+                <w:rFonts w:ascii="Times New Roman" w:hAnsi="Times New Roman" w:cs="Times New Roman"/>
+                <w:highlight w:val="yellow"/>
+              </w:rPr>
+            </w:pPr>
+            <w:r>
+              <w:rPr>
+                <w:rFonts w:ascii="Times New Roman" w:hAnsi="Times New Roman" w:cs="Times New Roman"/>
+                <w:highlight w:val="yellow"/>
+              </w:rPr>
+              <w:t>E</w:t>
+            </w:r>
+          </w:p>
+        </w:tc>
+        <w:tc>
+          <w:tcPr>
+            <w:tcW w:w="941" w:type="dxa"/>
+            <w:shd w:val="clear" w:color="auto" w:fill="FFFF00"/>
+            <w:noWrap/>
+            <w:hideMark/>
+          </w:tcPr>
+          <w:p>
+            <w:pPr>
+              <w:rPr>
+                <w:rFonts w:ascii="Times New Roman" w:hAnsi="Times New Roman" w:cs="Times New Roman"/>
+                <w:highlight w:val="yellow"/>
+              </w:rPr>
+            </w:pPr>
+            <w:r>
+              <w:rPr>
+                <w:rFonts w:ascii="Times New Roman" w:hAnsi="Times New Roman" w:cs="Times New Roman"/>
+                <w:highlight w:val="yellow"/>
+              </w:rPr>
+              <w:t>0</w:t>
+            </w:r>
+          </w:p>
+        </w:tc>
+        <w:tc>
+          <w:tcPr>
+            <w:tcW w:w="1921" w:type="dxa"/>
+            <w:shd w:val="clear" w:color="auto" w:fill="FFFF00"/>
+            <w:noWrap/>
+            <w:hideMark/>
+          </w:tcPr>
+          <w:p>
+            <w:pPr>
+              <w:rPr>
+                <w:rFonts w:ascii="Times New Roman" w:hAnsi="Times New Roman" w:cs="Times New Roman"/>
+                <w:highlight w:val="yellow"/>
+              </w:rPr>
+            </w:pPr>
+            <w:r>
+              <w:rPr>
+                <w:rFonts w:ascii="Times New Roman" w:hAnsi="Times New Roman" w:cs="Times New Roman"/>
+                <w:highlight w:val="yellow"/>
+              </w:rPr>
+              <w:t>0.61</w:t>
+            </w:r>
+          </w:p>
+        </w:tc>
+        <w:tc>
+          <w:tcPr>
+            <w:tcW w:w="1530" w:type="dxa"/>
+            <w:shd w:val="clear" w:color="auto" w:fill="FFFF00"/>
+            <w:noWrap/>
+            <w:hideMark/>
+          </w:tcPr>
+          <w:p>
+            <w:pPr>
+              <w:rPr>
+                <w:rFonts w:ascii="Times New Roman" w:hAnsi="Times New Roman" w:cs="Times New Roman"/>
+                <w:highlight w:val="yellow"/>
+              </w:rPr>
+            </w:pPr>
+            <w:r>
+              <w:rPr>
+                <w:rFonts w:ascii="Times New Roman" w:hAnsi="Times New Roman" w:cs="Times New Roman"/>
+                <w:highlight w:val="yellow"/>
+              </w:rPr>
+              <w:t>78</w:t>
+            </w:r>
+          </w:p>
+        </w:tc>
+        <w:tc>
+          <w:tcPr>
+            <w:tcW w:w="1146" w:type="dxa"/>
+            <w:shd w:val="clear" w:color="auto" w:fill="FFFF00"/>
+            <w:noWrap/>
+            <w:hideMark/>
+          </w:tcPr>
+          <w:p>
+            <w:pPr>
+              <w:rPr>
+                <w:rFonts w:ascii="Times New Roman" w:hAnsi="Times New Roman" w:cs="Times New Roman"/>
+                <w:highlight w:val="yellow"/>
+              </w:rPr>
+            </w:pPr>
+            <w:r>
+              <w:rPr>
+                <w:rFonts w:ascii="Times New Roman" w:hAnsi="Times New Roman" w:cs="Times New Roman"/>
+                <w:highlight w:val="yellow"/>
+              </w:rPr>
+              <w:t>0.01</w:t>
+            </w:r>
+          </w:p>
+        </w:tc>
+      </w:tr>
+      <w:tr>
+        <w:trPr>
+          <w:trHeight w:val="300"/>
+        </w:trPr>
+        <w:tc>
+          <w:tcPr>
+            <w:tcW w:w="643" w:type="dxa"/>
+            <w:noWrap/>
+            <w:hideMark/>
+          </w:tcPr>
+          <w:p>
+            <w:pPr>
+              <w:rPr>
+                <w:rFonts w:ascii="Times New Roman" w:hAnsi="Times New Roman" w:cs="Times New Roman"/>
+              </w:rPr>
+            </w:pPr>
+            <w:r>
+              <w:rPr>
+                <w:rFonts w:ascii="Times New Roman" w:hAnsi="Times New Roman" w:cs="Times New Roman"/>
+              </w:rPr>
+              <w:t>F</w:t>
+            </w:r>
+          </w:p>
+        </w:tc>
+        <w:tc>
+          <w:tcPr>
+            <w:tcW w:w="941" w:type="dxa"/>
+            <w:noWrap/>
+            <w:hideMark/>
+          </w:tcPr>
+          <w:p>
+            <w:pPr>
+              <w:rPr>
+                <w:rFonts w:ascii="Times New Roman" w:hAnsi="Times New Roman" w:cs="Times New Roman"/>
+              </w:rPr>
+            </w:pPr>
+            <w:r>
+              <w:rPr>
+                <w:rFonts w:ascii="Times New Roman" w:hAnsi="Times New Roman" w:cs="Times New Roman"/>
+              </w:rPr>
+              <w:t>0</w:t>
+            </w:r>
+          </w:p>
+        </w:tc>
+        <w:tc>
+          <w:tcPr>
+            <w:tcW w:w="1921" w:type="dxa"/>
+            <w:noWrap/>
+            <w:hideMark/>
+          </w:tcPr>
+          <w:p>
+            <w:pPr>
+              <w:rPr>
+                <w:rFonts w:ascii="Times New Roman" w:hAnsi="Times New Roman" w:cs="Times New Roman"/>
+              </w:rPr>
+            </w:pPr>
+            <w:r>
+              <w:rPr>
+                <w:rFonts w:ascii="Times New Roman" w:hAnsi="Times New Roman" w:cs="Times New Roman"/>
+              </w:rPr>
+              <w:t>0.49</w:t>
+            </w:r>
+          </w:p>
+        </w:tc>
+        <w:tc>
+          <w:tcPr>
+            <w:tcW w:w="1530" w:type="dxa"/>
+            <w:noWrap/>
+            <w:hideMark/>
+          </w:tcPr>
+          <w:p>
+            <w:pPr>
+              <w:rPr>
+                <w:rFonts w:ascii="Times New Roman" w:hAnsi="Times New Roman" w:cs="Times New Roman"/>
+              </w:rPr>
+            </w:pPr>
+            <w:r>
+              <w:rPr>
+                <w:rFonts w:ascii="Times New Roman" w:hAnsi="Times New Roman" w:cs="Times New Roman"/>
+              </w:rPr>
+              <w:t>90</w:t>
+            </w:r>
+          </w:p>
+        </w:tc>
+        <w:tc>
+          <w:tcPr>
+            <w:tcW w:w="1146" w:type="dxa"/>
+            <w:noWrap/>
+            <w:hideMark/>
+          </w:tcPr>
+          <w:p>
+            <w:pPr>
+              <w:rPr>
+                <w:rFonts w:ascii="Times New Roman" w:hAnsi="Times New Roman" w:cs="Times New Roman"/>
+              </w:rPr>
+            </w:pPr>
+            <w:r>
+              <w:rPr>
+                <w:rFonts w:ascii="Times New Roman" w:hAnsi="Times New Roman" w:cs="Times New Roman"/>
+              </w:rPr>
+              <w:t>0.11</w:t>
+            </w:r>
+          </w:p>
+        </w:tc>
+      </w:tr>
+    </w:tbl>
+    <w:p>
+      <w:pPr>
+        <w:rPr>
+          <w:rFonts w:ascii="Times New Roman" w:hAnsi="Times New Roman" w:cs="Times New Roman"/>
+          <w:color w:val="E97132" w:themeColor="accent2"/>
+        </w:rPr>
+      </w:pPr>
+      <w:r>
+        <w:rPr>
+          <w:rFonts w:ascii="Times New Roman" w:hAnsi="Times New Roman" w:cs="Times New Roman"/>
+          <w:color w:val="E97132" w:themeColor="accent2"/>
+        </w:rPr>
+        <w:t xml:space="preserve">The best one-to-one match is </w:t>
+      </w:r>
       <w:r>
         <w:rPr>
           <w:rFonts w:ascii="Times New Roman" w:hAnsi="Times New Roman" w:cs="Times New Roman"/>
           <w:b/>
           <w:bCs/>
-        </w:rPr>
-        <w:t xml:space="preserve">Question </w:t>
-      </w:r>
-      <w:r>
+          <w:color w:val="E97132" w:themeColor="accent2"/>
+        </w:rPr>
+        <w:t>Unit E</w:t>
+      </w:r>
+      <w:r>
+        <w:rPr>
+          <w:rFonts w:ascii="Times New Roman" w:hAnsi="Times New Roman" w:cs="Times New Roman"/>
+          <w:color w:val="E97132" w:themeColor="accent2"/>
+        </w:rPr>
+        <w:t>.</w:t>
+      </w:r>
+    </w:p>
+    <w:p>
+      <w:pPr>
+        <w:rPr>
+          <w:rFonts w:ascii="Times New Roman" w:hAnsi="Times New Roman" w:cs="Times New Roman"/>
+        </w:rPr>
+      </w:pPr>
+      <w:r>
+        <w:rPr>
+          <w:rFonts w:ascii="Times New Roman" w:hAnsi="Times New Roman" w:cs="Times New Roman"/>
+        </w:rPr>
+        <w:t xml:space="preserve">B). Calculate ATT </w:t>
+      </w:r>
+      <w:r>
+        <w:rPr>
+          <w:rFonts w:ascii="Times New Roman" w:hAnsi="Times New Roman" w:cs="Times New Roman"/>
+        </w:rPr>
+        <w:t>based on this one-to-one matching from the previous sub-question.</w:t>
+      </w:r>
+    </w:p>
+    <w:p>
+      <w:pPr>
+        <w:spacing w:after="0"/>
+        <w:rPr>
+          <w:rFonts w:ascii="Times New Roman" w:hAnsi="Times New Roman" w:cs="Times New Roman"/>
+          <w:color w:val="E97132" w:themeColor="accent2"/>
+        </w:rPr>
+      </w:pPr>
+      <w:r>
+        <w:rPr>
+          <w:rFonts w:ascii="Times New Roman" w:hAnsi="Times New Roman" w:cs="Times New Roman"/>
+          <w:color w:val="E97132" w:themeColor="accent2"/>
+        </w:rPr>
+        <w:t>Treated Unit: A</w:t>
+      </w:r>
+    </w:p>
+    <w:p>
+      <w:pPr>
+        <w:rPr>
+          <w:rFonts w:ascii="Times New Roman" w:hAnsi="Times New Roman" w:cs="Times New Roman"/>
+          <w:color w:val="E97132" w:themeColor="accent2"/>
+        </w:rPr>
+      </w:pPr>
+      <w:r>
+        <w:rPr>
+          <w:rFonts w:ascii="Times New Roman" w:hAnsi="Times New Roman" w:cs="Times New Roman"/>
+          <w:color w:val="E97132" w:themeColor="accent2"/>
+        </w:rPr>
+        <w:t>Matched control: E</w:t>
+      </w:r>
+    </w:p>
+    <w:p>
+      <w:pPr>
+        <w:rPr>
+          <w:rFonts w:ascii="Times New Roman" w:hAnsi="Times New Roman" w:cs="Times New Roman"/>
+          <w:color w:val="E97132" w:themeColor="accent2"/>
+        </w:rPr>
+      </w:pPr>
+      <m:oMathPara>
+        <m:oMath>
+          <m:r>
+            <m:rPr>
+              <m:sty m:val="p"/>
+            </m:rPr>
+            <w:rPr>
+              <w:rFonts w:ascii="Cambria Math" w:hAnsi="Cambria Math" w:cs="Times New Roman"/>
+              <w:color w:val="E97132" w:themeColor="accent2"/>
+            </w:rPr>
+            <m:t>ATT</m:t>
+          </m:r>
+          <m:r>
+            <w:rPr>
+              <w:rFonts w:ascii="Cambria Math" w:hAnsi="Cambria Math" w:cs="Times New Roman"/>
+              <w:color w:val="E97132" w:themeColor="accent2"/>
+            </w:rPr>
+            <m:t>=</m:t>
+          </m:r>
+          <m:sSub>
+            <m:sSubPr>
+              <m:ctrlPr>
+                <w:rPr>
+                  <w:rFonts w:ascii="Cambria Math" w:hAnsi="Cambria Math" w:cs="Times New Roman"/>
+                  <w:i/>
+                  <w:color w:val="E97132" w:themeColor="accent2"/>
+                </w:rPr>
+              </m:ctrlPr>
+            </m:sSubPr>
+            <m:e>
+              <m:r>
+                <w:rPr>
+                  <w:rFonts w:ascii="Cambria Math" w:hAnsi="Cambria Math" w:cs="Times New Roman"/>
+                  <w:color w:val="E97132" w:themeColor="accent2"/>
+                </w:rPr>
+                <m:t>Y</m:t>
+              </m:r>
+            </m:e>
+            <m:sub>
+              <m:r>
+                <w:rPr>
+                  <w:rFonts w:ascii="Cambria Math" w:hAnsi="Cambria Math" w:cs="Times New Roman"/>
+                  <w:color w:val="E97132" w:themeColor="accent2"/>
+                </w:rPr>
+                <m:t>treated</m:t>
+              </m:r>
+            </m:sub>
+          </m:sSub>
+          <m:r>
+            <w:rPr>
+              <w:rFonts w:ascii="Cambria Math" w:hAnsi="Cambria Math" w:cs="Times New Roman"/>
+              <w:color w:val="E97132" w:themeColor="accent2"/>
+            </w:rPr>
+            <m:t>-</m:t>
+          </m:r>
+          <m:sSub>
+            <m:sSubPr>
+              <m:ctrlPr>
+                <w:rPr>
+                  <w:rFonts w:ascii="Cambria Math" w:hAnsi="Cambria Math" w:cs="Times New Roman"/>
+                  <w:i/>
+                  <w:color w:val="E97132" w:themeColor="accent2"/>
+                </w:rPr>
+              </m:ctrlPr>
+            </m:sSubPr>
+            <m:e>
+              <m:r>
+                <w:rPr>
+                  <w:rFonts w:ascii="Cambria Math" w:hAnsi="Cambria Math" w:cs="Times New Roman"/>
+                  <w:color w:val="E97132" w:themeColor="accent2"/>
+                </w:rPr>
+                <m:t>Y</m:t>
+              </m:r>
+            </m:e>
+            <m:sub>
+              <m:r>
+                <w:rPr>
+                  <w:rFonts w:ascii="Cambria Math" w:hAnsi="Cambria Math" w:cs="Times New Roman"/>
+                  <w:color w:val="E97132" w:themeColor="accent2"/>
+                </w:rPr>
+                <m:t>matched control</m:t>
+              </m:r>
+            </m:sub>
+          </m:sSub>
+        </m:oMath>
+      </m:oMathPara>
+    </w:p>
+    <w:p>
+      <w:pPr>
         <w:rPr>
           <w:rFonts w:ascii="Times New Roman" w:hAnsi="Times New Roman" w:cs="Times New Roman"/>
           <w:b/>
           <w:bCs/>
-        </w:rPr>
-        <w:t>4</w:t>
-      </w:r>
-      <w:r>
-        <w:rPr>
-          <w:rFonts w:ascii="Times New Roman" w:hAnsi="Times New Roman" w:cs="Times New Roman"/>
-        </w:rPr>
-        <w:t xml:space="preserve"> (Each sub-question is worth 3 points, 6 points in total.)</w:t>
-      </w:r>
-    </w:p>
-    <w:p>
-      <w:pPr>
-        <w:rPr>
-          <w:rFonts w:ascii="Times New Roman" w:hAnsi="Times New Roman" w:cs="Times New Roman"/>
-        </w:rPr>
-      </w:pPr>
-      <w:r>
-        <w:rPr>
-          <w:rFonts w:ascii="Times New Roman" w:hAnsi="Times New Roman" w:cs="Times New Roman"/>
-        </w:rPr>
-        <w:t xml:space="preserve">Suppose there are100 people in a population of students. I randomly selected 50 of them and gave them a flyer to </w:t>
+          <w:iCs/>
+          <w:color w:val="E97132" w:themeColor="accent2"/>
+        </w:rPr>
+      </w:pPr>
+      <m:oMathPara>
+        <m:oMath>
+          <m:r>
+            <m:rPr>
+              <m:sty m:val="p"/>
+            </m:rPr>
+            <w:rPr>
+              <w:rFonts w:ascii="Cambria Math" w:hAnsi="Cambria Math" w:cs="Times New Roman"/>
+              <w:color w:val="E97132" w:themeColor="accent2"/>
+            </w:rPr>
+            <m:t>ATT</m:t>
+          </m:r>
+          <m:r>
+            <w:rPr>
+              <w:rFonts w:ascii="Cambria Math" w:hAnsi="Cambria Math" w:cs="Times New Roman"/>
+              <w:color w:val="E97132" w:themeColor="accent2"/>
+            </w:rPr>
+            <m:t>=95-78=</m:t>
+          </m:r>
+          <m:r>
+            <m:rPr>
+              <m:sty m:val="bi"/>
+            </m:rPr>
+            <w:rPr>
+              <w:rFonts w:ascii="Cambria Math" w:hAnsi="Cambria Math" w:cs="Times New Roman"/>
+              <w:color w:val="E97132" w:themeColor="accent2"/>
+            </w:rPr>
+            <m:t>17</m:t>
+          </m:r>
+        </m:oMath>
+      </m:oMathPara>
+    </w:p>
+    <w:p>
+      <w:pPr>
+        <w:rPr>
+          <w:rFonts w:ascii="Times New Roman" w:hAnsi="Times New Roman" w:cs="Times New Roman"/>
+          <w:iCs/>
+          <w:color w:val="E97132" w:themeColor="accent2"/>
+        </w:rPr>
+      </w:pPr>
+      <w:r>
+        <w:rPr>
+          <w:rFonts w:ascii="Times New Roman" w:hAnsi="Times New Roman" w:cs="Times New Roman"/>
+          <w:iCs/>
+          <w:color w:val="E97132" w:themeColor="accent2"/>
+        </w:rPr>
+        <w:t>Based on one-to-one matching, the estimated treatment effect on the treated is +17 units of outcome.</w:t>
+      </w:r>
+    </w:p>
+    <w:p>
+      <w:pPr>
+        <w:rPr>
+          <w:rFonts w:ascii="Times New Roman" w:hAnsi="Times New Roman" w:cs="Times New Roman"/>
+        </w:rPr>
+      </w:pPr>
+      <w:r>
+        <w:rPr>
+          <w:rFonts w:ascii="Times New Roman" w:hAnsi="Times New Roman" w:cs="Times New Roman"/>
+        </w:rPr>
+        <w:t xml:space="preserve">C). </w:t>
+      </w:r>
+      <w:r>
+        <w:rPr>
+          <w:rFonts w:ascii="Times New Roman" w:hAnsi="Times New Roman" w:cs="Times New Roman"/>
+        </w:rPr>
+        <w:t>Based on nearest 3-neighbors matching (n=3), which units are the best match based on the propensity score?</w:t>
+      </w:r>
+    </w:p>
+    <w:p>
+      <w:pPr>
+        <w:rPr>
+          <w:rFonts w:ascii="Times New Roman" w:hAnsi="Times New Roman" w:cs="Times New Roman"/>
+          <w:color w:val="E97132" w:themeColor="accent2"/>
+        </w:rPr>
+      </w:pPr>
+      <w:r>
+        <w:rPr>
+          <w:rFonts w:ascii="Times New Roman" w:hAnsi="Times New Roman" w:cs="Times New Roman"/>
+          <w:color w:val="E97132" w:themeColor="accent2"/>
+        </w:rPr>
+        <w:t xml:space="preserve">Take the 3 nearest control units </w:t>
+      </w:r>
+      <m:oMath>
+        <m:r>
+          <w:rPr>
+            <w:rFonts w:ascii="Cambria Math" w:hAnsi="Cambria Math" w:cs="Times New Roman"/>
+            <w:color w:val="E97132" w:themeColor="accent2"/>
+          </w:rPr>
+          <m:t>e</m:t>
+        </m:r>
+        <m:d>
+          <m:dPr>
+            <m:ctrlPr>
+              <w:rPr>
+                <w:rFonts w:ascii="Cambria Math" w:hAnsi="Cambria Math" w:cs="Times New Roman"/>
+                <w:i/>
+                <w:color w:val="E97132" w:themeColor="accent2"/>
+              </w:rPr>
+            </m:ctrlPr>
+          </m:dPr>
+          <m:e>
+            <m:r>
+              <w:rPr>
+                <w:rFonts w:ascii="Cambria Math" w:hAnsi="Cambria Math" w:cs="Times New Roman"/>
+                <w:color w:val="E97132" w:themeColor="accent2"/>
+              </w:rPr>
+              <m:t>A</m:t>
+            </m:r>
+          </m:e>
+        </m:d>
+        <m:r>
+          <w:rPr>
+            <w:rFonts w:ascii="Cambria Math" w:hAnsi="Cambria Math" w:cs="Times New Roman"/>
+            <w:color w:val="E97132" w:themeColor="accent2"/>
+          </w:rPr>
+          <m:t>=0.60</m:t>
+        </m:r>
+      </m:oMath>
+      <w:r>
+        <w:rPr>
+          <w:rFonts w:ascii="Times New Roman" w:hAnsi="Times New Roman" w:cs="Times New Roman"/>
+          <w:color w:val="E97132" w:themeColor="accent2"/>
+        </w:rPr>
+        <w:t xml:space="preserve">. Refer to the table above to find the 3 smallest </w:t>
+      </w:r>
+      <m:oMath>
+        <m:r>
+          <w:rPr>
+            <w:rFonts w:ascii="Cambria Math" w:hAnsi="Cambria Math" w:cs="Times New Roman"/>
+            <w:color w:val="E97132" w:themeColor="accent2"/>
+          </w:rPr>
+          <m:t>|e</m:t>
+        </m:r>
+        <m:d>
+          <m:dPr>
+            <m:ctrlPr>
+              <w:rPr>
+                <w:rFonts w:ascii="Cambria Math" w:hAnsi="Cambria Math" w:cs="Times New Roman"/>
+                <w:i/>
+                <w:color w:val="E97132" w:themeColor="accent2"/>
+              </w:rPr>
+            </m:ctrlPr>
+          </m:dPr>
+          <m:e>
+            <m:r>
+              <w:rPr>
+                <w:rFonts w:ascii="Cambria Math" w:hAnsi="Cambria Math" w:cs="Times New Roman"/>
+                <w:color w:val="E97132" w:themeColor="accent2"/>
+              </w:rPr>
+              <m:t>A</m:t>
+            </m:r>
+          </m:e>
+        </m:d>
+        <m:r>
+          <w:rPr>
+            <w:rFonts w:ascii="Cambria Math" w:hAnsi="Cambria Math" w:cs="Times New Roman"/>
+            <w:color w:val="E97132" w:themeColor="accent2"/>
+          </w:rPr>
+          <m:t>-</m:t>
+        </m:r>
+        <m:sSub>
+          <m:sSubPr>
+            <m:ctrlPr>
+              <w:rPr>
+                <w:rFonts w:ascii="Cambria Math" w:hAnsi="Cambria Math" w:cs="Times New Roman"/>
+                <w:i/>
+                <w:color w:val="E97132" w:themeColor="accent2"/>
+              </w:rPr>
+            </m:ctrlPr>
+          </m:sSubPr>
+          <m:e>
+            <m:r>
+              <w:rPr>
+                <w:rFonts w:ascii="Cambria Math" w:hAnsi="Cambria Math" w:cs="Times New Roman"/>
+                <w:color w:val="E97132" w:themeColor="accent2"/>
+              </w:rPr>
+              <m:t>e</m:t>
+            </m:r>
+          </m:e>
+          <m:sub>
+            <m:r>
+              <w:rPr>
+                <w:rFonts w:ascii="Cambria Math" w:hAnsi="Cambria Math" w:cs="Times New Roman"/>
+                <w:color w:val="E97132" w:themeColor="accent2"/>
+              </w:rPr>
+              <m:t>j</m:t>
+            </m:r>
+          </m:sub>
+        </m:sSub>
+        <m:r>
+          <w:rPr>
+            <w:rFonts w:ascii="Cambria Math" w:hAnsi="Cambria Math" w:cs="Times New Roman"/>
+            <w:color w:val="E97132" w:themeColor="accent2"/>
+          </w:rPr>
+          <m:t>|</m:t>
+        </m:r>
+      </m:oMath>
+      <w:r>
+        <w:rPr>
+          <w:rFonts w:ascii="Times New Roman" w:hAnsi="Times New Roman" w:cs="Times New Roman"/>
+          <w:color w:val="E97132" w:themeColor="accent2"/>
+        </w:rPr>
+        <w:t xml:space="preserve"> These are units: </w:t>
       </w:r>
       <w:r>
         <w:rPr>
           <w:rFonts w:ascii="Times New Roman" w:hAnsi="Times New Roman" w:cs="Times New Roman"/>
           <w:b/>
           <w:bCs/>
-        </w:rPr>
-        <w:t>encourage</w:t>
-      </w:r>
-      <w:r>
-        <w:rPr>
-          <w:rFonts w:ascii="Times New Roman" w:hAnsi="Times New Roman" w:cs="Times New Roman"/>
-        </w:rPr>
-        <w:t xml:space="preserve"> them to attend a workshop. For the other 50, they are the control group, but they can still attend the workshop anyway. In the treatment group, 30 out of 50 actually attend and 20 do not. In the control group, 5 out of 50 manage to attend the workshop anyway, and 45 do not. </w:t>
-      </w:r>
-    </w:p>
-    <w:p>
-      <w:pPr>
-        <w:rPr>
-          <w:rFonts w:ascii="Times New Roman" w:hAnsi="Times New Roman" w:cs="Times New Roman"/>
-        </w:rPr>
-      </w:pPr>
-      <w:r>
-        <w:rPr>
-          <w:rFonts w:ascii="Times New Roman" w:hAnsi="Times New Roman" w:cs="Times New Roman"/>
-        </w:rPr>
-        <w:t>Let's say the average outcome in the treatment group</w:t>
-      </w:r>
-      <w:r>
-        <w:rPr>
-          <w:rFonts w:ascii="Times New Roman" w:hAnsi="Times New Roman" w:cs="Times New Roman"/>
-        </w:rPr>
-        <w:t xml:space="preserve"> </w:t>
-      </w:r>
-      <w:proofErr w:type="gramStart"/>
-      <w:r>
-        <w:rPr>
-          <w:rFonts w:ascii="Times New Roman" w:hAnsi="Times New Roman" w:cs="Times New Roman"/>
-        </w:rPr>
-        <w:t>is:</w:t>
-      </w:r>
-      <w:proofErr w:type="gramEnd"/>
-      <w:r>
-        <w:rPr>
-          <w:rFonts w:ascii="Times New Roman" w:hAnsi="Times New Roman" w:cs="Times New Roman"/>
-        </w:rPr>
-        <w:t xml:space="preserve"> </w:t>
-      </w:r>
-      <w:proofErr w:type="gramStart"/>
-      <w:r>
-        <w:rPr>
-          <w:rFonts w:ascii="Times New Roman" w:hAnsi="Times New Roman" w:cs="Times New Roman"/>
-        </w:rPr>
-        <w:t>E[</w:t>
-      </w:r>
-      <w:proofErr w:type="gramEnd"/>
-      <w:r>
-        <w:rPr>
-          <w:rFonts w:ascii="Times New Roman" w:hAnsi="Times New Roman" w:cs="Times New Roman"/>
-        </w:rPr>
-        <w:t>Y | Z=</w:t>
-      </w:r>
-      <w:proofErr w:type="gramStart"/>
-      <w:r>
-        <w:rPr>
-          <w:rFonts w:ascii="Times New Roman" w:hAnsi="Times New Roman" w:cs="Times New Roman"/>
-        </w:rPr>
-        <w:t>1]=</w:t>
-      </w:r>
-      <w:proofErr w:type="gramEnd"/>
-      <w:r>
-        <w:rPr>
-          <w:rFonts w:ascii="Times New Roman" w:hAnsi="Times New Roman" w:cs="Times New Roman"/>
-        </w:rPr>
-        <w:t xml:space="preserve">12. The average outcome in the control group is </w:t>
-      </w:r>
-      <w:proofErr w:type="gramStart"/>
-      <w:r>
-        <w:rPr>
-          <w:rFonts w:ascii="Times New Roman" w:hAnsi="Times New Roman" w:cs="Times New Roman"/>
-        </w:rPr>
-        <w:t>E[</w:t>
-      </w:r>
-      <w:proofErr w:type="gramEnd"/>
-      <w:r>
-        <w:rPr>
-          <w:rFonts w:ascii="Times New Roman" w:hAnsi="Times New Roman" w:cs="Times New Roman"/>
-        </w:rPr>
-        <w:t>Y | Z=</w:t>
-      </w:r>
-      <w:proofErr w:type="gramStart"/>
-      <w:r>
-        <w:rPr>
-          <w:rFonts w:ascii="Times New Roman" w:hAnsi="Times New Roman" w:cs="Times New Roman"/>
-        </w:rPr>
-        <w:t>0]=</w:t>
-      </w:r>
-      <w:proofErr w:type="gramEnd"/>
-      <w:r>
-        <w:rPr>
-          <w:rFonts w:ascii="Times New Roman" w:hAnsi="Times New Roman" w:cs="Times New Roman"/>
-        </w:rPr>
-        <w:t>10.</w:t>
-      </w:r>
-    </w:p>
-    <w:p>
-      <w:pPr>
-        <w:rPr>
-          <w:rFonts w:ascii="Times New Roman" w:hAnsi="Times New Roman" w:cs="Times New Roman"/>
-        </w:rPr>
-      </w:pPr>
-      <w:r>
-        <w:rPr>
-          <w:rFonts w:ascii="Times New Roman" w:hAnsi="Times New Roman" w:cs="Times New Roman"/>
-        </w:rPr>
-        <w:t>A). Calculate the Intent-to-Treat (ITT) Effect.</w:t>
-      </w:r>
-    </w:p>
-    <w:p>
-      <w:pPr>
-        <w:rPr>
-          <w:rFonts w:ascii="Times New Roman" w:hAnsi="Times New Roman" w:cs="Times New Roman"/>
-        </w:rPr>
-      </w:pPr>
-    </w:p>
-    <w:p>
-      <w:pPr>
-        <w:rPr>
-          <w:rFonts w:ascii="Times New Roman" w:hAnsi="Times New Roman" w:cs="Times New Roman"/>
-        </w:rPr>
-      </w:pPr>
-    </w:p>
-    <w:p>
-      <w:pPr>
-        <w:rPr>
-          <w:rFonts w:ascii="Times New Roman" w:hAnsi="Times New Roman" w:cs="Times New Roman"/>
-        </w:rPr>
-      </w:pPr>
-      <w:r>
-        <w:rPr>
-          <w:rFonts w:ascii="Times New Roman" w:hAnsi="Times New Roman" w:cs="Times New Roman"/>
-        </w:rPr>
-        <w:t>B). Calculate the LATE (Wald Estimator).</w:t>
-      </w:r>
-    </w:p>
-    <w:p>
-      <w:pPr>
-        <w:rPr>
-          <w:rFonts w:ascii="Times New Roman" w:hAnsi="Times New Roman" w:cs="Times New Roman"/>
-        </w:rPr>
-      </w:pPr>
-    </w:p>
-    <w:p>
-      <w:pPr>
-        <w:rPr>
-          <w:rFonts w:ascii="Times New Roman" w:hAnsi="Times New Roman" w:cs="Times New Roman"/>
-        </w:rPr>
-      </w:pPr>
-    </w:p>
-    <w:p>
-      <w:pPr>
-        <w:rPr>
-          <w:rFonts w:ascii="Times New Roman" w:hAnsi="Times New Roman" w:cs="Times New Roman"/>
-        </w:rPr>
-      </w:pPr>
-    </w:p>
-    <w:p>
-      <w:pPr>
-        <w:rPr>
-          <w:rFonts w:ascii="Times New Roman" w:hAnsi="Times New Roman" w:cs="Times New Roman"/>
-        </w:rPr>
-      </w:pPr>
-      <w:r>
+          <w:color w:val="E97132" w:themeColor="accent2"/>
+        </w:rPr>
+        <w:t>E, D, and B</w:t>
+      </w:r>
+      <w:r>
+        <w:rPr>
+          <w:rFonts w:ascii="Times New Roman" w:hAnsi="Times New Roman" w:cs="Times New Roman"/>
+          <w:color w:val="E97132" w:themeColor="accent2"/>
+        </w:rPr>
+        <w:t>.</w:t>
+      </w:r>
+    </w:p>
+    <w:p>
+      <w:pPr>
+        <w:rPr>
+          <w:rFonts w:ascii="Times New Roman" w:hAnsi="Times New Roman" w:cs="Times New Roman"/>
+        </w:rPr>
+      </w:pPr>
+    </w:p>
+    <w:p>
+      <w:pPr>
+        <w:rPr>
+          <w:rFonts w:ascii="Times New Roman" w:hAnsi="Times New Roman" w:cs="Times New Roman"/>
+        </w:rPr>
+      </w:pPr>
+      <w:r>
+        <w:rPr>
+          <w:rFonts w:ascii="Times New Roman" w:hAnsi="Times New Roman" w:cs="Times New Roman"/>
+        </w:rPr>
+        <w:lastRenderedPageBreak/>
+        <w:t xml:space="preserve">D). Calculate ATT </w:t>
+      </w:r>
+      <w:r>
+        <w:rPr>
+          <w:rFonts w:ascii="Times New Roman" w:hAnsi="Times New Roman" w:cs="Times New Roman"/>
+        </w:rPr>
+        <w:t>based on this nearest 3-neighbors matching from the previous sub-question.</w:t>
+      </w:r>
+    </w:p>
+    <w:p>
+      <w:pPr>
+        <w:rPr>
+          <w:rFonts w:ascii="Times New Roman" w:hAnsi="Times New Roman" w:cs="Times New Roman"/>
+          <w:color w:val="E97132" w:themeColor="accent2"/>
+        </w:rPr>
+      </w:pPr>
+      <m:oMathPara>
+        <m:oMath>
+          <m:r>
+            <m:rPr>
+              <m:sty m:val="p"/>
+            </m:rPr>
+            <w:rPr>
+              <w:rFonts w:ascii="Cambria Math" w:hAnsi="Cambria Math" w:cs="Times New Roman"/>
+              <w:color w:val="E97132" w:themeColor="accent2"/>
+            </w:rPr>
+            <m:t>ATT</m:t>
+          </m:r>
+          <m:r>
+            <w:rPr>
+              <w:rFonts w:ascii="Cambria Math" w:hAnsi="Cambria Math" w:cs="Times New Roman"/>
+              <w:color w:val="E97132" w:themeColor="accent2"/>
+            </w:rPr>
+            <m:t>=avg(</m:t>
+          </m:r>
+          <m:sSub>
+            <m:sSubPr>
+              <m:ctrlPr>
+                <w:rPr>
+                  <w:rFonts w:ascii="Cambria Math" w:hAnsi="Cambria Math" w:cs="Times New Roman"/>
+                  <w:i/>
+                  <w:color w:val="E97132" w:themeColor="accent2"/>
+                </w:rPr>
+              </m:ctrlPr>
+            </m:sSubPr>
+            <m:e>
+              <m:r>
+                <w:rPr>
+                  <w:rFonts w:ascii="Cambria Math" w:hAnsi="Cambria Math" w:cs="Times New Roman"/>
+                  <w:color w:val="E97132" w:themeColor="accent2"/>
+                </w:rPr>
+                <m:t>Y</m:t>
+              </m:r>
+            </m:e>
+            <m:sub>
+              <m:r>
+                <w:rPr>
+                  <w:rFonts w:ascii="Cambria Math" w:hAnsi="Cambria Math" w:cs="Times New Roman"/>
+                  <w:color w:val="E97132" w:themeColor="accent2"/>
+                </w:rPr>
+                <m:t>treated</m:t>
+              </m:r>
+            </m:sub>
+          </m:sSub>
+          <m:r>
+            <w:rPr>
+              <w:rFonts w:ascii="Cambria Math" w:hAnsi="Cambria Math" w:cs="Times New Roman"/>
+              <w:color w:val="E97132" w:themeColor="accent2"/>
+            </w:rPr>
+            <m:t>-</m:t>
+          </m:r>
+          <m:sSub>
+            <m:sSubPr>
+              <m:ctrlPr>
+                <w:rPr>
+                  <w:rFonts w:ascii="Cambria Math" w:hAnsi="Cambria Math" w:cs="Times New Roman"/>
+                  <w:i/>
+                  <w:color w:val="E97132" w:themeColor="accent2"/>
+                </w:rPr>
+              </m:ctrlPr>
+            </m:sSubPr>
+            <m:e>
+              <m:r>
+                <w:rPr>
+                  <w:rFonts w:ascii="Cambria Math" w:hAnsi="Cambria Math" w:cs="Times New Roman"/>
+                  <w:color w:val="E97132" w:themeColor="accent2"/>
+                </w:rPr>
+                <m:t>Y</m:t>
+              </m:r>
+            </m:e>
+            <m:sub>
+              <m:r>
+                <w:rPr>
+                  <w:rFonts w:ascii="Cambria Math" w:hAnsi="Cambria Math" w:cs="Times New Roman"/>
+                  <w:color w:val="E97132" w:themeColor="accent2"/>
+                </w:rPr>
+                <m:t>matched control</m:t>
+              </m:r>
+            </m:sub>
+          </m:sSub>
+          <m:r>
+            <w:rPr>
+              <w:rFonts w:ascii="Cambria Math" w:hAnsi="Cambria Math" w:cs="Times New Roman"/>
+              <w:color w:val="E97132" w:themeColor="accent2"/>
+            </w:rPr>
+            <m:t>)</m:t>
+          </m:r>
+        </m:oMath>
+      </m:oMathPara>
+    </w:p>
+    <w:p>
+      <w:pPr>
         <w:rPr>
           <w:rFonts w:ascii="Times New Roman" w:hAnsi="Times New Roman" w:cs="Times New Roman"/>
           <w:b/>
           <w:bCs/>
-        </w:rPr>
+          <w:i/>
+          <w:iCs/>
+          <w:color w:val="E97132" w:themeColor="accent2"/>
+        </w:rPr>
+      </w:pPr>
+      <m:oMathPara>
+        <m:oMath>
+          <m:r>
+            <m:rPr>
+              <m:sty m:val="p"/>
+            </m:rPr>
+            <w:rPr>
+              <w:rFonts w:ascii="Cambria Math" w:hAnsi="Cambria Math" w:cs="Times New Roman"/>
+              <w:color w:val="E97132" w:themeColor="accent2"/>
+            </w:rPr>
+            <m:t>ATT</m:t>
+          </m:r>
+          <m:r>
+            <w:rPr>
+              <w:rFonts w:ascii="Cambria Math" w:hAnsi="Cambria Math" w:cs="Times New Roman"/>
+              <w:color w:val="E97132" w:themeColor="accent2"/>
+            </w:rPr>
+            <m:t>=</m:t>
+          </m:r>
+          <m:f>
+            <m:fPr>
+              <m:ctrlPr>
+                <w:rPr>
+                  <w:rFonts w:ascii="Cambria Math" w:hAnsi="Cambria Math" w:cs="Times New Roman"/>
+                  <w:i/>
+                  <w:iCs/>
+                  <w:color w:val="E97132" w:themeColor="accent2"/>
+                </w:rPr>
+              </m:ctrlPr>
+            </m:fPr>
+            <m:num>
+              <m:r>
+                <w:rPr>
+                  <w:rFonts w:ascii="Cambria Math" w:hAnsi="Cambria Math" w:cs="Times New Roman"/>
+                  <w:color w:val="E97132" w:themeColor="accent2"/>
+                </w:rPr>
+                <m:t>1</m:t>
+              </m:r>
+            </m:num>
+            <m:den>
+              <m:r>
+                <w:rPr>
+                  <w:rFonts w:ascii="Cambria Math" w:hAnsi="Cambria Math" w:cs="Times New Roman"/>
+                  <w:color w:val="E97132" w:themeColor="accent2"/>
+                </w:rPr>
+                <m:t>3</m:t>
+              </m:r>
+            </m:den>
+          </m:f>
+          <m:d>
+            <m:dPr>
+              <m:ctrlPr>
+                <w:rPr>
+                  <w:rFonts w:ascii="Cambria Math" w:hAnsi="Cambria Math" w:cs="Times New Roman"/>
+                  <w:i/>
+                  <w:iCs/>
+                  <w:color w:val="E97132" w:themeColor="accent2"/>
+                </w:rPr>
+              </m:ctrlPr>
+            </m:dPr>
+            <m:e>
+              <m:d>
+                <m:dPr>
+                  <m:ctrlPr>
+                    <w:rPr>
+                      <w:rFonts w:ascii="Cambria Math" w:hAnsi="Cambria Math" w:cs="Times New Roman"/>
+                      <w:i/>
+                      <w:iCs/>
+                      <w:color w:val="E97132" w:themeColor="accent2"/>
+                    </w:rPr>
+                  </m:ctrlPr>
+                </m:dPr>
+                <m:e>
+                  <m:r>
+                    <w:rPr>
+                      <w:rFonts w:ascii="Cambria Math" w:hAnsi="Cambria Math" w:cs="Times New Roman"/>
+                      <w:color w:val="E97132" w:themeColor="accent2"/>
+                    </w:rPr>
+                    <m:t>95-78</m:t>
+                  </m:r>
+                </m:e>
+              </m:d>
+              <m:r>
+                <w:rPr>
+                  <w:rFonts w:ascii="Cambria Math" w:hAnsi="Cambria Math" w:cs="Times New Roman"/>
+                  <w:color w:val="E97132" w:themeColor="accent2"/>
+                </w:rPr>
+                <m:t>+</m:t>
+              </m:r>
+              <m:d>
+                <m:dPr>
+                  <m:ctrlPr>
+                    <w:rPr>
+                      <w:rFonts w:ascii="Cambria Math" w:hAnsi="Cambria Math" w:cs="Times New Roman"/>
+                      <w:i/>
+                      <w:iCs/>
+                      <w:color w:val="E97132" w:themeColor="accent2"/>
+                    </w:rPr>
+                  </m:ctrlPr>
+                </m:dPr>
+                <m:e>
+                  <m:r>
+                    <w:rPr>
+                      <w:rFonts w:ascii="Cambria Math" w:hAnsi="Cambria Math" w:cs="Times New Roman"/>
+                      <w:color w:val="E97132" w:themeColor="accent2"/>
+                    </w:rPr>
+                    <m:t>95-85</m:t>
+                  </m:r>
+                </m:e>
+              </m:d>
+              <m:r>
+                <w:rPr>
+                  <w:rFonts w:ascii="Cambria Math" w:hAnsi="Cambria Math" w:cs="Times New Roman"/>
+                  <w:color w:val="E97132" w:themeColor="accent2"/>
+                </w:rPr>
+                <m:t>+</m:t>
+              </m:r>
+              <m:d>
+                <m:dPr>
+                  <m:ctrlPr>
+                    <w:rPr>
+                      <w:rFonts w:ascii="Cambria Math" w:hAnsi="Cambria Math" w:cs="Times New Roman"/>
+                      <w:i/>
+                      <w:iCs/>
+                      <w:color w:val="E97132" w:themeColor="accent2"/>
+                    </w:rPr>
+                  </m:ctrlPr>
+                </m:dPr>
+                <m:e>
+                  <m:r>
+                    <w:rPr>
+                      <w:rFonts w:ascii="Cambria Math" w:hAnsi="Cambria Math" w:cs="Times New Roman"/>
+                      <w:color w:val="E97132" w:themeColor="accent2"/>
+                    </w:rPr>
+                    <m:t>95-92</m:t>
+                  </m:r>
+                </m:e>
+              </m:d>
+            </m:e>
+          </m:d>
+          <m:r>
+            <w:rPr>
+              <w:rFonts w:ascii="Cambria Math" w:hAnsi="Cambria Math" w:cs="Times New Roman"/>
+              <w:color w:val="E97132" w:themeColor="accent2"/>
+            </w:rPr>
+            <m:t>=</m:t>
+          </m:r>
+          <m:f>
+            <m:fPr>
+              <m:ctrlPr>
+                <w:rPr>
+                  <w:rFonts w:ascii="Cambria Math" w:hAnsi="Cambria Math" w:cs="Times New Roman"/>
+                  <w:i/>
+                  <w:iCs/>
+                  <w:color w:val="E97132" w:themeColor="accent2"/>
+                </w:rPr>
+              </m:ctrlPr>
+            </m:fPr>
+            <m:num>
+              <m:r>
+                <w:rPr>
+                  <w:rFonts w:ascii="Cambria Math" w:hAnsi="Cambria Math" w:cs="Times New Roman"/>
+                  <w:color w:val="E97132" w:themeColor="accent2"/>
+                </w:rPr>
+                <m:t>17+10+3</m:t>
+              </m:r>
+            </m:num>
+            <m:den>
+              <m:r>
+                <w:rPr>
+                  <w:rFonts w:ascii="Cambria Math" w:hAnsi="Cambria Math" w:cs="Times New Roman"/>
+                  <w:color w:val="E97132" w:themeColor="accent2"/>
+                </w:rPr>
+                <m:t>3</m:t>
+              </m:r>
+            </m:den>
+          </m:f>
+          <m:r>
+            <w:rPr>
+              <w:rFonts w:ascii="Cambria Math" w:hAnsi="Cambria Math" w:cs="Times New Roman"/>
+              <w:color w:val="E97132" w:themeColor="accent2"/>
+            </w:rPr>
+            <m:t>=</m:t>
+          </m:r>
+          <m:r>
+            <m:rPr>
+              <m:sty m:val="bi"/>
+            </m:rPr>
+            <w:rPr>
+              <w:rFonts w:ascii="Cambria Math" w:hAnsi="Cambria Math" w:cs="Times New Roman"/>
+              <w:color w:val="E97132" w:themeColor="accent2"/>
+            </w:rPr>
+            <m:t>10</m:t>
+          </m:r>
+        </m:oMath>
+      </m:oMathPara>
+    </w:p>
+    <w:p>
+      <w:pPr>
+        <w:rPr>
+          <w:rFonts w:ascii="Times New Roman" w:hAnsi="Times New Roman" w:cs="Times New Roman"/>
+          <w:color w:val="E97132" w:themeColor="accent2"/>
+        </w:rPr>
+      </w:pPr>
+      <w:r>
+        <w:rPr>
+          <w:rFonts w:ascii="Times New Roman" w:hAnsi="Times New Roman" w:cs="Times New Roman"/>
+          <w:color w:val="E97132" w:themeColor="accent2"/>
+        </w:rPr>
+        <w:t>When averaging across the three closest matches (E, D, B), the estimated treatment effect drops from 17 (in 1-to-1 matching) to 10.</w:t>
+      </w:r>
+    </w:p>
+    <w:p>
+      <w:pPr>
+        <w:rPr>
+          <w:rFonts w:ascii="Times New Roman" w:hAnsi="Times New Roman" w:cs="Times New Roman"/>
+          <w:b/>
+          <w:bCs/>
+        </w:rPr>
+      </w:pPr>
+      <w:r>
+        <w:rPr>
+          <w:rFonts w:ascii="Times New Roman" w:hAnsi="Times New Roman" w:cs="Times New Roman"/>
+          <w:b/>
+          <w:bCs/>
+        </w:rPr>
+        <w:br w:type="page"/>
+      </w:r>
+    </w:p>
+    <w:p>
+      <w:pPr>
+        <w:rPr>
+          <w:rFonts w:ascii="Times New Roman" w:hAnsi="Times New Roman" w:cs="Times New Roman"/>
+        </w:rPr>
+      </w:pPr>
+      <w:r>
+        <w:rPr>
+          <w:rFonts w:ascii="Times New Roman" w:hAnsi="Times New Roman" w:cs="Times New Roman"/>
+          <w:b/>
+          <w:bCs/>
+        </w:rPr>
+        <w:lastRenderedPageBreak/>
+        <w:t xml:space="preserve">Question </w:t>
+      </w:r>
+      <w:r>
+        <w:rPr>
+          <w:rFonts w:ascii="Times New Roman" w:hAnsi="Times New Roman" w:cs="Times New Roman"/>
+          <w:b/>
+          <w:bCs/>
+        </w:rPr>
+        <w:t>4</w:t>
+      </w:r>
+      <w:r>
+        <w:rPr>
+          <w:rFonts w:ascii="Times New Roman" w:hAnsi="Times New Roman" w:cs="Times New Roman"/>
+        </w:rPr>
+        <w:t xml:space="preserve"> (Each sub-question is worth 3 points, 6 points in total.)</w:t>
+      </w:r>
+    </w:p>
+    <w:p>
+      <w:pPr>
+        <w:rPr>
+          <w:rFonts w:ascii="Times New Roman" w:hAnsi="Times New Roman" w:cs="Times New Roman"/>
+        </w:rPr>
+      </w:pPr>
+      <w:r>
+        <w:rPr>
+          <w:rFonts w:ascii="Times New Roman" w:hAnsi="Times New Roman" w:cs="Times New Roman"/>
+        </w:rPr>
+        <w:t>Suppose there are</w:t>
+      </w:r>
+      <w:r>
+        <w:rPr>
+          <w:rFonts w:ascii="Times New Roman" w:hAnsi="Times New Roman" w:cs="Times New Roman"/>
+        </w:rPr>
+        <w:t xml:space="preserve"> </w:t>
+      </w:r>
+      <w:r>
+        <w:rPr>
+          <w:rFonts w:ascii="Times New Roman" w:hAnsi="Times New Roman" w:cs="Times New Roman"/>
+          <w:u w:val="single"/>
+        </w:rPr>
+        <w:t>100 people</w:t>
+      </w:r>
+      <w:r>
+        <w:rPr>
+          <w:rFonts w:ascii="Times New Roman" w:hAnsi="Times New Roman" w:cs="Times New Roman"/>
+        </w:rPr>
+        <w:t xml:space="preserve"> in a population of students. I randomly </w:t>
+      </w:r>
+      <w:r>
+        <w:rPr>
+          <w:rFonts w:ascii="Times New Roman" w:hAnsi="Times New Roman" w:cs="Times New Roman"/>
+          <w:u w:val="single"/>
+        </w:rPr>
+        <w:t>selected 50</w:t>
+      </w:r>
+      <w:r>
+        <w:rPr>
+          <w:rFonts w:ascii="Times New Roman" w:hAnsi="Times New Roman" w:cs="Times New Roman"/>
+        </w:rPr>
+        <w:t xml:space="preserve"> of them and gave them a flyer to </w:t>
+      </w:r>
+      <w:r>
+        <w:rPr>
+          <w:rFonts w:ascii="Times New Roman" w:hAnsi="Times New Roman" w:cs="Times New Roman"/>
+          <w:b/>
+          <w:bCs/>
+        </w:rPr>
+        <w:t>encourage</w:t>
+      </w:r>
+      <w:r>
+        <w:rPr>
+          <w:rFonts w:ascii="Times New Roman" w:hAnsi="Times New Roman" w:cs="Times New Roman"/>
+        </w:rPr>
+        <w:t xml:space="preserve"> them to attend a workshop. For </w:t>
+      </w:r>
+      <w:r>
+        <w:rPr>
+          <w:rFonts w:ascii="Times New Roman" w:hAnsi="Times New Roman" w:cs="Times New Roman"/>
+          <w:u w:val="single"/>
+        </w:rPr>
+        <w:t>the other 50</w:t>
+      </w:r>
+      <w:r>
+        <w:rPr>
+          <w:rFonts w:ascii="Times New Roman" w:hAnsi="Times New Roman" w:cs="Times New Roman"/>
+        </w:rPr>
+        <w:t xml:space="preserve">, they are the </w:t>
+      </w:r>
+      <w:r>
+        <w:rPr>
+          <w:rFonts w:ascii="Times New Roman" w:hAnsi="Times New Roman" w:cs="Times New Roman"/>
+          <w:u w:val="single"/>
+        </w:rPr>
+        <w:t>control group</w:t>
+      </w:r>
+      <w:r>
+        <w:rPr>
+          <w:rFonts w:ascii="Times New Roman" w:hAnsi="Times New Roman" w:cs="Times New Roman"/>
+        </w:rPr>
+        <w:t xml:space="preserve">, but they can still attend the workshop anyway. In the </w:t>
+      </w:r>
+      <w:r>
+        <w:rPr>
+          <w:rFonts w:ascii="Times New Roman" w:hAnsi="Times New Roman" w:cs="Times New Roman"/>
+          <w:u w:val="single"/>
+        </w:rPr>
+        <w:t>treatment group, 30 out of 50</w:t>
+      </w:r>
+      <w:r>
+        <w:rPr>
+          <w:rFonts w:ascii="Times New Roman" w:hAnsi="Times New Roman" w:cs="Times New Roman"/>
+        </w:rPr>
+        <w:t xml:space="preserve"> </w:t>
+      </w:r>
+      <w:proofErr w:type="gramStart"/>
+      <w:r>
+        <w:rPr>
+          <w:rFonts w:ascii="Times New Roman" w:hAnsi="Times New Roman" w:cs="Times New Roman"/>
+        </w:rPr>
+        <w:t>actually attend</w:t>
+      </w:r>
+      <w:proofErr w:type="gramEnd"/>
+      <w:r>
+        <w:rPr>
+          <w:rFonts w:ascii="Times New Roman" w:hAnsi="Times New Roman" w:cs="Times New Roman"/>
+        </w:rPr>
+        <w:t xml:space="preserve"> and </w:t>
+      </w:r>
+      <w:r>
+        <w:rPr>
+          <w:rFonts w:ascii="Times New Roman" w:hAnsi="Times New Roman" w:cs="Times New Roman"/>
+          <w:u w:val="single"/>
+        </w:rPr>
+        <w:t>20 do not</w:t>
+      </w:r>
+      <w:r>
+        <w:rPr>
+          <w:rFonts w:ascii="Times New Roman" w:hAnsi="Times New Roman" w:cs="Times New Roman"/>
+        </w:rPr>
+        <w:t xml:space="preserve">. In the control group, </w:t>
+      </w:r>
+      <w:r>
+        <w:rPr>
+          <w:rFonts w:ascii="Times New Roman" w:hAnsi="Times New Roman" w:cs="Times New Roman"/>
+          <w:u w:val="single"/>
+        </w:rPr>
+        <w:t>5 out of 50</w:t>
+      </w:r>
+      <w:r>
+        <w:rPr>
+          <w:rFonts w:ascii="Times New Roman" w:hAnsi="Times New Roman" w:cs="Times New Roman"/>
+        </w:rPr>
+        <w:t xml:space="preserve"> manage to attend the workshop anyway, and </w:t>
+      </w:r>
+      <w:r>
+        <w:rPr>
+          <w:rFonts w:ascii="Times New Roman" w:hAnsi="Times New Roman" w:cs="Times New Roman"/>
+          <w:u w:val="single"/>
+        </w:rPr>
+        <w:t>45 do not</w:t>
+      </w:r>
+      <w:r>
+        <w:rPr>
+          <w:rFonts w:ascii="Times New Roman" w:hAnsi="Times New Roman" w:cs="Times New Roman"/>
+        </w:rPr>
+        <w:t xml:space="preserve">. </w:t>
+      </w:r>
+    </w:p>
+    <w:p>
+      <w:pPr>
+        <w:rPr>
+          <w:rFonts w:ascii="Times New Roman" w:hAnsi="Times New Roman" w:cs="Times New Roman"/>
+        </w:rPr>
+      </w:pPr>
+      <w:r>
+        <w:rPr>
+          <w:rFonts w:ascii="Times New Roman" w:hAnsi="Times New Roman" w:cs="Times New Roman"/>
+        </w:rPr>
+        <w:t>Let's say the average outcome in the treatment group</w:t>
+      </w:r>
+      <w:r>
+        <w:rPr>
+          <w:rFonts w:ascii="Times New Roman" w:hAnsi="Times New Roman" w:cs="Times New Roman"/>
+        </w:rPr>
+        <w:t xml:space="preserve"> is: </w:t>
+      </w:r>
+      <m:oMath>
+        <m:r>
+          <w:rPr>
+            <w:rFonts w:ascii="Cambria Math" w:hAnsi="Cambria Math" w:cs="Times New Roman"/>
+          </w:rPr>
+          <m:t>E[Y | Z=1]=12</m:t>
+        </m:r>
+      </m:oMath>
+      <w:r>
+        <w:rPr>
+          <w:rFonts w:ascii="Times New Roman" w:hAnsi="Times New Roman" w:cs="Times New Roman"/>
+        </w:rPr>
+        <w:t xml:space="preserve">. The average outcome in the control group is </w:t>
+      </w:r>
+      <m:oMath>
+        <m:r>
+          <w:rPr>
+            <w:rFonts w:ascii="Cambria Math" w:hAnsi="Cambria Math" w:cs="Times New Roman"/>
+          </w:rPr>
+          <m:t>E[Y | Z=0]=10</m:t>
+        </m:r>
+      </m:oMath>
+      <w:r>
+        <w:rPr>
+          <w:rFonts w:ascii="Times New Roman" w:hAnsi="Times New Roman" w:cs="Times New Roman"/>
+        </w:rPr>
+        <w:t>.</w:t>
+      </w:r>
+    </w:p>
+    <w:p>
+      <w:pPr>
+        <w:numPr>
+          <w:ilvl w:val="0"/>
+          <w:numId w:val="3"/>
+        </w:numPr>
+        <w:spacing w:after="0"/>
+        <w:rPr>
+          <w:rFonts w:ascii="Times New Roman" w:hAnsi="Times New Roman" w:cs="Times New Roman"/>
+        </w:rPr>
+      </w:pPr>
+      <w:r>
+        <w:rPr>
+          <w:rFonts w:ascii="Times New Roman" w:hAnsi="Times New Roman" w:cs="Times New Roman"/>
+        </w:rPr>
+        <w:t xml:space="preserve">Total </w:t>
+      </w:r>
+      <m:oMath>
+        <m:r>
+          <w:rPr>
+            <w:rFonts w:ascii="Cambria Math" w:hAnsi="Cambria Math" w:cs="Times New Roman"/>
+          </w:rPr>
+          <m:t>N=100</m:t>
+        </m:r>
+      </m:oMath>
+    </w:p>
+    <w:p>
+      <w:pPr>
+        <w:numPr>
+          <w:ilvl w:val="0"/>
+          <w:numId w:val="3"/>
+        </w:numPr>
+        <w:spacing w:after="0"/>
+        <w:rPr>
+          <w:rFonts w:ascii="Times New Roman" w:hAnsi="Times New Roman" w:cs="Times New Roman"/>
+        </w:rPr>
+      </w:pPr>
+      <w:r>
+        <w:rPr>
+          <w:rFonts w:ascii="Times New Roman" w:hAnsi="Times New Roman" w:cs="Times New Roman"/>
+        </w:rPr>
+        <w:t xml:space="preserve">Assigned flyer (instrument) </w:t>
+      </w:r>
+      <m:oMath>
+        <m:r>
+          <w:rPr>
+            <w:rFonts w:ascii="Cambria Math" w:hAnsi="Cambria Math" w:cs="Times New Roman"/>
+          </w:rPr>
+          <m:t>Z=1</m:t>
+        </m:r>
+      </m:oMath>
+      <w:r>
+        <w:rPr>
+          <w:rFonts w:ascii="Times New Roman" w:hAnsi="Times New Roman" w:cs="Times New Roman"/>
+        </w:rPr>
+        <w:t xml:space="preserve">: </w:t>
+      </w:r>
+      <m:oMath>
+        <m:r>
+          <w:rPr>
+            <w:rFonts w:ascii="Cambria Math" w:hAnsi="Cambria Math" w:cs="Times New Roman"/>
+          </w:rPr>
+          <m:t>50</m:t>
+        </m:r>
+      </m:oMath>
+    </w:p>
+    <w:p>
+      <w:pPr>
+        <w:numPr>
+          <w:ilvl w:val="1"/>
+          <w:numId w:val="3"/>
+        </w:numPr>
+        <w:spacing w:after="0"/>
+        <w:rPr>
+          <w:rFonts w:ascii="Times New Roman" w:hAnsi="Times New Roman" w:cs="Times New Roman"/>
+        </w:rPr>
+      </w:pPr>
+      <w:r>
+        <w:rPr>
+          <w:rFonts w:ascii="Times New Roman" w:hAnsi="Times New Roman" w:cs="Times New Roman"/>
+        </w:rPr>
+        <w:t xml:space="preserve">Attended workshop </w:t>
+      </w:r>
+      <m:oMath>
+        <m:r>
+          <w:rPr>
+            <w:rFonts w:ascii="Cambria Math" w:hAnsi="Cambria Math" w:cs="Times New Roman"/>
+          </w:rPr>
+          <m:t>D=1</m:t>
+        </m:r>
+      </m:oMath>
+      <w:r>
+        <w:rPr>
+          <w:rFonts w:ascii="Times New Roman" w:hAnsi="Times New Roman" w:cs="Times New Roman"/>
+        </w:rPr>
+        <w:t xml:space="preserve">: </w:t>
+      </w:r>
+      <m:oMath>
+        <m:r>
+          <w:rPr>
+            <w:rFonts w:ascii="Cambria Math" w:hAnsi="Cambria Math" w:cs="Times New Roman"/>
+          </w:rPr>
+          <m:t>30</m:t>
+        </m:r>
+      </m:oMath>
+    </w:p>
+    <w:p>
+      <w:pPr>
+        <w:numPr>
+          <w:ilvl w:val="1"/>
+          <w:numId w:val="3"/>
+        </w:numPr>
+        <w:spacing w:after="0"/>
+        <w:rPr>
+          <w:rFonts w:ascii="Times New Roman" w:hAnsi="Times New Roman" w:cs="Times New Roman"/>
+        </w:rPr>
+      </w:pPr>
+      <w:r>
+        <w:rPr>
+          <w:rFonts w:ascii="Times New Roman" w:hAnsi="Times New Roman" w:cs="Times New Roman"/>
+        </w:rPr>
+        <w:t xml:space="preserve">Did not attend </w:t>
+      </w:r>
+      <m:oMath>
+        <m:r>
+          <w:rPr>
+            <w:rFonts w:ascii="Cambria Math" w:hAnsi="Cambria Math" w:cs="Times New Roman"/>
+          </w:rPr>
+          <m:t>D=0</m:t>
+        </m:r>
+      </m:oMath>
+      <w:r>
+        <w:rPr>
+          <w:rFonts w:ascii="Times New Roman" w:hAnsi="Times New Roman" w:cs="Times New Roman"/>
+        </w:rPr>
+        <w:t xml:space="preserve">: </w:t>
+      </w:r>
+      <m:oMath>
+        <m:r>
+          <w:rPr>
+            <w:rFonts w:ascii="Cambria Math" w:hAnsi="Cambria Math" w:cs="Times New Roman"/>
+          </w:rPr>
+          <m:t>20</m:t>
+        </m:r>
+      </m:oMath>
+    </w:p>
+    <w:p>
+      <w:pPr>
+        <w:numPr>
+          <w:ilvl w:val="1"/>
+          <w:numId w:val="3"/>
+        </w:numPr>
+        <w:spacing w:after="0"/>
+        <w:rPr>
+          <w:rFonts w:ascii="Times New Roman" w:hAnsi="Times New Roman" w:cs="Times New Roman"/>
+        </w:rPr>
+      </w:pPr>
+      <m:oMath>
+        <m:r>
+          <w:rPr>
+            <w:rFonts w:ascii="Cambria Math" w:hAnsi="Cambria Math" w:cs="Times New Roman"/>
+          </w:rPr>
+          <m:t>E</m:t>
+        </m:r>
+        <m:r>
+          <w:rPr>
+            <w:rFonts w:ascii="Cambria Math" w:hAnsi="Cambria Math" w:cs="Times New Roman"/>
+          </w:rPr>
+          <m:t>[</m:t>
+        </m:r>
+        <m:r>
+          <w:rPr>
+            <w:rFonts w:ascii="Cambria Math" w:hAnsi="Cambria Math" w:cs="Times New Roman"/>
+          </w:rPr>
+          <m:t>D</m:t>
+        </m:r>
+        <m:r>
+          <w:rPr>
+            <w:rFonts w:ascii="Cambria Math" w:hAnsi="Cambria Math" w:cs="Cambria Math"/>
+          </w:rPr>
+          <m:t>∣</m:t>
+        </m:r>
+        <m:r>
+          <w:rPr>
+            <w:rFonts w:ascii="Cambria Math" w:hAnsi="Cambria Math" w:cs="Times New Roman"/>
+          </w:rPr>
+          <m:t>Z</m:t>
+        </m:r>
+        <m:r>
+          <w:rPr>
+            <w:rFonts w:ascii="Cambria Math" w:hAnsi="Cambria Math" w:cs="Times New Roman"/>
+          </w:rPr>
+          <m:t>=</m:t>
+        </m:r>
+        <m:r>
+          <w:rPr>
+            <w:rFonts w:ascii="Cambria Math" w:hAnsi="Cambria Math" w:cs="Times New Roman"/>
+          </w:rPr>
+          <m:t>1</m:t>
+        </m:r>
+        <m:r>
+          <w:rPr>
+            <w:rFonts w:ascii="Cambria Math" w:hAnsi="Cambria Math" w:cs="Times New Roman"/>
+          </w:rPr>
+          <m:t>]=</m:t>
+        </m:r>
+        <m:r>
+          <w:rPr>
+            <w:rFonts w:ascii="Cambria Math" w:hAnsi="Cambria Math" w:cs="Times New Roman"/>
+          </w:rPr>
+          <m:t>30/50</m:t>
+        </m:r>
+        <m:r>
+          <w:rPr>
+            <w:rFonts w:ascii="Cambria Math" w:hAnsi="Cambria Math" w:cs="Times New Roman"/>
+          </w:rPr>
+          <m:t>=</m:t>
+        </m:r>
+        <m:r>
+          <w:rPr>
+            <w:rFonts w:ascii="Cambria Math" w:hAnsi="Cambria Math" w:cs="Times New Roman"/>
+          </w:rPr>
+          <m:t>0.60</m:t>
+        </m:r>
+      </m:oMath>
+    </w:p>
+    <w:p>
+      <w:pPr>
+        <w:numPr>
+          <w:ilvl w:val="0"/>
+          <w:numId w:val="3"/>
+        </w:numPr>
+        <w:spacing w:after="0"/>
+        <w:rPr>
+          <w:rFonts w:ascii="Times New Roman" w:hAnsi="Times New Roman" w:cs="Times New Roman"/>
+        </w:rPr>
+      </w:pPr>
+      <w:r>
+        <w:rPr>
+          <w:rFonts w:ascii="Times New Roman" w:hAnsi="Times New Roman" w:cs="Times New Roman"/>
+        </w:rPr>
+        <w:t xml:space="preserve">No flyer </w:t>
+      </w:r>
+      <m:oMath>
+        <m:r>
+          <w:rPr>
+            <w:rFonts w:ascii="Cambria Math" w:hAnsi="Cambria Math" w:cs="Times New Roman"/>
+          </w:rPr>
+          <m:t>Z=0</m:t>
+        </m:r>
+      </m:oMath>
+      <w:r>
+        <w:rPr>
+          <w:rFonts w:ascii="Times New Roman" w:hAnsi="Times New Roman" w:cs="Times New Roman"/>
+        </w:rPr>
+        <w:t xml:space="preserve">: </w:t>
+      </w:r>
+      <m:oMath>
+        <m:r>
+          <w:rPr>
+            <w:rFonts w:ascii="Cambria Math" w:hAnsi="Cambria Math" w:cs="Times New Roman"/>
+          </w:rPr>
+          <m:t>50</m:t>
+        </m:r>
+      </m:oMath>
+    </w:p>
+    <w:p>
+      <w:pPr>
+        <w:numPr>
+          <w:ilvl w:val="1"/>
+          <w:numId w:val="3"/>
+        </w:numPr>
+        <w:spacing w:after="0"/>
+        <w:rPr>
+          <w:rFonts w:ascii="Times New Roman" w:hAnsi="Times New Roman" w:cs="Times New Roman"/>
+        </w:rPr>
+      </w:pPr>
+      <w:r>
+        <w:rPr>
+          <w:rFonts w:ascii="Times New Roman" w:hAnsi="Times New Roman" w:cs="Times New Roman"/>
+        </w:rPr>
+        <w:t xml:space="preserve">Attended anyway </w:t>
+      </w:r>
+      <m:oMath>
+        <m:r>
+          <w:rPr>
+            <w:rFonts w:ascii="Cambria Math" w:hAnsi="Cambria Math" w:cs="Times New Roman"/>
+          </w:rPr>
+          <m:t>D=1</m:t>
+        </m:r>
+      </m:oMath>
+      <w:r>
+        <w:rPr>
+          <w:rFonts w:ascii="Times New Roman" w:hAnsi="Times New Roman" w:cs="Times New Roman"/>
+        </w:rPr>
+        <w:t xml:space="preserve">: </w:t>
+      </w:r>
+      <m:oMath>
+        <m:r>
+          <w:rPr>
+            <w:rFonts w:ascii="Cambria Math" w:hAnsi="Cambria Math" w:cs="Times New Roman"/>
+          </w:rPr>
+          <m:t>5</m:t>
+        </m:r>
+      </m:oMath>
+    </w:p>
+    <w:p>
+      <w:pPr>
+        <w:numPr>
+          <w:ilvl w:val="1"/>
+          <w:numId w:val="3"/>
+        </w:numPr>
+        <w:spacing w:after="0"/>
+        <w:rPr>
+          <w:rFonts w:ascii="Times New Roman" w:hAnsi="Times New Roman" w:cs="Times New Roman"/>
+        </w:rPr>
+      </w:pPr>
+      <w:r>
+        <w:rPr>
+          <w:rFonts w:ascii="Times New Roman" w:hAnsi="Times New Roman" w:cs="Times New Roman"/>
+        </w:rPr>
+        <w:t xml:space="preserve">Did not attend </w:t>
+      </w:r>
+      <m:oMath>
+        <m:r>
+          <w:rPr>
+            <w:rFonts w:ascii="Cambria Math" w:hAnsi="Cambria Math" w:cs="Times New Roman"/>
+          </w:rPr>
+          <m:t>D=0</m:t>
+        </m:r>
+      </m:oMath>
+      <w:r>
+        <w:rPr>
+          <w:rFonts w:ascii="Times New Roman" w:hAnsi="Times New Roman" w:cs="Times New Roman"/>
+        </w:rPr>
+        <w:t xml:space="preserve">: </w:t>
+      </w:r>
+      <m:oMath>
+        <m:r>
+          <w:rPr>
+            <w:rFonts w:ascii="Cambria Math" w:hAnsi="Cambria Math" w:cs="Times New Roman"/>
+          </w:rPr>
+          <m:t>45</m:t>
+        </m:r>
+      </m:oMath>
+    </w:p>
+    <w:p>
+      <w:pPr>
+        <w:numPr>
+          <w:ilvl w:val="1"/>
+          <w:numId w:val="3"/>
+        </w:numPr>
+        <w:spacing w:after="0"/>
+        <w:rPr>
+          <w:rFonts w:ascii="Times New Roman" w:hAnsi="Times New Roman" w:cs="Times New Roman"/>
+        </w:rPr>
+      </w:pPr>
+      <m:oMath>
+        <m:r>
+          <w:rPr>
+            <w:rFonts w:ascii="Cambria Math" w:hAnsi="Cambria Math" w:cs="Times New Roman"/>
+          </w:rPr>
+          <m:t>E</m:t>
+        </m:r>
+        <m:r>
+          <w:rPr>
+            <w:rFonts w:ascii="Cambria Math" w:hAnsi="Cambria Math" w:cs="Times New Roman"/>
+          </w:rPr>
+          <m:t>[</m:t>
+        </m:r>
+        <m:r>
+          <w:rPr>
+            <w:rFonts w:ascii="Cambria Math" w:hAnsi="Cambria Math" w:cs="Times New Roman"/>
+          </w:rPr>
+          <m:t>D</m:t>
+        </m:r>
+        <m:r>
+          <w:rPr>
+            <w:rFonts w:ascii="Cambria Math" w:hAnsi="Cambria Math" w:cs="Cambria Math"/>
+          </w:rPr>
+          <m:t>∣</m:t>
+        </m:r>
+        <m:r>
+          <w:rPr>
+            <w:rFonts w:ascii="Cambria Math" w:hAnsi="Cambria Math" w:cs="Times New Roman"/>
+          </w:rPr>
+          <m:t>Z</m:t>
+        </m:r>
+        <m:r>
+          <w:rPr>
+            <w:rFonts w:ascii="Cambria Math" w:hAnsi="Cambria Math" w:cs="Times New Roman"/>
+          </w:rPr>
+          <m:t>=</m:t>
+        </m:r>
+        <m:r>
+          <w:rPr>
+            <w:rFonts w:ascii="Cambria Math" w:hAnsi="Cambria Math" w:cs="Times New Roman"/>
+          </w:rPr>
+          <m:t>0</m:t>
+        </m:r>
+        <m:r>
+          <w:rPr>
+            <w:rFonts w:ascii="Cambria Math" w:hAnsi="Cambria Math" w:cs="Times New Roman"/>
+          </w:rPr>
+          <m:t>]=</m:t>
+        </m:r>
+        <m:r>
+          <w:rPr>
+            <w:rFonts w:ascii="Cambria Math" w:hAnsi="Cambria Math" w:cs="Times New Roman"/>
+          </w:rPr>
+          <m:t>5/50</m:t>
+        </m:r>
+        <m:r>
+          <w:rPr>
+            <w:rFonts w:ascii="Cambria Math" w:hAnsi="Cambria Math" w:cs="Times New Roman"/>
+          </w:rPr>
+          <m:t>=</m:t>
+        </m:r>
+        <m:r>
+          <w:rPr>
+            <w:rFonts w:ascii="Cambria Math" w:hAnsi="Cambria Math" w:cs="Times New Roman"/>
+          </w:rPr>
+          <m:t>0.10</m:t>
+        </m:r>
+      </m:oMath>
+    </w:p>
+    <w:p>
+      <w:pPr>
+        <w:numPr>
+          <w:ilvl w:val="0"/>
+          <w:numId w:val="3"/>
+        </w:numPr>
+        <w:spacing w:after="0"/>
+        <w:rPr>
+          <w:rFonts w:ascii="Times New Roman" w:hAnsi="Times New Roman" w:cs="Times New Roman"/>
+        </w:rPr>
+      </w:pPr>
+      <m:oMath>
+        <m:r>
+          <w:rPr>
+            <w:rFonts w:ascii="Cambria Math" w:hAnsi="Cambria Math" w:cs="Times New Roman"/>
+          </w:rPr>
+          <m:t>E[Y | Z=1]=12</m:t>
+        </m:r>
+      </m:oMath>
+      <w:r>
+        <w:rPr>
+          <w:rFonts w:ascii="Times New Roman" w:hAnsi="Times New Roman" w:cs="Times New Roman"/>
+        </w:rPr>
+        <w:t>.</w:t>
+      </w:r>
+    </w:p>
+    <w:p>
+      <w:pPr>
+        <w:numPr>
+          <w:ilvl w:val="0"/>
+          <w:numId w:val="3"/>
+        </w:numPr>
+        <w:spacing w:after="0"/>
+        <w:rPr>
+          <w:rFonts w:ascii="Times New Roman" w:hAnsi="Times New Roman" w:cs="Times New Roman"/>
+        </w:rPr>
+      </w:pPr>
+      <m:oMath>
+        <m:r>
+          <w:rPr>
+            <w:rFonts w:ascii="Cambria Math" w:hAnsi="Cambria Math" w:cs="Times New Roman"/>
+          </w:rPr>
+          <m:t>E[Y | Z=</m:t>
+        </m:r>
+        <m:r>
+          <w:rPr>
+            <w:rFonts w:ascii="Cambria Math" w:hAnsi="Cambria Math" w:cs="Times New Roman"/>
+          </w:rPr>
+          <m:t>0</m:t>
+        </m:r>
+        <m:r>
+          <w:rPr>
+            <w:rFonts w:ascii="Cambria Math" w:hAnsi="Cambria Math" w:cs="Times New Roman"/>
+          </w:rPr>
+          <m:t>]=1</m:t>
+        </m:r>
+        <m:r>
+          <w:rPr>
+            <w:rFonts w:ascii="Cambria Math" w:hAnsi="Cambria Math" w:cs="Times New Roman"/>
+          </w:rPr>
+          <m:t>0</m:t>
+        </m:r>
+      </m:oMath>
+      <w:r>
+        <w:rPr>
+          <w:rFonts w:ascii="Times New Roman" w:hAnsi="Times New Roman" w:cs="Times New Roman"/>
+        </w:rPr>
+        <w:t xml:space="preserve">. </w:t>
+      </w:r>
+    </w:p>
+    <w:p>
+      <w:pPr>
+        <w:rPr>
+          <w:rFonts w:ascii="Times New Roman" w:hAnsi="Times New Roman" w:cs="Times New Roman"/>
+        </w:rPr>
+      </w:pPr>
+      <w:r>
+        <w:rPr>
+          <w:rFonts w:ascii="Times New Roman" w:hAnsi="Times New Roman" w:cs="Times New Roman"/>
+        </w:rPr>
+        <w:t>A). Calculate the Intent-to-Treat (ITT) Effect.</w:t>
+      </w:r>
+    </w:p>
+    <w:p>
+      <w:pPr>
+        <w:ind w:left="720"/>
+        <w:rPr>
+          <w:rFonts w:ascii="Times New Roman" w:hAnsi="Times New Roman" w:cs="Times New Roman"/>
+        </w:rPr>
+      </w:pPr>
+      <w:r>
+        <w:rPr>
+          <w:rFonts w:ascii="Times New Roman" w:hAnsi="Times New Roman" w:cs="Times New Roman"/>
+        </w:rPr>
+        <w:t xml:space="preserve">The </w:t>
+      </w:r>
+      <w:r>
+        <w:rPr>
+          <w:rFonts w:ascii="Times New Roman" w:hAnsi="Times New Roman" w:cs="Times New Roman"/>
+          <w:b/>
+          <w:bCs/>
+        </w:rPr>
+        <w:t>Intent-to-Treat (ITT)</w:t>
+      </w:r>
+      <w:r>
+        <w:rPr>
+          <w:rFonts w:ascii="Times New Roman" w:hAnsi="Times New Roman" w:cs="Times New Roman"/>
+        </w:rPr>
+        <w:t xml:space="preserve"> effect is the effect of being </w:t>
+      </w:r>
+      <w:r>
+        <w:rPr>
+          <w:rFonts w:ascii="Times New Roman" w:hAnsi="Times New Roman" w:cs="Times New Roman"/>
+          <w:b/>
+          <w:bCs/>
+        </w:rPr>
+        <w:t>assigned</w:t>
+      </w:r>
+      <w:r>
+        <w:rPr>
+          <w:rFonts w:ascii="Times New Roman" w:hAnsi="Times New Roman" w:cs="Times New Roman"/>
+        </w:rPr>
+        <w:t xml:space="preserve"> the flyer ( </w:t>
+      </w:r>
+      <m:oMath>
+        <m:r>
+          <w:rPr>
+            <w:rFonts w:ascii="Cambria Math" w:hAnsi="Cambria Math" w:cs="Times New Roman"/>
+          </w:rPr>
+          <m:t>Z=1</m:t>
+        </m:r>
+      </m:oMath>
+      <w:r>
+        <w:rPr>
+          <w:rFonts w:ascii="Times New Roman" w:hAnsi="Times New Roman" w:cs="Times New Roman"/>
+        </w:rPr>
+        <w:t xml:space="preserve">) vs not ( </w:t>
+      </w:r>
+      <m:oMath>
+        <m:r>
+          <w:rPr>
+            <w:rFonts w:ascii="Cambria Math" w:hAnsi="Cambria Math" w:cs="Times New Roman"/>
+          </w:rPr>
+          <m:t>Z=0</m:t>
+        </m:r>
+      </m:oMath>
+      <w:r>
+        <w:rPr>
+          <w:rFonts w:ascii="Times New Roman" w:hAnsi="Times New Roman" w:cs="Times New Roman"/>
+        </w:rPr>
+        <w:t xml:space="preserve">) on the outcome </w:t>
+      </w:r>
+      <m:oMath>
+        <m:r>
+          <w:rPr>
+            <w:rFonts w:ascii="Cambria Math" w:hAnsi="Cambria Math" w:cs="Times New Roman"/>
+          </w:rPr>
+          <m:t>Y</m:t>
+        </m:r>
+      </m:oMath>
+      <w:r>
+        <w:rPr>
+          <w:rFonts w:ascii="Times New Roman" w:hAnsi="Times New Roman" w:cs="Times New Roman"/>
+        </w:rPr>
+        <w:t>:</w:t>
+      </w:r>
+    </w:p>
+    <w:p>
+      <w:pPr>
+        <w:rPr>
+          <w:rFonts w:ascii="Times New Roman" w:hAnsi="Times New Roman" w:cs="Times New Roman"/>
+          <w:b/>
+          <w:bCs/>
+          <w:lang w:val="de-DE"/>
+        </w:rPr>
+      </w:pPr>
+      <m:oMathPara>
+        <m:oMath>
+          <m:r>
+            <m:rPr>
+              <m:sty m:val="p"/>
+            </m:rPr>
+            <w:rPr>
+              <w:rFonts w:ascii="Cambria Math" w:hAnsi="Cambria Math" w:cs="Times New Roman"/>
+              <w:lang w:val="de-DE"/>
+            </w:rPr>
+            <m:t>ITT</m:t>
+          </m:r>
+          <m:r>
+            <w:rPr>
+              <w:rFonts w:ascii="Cambria Math" w:hAnsi="Cambria Math" w:cs="Times New Roman"/>
+              <w:lang w:val="de-DE"/>
+            </w:rPr>
+            <m:t>=E[Y</m:t>
+          </m:r>
+          <m:r>
+            <w:rPr>
+              <w:rFonts w:ascii="Cambria Math" w:hAnsi="Cambria Math" w:cs="Cambria Math"/>
+              <w:lang w:val="de-DE"/>
+            </w:rPr>
+            <m:t>∣</m:t>
+          </m:r>
+          <m:r>
+            <w:rPr>
+              <w:rFonts w:ascii="Cambria Math" w:hAnsi="Cambria Math" w:cs="Times New Roman"/>
+              <w:lang w:val="de-DE"/>
+            </w:rPr>
+            <m:t>Z=1</m:t>
+          </m:r>
+          <m:r>
+            <w:rPr>
+              <w:rFonts w:ascii="Cambria Math" w:hAnsi="Cambria Math" w:cs="Times New Roman"/>
+              <w:lang w:val="de-DE"/>
+            </w:rPr>
+            <m:t>]</m:t>
+          </m:r>
+          <m:r>
+            <w:rPr>
+              <w:rFonts w:ascii="Cambria Math" w:hAnsi="Cambria Math" w:cs="Times New Roman"/>
+              <w:lang w:val="de-DE"/>
+            </w:rPr>
+            <m:t>-E[Y</m:t>
+          </m:r>
+          <m:r>
+            <w:rPr>
+              <w:rFonts w:ascii="Cambria Math" w:hAnsi="Cambria Math" w:cs="Cambria Math"/>
+              <w:lang w:val="de-DE"/>
+            </w:rPr>
+            <m:t>∣</m:t>
+          </m:r>
+          <m:r>
+            <w:rPr>
+              <w:rFonts w:ascii="Cambria Math" w:hAnsi="Cambria Math" w:cs="Times New Roman"/>
+              <w:lang w:val="de-DE"/>
+            </w:rPr>
+            <m:t>Z=0</m:t>
+          </m:r>
+          <m:r>
+            <w:rPr>
+              <w:rFonts w:ascii="Cambria Math" w:hAnsi="Cambria Math" w:cs="Times New Roman"/>
+              <w:lang w:val="de-DE"/>
+            </w:rPr>
+            <m:t>]</m:t>
+          </m:r>
+          <m:r>
+            <w:rPr>
+              <w:rFonts w:ascii="Cambria Math" w:hAnsi="Cambria Math" w:cs="Times New Roman"/>
+              <w:lang w:val="de-DE"/>
+            </w:rPr>
+            <m:t>=12-10=</m:t>
+          </m:r>
+          <m:r>
+            <m:rPr>
+              <m:sty m:val="bi"/>
+            </m:rPr>
+            <w:rPr>
+              <w:rFonts w:ascii="Cambria Math" w:hAnsi="Cambria Math" w:cs="Times New Roman"/>
+              <w:lang w:val="de-DE"/>
+            </w:rPr>
+            <m:t>2</m:t>
+          </m:r>
+        </m:oMath>
+      </m:oMathPara>
+    </w:p>
+    <w:p>
+      <w:pPr>
+        <w:ind w:firstLine="720"/>
+        <w:rPr>
+          <w:rFonts w:ascii="Times New Roman" w:hAnsi="Times New Roman" w:cs="Times New Roman"/>
+        </w:rPr>
+      </w:pPr>
+      <w:r>
+        <w:rPr>
+          <w:rFonts w:ascii="Times New Roman" w:hAnsi="Times New Roman" w:cs="Times New Roman"/>
+        </w:rPr>
+        <w:t xml:space="preserve">Being </w:t>
+      </w:r>
+      <w:r>
+        <w:rPr>
+          <w:rFonts w:ascii="Times New Roman" w:hAnsi="Times New Roman" w:cs="Times New Roman"/>
+          <w:b/>
+          <w:bCs/>
+        </w:rPr>
+        <w:t>assigned</w:t>
+      </w:r>
+      <w:r>
+        <w:rPr>
+          <w:rFonts w:ascii="Times New Roman" w:hAnsi="Times New Roman" w:cs="Times New Roman"/>
+        </w:rPr>
+        <w:t xml:space="preserve"> the flyer increased average outcomes by 2 points.</w:t>
+      </w:r>
+    </w:p>
+    <w:p>
+      <w:pPr>
+        <w:rPr>
+          <w:rFonts w:ascii="Times New Roman" w:hAnsi="Times New Roman" w:cs="Times New Roman"/>
+        </w:rPr>
+      </w:pPr>
+      <w:r>
+        <w:rPr>
+          <w:rFonts w:ascii="Times New Roman" w:hAnsi="Times New Roman" w:cs="Times New Roman"/>
+          <w:lang w:val="de-DE"/>
+        </w:rPr>
+        <w:t xml:space="preserve">B). </w:t>
+      </w:r>
+      <w:r>
+        <w:rPr>
+          <w:rFonts w:ascii="Times New Roman" w:hAnsi="Times New Roman" w:cs="Times New Roman"/>
+        </w:rPr>
+        <w:t>Calculate the LATE (Wald Estimator).</w:t>
+      </w:r>
+    </w:p>
+    <w:p>
+      <w:pPr>
+        <w:ind w:firstLine="720"/>
+        <w:rPr>
+          <w:rFonts w:ascii="Times New Roman" w:hAnsi="Times New Roman" w:cs="Times New Roman"/>
+        </w:rPr>
+      </w:pPr>
+      <w:r>
+        <w:rPr>
+          <w:rFonts w:ascii="Times New Roman" w:hAnsi="Times New Roman" w:cs="Times New Roman"/>
+        </w:rPr>
+        <w:t>LATE (the Wald estimator) is:</w:t>
+      </w:r>
+    </w:p>
+    <w:p>
+      <w:pPr>
+        <w:ind w:left="720"/>
+        <w:rPr>
+          <w:rFonts w:ascii="Times New Roman" w:hAnsi="Times New Roman" w:cs="Times New Roman"/>
+        </w:rPr>
+      </w:pPr>
+      <m:oMathPara>
+        <m:oMath>
+          <m:r>
+            <m:rPr>
+              <m:sty m:val="p"/>
+            </m:rPr>
+            <w:rPr>
+              <w:rFonts w:ascii="Cambria Math" w:hAnsi="Cambria Math" w:cs="Times New Roman"/>
+            </w:rPr>
+            <m:t>LATE</m:t>
+          </m:r>
+          <m:r>
+            <w:rPr>
+              <w:rFonts w:ascii="Cambria Math" w:hAnsi="Cambria Math" w:cs="Times New Roman"/>
+            </w:rPr>
+            <m:t>=</m:t>
+          </m:r>
+          <m:f>
+            <m:fPr>
+              <m:ctrlPr>
+                <w:rPr>
+                  <w:rFonts w:ascii="Cambria Math" w:hAnsi="Cambria Math" w:cs="Times New Roman"/>
+                </w:rPr>
+              </m:ctrlPr>
+            </m:fPr>
+            <m:num>
+              <m:r>
+                <w:rPr>
+                  <w:rFonts w:ascii="Cambria Math" w:hAnsi="Cambria Math" w:cs="Times New Roman"/>
+                </w:rPr>
+                <m:t>E[Y∣Z=1]-E[Y∣Z=0]</m:t>
+              </m:r>
+            </m:num>
+            <m:den>
+              <m:r>
+                <w:rPr>
+                  <w:rFonts w:ascii="Cambria Math" w:hAnsi="Cambria Math" w:cs="Times New Roman"/>
+                </w:rPr>
+                <m:t>E[D∣Z=1]-E[D∣Z=0]</m:t>
+              </m:r>
+            </m:den>
+          </m:f>
+          <m:r>
+            <w:rPr>
+              <w:rFonts w:ascii="Times New Roman" w:hAnsi="Times New Roman" w:cs="Times New Roman"/>
+            </w:rPr>
+            <w:br/>
+          </m:r>
+        </m:oMath>
+      </m:oMathPara>
+      <w:r>
+        <w:rPr>
+          <w:rFonts w:ascii="Times New Roman" w:hAnsi="Times New Roman" w:cs="Times New Roman"/>
+        </w:rPr>
+        <w:t>Recall</w:t>
+      </w:r>
+      <w:r>
+        <w:rPr>
+          <w:rFonts w:ascii="Times New Roman" w:hAnsi="Times New Roman" w:cs="Times New Roman"/>
+        </w:rPr>
+        <w:t xml:space="preserve">: </w:t>
+      </w:r>
+    </w:p>
+    <w:p>
+      <w:pPr>
+        <w:ind w:firstLine="720"/>
+        <w:rPr>
+          <w:rFonts w:ascii="Times New Roman" w:hAnsi="Times New Roman" w:cs="Times New Roman"/>
+        </w:rPr>
+      </w:pPr>
+      <m:oMath>
+        <m:r>
+          <w:rPr>
+            <w:rFonts w:ascii="Cambria Math" w:hAnsi="Cambria Math" w:cs="Times New Roman"/>
+          </w:rPr>
+          <m:t>E[Y∣Z=1]-E[Y∣Z=0]=12-10=2</m:t>
+        </m:r>
+      </m:oMath>
+      <w:r>
+        <w:rPr>
+          <w:rFonts w:ascii="Times New Roman" w:hAnsi="Times New Roman" w:cs="Times New Roman"/>
+        </w:rPr>
+        <w:t xml:space="preserve"> </w:t>
+      </w:r>
+    </w:p>
+    <w:p>
+      <w:pPr>
+        <w:spacing w:after="0"/>
+        <w:ind w:left="720"/>
+        <w:rPr>
+          <w:rFonts w:ascii="Times New Roman" w:hAnsi="Times New Roman" w:cs="Times New Roman"/>
+        </w:rPr>
+      </w:pPr>
+      <m:oMath>
+        <m:r>
+          <w:rPr>
+            <w:rFonts w:ascii="Cambria Math" w:hAnsi="Cambria Math" w:cs="Times New Roman"/>
+          </w:rPr>
+          <m:t>E</m:t>
+        </m:r>
+        <m:d>
+          <m:dPr>
+            <m:begChr m:val="["/>
+            <m:sepChr m:val="∣"/>
+            <m:endChr m:val="]"/>
+            <m:ctrlPr>
+              <w:rPr>
+                <w:rFonts w:ascii="Cambria Math" w:hAnsi="Cambria Math" w:cs="Times New Roman"/>
+                <w:i/>
+                <w:iCs/>
+              </w:rPr>
+            </m:ctrlPr>
+          </m:dPr>
+          <m:e>
+            <m:r>
+              <w:rPr>
+                <w:rFonts w:ascii="Cambria Math" w:hAnsi="Cambria Math" w:cs="Times New Roman"/>
+              </w:rPr>
+              <m:t>D</m:t>
+            </m:r>
+            <m:ctrlPr>
+              <w:rPr>
+                <w:rFonts w:ascii="Cambria Math" w:hAnsi="Cambria Math" w:cs="Cambria Math"/>
+                <w:i/>
+                <w:iCs/>
+              </w:rPr>
+            </m:ctrlPr>
+          </m:e>
+          <m:e>
+            <m:r>
+              <w:rPr>
+                <w:rFonts w:ascii="Cambria Math" w:hAnsi="Cambria Math" w:cs="Times New Roman"/>
+              </w:rPr>
+              <m:t>Z</m:t>
+            </m:r>
+            <m:r>
+              <w:rPr>
+                <w:rFonts w:ascii="Cambria Math" w:hAnsi="Cambria Math" w:cs="Times New Roman"/>
+              </w:rPr>
+              <m:t>=</m:t>
+            </m:r>
+            <m:r>
+              <w:rPr>
+                <w:rFonts w:ascii="Cambria Math" w:hAnsi="Cambria Math" w:cs="Times New Roman"/>
+              </w:rPr>
+              <m:t>1</m:t>
+            </m:r>
+          </m:e>
+        </m:d>
+        <m:r>
+          <w:rPr>
+            <w:rFonts w:ascii="Cambria Math" w:hAnsi="Cambria Math" w:cs="Times New Roman"/>
+          </w:rPr>
+          <m:t xml:space="preserve">- </m:t>
+        </m:r>
+        <m:r>
+          <w:rPr>
+            <w:rFonts w:ascii="Cambria Math" w:hAnsi="Cambria Math" w:cs="Times New Roman"/>
+          </w:rPr>
+          <m:t>E</m:t>
+        </m:r>
+        <m:d>
+          <m:dPr>
+            <m:begChr m:val="["/>
+            <m:sepChr m:val="∣"/>
+            <m:endChr m:val="]"/>
+            <m:ctrlPr>
+              <w:rPr>
+                <w:rFonts w:ascii="Cambria Math" w:hAnsi="Cambria Math" w:cs="Times New Roman"/>
+                <w:i/>
+                <w:iCs/>
+              </w:rPr>
+            </m:ctrlPr>
+          </m:dPr>
+          <m:e>
+            <m:r>
+              <w:rPr>
+                <w:rFonts w:ascii="Cambria Math" w:hAnsi="Cambria Math" w:cs="Times New Roman"/>
+              </w:rPr>
+              <m:t>D</m:t>
+            </m:r>
+            <m:ctrlPr>
+              <w:rPr>
+                <w:rFonts w:ascii="Cambria Math" w:hAnsi="Cambria Math" w:cs="Cambria Math"/>
+                <w:i/>
+                <w:iCs/>
+              </w:rPr>
+            </m:ctrlPr>
+          </m:e>
+          <m:e>
+            <m:r>
+              <w:rPr>
+                <w:rFonts w:ascii="Cambria Math" w:hAnsi="Cambria Math" w:cs="Times New Roman"/>
+              </w:rPr>
+              <m:t>Z</m:t>
+            </m:r>
+            <m:r>
+              <w:rPr>
+                <w:rFonts w:ascii="Cambria Math" w:hAnsi="Cambria Math" w:cs="Times New Roman"/>
+              </w:rPr>
+              <m:t>=</m:t>
+            </m:r>
+            <m:r>
+              <w:rPr>
+                <w:rFonts w:ascii="Cambria Math" w:hAnsi="Cambria Math" w:cs="Times New Roman"/>
+              </w:rPr>
+              <m:t>0</m:t>
+            </m:r>
+          </m:e>
+        </m:d>
+        <m:r>
+          <w:rPr>
+            <w:rFonts w:ascii="Cambria Math" w:hAnsi="Cambria Math" w:cs="Times New Roman"/>
+          </w:rPr>
+          <m:t>=</m:t>
+        </m:r>
+        <m:f>
+          <m:fPr>
+            <m:ctrlPr>
+              <w:rPr>
+                <w:rFonts w:ascii="Cambria Math" w:hAnsi="Cambria Math" w:cs="Times New Roman"/>
+                <w:i/>
+              </w:rPr>
+            </m:ctrlPr>
+          </m:fPr>
+          <m:num>
+            <m:r>
+              <w:rPr>
+                <w:rFonts w:ascii="Cambria Math" w:hAnsi="Cambria Math" w:cs="Times New Roman"/>
+              </w:rPr>
+              <m:t>30</m:t>
+            </m:r>
+            <m:ctrlPr>
+              <w:rPr>
+                <w:rFonts w:ascii="Cambria Math" w:hAnsi="Cambria Math" w:cs="Times New Roman"/>
+                <w:i/>
+                <w:iCs/>
+              </w:rPr>
+            </m:ctrlPr>
+          </m:num>
+          <m:den>
+            <m:r>
+              <w:rPr>
+                <w:rFonts w:ascii="Cambria Math" w:hAnsi="Cambria Math" w:cs="Times New Roman"/>
+              </w:rPr>
+              <m:t>50</m:t>
+            </m:r>
+          </m:den>
+        </m:f>
+        <m:r>
+          <w:rPr>
+            <w:rFonts w:ascii="Cambria Math" w:hAnsi="Cambria Math" w:cs="Times New Roman"/>
+          </w:rPr>
+          <m:t>-</m:t>
+        </m:r>
+        <m:f>
+          <m:fPr>
+            <m:ctrlPr>
+              <w:rPr>
+                <w:rFonts w:ascii="Cambria Math" w:hAnsi="Cambria Math" w:cs="Times New Roman"/>
+                <w:i/>
+                <w:iCs/>
+              </w:rPr>
+            </m:ctrlPr>
+          </m:fPr>
+          <m:num>
+            <m:r>
+              <w:rPr>
+                <w:rFonts w:ascii="Cambria Math" w:hAnsi="Cambria Math" w:cs="Times New Roman"/>
+              </w:rPr>
+              <m:t>5</m:t>
+            </m:r>
+          </m:num>
+          <m:den>
+            <m:r>
+              <w:rPr>
+                <w:rFonts w:ascii="Cambria Math" w:hAnsi="Cambria Math" w:cs="Times New Roman"/>
+              </w:rPr>
+              <m:t>50</m:t>
+            </m:r>
+          </m:den>
+        </m:f>
+        <m:r>
+          <w:rPr>
+            <w:rFonts w:ascii="Cambria Math" w:hAnsi="Cambria Math" w:cs="Times New Roman"/>
+          </w:rPr>
+          <m:t>=</m:t>
+        </m:r>
+        <m:r>
+          <w:rPr>
+            <w:rFonts w:ascii="Cambria Math" w:hAnsi="Cambria Math" w:cs="Times New Roman"/>
+          </w:rPr>
+          <m:t>0.</m:t>
+        </m:r>
+        <m:r>
+          <w:rPr>
+            <w:rFonts w:ascii="Cambria Math" w:hAnsi="Cambria Math" w:cs="Times New Roman"/>
+          </w:rPr>
+          <m:t>5</m:t>
+        </m:r>
+        <m:r>
+          <w:rPr>
+            <w:rFonts w:ascii="Cambria Math" w:hAnsi="Cambria Math" w:cs="Times New Roman"/>
+          </w:rPr>
+          <m:t>0</m:t>
+        </m:r>
+      </m:oMath>
+      <w:r>
+        <w:rPr>
+          <w:rFonts w:ascii="Times New Roman" w:hAnsi="Times New Roman" w:cs="Times New Roman"/>
+        </w:rPr>
+        <w:t xml:space="preserve"> </w:t>
+      </w:r>
+    </w:p>
+    <w:p>
+      <w:pPr>
+        <w:spacing w:after="0"/>
+        <w:ind w:left="720"/>
+        <w:rPr>
+          <w:rFonts w:ascii="Times New Roman" w:hAnsi="Times New Roman" w:cs="Times New Roman"/>
+        </w:rPr>
+      </w:pPr>
+      <m:oMath>
+        <m:r>
+          <w:rPr>
+            <w:rFonts w:ascii="Cambria Math" w:hAnsi="Cambria Math" w:cs="Times New Roman"/>
+          </w:rPr>
+          <m:t>E</m:t>
+        </m:r>
+        <m:r>
+          <w:rPr>
+            <w:rFonts w:ascii="Cambria Math" w:hAnsi="Cambria Math" w:cs="Times New Roman"/>
+          </w:rPr>
+          <m:t>[</m:t>
+        </m:r>
+        <m:r>
+          <w:rPr>
+            <w:rFonts w:ascii="Cambria Math" w:hAnsi="Cambria Math" w:cs="Times New Roman"/>
+          </w:rPr>
+          <m:t>D</m:t>
+        </m:r>
+        <m:r>
+          <w:rPr>
+            <w:rFonts w:ascii="Cambria Math" w:hAnsi="Cambria Math" w:cs="Cambria Math"/>
+          </w:rPr>
+          <m:t>∣</m:t>
+        </m:r>
+        <m:r>
+          <w:rPr>
+            <w:rFonts w:ascii="Cambria Math" w:hAnsi="Cambria Math" w:cs="Times New Roman"/>
+          </w:rPr>
+          <m:t>Z</m:t>
+        </m:r>
+        <m:r>
+          <w:rPr>
+            <w:rFonts w:ascii="Cambria Math" w:hAnsi="Cambria Math" w:cs="Times New Roman"/>
+          </w:rPr>
+          <m:t>=</m:t>
+        </m:r>
+        <m:r>
+          <w:rPr>
+            <w:rFonts w:ascii="Cambria Math" w:hAnsi="Cambria Math" w:cs="Times New Roman"/>
+          </w:rPr>
+          <m:t>0</m:t>
+        </m:r>
+        <m:r>
+          <w:rPr>
+            <w:rFonts w:ascii="Cambria Math" w:hAnsi="Cambria Math" w:cs="Times New Roman"/>
+          </w:rPr>
+          <m:t>]=</m:t>
+        </m:r>
+        <m:r>
+          <w:rPr>
+            <w:rFonts w:ascii="Cambria Math" w:hAnsi="Cambria Math" w:cs="Times New Roman"/>
+          </w:rPr>
+          <m:t>5/50</m:t>
+        </m:r>
+        <m:r>
+          <w:rPr>
+            <w:rFonts w:ascii="Cambria Math" w:hAnsi="Cambria Math" w:cs="Times New Roman"/>
+          </w:rPr>
+          <m:t>=</m:t>
+        </m:r>
+        <m:r>
+          <w:rPr>
+            <w:rFonts w:ascii="Cambria Math" w:hAnsi="Cambria Math" w:cs="Times New Roman"/>
+          </w:rPr>
+          <m:t>0.10</m:t>
+        </m:r>
+      </m:oMath>
+      <w:r>
+        <w:rPr>
+          <w:rFonts w:ascii="Times New Roman" w:hAnsi="Times New Roman" w:cs="Times New Roman"/>
+        </w:rPr>
+        <w:t xml:space="preserve"> </w:t>
+      </w:r>
+    </w:p>
+    <w:p>
+      <w:pPr>
+        <w:ind w:firstLine="720"/>
+        <w:rPr>
+          <w:rFonts w:ascii="Times New Roman" w:hAnsi="Times New Roman" w:cs="Times New Roman"/>
+        </w:rPr>
+      </w:pPr>
+    </w:p>
+    <w:p>
+      <w:pPr>
+        <w:rPr>
+          <w:rFonts w:ascii="Times New Roman" w:hAnsi="Times New Roman" w:cs="Times New Roman"/>
+          <w:b/>
+          <w:bCs/>
+        </w:rPr>
+      </w:pPr>
+      <m:oMathPara>
+        <m:oMath>
+          <m:r>
+            <m:rPr>
+              <m:sty m:val="p"/>
+            </m:rPr>
+            <w:rPr>
+              <w:rFonts w:ascii="Cambria Math" w:hAnsi="Cambria Math" w:cs="Times New Roman"/>
+            </w:rPr>
+            <w:lastRenderedPageBreak/>
+            <m:t>LATE</m:t>
+          </m:r>
+          <m:r>
+            <w:rPr>
+              <w:rFonts w:ascii="Cambria Math" w:hAnsi="Cambria Math" w:cs="Times New Roman"/>
+            </w:rPr>
+            <m:t>=</m:t>
+          </m:r>
+          <m:f>
+            <m:fPr>
+              <m:ctrlPr>
+                <w:rPr>
+                  <w:rFonts w:ascii="Cambria Math" w:hAnsi="Cambria Math" w:cs="Times New Roman"/>
+                  <w:i/>
+                </w:rPr>
+              </m:ctrlPr>
+            </m:fPr>
+            <m:num>
+              <m:r>
+                <w:rPr>
+                  <w:rFonts w:ascii="Cambria Math" w:hAnsi="Cambria Math" w:cs="Times New Roman"/>
+                </w:rPr>
+                <m:t>2</m:t>
+              </m:r>
+            </m:num>
+            <m:den>
+              <m:r>
+                <w:rPr>
+                  <w:rFonts w:ascii="Cambria Math" w:hAnsi="Cambria Math" w:cs="Times New Roman"/>
+                </w:rPr>
+                <m:t>0.50</m:t>
+              </m:r>
+            </m:den>
+          </m:f>
+          <m:r>
+            <w:rPr>
+              <w:rFonts w:ascii="Cambria Math" w:hAnsi="Cambria Math" w:cs="Times New Roman"/>
+            </w:rPr>
+            <m:t>=</m:t>
+          </m:r>
+          <m:r>
+            <m:rPr>
+              <m:sty m:val="bi"/>
+            </m:rPr>
+            <w:rPr>
+              <w:rFonts w:ascii="Cambria Math" w:hAnsi="Cambria Math" w:cs="Times New Roman"/>
+            </w:rPr>
+            <m:t>4</m:t>
+          </m:r>
+        </m:oMath>
+      </m:oMathPara>
+    </w:p>
+    <w:p>
+      <w:pPr>
+        <w:rPr>
+          <w:rFonts w:ascii="Times New Roman" w:hAnsi="Times New Roman" w:cs="Times New Roman"/>
+          <w:b/>
+          <w:bCs/>
+        </w:rPr>
+      </w:pPr>
+      <w:r>
+        <w:rPr>
+          <w:rFonts w:ascii="Times New Roman" w:hAnsi="Times New Roman" w:cs="Times New Roman"/>
+        </w:rPr>
+        <w:t xml:space="preserve">For the students who attended the workshop </w:t>
+      </w:r>
+      <w:r>
+        <w:rPr>
+          <w:rFonts w:ascii="Times New Roman" w:hAnsi="Times New Roman" w:cs="Times New Roman"/>
+          <w:i/>
+          <w:iCs/>
+        </w:rPr>
+        <w:t>because</w:t>
+      </w:r>
+      <w:r>
+        <w:rPr>
+          <w:rFonts w:ascii="Times New Roman" w:hAnsi="Times New Roman" w:cs="Times New Roman"/>
+        </w:rPr>
+        <w:t xml:space="preserve"> they received the flyer (the “compliers”), the workshop increased their outcome by 4 units on average.</w:t>
+      </w:r>
+      <w:r>
+        <w:rPr>
+          <w:rFonts w:ascii="Times New Roman" w:hAnsi="Times New Roman" w:cs="Times New Roman"/>
+        </w:rPr>
+        <w:t xml:space="preserve"> </w:t>
+      </w:r>
+      <w:r>
+        <w:rPr>
+          <w:rFonts w:ascii="Times New Roman" w:hAnsi="Times New Roman" w:cs="Times New Roman"/>
+        </w:rPr>
+        <w:t>The true effect of attending is larger than the average effect of just receiving a flyer.</w:t>
+      </w:r>
+      <w:r>
+        <w:rPr>
+          <w:rFonts w:ascii="Times New Roman" w:hAnsi="Times New Roman" w:cs="Times New Roman"/>
+        </w:rPr>
+        <w:br/>
+      </w:r>
+    </w:p>
+    <w:p>
+      <w:pPr>
+        <w:rPr>
+          <w:rFonts w:ascii="Times New Roman" w:hAnsi="Times New Roman" w:cs="Times New Roman"/>
+          <w:b/>
+          <w:bCs/>
+        </w:rPr>
+      </w:pPr>
+      <w:r>
+        <w:rPr>
+          <w:rFonts w:ascii="Times New Roman" w:hAnsi="Times New Roman" w:cs="Times New Roman"/>
+          <w:b/>
+          <w:bCs/>
+        </w:rPr>
+        <w:br w:type="page"/>
+      </w:r>
+    </w:p>
+    <w:p>
+      <w:pPr>
+        <w:rPr>
+          <w:rFonts w:ascii="Times New Roman" w:hAnsi="Times New Roman" w:cs="Times New Roman"/>
+        </w:rPr>
+      </w:pPr>
+      <w:r>
+        <w:rPr>
+          <w:rFonts w:ascii="Times New Roman" w:hAnsi="Times New Roman" w:cs="Times New Roman"/>
+          <w:b/>
+          <w:bCs/>
+        </w:rPr>
+        <w:lastRenderedPageBreak/>
         <w:t xml:space="preserve">Question </w:t>
       </w:r>
       <w:r>
@@ -4566,14 +7425,32 @@
       <w:pPr>
         <w:rPr>
           <w:rFonts w:ascii="Times New Roman" w:hAnsi="Times New Roman" w:cs="Times New Roman"/>
-        </w:rPr>
-      </w:pPr>
-      <w:r>
-        <w:rPr>
-          <w:rFonts w:ascii="Times New Roman" w:hAnsi="Times New Roman" w:cs="Times New Roman"/>
           <w:b/>
           <w:bCs/>
         </w:rPr>
+      </w:pPr>
+      <w:r>
+        <w:rPr>
+          <w:rFonts w:ascii="Times New Roman" w:hAnsi="Times New Roman" w:cs="Times New Roman"/>
+          <w:b/>
+          <w:bCs/>
+        </w:rPr>
+        <w:br w:type="page"/>
+      </w:r>
+    </w:p>
+    <w:p>
+      <w:pPr>
+        <w:rPr>
+          <w:rFonts w:ascii="Times New Roman" w:hAnsi="Times New Roman" w:cs="Times New Roman"/>
+        </w:rPr>
+      </w:pPr>
+      <w:r>
+        <w:rPr>
+          <w:rFonts w:ascii="Times New Roman" w:hAnsi="Times New Roman" w:cs="Times New Roman"/>
+          <w:b/>
+          <w:bCs/>
+        </w:rPr>
+        <w:lastRenderedPageBreak/>
         <w:t xml:space="preserve">Question </w:t>
       </w:r>
       <w:r>
@@ -4709,607 +7586,528 @@
           <w:rFonts w:ascii="Times New Roman" w:hAnsi="Times New Roman" w:cs="Times New Roman"/>
           <w:i/>
           <w:iCs/>
-        </w:rPr>
-      </w:pPr>
-      <w:r>
-        <w:rPr>
-          <w:rFonts w:ascii="Times New Roman" w:hAnsi="Times New Roman" w:cs="Times New Roman"/>
-          <w:i/>
-          <w:iCs/>
-        </w:rPr>
-        <w:t>gen z=</w:t>
-      </w:r>
-      <w:proofErr w:type="spellStart"/>
-      <w:proofErr w:type="gramStart"/>
-      <w:r>
-        <w:rPr>
-          <w:rFonts w:ascii="Times New Roman" w:hAnsi="Times New Roman" w:cs="Times New Roman"/>
-          <w:i/>
-          <w:iCs/>
-        </w:rPr>
-        <w:t>rnormal</w:t>
-      </w:r>
-      <w:proofErr w:type="spellEnd"/>
-      <w:r>
-        <w:rPr>
-          <w:rFonts w:ascii="Times New Roman" w:hAnsi="Times New Roman" w:cs="Times New Roman"/>
-          <w:i/>
-          <w:iCs/>
-        </w:rPr>
-        <w:t>(</w:t>
-      </w:r>
-      <w:proofErr w:type="gramEnd"/>
-      <w:r>
-        <w:rPr>
-          <w:rFonts w:ascii="Times New Roman" w:hAnsi="Times New Roman" w:cs="Times New Roman"/>
-          <w:i/>
-          <w:iCs/>
-        </w:rPr>
-        <w:t>)</w:t>
-      </w:r>
-    </w:p>
-    <w:p>
-      <w:pPr>
-        <w:spacing w:line="240" w:lineRule="auto"/>
-        <w:rPr>
-          <w:rFonts w:ascii="Times New Roman" w:hAnsi="Times New Roman" w:cs="Times New Roman"/>
-          <w:i/>
-          <w:iCs/>
-        </w:rPr>
-      </w:pPr>
-      <w:r>
-        <w:rPr>
-          <w:rFonts w:ascii="Times New Roman" w:hAnsi="Times New Roman" w:cs="Times New Roman"/>
-          <w:i/>
-          <w:iCs/>
-        </w:rPr>
-        <w:t>gen u=</w:t>
-      </w:r>
-      <w:proofErr w:type="spellStart"/>
-      <w:proofErr w:type="gramStart"/>
-      <w:r>
-        <w:rPr>
-          <w:rFonts w:ascii="Times New Roman" w:hAnsi="Times New Roman" w:cs="Times New Roman"/>
-          <w:i/>
-          <w:iCs/>
-        </w:rPr>
-        <w:t>rnormal</w:t>
-      </w:r>
-      <w:proofErr w:type="spellEnd"/>
-      <w:r>
-        <w:rPr>
-          <w:rFonts w:ascii="Times New Roman" w:hAnsi="Times New Roman" w:cs="Times New Roman"/>
-          <w:i/>
-          <w:iCs/>
-        </w:rPr>
-        <w:t>(</w:t>
-      </w:r>
-      <w:proofErr w:type="gramEnd"/>
-      <w:r>
-        <w:rPr>
-          <w:rFonts w:ascii="Times New Roman" w:hAnsi="Times New Roman" w:cs="Times New Roman"/>
-          <w:i/>
-          <w:iCs/>
-        </w:rPr>
-        <w:t>)</w:t>
-      </w:r>
-    </w:p>
-    <w:p>
-      <w:pPr>
-        <w:spacing w:line="240" w:lineRule="auto"/>
+          <w:lang w:val="de-DE"/>
+        </w:rPr>
+      </w:pPr>
+      <w:r>
         <w:rPr>
           <w:rFonts w:ascii="Times New Roman" w:hAnsi="Times New Roman" w:cs="Times New Roman"/>
           <w:i/>
           <w:iCs/>
           <w:lang w:val="de-DE"/>
         </w:rPr>
-      </w:pPr>
-      <w:r>
+        <w:t>gen z=rnormal()</w:t>
+      </w:r>
+    </w:p>
+    <w:p>
+      <w:pPr>
+        <w:spacing w:line="240" w:lineRule="auto"/>
         <w:rPr>
           <w:rFonts w:ascii="Times New Roman" w:hAnsi="Times New Roman" w:cs="Times New Roman"/>
           <w:i/>
           <w:iCs/>
           <w:lang w:val="de-DE"/>
         </w:rPr>
-        <w:t>gen x=rnormal()</w:t>
-      </w:r>
-    </w:p>
-    <w:p>
-      <w:pPr>
-        <w:spacing w:line="240" w:lineRule="auto"/>
+      </w:pPr>
+      <w:r>
         <w:rPr>
           <w:rFonts w:ascii="Times New Roman" w:hAnsi="Times New Roman" w:cs="Times New Roman"/>
           <w:i/>
           <w:iCs/>
           <w:lang w:val="de-DE"/>
         </w:rPr>
-      </w:pPr>
-      <w:r>
+        <w:t>gen u=rnormal()</w:t>
+      </w:r>
+    </w:p>
+    <w:p>
+      <w:pPr>
+        <w:spacing w:line="240" w:lineRule="auto"/>
         <w:rPr>
           <w:rFonts w:ascii="Times New Roman" w:hAnsi="Times New Roman" w:cs="Times New Roman"/>
           <w:i/>
           <w:iCs/>
           <w:lang w:val="de-DE"/>
         </w:rPr>
-        <w:t>gen d=2+2*z-x+3*u+rnormal()</w:t>
-      </w:r>
-    </w:p>
-    <w:p>
-      <w:pPr>
-        <w:spacing w:line="240" w:lineRule="auto"/>
+      </w:pPr>
+      <w:r>
         <w:rPr>
           <w:rFonts w:ascii="Times New Roman" w:hAnsi="Times New Roman" w:cs="Times New Roman"/>
           <w:i/>
           <w:iCs/>
-        </w:rPr>
-      </w:pPr>
-      <w:r>
+          <w:lang w:val="de-DE"/>
+        </w:rPr>
+        <w:t>gen x=rnormal()</w:t>
+      </w:r>
+    </w:p>
+    <w:p>
+      <w:pPr>
+        <w:spacing w:line="240" w:lineRule="auto"/>
         <w:rPr>
           <w:rFonts w:ascii="Times New Roman" w:hAnsi="Times New Roman" w:cs="Times New Roman"/>
           <w:i/>
           <w:iCs/>
-        </w:rPr>
-        <w:t>gen y=5+3*d+2*x+4*</w:t>
-      </w:r>
-      <w:proofErr w:type="spellStart"/>
+          <w:lang w:val="de-DE"/>
+        </w:rPr>
+      </w:pPr>
       <w:r>
         <w:rPr>
           <w:rFonts w:ascii="Times New Roman" w:hAnsi="Times New Roman" w:cs="Times New Roman"/>
           <w:i/>
           <w:iCs/>
-        </w:rPr>
-        <w:t>u+</w:t>
-      </w:r>
-      <w:proofErr w:type="gramStart"/>
-      <w:r>
+          <w:lang w:val="de-DE"/>
+        </w:rPr>
+        <w:t>gen d=2+2*z-x+3*u+rnormal()</w:t>
+      </w:r>
+    </w:p>
+    <w:p>
+      <w:pPr>
+        <w:spacing w:line="240" w:lineRule="auto"/>
         <w:rPr>
           <w:rFonts w:ascii="Times New Roman" w:hAnsi="Times New Roman" w:cs="Times New Roman"/>
           <w:i/>
           <w:iCs/>
         </w:rPr>
-        <w:t>rnormal</w:t>
-      </w:r>
-      <w:proofErr w:type="spellEnd"/>
+      </w:pPr>
       <w:r>
         <w:rPr>
           <w:rFonts w:ascii="Times New Roman" w:hAnsi="Times New Roman" w:cs="Times New Roman"/>
           <w:i/>
           <w:iCs/>
         </w:rPr>
-        <w:t>(</w:t>
-      </w:r>
-      <w:proofErr w:type="gramEnd"/>
+        <w:t>gen y=5+3*d+2*x+4*</w:t>
+      </w:r>
+      <w:proofErr w:type="spellStart"/>
       <w:r>
         <w:rPr>
           <w:rFonts w:ascii="Times New Roman" w:hAnsi="Times New Roman" w:cs="Times New Roman"/>
           <w:i/>
           <w:iCs/>
         </w:rPr>
-        <w:t>)</w:t>
-      </w:r>
-    </w:p>
-    <w:p>
-      <w:pPr>
-        <w:spacing w:line="240" w:lineRule="auto"/>
-        <w:rPr>
-          <w:rFonts w:ascii="Times New Roman" w:hAnsi="Times New Roman" w:cs="Times New Roman"/>
-        </w:rPr>
-      </w:pPr>
-      <w:r>
-        <w:rPr>
-          <w:rFonts w:ascii="Times New Roman" w:hAnsi="Times New Roman" w:cs="Times New Roman"/>
-        </w:rPr>
-        <w:t xml:space="preserve">Now, </w:t>
-      </w:r>
-      <w:r>
-        <w:rPr>
-          <w:rFonts w:ascii="Times New Roman" w:hAnsi="Times New Roman" w:cs="Times New Roman"/>
-        </w:rPr>
-        <w:t>reg</w:t>
-      </w:r>
-      <w:r>
-        <w:rPr>
-          <w:rFonts w:ascii="Times New Roman" w:hAnsi="Times New Roman" w:cs="Times New Roman"/>
-        </w:rPr>
-        <w:t>ress</w:t>
-      </w:r>
-      <w:r>
-        <w:rPr>
-          <w:rFonts w:ascii="Times New Roman" w:hAnsi="Times New Roman" w:cs="Times New Roman"/>
-        </w:rPr>
-        <w:t xml:space="preserve"> y </w:t>
-      </w:r>
-      <w:r>
-        <w:rPr>
-          <w:rFonts w:ascii="Times New Roman" w:hAnsi="Times New Roman" w:cs="Times New Roman"/>
-        </w:rPr>
-        <w:t xml:space="preserve">on </w:t>
-      </w:r>
-      <w:r>
-        <w:rPr>
-          <w:rFonts w:ascii="Times New Roman" w:hAnsi="Times New Roman" w:cs="Times New Roman"/>
-        </w:rPr>
-        <w:t xml:space="preserve">d </w:t>
-      </w:r>
-      <w:r>
-        <w:rPr>
-          <w:rFonts w:ascii="Times New Roman" w:hAnsi="Times New Roman" w:cs="Times New Roman"/>
-        </w:rPr>
-        <w:t xml:space="preserve">and </w:t>
-      </w:r>
-      <w:r>
-        <w:rPr>
-          <w:rFonts w:ascii="Times New Roman" w:hAnsi="Times New Roman" w:cs="Times New Roman"/>
-        </w:rPr>
-        <w:t>x</w:t>
-      </w:r>
-      <w:r>
-        <w:rPr>
-          <w:rFonts w:ascii="Times New Roman" w:hAnsi="Times New Roman" w:cs="Times New Roman"/>
-        </w:rPr>
-        <w:t xml:space="preserve">. Is this </w:t>
-      </w:r>
-      <w:r>
-        <w:rPr>
-          <w:rFonts w:ascii="Times New Roman" w:hAnsi="Times New Roman" w:cs="Times New Roman"/>
-        </w:rPr>
-        <w:t xml:space="preserve">OLS </w:t>
-      </w:r>
-      <w:r>
-        <w:rPr>
-          <w:rFonts w:ascii="Times New Roman" w:hAnsi="Times New Roman" w:cs="Times New Roman"/>
-        </w:rPr>
-        <w:t>regression</w:t>
-      </w:r>
-      <w:r>
-        <w:rPr>
-          <w:rFonts w:ascii="Times New Roman" w:hAnsi="Times New Roman" w:cs="Times New Roman"/>
-        </w:rPr>
-        <w:t xml:space="preserve"> biased</w:t>
-      </w:r>
-      <w:r>
-        <w:rPr>
-          <w:rFonts w:ascii="Times New Roman" w:hAnsi="Times New Roman" w:cs="Times New Roman"/>
-        </w:rPr>
-        <w:t>? Why or why not?</w:t>
-      </w:r>
-    </w:p>
-    <w:p>
-      <w:pPr>
-        <w:rPr>
-          <w:rFonts w:ascii="Times New Roman" w:hAnsi="Times New Roman" w:cs="Times New Roman"/>
-        </w:rPr>
-      </w:pPr>
-    </w:p>
-    <w:p>
-      <w:pPr>
-        <w:rPr>
-          <w:rFonts w:ascii="Times New Roman" w:hAnsi="Times New Roman" w:cs="Times New Roman"/>
-        </w:rPr>
-      </w:pPr>
-      <w:r>
-        <w:rPr>
-          <w:rFonts w:ascii="Times New Roman" w:hAnsi="Times New Roman" w:cs="Times New Roman"/>
-        </w:rPr>
-        <w:lastRenderedPageBreak/>
-        <w:t xml:space="preserve">B). Estimate the relationship </w:t>
-      </w:r>
-      <w:r>
-        <w:rPr>
-          <w:rFonts w:ascii="Times New Roman" w:hAnsi="Times New Roman" w:cs="Times New Roman"/>
-        </w:rPr>
-        <w:t xml:space="preserve">y </w:t>
-      </w:r>
-      <w:r>
-        <w:rPr>
-          <w:rFonts w:ascii="Times New Roman" w:hAnsi="Times New Roman" w:cs="Times New Roman"/>
-        </w:rPr>
-        <w:t xml:space="preserve">= </w:t>
-      </w:r>
-      <w:r>
-        <w:rPr>
-          <w:rFonts w:ascii="Times New Roman" w:hAnsi="Times New Roman" w:cs="Times New Roman"/>
-        </w:rPr>
-        <w:t xml:space="preserve">d </w:t>
-      </w:r>
-      <w:r>
-        <w:rPr>
-          <w:rFonts w:ascii="Times New Roman" w:hAnsi="Times New Roman" w:cs="Times New Roman"/>
-        </w:rPr>
-        <w:t xml:space="preserve">+ </w:t>
-      </w:r>
-      <w:r>
-        <w:rPr>
-          <w:rFonts w:ascii="Times New Roman" w:hAnsi="Times New Roman" w:cs="Times New Roman"/>
-        </w:rPr>
-        <w:t>x</w:t>
-      </w:r>
-      <w:r>
-        <w:rPr>
-          <w:rFonts w:ascii="Times New Roman" w:hAnsi="Times New Roman" w:cs="Times New Roman"/>
-        </w:rPr>
-        <w:t xml:space="preserve"> using the </w:t>
-      </w:r>
-      <w:r>
-        <w:rPr>
-          <w:rFonts w:ascii="Times New Roman" w:hAnsi="Times New Roman" w:cs="Times New Roman"/>
-        </w:rPr>
-        <w:t>IV</w:t>
-      </w:r>
-      <w:r>
-        <w:rPr>
-          <w:rFonts w:ascii="Times New Roman" w:hAnsi="Times New Roman" w:cs="Times New Roman"/>
-        </w:rPr>
-        <w:t xml:space="preserve"> command, </w:t>
-      </w:r>
-      <w:proofErr w:type="spellStart"/>
+        <w:t>u+</w:t>
+      </w:r>
+      <w:proofErr w:type="gramStart"/>
       <w:r>
         <w:rPr>
           <w:rFonts w:ascii="Times New Roman" w:hAnsi="Times New Roman" w:cs="Times New Roman"/>
           <w:i/>
           <w:iCs/>
         </w:rPr>
-        <w:t>ivregress</w:t>
+        <w:t>rnormal</w:t>
       </w:r>
       <w:proofErr w:type="spellEnd"/>
-      <w:r>
-        <w:rPr>
-          <w:rFonts w:ascii="Times New Roman" w:hAnsi="Times New Roman" w:cs="Times New Roman"/>
-        </w:rPr>
-        <w:t xml:space="preserve">. Screenshot and paste your results here. </w:t>
-      </w:r>
-      <w:r>
-        <w:rPr>
-          <w:rFonts w:ascii="Times New Roman" w:hAnsi="Times New Roman" w:cs="Times New Roman"/>
-        </w:rPr>
-        <w:t>(</w:t>
-      </w:r>
-      <w:r>
-        <w:rPr>
-          <w:rFonts w:ascii="Times New Roman" w:hAnsi="Times New Roman" w:cs="Times New Roman"/>
-        </w:rPr>
-        <w:t>Hint: I showed this in class.</w:t>
-      </w:r>
-      <w:r>
-        <w:rPr>
-          <w:rFonts w:ascii="Times New Roman" w:hAnsi="Times New Roman" w:cs="Times New Roman"/>
-        </w:rPr>
-        <w:t>)</w:t>
-      </w:r>
-      <w:r>
-        <w:rPr>
-          <w:rFonts w:ascii="Times New Roman" w:hAnsi="Times New Roman" w:cs="Times New Roman"/>
-        </w:rPr>
-        <w:t xml:space="preserve"> </w:t>
-      </w:r>
-    </w:p>
-    <w:p>
-      <w:pPr>
-        <w:rPr>
-          <w:rFonts w:ascii="Times New Roman" w:hAnsi="Times New Roman" w:cs="Times New Roman"/>
-        </w:rPr>
-      </w:pPr>
-    </w:p>
-    <w:p>
-      <w:pPr>
-        <w:rPr>
-          <w:rFonts w:ascii="Times New Roman" w:hAnsi="Times New Roman" w:cs="Times New Roman"/>
-        </w:rPr>
-      </w:pPr>
-      <w:r>
-        <w:rPr>
-          <w:rFonts w:ascii="Times New Roman" w:hAnsi="Times New Roman" w:cs="Times New Roman"/>
-        </w:rPr>
-        <w:t xml:space="preserve">C). How are the estimates using the </w:t>
-      </w:r>
-      <w:r>
-        <w:rPr>
-          <w:rFonts w:ascii="Times New Roman" w:hAnsi="Times New Roman" w:cs="Times New Roman"/>
-        </w:rPr>
-        <w:t>IV</w:t>
-      </w:r>
-      <w:r>
-        <w:rPr>
-          <w:rFonts w:ascii="Times New Roman" w:hAnsi="Times New Roman" w:cs="Times New Roman"/>
-        </w:rPr>
-        <w:t xml:space="preserve"> command</w:t>
-      </w:r>
-      <w:r>
-        <w:rPr>
-          <w:rFonts w:ascii="Times New Roman" w:hAnsi="Times New Roman" w:cs="Times New Roman"/>
-        </w:rPr>
-        <w:t xml:space="preserve"> </w:t>
-      </w:r>
-      <w:r>
-        <w:rPr>
-          <w:rFonts w:ascii="Times New Roman" w:hAnsi="Times New Roman" w:cs="Times New Roman"/>
-        </w:rPr>
-        <w:t xml:space="preserve">compared to those using </w:t>
-      </w:r>
-      <w:r>
-        <w:rPr>
-          <w:rFonts w:ascii="Times New Roman" w:hAnsi="Times New Roman" w:cs="Times New Roman"/>
-        </w:rPr>
-        <w:t xml:space="preserve">OLS </w:t>
-      </w:r>
-      <w:r>
-        <w:rPr>
-          <w:rFonts w:ascii="Times New Roman" w:hAnsi="Times New Roman" w:cs="Times New Roman"/>
-        </w:rPr>
-        <w:t>regression? Is this IV</w:t>
-      </w:r>
-      <w:r>
-        <w:rPr>
-          <w:rFonts w:ascii="Times New Roman" w:hAnsi="Times New Roman" w:cs="Times New Roman"/>
-        </w:rPr>
-        <w:t xml:space="preserve"> </w:t>
-      </w:r>
-      <w:r>
-        <w:rPr>
-          <w:rFonts w:ascii="Times New Roman" w:hAnsi="Times New Roman" w:cs="Times New Roman"/>
-        </w:rPr>
-        <w:t>regression</w:t>
-      </w:r>
-      <w:r>
-        <w:rPr>
-          <w:rFonts w:ascii="Times New Roman" w:hAnsi="Times New Roman" w:cs="Times New Roman"/>
-        </w:rPr>
-        <w:t xml:space="preserve"> </w:t>
-      </w:r>
-      <w:r>
-        <w:rPr>
-          <w:rFonts w:ascii="Times New Roman" w:hAnsi="Times New Roman" w:cs="Times New Roman"/>
-        </w:rPr>
-        <w:t xml:space="preserve">using </w:t>
-      </w:r>
-      <w:proofErr w:type="spellStart"/>
       <w:r>
         <w:rPr>
           <w:rFonts w:ascii="Times New Roman" w:hAnsi="Times New Roman" w:cs="Times New Roman"/>
           <w:i/>
           <w:iCs/>
         </w:rPr>
-        <w:t>ivregress</w:t>
-      </w:r>
-      <w:proofErr w:type="spellEnd"/>
-      <w:r>
-        <w:rPr>
-          <w:rFonts w:ascii="Times New Roman" w:hAnsi="Times New Roman" w:cs="Times New Roman"/>
-        </w:rPr>
-        <w:t xml:space="preserve"> biased</w:t>
-      </w:r>
-      <w:r>
-        <w:rPr>
-          <w:rFonts w:ascii="Times New Roman" w:hAnsi="Times New Roman" w:cs="Times New Roman"/>
-        </w:rPr>
-        <w:t>?</w:t>
-      </w:r>
-      <w:r>
-        <w:rPr>
-          <w:rFonts w:ascii="Times New Roman" w:hAnsi="Times New Roman" w:cs="Times New Roman"/>
-        </w:rPr>
-        <w:t xml:space="preserve"> Why or why not?</w:t>
-      </w:r>
-    </w:p>
-    <w:p>
-      <w:pPr>
-        <w:rPr>
-          <w:rFonts w:ascii="Times New Roman" w:hAnsi="Times New Roman" w:cs="Times New Roman"/>
-        </w:rPr>
-      </w:pPr>
-    </w:p>
-    <w:p>
-      <w:pPr>
-        <w:spacing w:line="240" w:lineRule="auto"/>
-        <w:rPr>
-          <w:rFonts w:ascii="Times New Roman" w:hAnsi="Times New Roman" w:cs="Times New Roman"/>
-        </w:rPr>
-      </w:pPr>
-      <w:r>
-        <w:rPr>
-          <w:rFonts w:ascii="Times New Roman" w:hAnsi="Times New Roman" w:cs="Times New Roman"/>
-        </w:rPr>
-        <w:t>D). Run the following block of commands in STATA.</w:t>
-      </w:r>
-    </w:p>
-    <w:p>
-      <w:pPr>
-        <w:spacing w:line="240" w:lineRule="auto"/>
+        <w:t>(</w:t>
+      </w:r>
+      <w:proofErr w:type="gramEnd"/>
+      <w:r>
         <w:rPr>
           <w:rFonts w:ascii="Times New Roman" w:hAnsi="Times New Roman" w:cs="Times New Roman"/>
           <w:i/>
           <w:iCs/>
         </w:rPr>
-      </w:pPr>
+        <w:t>)</w:t>
+      </w:r>
+    </w:p>
+    <w:p>
+      <w:pPr>
+        <w:spacing w:line="240" w:lineRule="auto"/>
+        <w:rPr>
+          <w:rFonts w:ascii="Times New Roman" w:hAnsi="Times New Roman" w:cs="Times New Roman"/>
+        </w:rPr>
+      </w:pPr>
+      <w:r>
+        <w:rPr>
+          <w:rFonts w:ascii="Times New Roman" w:hAnsi="Times New Roman" w:cs="Times New Roman"/>
+        </w:rPr>
+        <w:t xml:space="preserve">Now, </w:t>
+      </w:r>
+      <w:r>
+        <w:rPr>
+          <w:rFonts w:ascii="Times New Roman" w:hAnsi="Times New Roman" w:cs="Times New Roman"/>
+        </w:rPr>
+        <w:t>reg</w:t>
+      </w:r>
+      <w:r>
+        <w:rPr>
+          <w:rFonts w:ascii="Times New Roman" w:hAnsi="Times New Roman" w:cs="Times New Roman"/>
+        </w:rPr>
+        <w:t>ress</w:t>
+      </w:r>
+      <w:r>
+        <w:rPr>
+          <w:rFonts w:ascii="Times New Roman" w:hAnsi="Times New Roman" w:cs="Times New Roman"/>
+        </w:rPr>
+        <w:t xml:space="preserve"> y </w:t>
+      </w:r>
+      <w:r>
+        <w:rPr>
+          <w:rFonts w:ascii="Times New Roman" w:hAnsi="Times New Roman" w:cs="Times New Roman"/>
+        </w:rPr>
+        <w:t xml:space="preserve">on </w:t>
+      </w:r>
+      <w:r>
+        <w:rPr>
+          <w:rFonts w:ascii="Times New Roman" w:hAnsi="Times New Roman" w:cs="Times New Roman"/>
+        </w:rPr>
+        <w:t xml:space="preserve">d </w:t>
+      </w:r>
+      <w:r>
+        <w:rPr>
+          <w:rFonts w:ascii="Times New Roman" w:hAnsi="Times New Roman" w:cs="Times New Roman"/>
+        </w:rPr>
+        <w:t xml:space="preserve">and </w:t>
+      </w:r>
+      <w:r>
+        <w:rPr>
+          <w:rFonts w:ascii="Times New Roman" w:hAnsi="Times New Roman" w:cs="Times New Roman"/>
+        </w:rPr>
+        <w:t>x</w:t>
+      </w:r>
+      <w:r>
+        <w:rPr>
+          <w:rFonts w:ascii="Times New Roman" w:hAnsi="Times New Roman" w:cs="Times New Roman"/>
+        </w:rPr>
+        <w:t xml:space="preserve">. Is this </w:t>
+      </w:r>
+      <w:r>
+        <w:rPr>
+          <w:rFonts w:ascii="Times New Roman" w:hAnsi="Times New Roman" w:cs="Times New Roman"/>
+        </w:rPr>
+        <w:t xml:space="preserve">OLS </w:t>
+      </w:r>
+      <w:r>
+        <w:rPr>
+          <w:rFonts w:ascii="Times New Roman" w:hAnsi="Times New Roman" w:cs="Times New Roman"/>
+        </w:rPr>
+        <w:t>regression</w:t>
+      </w:r>
+      <w:r>
+        <w:rPr>
+          <w:rFonts w:ascii="Times New Roman" w:hAnsi="Times New Roman" w:cs="Times New Roman"/>
+        </w:rPr>
+        <w:t xml:space="preserve"> biased</w:t>
+      </w:r>
+      <w:r>
+        <w:rPr>
+          <w:rFonts w:ascii="Times New Roman" w:hAnsi="Times New Roman" w:cs="Times New Roman"/>
+        </w:rPr>
+        <w:t>? Why or why not?</w:t>
+      </w:r>
+    </w:p>
+    <w:p>
+      <w:pPr>
+        <w:rPr>
+          <w:rFonts w:ascii="Times New Roman" w:hAnsi="Times New Roman" w:cs="Times New Roman"/>
+        </w:rPr>
+      </w:pPr>
+    </w:p>
+    <w:p>
+      <w:pPr>
+        <w:rPr>
+          <w:rFonts w:ascii="Times New Roman" w:hAnsi="Times New Roman" w:cs="Times New Roman"/>
+        </w:rPr>
+      </w:pPr>
+      <w:r>
+        <w:rPr>
+          <w:rFonts w:ascii="Times New Roman" w:hAnsi="Times New Roman" w:cs="Times New Roman"/>
+        </w:rPr>
+        <w:t xml:space="preserve">B). Estimate the relationship </w:t>
+      </w:r>
+      <w:r>
+        <w:rPr>
+          <w:rFonts w:ascii="Times New Roman" w:hAnsi="Times New Roman" w:cs="Times New Roman"/>
+        </w:rPr>
+        <w:t xml:space="preserve">y </w:t>
+      </w:r>
+      <w:r>
+        <w:rPr>
+          <w:rFonts w:ascii="Times New Roman" w:hAnsi="Times New Roman" w:cs="Times New Roman"/>
+        </w:rPr>
+        <w:t xml:space="preserve">= </w:t>
+      </w:r>
+      <w:r>
+        <w:rPr>
+          <w:rFonts w:ascii="Times New Roman" w:hAnsi="Times New Roman" w:cs="Times New Roman"/>
+        </w:rPr>
+        <w:t xml:space="preserve">d </w:t>
+      </w:r>
+      <w:r>
+        <w:rPr>
+          <w:rFonts w:ascii="Times New Roman" w:hAnsi="Times New Roman" w:cs="Times New Roman"/>
+        </w:rPr>
+        <w:t xml:space="preserve">+ </w:t>
+      </w:r>
+      <w:r>
+        <w:rPr>
+          <w:rFonts w:ascii="Times New Roman" w:hAnsi="Times New Roman" w:cs="Times New Roman"/>
+        </w:rPr>
+        <w:t>x</w:t>
+      </w:r>
+      <w:r>
+        <w:rPr>
+          <w:rFonts w:ascii="Times New Roman" w:hAnsi="Times New Roman" w:cs="Times New Roman"/>
+        </w:rPr>
+        <w:t xml:space="preserve"> using the </w:t>
+      </w:r>
+      <w:r>
+        <w:rPr>
+          <w:rFonts w:ascii="Times New Roman" w:hAnsi="Times New Roman" w:cs="Times New Roman"/>
+        </w:rPr>
+        <w:t>IV</w:t>
+      </w:r>
+      <w:r>
+        <w:rPr>
+          <w:rFonts w:ascii="Times New Roman" w:hAnsi="Times New Roman" w:cs="Times New Roman"/>
+        </w:rPr>
+        <w:t xml:space="preserve"> command, </w:t>
+      </w:r>
+      <w:proofErr w:type="spellStart"/>
       <w:r>
         <w:rPr>
           <w:rFonts w:ascii="Times New Roman" w:hAnsi="Times New Roman" w:cs="Times New Roman"/>
           <w:i/>
           <w:iCs/>
         </w:rPr>
-        <w:t>clear</w:t>
-      </w:r>
-    </w:p>
-    <w:p>
-      <w:pPr>
-        <w:spacing w:line="240" w:lineRule="auto"/>
+        <w:t>ivregress</w:t>
+      </w:r>
+      <w:proofErr w:type="spellEnd"/>
+      <w:r>
+        <w:rPr>
+          <w:rFonts w:ascii="Times New Roman" w:hAnsi="Times New Roman" w:cs="Times New Roman"/>
+        </w:rPr>
+        <w:t xml:space="preserve">. Screenshot and paste your results here. </w:t>
+      </w:r>
+      <w:r>
+        <w:rPr>
+          <w:rFonts w:ascii="Times New Roman" w:hAnsi="Times New Roman" w:cs="Times New Roman"/>
+        </w:rPr>
+        <w:t>(</w:t>
+      </w:r>
+      <w:r>
+        <w:rPr>
+          <w:rFonts w:ascii="Times New Roman" w:hAnsi="Times New Roman" w:cs="Times New Roman"/>
+        </w:rPr>
+        <w:t>Hint: I showed this in class.</w:t>
+      </w:r>
+      <w:r>
+        <w:rPr>
+          <w:rFonts w:ascii="Times New Roman" w:hAnsi="Times New Roman" w:cs="Times New Roman"/>
+        </w:rPr>
+        <w:t>)</w:t>
+      </w:r>
+      <w:r>
+        <w:rPr>
+          <w:rFonts w:ascii="Times New Roman" w:hAnsi="Times New Roman" w:cs="Times New Roman"/>
+        </w:rPr>
+        <w:t xml:space="preserve"> </w:t>
+      </w:r>
+    </w:p>
+    <w:p>
+      <w:pPr>
+        <w:rPr>
+          <w:rFonts w:ascii="Times New Roman" w:hAnsi="Times New Roman" w:cs="Times New Roman"/>
+        </w:rPr>
+      </w:pPr>
+    </w:p>
+    <w:p>
+      <w:pPr>
+        <w:rPr>
+          <w:rFonts w:ascii="Times New Roman" w:hAnsi="Times New Roman" w:cs="Times New Roman"/>
+        </w:rPr>
+      </w:pPr>
+      <w:r>
+        <w:rPr>
+          <w:rFonts w:ascii="Times New Roman" w:hAnsi="Times New Roman" w:cs="Times New Roman"/>
+        </w:rPr>
+        <w:t xml:space="preserve">C). How are the estimates using the </w:t>
+      </w:r>
+      <w:r>
+        <w:rPr>
+          <w:rFonts w:ascii="Times New Roman" w:hAnsi="Times New Roman" w:cs="Times New Roman"/>
+        </w:rPr>
+        <w:t>IV</w:t>
+      </w:r>
+      <w:r>
+        <w:rPr>
+          <w:rFonts w:ascii="Times New Roman" w:hAnsi="Times New Roman" w:cs="Times New Roman"/>
+        </w:rPr>
+        <w:t xml:space="preserve"> command</w:t>
+      </w:r>
+      <w:r>
+        <w:rPr>
+          <w:rFonts w:ascii="Times New Roman" w:hAnsi="Times New Roman" w:cs="Times New Roman"/>
+        </w:rPr>
+        <w:t xml:space="preserve"> </w:t>
+      </w:r>
+      <w:r>
+        <w:rPr>
+          <w:rFonts w:ascii="Times New Roman" w:hAnsi="Times New Roman" w:cs="Times New Roman"/>
+        </w:rPr>
+        <w:t xml:space="preserve">compared to those using </w:t>
+      </w:r>
+      <w:r>
+        <w:rPr>
+          <w:rFonts w:ascii="Times New Roman" w:hAnsi="Times New Roman" w:cs="Times New Roman"/>
+        </w:rPr>
+        <w:t xml:space="preserve">OLS </w:t>
+      </w:r>
+      <w:r>
+        <w:rPr>
+          <w:rFonts w:ascii="Times New Roman" w:hAnsi="Times New Roman" w:cs="Times New Roman"/>
+        </w:rPr>
+        <w:t>regression? Is this IV</w:t>
+      </w:r>
+      <w:r>
+        <w:rPr>
+          <w:rFonts w:ascii="Times New Roman" w:hAnsi="Times New Roman" w:cs="Times New Roman"/>
+        </w:rPr>
+        <w:t xml:space="preserve"> </w:t>
+      </w:r>
+      <w:r>
+        <w:rPr>
+          <w:rFonts w:ascii="Times New Roman" w:hAnsi="Times New Roman" w:cs="Times New Roman"/>
+        </w:rPr>
+        <w:t>regression</w:t>
+      </w:r>
+      <w:r>
+        <w:rPr>
+          <w:rFonts w:ascii="Times New Roman" w:hAnsi="Times New Roman" w:cs="Times New Roman"/>
+        </w:rPr>
+        <w:t xml:space="preserve"> </w:t>
+      </w:r>
+      <w:r>
+        <w:rPr>
+          <w:rFonts w:ascii="Times New Roman" w:hAnsi="Times New Roman" w:cs="Times New Roman"/>
+        </w:rPr>
+        <w:t xml:space="preserve">using </w:t>
+      </w:r>
+      <w:proofErr w:type="spellStart"/>
+      <w:r>
         <w:rPr>
           <w:rFonts w:ascii="Times New Roman" w:hAnsi="Times New Roman" w:cs="Times New Roman"/>
           <w:i/>
           <w:iCs/>
         </w:rPr>
-      </w:pPr>
-      <w:r>
+        <w:t>ivregress</w:t>
+      </w:r>
+      <w:proofErr w:type="spellEnd"/>
+      <w:r>
+        <w:rPr>
+          <w:rFonts w:ascii="Times New Roman" w:hAnsi="Times New Roman" w:cs="Times New Roman"/>
+        </w:rPr>
+        <w:t xml:space="preserve"> biased</w:t>
+      </w:r>
+      <w:r>
+        <w:rPr>
+          <w:rFonts w:ascii="Times New Roman" w:hAnsi="Times New Roman" w:cs="Times New Roman"/>
+        </w:rPr>
+        <w:t>?</w:t>
+      </w:r>
+      <w:r>
+        <w:rPr>
+          <w:rFonts w:ascii="Times New Roman" w:hAnsi="Times New Roman" w:cs="Times New Roman"/>
+        </w:rPr>
+        <w:t xml:space="preserve"> Why or why not?</w:t>
+      </w:r>
+    </w:p>
+    <w:p>
+      <w:pPr>
+        <w:rPr>
+          <w:rFonts w:ascii="Times New Roman" w:hAnsi="Times New Roman" w:cs="Times New Roman"/>
+        </w:rPr>
+      </w:pPr>
+    </w:p>
+    <w:p>
+      <w:pPr>
+        <w:spacing w:line="240" w:lineRule="auto"/>
+        <w:rPr>
+          <w:rFonts w:ascii="Times New Roman" w:hAnsi="Times New Roman" w:cs="Times New Roman"/>
+        </w:rPr>
+      </w:pPr>
+      <w:r>
+        <w:rPr>
+          <w:rFonts w:ascii="Times New Roman" w:hAnsi="Times New Roman" w:cs="Times New Roman"/>
+        </w:rPr>
+        <w:t>D). Run the following block of commands in STATA.</w:t>
+      </w:r>
+    </w:p>
+    <w:p>
+      <w:pPr>
+        <w:spacing w:line="240" w:lineRule="auto"/>
         <w:rPr>
           <w:rFonts w:ascii="Times New Roman" w:hAnsi="Times New Roman" w:cs="Times New Roman"/>
           <w:i/>
           <w:iCs/>
         </w:rPr>
-        <w:t xml:space="preserve">set </w:t>
-      </w:r>
-      <w:proofErr w:type="spellStart"/>
+      </w:pPr>
       <w:r>
         <w:rPr>
           <w:rFonts w:ascii="Times New Roman" w:hAnsi="Times New Roman" w:cs="Times New Roman"/>
           <w:i/>
           <w:iCs/>
         </w:rPr>
-        <w:t>obs</w:t>
-      </w:r>
-      <w:proofErr w:type="spellEnd"/>
-      <w:r>
+        <w:t>clear</w:t>
+      </w:r>
+    </w:p>
+    <w:p>
+      <w:pPr>
+        <w:spacing w:line="240" w:lineRule="auto"/>
         <w:rPr>
           <w:rFonts w:ascii="Times New Roman" w:hAnsi="Times New Roman" w:cs="Times New Roman"/>
           <w:i/>
           <w:iCs/>
         </w:rPr>
-        <w:t xml:space="preserve"> 1000</w:t>
-      </w:r>
-    </w:p>
-    <w:p>
-      <w:pPr>
-        <w:spacing w:line="240" w:lineRule="auto"/>
+      </w:pPr>
+      <w:r>
         <w:rPr>
           <w:rFonts w:ascii="Times New Roman" w:hAnsi="Times New Roman" w:cs="Times New Roman"/>
           <w:i/>
           <w:iCs/>
         </w:rPr>
-      </w:pPr>
+        <w:t xml:space="preserve">set </w:t>
+      </w:r>
+      <w:proofErr w:type="spellStart"/>
       <w:r>
         <w:rPr>
           <w:rFonts w:ascii="Times New Roman" w:hAnsi="Times New Roman" w:cs="Times New Roman"/>
           <w:i/>
           <w:iCs/>
         </w:rPr>
-        <w:t>gen z=</w:t>
-      </w:r>
-      <w:proofErr w:type="spellStart"/>
-      <w:proofErr w:type="gramStart"/>
+        <w:t>obs</w:t>
+      </w:r>
+      <w:proofErr w:type="spellEnd"/>
       <w:r>
         <w:rPr>
           <w:rFonts w:ascii="Times New Roman" w:hAnsi="Times New Roman" w:cs="Times New Roman"/>
           <w:i/>
           <w:iCs/>
         </w:rPr>
-        <w:t>rnormal</w:t>
-      </w:r>
-      <w:proofErr w:type="spellEnd"/>
-      <w:r>
+        <w:t xml:space="preserve"> 1000</w:t>
+      </w:r>
+    </w:p>
+    <w:p>
+      <w:pPr>
+        <w:spacing w:line="240" w:lineRule="auto"/>
         <w:rPr>
           <w:rFonts w:ascii="Times New Roman" w:hAnsi="Times New Roman" w:cs="Times New Roman"/>
           <w:i/>
           <w:iCs/>
-        </w:rPr>
-        <w:t>(</w:t>
-      </w:r>
-      <w:proofErr w:type="gramEnd"/>
+          <w:lang w:val="de-DE"/>
+        </w:rPr>
+      </w:pPr>
       <w:r>
         <w:rPr>
           <w:rFonts w:ascii="Times New Roman" w:hAnsi="Times New Roman" w:cs="Times New Roman"/>
           <w:i/>
           <w:iCs/>
-        </w:rPr>
-        <w:t>)</w:t>
+          <w:lang w:val="de-DE"/>
+        </w:rPr>
+        <w:t>gen z=rnormal()</w:t>
       </w:r>
     </w:p>
     <w:p>
@@ -5319,6 +8117,7 @@
           <w:rFonts w:ascii="Times New Roman" w:hAnsi="Times New Roman" w:cs="Times New Roman"/>
           <w:i/>
           <w:iCs/>
+          <w:lang w:val="de-DE"/>
         </w:rPr>
       </w:pPr>
       <w:r>
@@ -5326,36 +8125,9 @@
           <w:rFonts w:ascii="Times New Roman" w:hAnsi="Times New Roman" w:cs="Times New Roman"/>
           <w:i/>
           <w:iCs/>
-        </w:rPr>
-        <w:t>gen u=</w:t>
-      </w:r>
-      <w:proofErr w:type="spellStart"/>
-      <w:proofErr w:type="gramStart"/>
-      <w:r>
-        <w:rPr>
-          <w:rFonts w:ascii="Times New Roman" w:hAnsi="Times New Roman" w:cs="Times New Roman"/>
-          <w:i/>
-          <w:iCs/>
-        </w:rPr>
-        <w:t>rnormal</w:t>
-      </w:r>
-      <w:proofErr w:type="spellEnd"/>
-      <w:r>
-        <w:rPr>
-          <w:rFonts w:ascii="Times New Roman" w:hAnsi="Times New Roman" w:cs="Times New Roman"/>
-          <w:i/>
-          <w:iCs/>
-        </w:rPr>
-        <w:t>(</w:t>
-      </w:r>
-      <w:proofErr w:type="gramEnd"/>
-      <w:r>
-        <w:rPr>
-          <w:rFonts w:ascii="Times New Roman" w:hAnsi="Times New Roman" w:cs="Times New Roman"/>
-          <w:i/>
-          <w:iCs/>
-        </w:rPr>
-        <w:t>)</w:t>
+          <w:lang w:val="de-DE"/>
+        </w:rPr>
+        <w:t>gen u=rnormal()</w:t>
       </w:r>
     </w:p>
     <w:p>
@@ -5555,9 +8327,158 @@
 <file path=word/numbering.xml><?xml version="1.0" encoding="utf-8"?>
 <w:numbering xmlns:wpc="http://schemas.microsoft.com/office/word/2010/wordprocessingCanvas" xmlns:cx="http://schemas.microsoft.com/office/drawing/2014/chartex" xmlns:cx1="http://schemas.microsoft.com/office/drawing/2015/9/8/chartex" xmlns:cx2="http://schemas.microsoft.com/office/drawing/2015/10/21/chartex" xmlns:cx3="http://schemas.microsoft.com/office/drawing/2016/5/9/chartex" xmlns:cx4="http://schemas.microsoft.com/office/drawing/2016/5/10/chartex" xmlns:cx5="http://schemas.microsoft.com/office/drawing/2016/5/11/chartex" xmlns:cx6="http://schemas.microsoft.com/office/drawing/2016/5/12/chartex" xmlns:cx7="http://schemas.microsoft.com/office/drawing/2016/5/13/chartex" xmlns:cx8="http://schemas.microsoft.com/office/drawing/2016/5/14/chartex" xmlns:mc="http://schemas.openxmlformats.org/markup-compatibility/2006" xmlns:aink="http://schemas.microsoft.com/office/drawing/2016/ink" xmlns:am3d="http://schemas.microsoft.com/office/drawing/2017/model3d" xmlns:o="urn:schemas-microsoft-com:office:office" xmlns:oel="http://schemas.microsoft.com/office/2019/extlst" xmlns:r="http://schemas.openxmlformats.org/officeDocument/2006/relationships" xmlns:m="http://schemas.openxmlformats.org/officeDocument/2006/math" xmlns:v="urn:schemas-microsoft-com:vml" xmlns:wp14="http://schemas.microsoft.com/office/word/2010/wordprocessingDrawing" xmlns:wp="http://schemas.openxmlformats.org/drawingml/2006/wordprocessingDrawing" xmlns:w10="urn:schemas-microsoft-com:office:word" xmlns:w="http://schemas.openxmlformats.org/wordprocessingml/2006/main" xmlns:w14="http://schemas.microsoft.com/office/word/2010/wordml" xmlns:w15="http://schemas.microsoft.com/office/word/2012/wordml" xmlns:w16cex="http://schemas.microsoft.com/office/word/2018/wordml/cex" xmlns:w16cid="http://schemas.microsoft.com/office/word/2016/wordml/cid" xmlns:w16="http://schemas.microsoft.com/office/word/2018/wordml" xmlns:w16du="http://schemas.microsoft.com/office/word/2023/wordml/word16du" xmlns:w16sdtdh="http://schemas.microsoft.com/office/word/2020/wordml/sdtdatahash" xmlns:w16sdtfl="http://schemas.microsoft.com/office/word/2024/wordml/sdtformatlock" xmlns:w16se="http://schemas.microsoft.com/office/word/2015/wordml/symex" xmlns:wpg="http://schemas.microsoft.com/office/word/2010/wordprocessingGroup" xmlns:wpi="http://schemas.microsoft.com/office/word/2010/wordprocessingInk" xmlns:wne="http://schemas.microsoft.com/office/word/2006/wordml" xmlns:wps="http://schemas.microsoft.com/office/word/2010/wordprocessingShape" mc:Ignorable="w14 w15 w16se w16cid w16 w16cex w16sdtdh w16sdtfl w16du wp14">
   <w:abstractNum w:abstractNumId="0" w15:restartNumberingAfterBreak="0">
-    <w:nsid w:val="7A1B3A26"/>
+    <w:nsid w:val="35F23EBE"/>
     <w:multiLevelType w:val="multilevel"/>
-    <w:tmpl w:val="FD0A0A5A"/>
+    <w:tmpl w:val="A55076A2"/>
+    <w:lvl w:ilvl="0">
+      <w:start w:val="1"/>
+      <w:numFmt w:val="bullet"/>
+      <w:lvlText w:val=""/>
+      <w:lvlJc w:val="left"/>
+      <w:pPr>
+        <w:tabs>
+          <w:tab w:val="num" w:pos="720"/>
+        </w:tabs>
+        <w:ind w:left="720" w:hanging="360"/>
+      </w:pPr>
+      <w:rPr>
+        <w:rFonts w:ascii="Symbol" w:hAnsi="Symbol" w:hint="default"/>
+        <w:sz w:val="20"/>
+      </w:rPr>
+    </w:lvl>
+    <w:lvl w:ilvl="1">
+      <w:start w:val="1"/>
+      <w:numFmt w:val="bullet"/>
+      <w:lvlText w:val="o"/>
+      <w:lvlJc w:val="left"/>
+      <w:pPr>
+        <w:tabs>
+          <w:tab w:val="num" w:pos="1440"/>
+        </w:tabs>
+        <w:ind w:left="1440" w:hanging="360"/>
+      </w:pPr>
+      <w:rPr>
+        <w:rFonts w:ascii="Courier New" w:hAnsi="Courier New" w:hint="default"/>
+        <w:sz w:val="20"/>
+      </w:rPr>
+    </w:lvl>
+    <w:lvl w:ilvl="2" w:tentative="1">
+      <w:start w:val="1"/>
+      <w:numFmt w:val="bullet"/>
+      <w:lvlText w:val=""/>
+      <w:lvlJc w:val="left"/>
+      <w:pPr>
+        <w:tabs>
+          <w:tab w:val="num" w:pos="2160"/>
+        </w:tabs>
+        <w:ind w:left="2160" w:hanging="360"/>
+      </w:pPr>
+      <w:rPr>
+        <w:rFonts w:ascii="Wingdings" w:hAnsi="Wingdings" w:hint="default"/>
+        <w:sz w:val="20"/>
+      </w:rPr>
+    </w:lvl>
+    <w:lvl w:ilvl="3" w:tentative="1">
+      <w:start w:val="1"/>
+      <w:numFmt w:val="bullet"/>
+      <w:lvlText w:val=""/>
+      <w:lvlJc w:val="left"/>
+      <w:pPr>
+        <w:tabs>
+          <w:tab w:val="num" w:pos="2880"/>
+        </w:tabs>
+        <w:ind w:left="2880" w:hanging="360"/>
+      </w:pPr>
+      <w:rPr>
+        <w:rFonts w:ascii="Wingdings" w:hAnsi="Wingdings" w:hint="default"/>
+        <w:sz w:val="20"/>
+      </w:rPr>
+    </w:lvl>
+    <w:lvl w:ilvl="4" w:tentative="1">
+      <w:start w:val="1"/>
+      <w:numFmt w:val="bullet"/>
+      <w:lvlText w:val=""/>
+      <w:lvlJc w:val="left"/>
+      <w:pPr>
+        <w:tabs>
+          <w:tab w:val="num" w:pos="3600"/>
+        </w:tabs>
+        <w:ind w:left="3600" w:hanging="360"/>
+      </w:pPr>
+      <w:rPr>
+        <w:rFonts w:ascii="Wingdings" w:hAnsi="Wingdings" w:hint="default"/>
+        <w:sz w:val="20"/>
+      </w:rPr>
+    </w:lvl>
+    <w:lvl w:ilvl="5" w:tentative="1">
+      <w:start w:val="1"/>
+      <w:numFmt w:val="bullet"/>
+      <w:lvlText w:val=""/>
+      <w:lvlJc w:val="left"/>
+      <w:pPr>
+        <w:tabs>
+          <w:tab w:val="num" w:pos="4320"/>
+        </w:tabs>
+        <w:ind w:left="4320" w:hanging="360"/>
+      </w:pPr>
+      <w:rPr>
+        <w:rFonts w:ascii="Wingdings" w:hAnsi="Wingdings" w:hint="default"/>
+        <w:sz w:val="20"/>
+      </w:rPr>
+    </w:lvl>
+    <w:lvl w:ilvl="6" w:tentative="1">
+      <w:start w:val="1"/>
+      <w:numFmt w:val="bullet"/>
+      <w:lvlText w:val=""/>
+      <w:lvlJc w:val="left"/>
+      <w:pPr>
+        <w:tabs>
+          <w:tab w:val="num" w:pos="5040"/>
+        </w:tabs>
+        <w:ind w:left="5040" w:hanging="360"/>
+      </w:pPr>
+      <w:rPr>
+        <w:rFonts w:ascii="Wingdings" w:hAnsi="Wingdings" w:hint="default"/>
+        <w:sz w:val="20"/>
+      </w:rPr>
+    </w:lvl>
+    <w:lvl w:ilvl="7" w:tentative="1">
+      <w:start w:val="1"/>
+      <w:numFmt w:val="bullet"/>
+      <w:lvlText w:val=""/>
+      <w:lvlJc w:val="left"/>
+      <w:pPr>
+        <w:tabs>
+          <w:tab w:val="num" w:pos="5760"/>
+        </w:tabs>
+        <w:ind w:left="5760" w:hanging="360"/>
+      </w:pPr>
+      <w:rPr>
+        <w:rFonts w:ascii="Wingdings" w:hAnsi="Wingdings" w:hint="default"/>
+        <w:sz w:val="20"/>
+      </w:rPr>
+    </w:lvl>
+    <w:lvl w:ilvl="8" w:tentative="1">
+      <w:start w:val="1"/>
+      <w:numFmt w:val="bullet"/>
+      <w:lvlText w:val=""/>
+      <w:lvlJc w:val="left"/>
+      <w:pPr>
+        <w:tabs>
+          <w:tab w:val="num" w:pos="6480"/>
+        </w:tabs>
+        <w:ind w:left="6480" w:hanging="360"/>
+      </w:pPr>
+      <w:rPr>
+        <w:rFonts w:ascii="Wingdings" w:hAnsi="Wingdings" w:hint="default"/>
+        <w:sz w:val="20"/>
+      </w:rPr>
+    </w:lvl>
+  </w:abstractNum>
+  <w:abstractNum w:abstractNumId="1" w15:restartNumberingAfterBreak="0">
+    <w:nsid w:val="47E55EB7"/>
+    <w:multiLevelType w:val="multilevel"/>
+    <w:tmpl w:val="A33002DC"/>
     <w:lvl w:ilvl="0">
       <w:start w:val="1"/>
       <w:numFmt w:val="bullet"/>
@@ -5703,7 +8624,156 @@
       </w:rPr>
     </w:lvl>
   </w:abstractNum>
-  <w:abstractNum w:abstractNumId="1" w15:restartNumberingAfterBreak="0">
+  <w:abstractNum w:abstractNumId="2" w15:restartNumberingAfterBreak="0">
+    <w:nsid w:val="7A1B3A26"/>
+    <w:multiLevelType w:val="multilevel"/>
+    <w:tmpl w:val="FD0A0A5A"/>
+    <w:lvl w:ilvl="0">
+      <w:start w:val="1"/>
+      <w:numFmt w:val="bullet"/>
+      <w:lvlText w:val=""/>
+      <w:lvlJc w:val="left"/>
+      <w:pPr>
+        <w:tabs>
+          <w:tab w:val="num" w:pos="720"/>
+        </w:tabs>
+        <w:ind w:left="720" w:hanging="360"/>
+      </w:pPr>
+      <w:rPr>
+        <w:rFonts w:ascii="Symbol" w:hAnsi="Symbol" w:hint="default"/>
+        <w:sz w:val="20"/>
+      </w:rPr>
+    </w:lvl>
+    <w:lvl w:ilvl="1" w:tentative="1">
+      <w:start w:val="1"/>
+      <w:numFmt w:val="bullet"/>
+      <w:lvlText w:val="o"/>
+      <w:lvlJc w:val="left"/>
+      <w:pPr>
+        <w:tabs>
+          <w:tab w:val="num" w:pos="1440"/>
+        </w:tabs>
+        <w:ind w:left="1440" w:hanging="360"/>
+      </w:pPr>
+      <w:rPr>
+        <w:rFonts w:ascii="Courier New" w:hAnsi="Courier New" w:hint="default"/>
+        <w:sz w:val="20"/>
+      </w:rPr>
+    </w:lvl>
+    <w:lvl w:ilvl="2" w:tentative="1">
+      <w:start w:val="1"/>
+      <w:numFmt w:val="bullet"/>
+      <w:lvlText w:val=""/>
+      <w:lvlJc w:val="left"/>
+      <w:pPr>
+        <w:tabs>
+          <w:tab w:val="num" w:pos="2160"/>
+        </w:tabs>
+        <w:ind w:left="2160" w:hanging="360"/>
+      </w:pPr>
+      <w:rPr>
+        <w:rFonts w:ascii="Wingdings" w:hAnsi="Wingdings" w:hint="default"/>
+        <w:sz w:val="20"/>
+      </w:rPr>
+    </w:lvl>
+    <w:lvl w:ilvl="3" w:tentative="1">
+      <w:start w:val="1"/>
+      <w:numFmt w:val="bullet"/>
+      <w:lvlText w:val=""/>
+      <w:lvlJc w:val="left"/>
+      <w:pPr>
+        <w:tabs>
+          <w:tab w:val="num" w:pos="2880"/>
+        </w:tabs>
+        <w:ind w:left="2880" w:hanging="360"/>
+      </w:pPr>
+      <w:rPr>
+        <w:rFonts w:ascii="Wingdings" w:hAnsi="Wingdings" w:hint="default"/>
+        <w:sz w:val="20"/>
+      </w:rPr>
+    </w:lvl>
+    <w:lvl w:ilvl="4" w:tentative="1">
+      <w:start w:val="1"/>
+      <w:numFmt w:val="bullet"/>
+      <w:lvlText w:val=""/>
+      <w:lvlJc w:val="left"/>
+      <w:pPr>
+        <w:tabs>
+          <w:tab w:val="num" w:pos="3600"/>
+        </w:tabs>
+        <w:ind w:left="3600" w:hanging="360"/>
+      </w:pPr>
+      <w:rPr>
+        <w:rFonts w:ascii="Wingdings" w:hAnsi="Wingdings" w:hint="default"/>
+        <w:sz w:val="20"/>
+      </w:rPr>
+    </w:lvl>
+    <w:lvl w:ilvl="5" w:tentative="1">
+      <w:start w:val="1"/>
+      <w:numFmt w:val="bullet"/>
+      <w:lvlText w:val=""/>
+      <w:lvlJc w:val="left"/>
+      <w:pPr>
+        <w:tabs>
+          <w:tab w:val="num" w:pos="4320"/>
+        </w:tabs>
+        <w:ind w:left="4320" w:hanging="360"/>
+      </w:pPr>
+      <w:rPr>
+        <w:rFonts w:ascii="Wingdings" w:hAnsi="Wingdings" w:hint="default"/>
+        <w:sz w:val="20"/>
+      </w:rPr>
+    </w:lvl>
+    <w:lvl w:ilvl="6" w:tentative="1">
+      <w:start w:val="1"/>
+      <w:numFmt w:val="bullet"/>
+      <w:lvlText w:val=""/>
+      <w:lvlJc w:val="left"/>
+      <w:pPr>
+        <w:tabs>
+          <w:tab w:val="num" w:pos="5040"/>
+        </w:tabs>
+        <w:ind w:left="5040" w:hanging="360"/>
+      </w:pPr>
+      <w:rPr>
+        <w:rFonts w:ascii="Wingdings" w:hAnsi="Wingdings" w:hint="default"/>
+        <w:sz w:val="20"/>
+      </w:rPr>
+    </w:lvl>
+    <w:lvl w:ilvl="7" w:tentative="1">
+      <w:start w:val="1"/>
+      <w:numFmt w:val="bullet"/>
+      <w:lvlText w:val=""/>
+      <w:lvlJc w:val="left"/>
+      <w:pPr>
+        <w:tabs>
+          <w:tab w:val="num" w:pos="5760"/>
+        </w:tabs>
+        <w:ind w:left="5760" w:hanging="360"/>
+      </w:pPr>
+      <w:rPr>
+        <w:rFonts w:ascii="Wingdings" w:hAnsi="Wingdings" w:hint="default"/>
+        <w:sz w:val="20"/>
+      </w:rPr>
+    </w:lvl>
+    <w:lvl w:ilvl="8" w:tentative="1">
+      <w:start w:val="1"/>
+      <w:numFmt w:val="bullet"/>
+      <w:lvlText w:val=""/>
+      <w:lvlJc w:val="left"/>
+      <w:pPr>
+        <w:tabs>
+          <w:tab w:val="num" w:pos="6480"/>
+        </w:tabs>
+        <w:ind w:left="6480" w:hanging="360"/>
+      </w:pPr>
+      <w:rPr>
+        <w:rFonts w:ascii="Wingdings" w:hAnsi="Wingdings" w:hint="default"/>
+        <w:sz w:val="20"/>
+      </w:rPr>
+    </w:lvl>
+  </w:abstractNum>
+  <w:abstractNum w:abstractNumId="3" w15:restartNumberingAfterBreak="0">
     <w:nsid w:val="7D13044F"/>
     <w:multiLevelType w:val="hybridMultilevel"/>
     <w:tmpl w:val="38CC3D68"/>
@@ -5793,10 +8863,16 @@
     </w:lvl>
   </w:abstractNum>
   <w:num w:numId="1" w16cid:durableId="494960295">
-    <w:abstractNumId w:val="1"/>
+    <w:abstractNumId w:val="3"/>
   </w:num>
   <w:num w:numId="2" w16cid:durableId="887573054">
+    <w:abstractNumId w:val="2"/>
+  </w:num>
+  <w:num w:numId="3" w16cid:durableId="1384255203">
     <w:abstractNumId w:val="0"/>
+  </w:num>
+  <w:num w:numId="4" w16cid:durableId="2005738807">
+    <w:abstractNumId w:val="1"/>
   </w:num>
 </w:numbering>
 </file>
@@ -6739,6 +9815,25 @@
       <w14:ligatures w14:val="none"/>
     </w:rPr>
   </w:style>
+  <w:style w:type="table" w:styleId="TableGrid">
+    <w:name w:val="Table Grid"/>
+    <w:basedOn w:val="TableNormal"/>
+    <w:uiPriority w:val="39"/>
+    <w:rsid w:val="00E816F2"/>
+    <w:pPr>
+      <w:spacing w:after="0" w:line="240" w:lineRule="auto"/>
+    </w:pPr>
+    <w:tblPr>
+      <w:tblBorders>
+        <w:top w:val="single" w:sz="4" w:space="0" w:color="auto"/>
+        <w:left w:val="single" w:sz="4" w:space="0" w:color="auto"/>
+        <w:bottom w:val="single" w:sz="4" w:space="0" w:color="auto"/>
+        <w:right w:val="single" w:sz="4" w:space="0" w:color="auto"/>
+        <w:insideH w:val="single" w:sz="4" w:space="0" w:color="auto"/>
+        <w:insideV w:val="single" w:sz="4" w:space="0" w:color="auto"/>
+      </w:tblBorders>
+    </w:tblPr>
+  </w:style>
 </w:styles>
 </file>
 

--- a/data/raw/Microeconometrics Assignment 2.docx
+++ b/data/raw/Microeconometrics Assignment 2.docx
@@ -3512,14 +3512,7 @@
           <w:rFonts w:ascii="Times New Roman" w:hAnsi="Times New Roman" w:cs="Times New Roman"/>
           <w:color w:val="E97132" w:themeColor="accent2"/>
         </w:rPr>
-        <w:t>For each treated unit, find the control unit whose propensity score is closest (smallest absolute difference).</w:t>
-      </w:r>
-      <w:r>
-        <w:rPr>
-          <w:rFonts w:ascii="Times New Roman" w:hAnsi="Times New Roman" w:cs="Times New Roman"/>
-          <w:color w:val="E97132" w:themeColor="accent2"/>
-        </w:rPr>
-        <w:t xml:space="preserve"> </w:t>
+        <w:t xml:space="preserve">For each treated unit, find the control unit whose propensity score is closest (smallest absolute difference). </w:t>
       </w:r>
       <m:oMath>
         <m:func>
@@ -5247,21 +5240,7 @@
         <w:rPr>
           <w:rFonts w:ascii="Times New Roman" w:hAnsi="Times New Roman" w:cs="Times New Roman"/>
         </w:rPr>
-        <w:t xml:space="preserve"> </w:t>
-      </w:r>
-      <w:proofErr w:type="gramStart"/>
-      <w:r>
-        <w:rPr>
-          <w:rFonts w:ascii="Times New Roman" w:hAnsi="Times New Roman" w:cs="Times New Roman"/>
-        </w:rPr>
-        <w:t>actually attend</w:t>
-      </w:r>
-      <w:proofErr w:type="gramEnd"/>
-      <w:r>
-        <w:rPr>
-          <w:rFonts w:ascii="Times New Roman" w:hAnsi="Times New Roman" w:cs="Times New Roman"/>
-        </w:rPr>
-        <w:t xml:space="preserve"> and </w:t>
+        <w:t xml:space="preserve"> actually attend and </w:t>
       </w:r>
       <w:r>
         <w:rPr>
@@ -5359,11 +5338,13 @@
         <w:spacing w:after="0"/>
         <w:rPr>
           <w:rFonts w:ascii="Times New Roman" w:hAnsi="Times New Roman" w:cs="Times New Roman"/>
-        </w:rPr>
-      </w:pPr>
-      <w:r>
-        <w:rPr>
-          <w:rFonts w:ascii="Times New Roman" w:hAnsi="Times New Roman" w:cs="Times New Roman"/>
+          <w:color w:val="E97132" w:themeColor="accent2"/>
+        </w:rPr>
+      </w:pPr>
+      <w:r>
+        <w:rPr>
+          <w:rFonts w:ascii="Times New Roman" w:hAnsi="Times New Roman" w:cs="Times New Roman"/>
+          <w:color w:val="E97132" w:themeColor="accent2"/>
         </w:rPr>
         <w:t xml:space="preserve">Total </w:t>
       </w:r>
@@ -5371,6 +5352,7 @@
         <m:r>
           <w:rPr>
             <w:rFonts w:ascii="Cambria Math" w:hAnsi="Cambria Math" w:cs="Times New Roman"/>
+            <w:color w:val="E97132" w:themeColor="accent2"/>
           </w:rPr>
           <m:t>N=100</m:t>
         </m:r>
@@ -5385,11 +5367,13 @@
         <w:spacing w:after="0"/>
         <w:rPr>
           <w:rFonts w:ascii="Times New Roman" w:hAnsi="Times New Roman" w:cs="Times New Roman"/>
-        </w:rPr>
-      </w:pPr>
-      <w:r>
-        <w:rPr>
-          <w:rFonts w:ascii="Times New Roman" w:hAnsi="Times New Roman" w:cs="Times New Roman"/>
+          <w:color w:val="E97132" w:themeColor="accent2"/>
+        </w:rPr>
+      </w:pPr>
+      <w:r>
+        <w:rPr>
+          <w:rFonts w:ascii="Times New Roman" w:hAnsi="Times New Roman" w:cs="Times New Roman"/>
+          <w:color w:val="E97132" w:themeColor="accent2"/>
         </w:rPr>
         <w:t xml:space="preserve">Assigned flyer (instrument) </w:t>
       </w:r>
@@ -5397,6 +5381,7 @@
         <m:r>
           <w:rPr>
             <w:rFonts w:ascii="Cambria Math" w:hAnsi="Cambria Math" w:cs="Times New Roman"/>
+            <w:color w:val="E97132" w:themeColor="accent2"/>
           </w:rPr>
           <m:t>Z=1</m:t>
         </m:r>
@@ -5404,6 +5389,7 @@
       <w:r>
         <w:rPr>
           <w:rFonts w:ascii="Times New Roman" w:hAnsi="Times New Roman" w:cs="Times New Roman"/>
+          <w:color w:val="E97132" w:themeColor="accent2"/>
         </w:rPr>
         <w:t xml:space="preserve">: </w:t>
       </w:r>
@@ -5411,6 +5397,7 @@
         <m:r>
           <w:rPr>
             <w:rFonts w:ascii="Cambria Math" w:hAnsi="Cambria Math" w:cs="Times New Roman"/>
+            <w:color w:val="E97132" w:themeColor="accent2"/>
           </w:rPr>
           <m:t>50</m:t>
         </m:r>
@@ -5425,11 +5412,13 @@
         <w:spacing w:after="0"/>
         <w:rPr>
           <w:rFonts w:ascii="Times New Roman" w:hAnsi="Times New Roman" w:cs="Times New Roman"/>
-        </w:rPr>
-      </w:pPr>
-      <w:r>
-        <w:rPr>
-          <w:rFonts w:ascii="Times New Roman" w:hAnsi="Times New Roman" w:cs="Times New Roman"/>
+          <w:color w:val="E97132" w:themeColor="accent2"/>
+        </w:rPr>
+      </w:pPr>
+      <w:r>
+        <w:rPr>
+          <w:rFonts w:ascii="Times New Roman" w:hAnsi="Times New Roman" w:cs="Times New Roman"/>
+          <w:color w:val="E97132" w:themeColor="accent2"/>
         </w:rPr>
         <w:t xml:space="preserve">Attended workshop </w:t>
       </w:r>
@@ -5437,6 +5426,7 @@
         <m:r>
           <w:rPr>
             <w:rFonts w:ascii="Cambria Math" w:hAnsi="Cambria Math" w:cs="Times New Roman"/>
+            <w:color w:val="E97132" w:themeColor="accent2"/>
           </w:rPr>
           <m:t>D=1</m:t>
         </m:r>
@@ -5444,6 +5434,7 @@
       <w:r>
         <w:rPr>
           <w:rFonts w:ascii="Times New Roman" w:hAnsi="Times New Roman" w:cs="Times New Roman"/>
+          <w:color w:val="E97132" w:themeColor="accent2"/>
         </w:rPr>
         <w:t xml:space="preserve">: </w:t>
       </w:r>
@@ -5451,6 +5442,7 @@
         <m:r>
           <w:rPr>
             <w:rFonts w:ascii="Cambria Math" w:hAnsi="Cambria Math" w:cs="Times New Roman"/>
+            <w:color w:val="E97132" w:themeColor="accent2"/>
           </w:rPr>
           <m:t>30</m:t>
         </m:r>
@@ -5465,11 +5457,13 @@
         <w:spacing w:after="0"/>
         <w:rPr>
           <w:rFonts w:ascii="Times New Roman" w:hAnsi="Times New Roman" w:cs="Times New Roman"/>
-        </w:rPr>
-      </w:pPr>
-      <w:r>
-        <w:rPr>
-          <w:rFonts w:ascii="Times New Roman" w:hAnsi="Times New Roman" w:cs="Times New Roman"/>
+          <w:color w:val="E97132" w:themeColor="accent2"/>
+        </w:rPr>
+      </w:pPr>
+      <w:r>
+        <w:rPr>
+          <w:rFonts w:ascii="Times New Roman" w:hAnsi="Times New Roman" w:cs="Times New Roman"/>
+          <w:color w:val="E97132" w:themeColor="accent2"/>
         </w:rPr>
         <w:t xml:space="preserve">Did not attend </w:t>
       </w:r>
@@ -5477,6 +5471,7 @@
         <m:r>
           <w:rPr>
             <w:rFonts w:ascii="Cambria Math" w:hAnsi="Cambria Math" w:cs="Times New Roman"/>
+            <w:color w:val="E97132" w:themeColor="accent2"/>
           </w:rPr>
           <m:t>D=0</m:t>
         </m:r>
@@ -5484,6 +5479,7 @@
       <w:r>
         <w:rPr>
           <w:rFonts w:ascii="Times New Roman" w:hAnsi="Times New Roman" w:cs="Times New Roman"/>
+          <w:color w:val="E97132" w:themeColor="accent2"/>
         </w:rPr>
         <w:t xml:space="preserve">: </w:t>
       </w:r>
@@ -5491,6 +5487,7 @@
         <m:r>
           <w:rPr>
             <w:rFonts w:ascii="Cambria Math" w:hAnsi="Cambria Math" w:cs="Times New Roman"/>
+            <w:color w:val="E97132" w:themeColor="accent2"/>
           </w:rPr>
           <m:t>20</m:t>
         </m:r>
@@ -5505,74 +5502,30 @@
         <w:spacing w:after="0"/>
         <w:rPr>
           <w:rFonts w:ascii="Times New Roman" w:hAnsi="Times New Roman" w:cs="Times New Roman"/>
+          <w:color w:val="E97132" w:themeColor="accent2"/>
         </w:rPr>
       </w:pPr>
       <m:oMath>
         <m:r>
           <w:rPr>
             <w:rFonts w:ascii="Cambria Math" w:hAnsi="Cambria Math" w:cs="Times New Roman"/>
-          </w:rPr>
-          <m:t>E</m:t>
+            <w:color w:val="E97132" w:themeColor="accent2"/>
+          </w:rPr>
+          <m:t>E[D</m:t>
+        </m:r>
+        <m:r>
+          <w:rPr>
+            <w:rFonts w:ascii="Cambria Math" w:hAnsi="Cambria Math" w:cs="Cambria Math"/>
+            <w:color w:val="E97132" w:themeColor="accent2"/>
+          </w:rPr>
+          <m:t>∣</m:t>
         </m:r>
         <m:r>
           <w:rPr>
             <w:rFonts w:ascii="Cambria Math" w:hAnsi="Cambria Math" w:cs="Times New Roman"/>
-          </w:rPr>
-          <m:t>[</m:t>
-        </m:r>
-        <m:r>
-          <w:rPr>
-            <w:rFonts w:ascii="Cambria Math" w:hAnsi="Cambria Math" w:cs="Times New Roman"/>
-          </w:rPr>
-          <m:t>D</m:t>
-        </m:r>
-        <m:r>
-          <w:rPr>
-            <w:rFonts w:ascii="Cambria Math" w:hAnsi="Cambria Math" w:cs="Cambria Math"/>
-          </w:rPr>
-          <m:t>∣</m:t>
-        </m:r>
-        <m:r>
-          <w:rPr>
-            <w:rFonts w:ascii="Cambria Math" w:hAnsi="Cambria Math" w:cs="Times New Roman"/>
-          </w:rPr>
-          <m:t>Z</m:t>
-        </m:r>
-        <m:r>
-          <w:rPr>
-            <w:rFonts w:ascii="Cambria Math" w:hAnsi="Cambria Math" w:cs="Times New Roman"/>
-          </w:rPr>
-          <m:t>=</m:t>
-        </m:r>
-        <m:r>
-          <w:rPr>
-            <w:rFonts w:ascii="Cambria Math" w:hAnsi="Cambria Math" w:cs="Times New Roman"/>
-          </w:rPr>
-          <m:t>1</m:t>
-        </m:r>
-        <m:r>
-          <w:rPr>
-            <w:rFonts w:ascii="Cambria Math" w:hAnsi="Cambria Math" w:cs="Times New Roman"/>
-          </w:rPr>
-          <m:t>]=</m:t>
-        </m:r>
-        <m:r>
-          <w:rPr>
-            <w:rFonts w:ascii="Cambria Math" w:hAnsi="Cambria Math" w:cs="Times New Roman"/>
-          </w:rPr>
-          <m:t>30/50</m:t>
-        </m:r>
-        <m:r>
-          <w:rPr>
-            <w:rFonts w:ascii="Cambria Math" w:hAnsi="Cambria Math" w:cs="Times New Roman"/>
-          </w:rPr>
-          <m:t>=</m:t>
-        </m:r>
-        <m:r>
-          <w:rPr>
-            <w:rFonts w:ascii="Cambria Math" w:hAnsi="Cambria Math" w:cs="Times New Roman"/>
-          </w:rPr>
-          <m:t>0.60</m:t>
+            <w:color w:val="E97132" w:themeColor="accent2"/>
+          </w:rPr>
+          <m:t>Z=1]=30/50=0.60</m:t>
         </m:r>
       </m:oMath>
     </w:p>
@@ -5585,11 +5538,13 @@
         <w:spacing w:after="0"/>
         <w:rPr>
           <w:rFonts w:ascii="Times New Roman" w:hAnsi="Times New Roman" w:cs="Times New Roman"/>
-        </w:rPr>
-      </w:pPr>
-      <w:r>
-        <w:rPr>
-          <w:rFonts w:ascii="Times New Roman" w:hAnsi="Times New Roman" w:cs="Times New Roman"/>
+          <w:color w:val="E97132" w:themeColor="accent2"/>
+        </w:rPr>
+      </w:pPr>
+      <w:r>
+        <w:rPr>
+          <w:rFonts w:ascii="Times New Roman" w:hAnsi="Times New Roman" w:cs="Times New Roman"/>
+          <w:color w:val="E97132" w:themeColor="accent2"/>
         </w:rPr>
         <w:t xml:space="preserve">No flyer </w:t>
       </w:r>
@@ -5597,6 +5552,7 @@
         <m:r>
           <w:rPr>
             <w:rFonts w:ascii="Cambria Math" w:hAnsi="Cambria Math" w:cs="Times New Roman"/>
+            <w:color w:val="E97132" w:themeColor="accent2"/>
           </w:rPr>
           <m:t>Z=0</m:t>
         </m:r>
@@ -5604,6 +5560,7 @@
       <w:r>
         <w:rPr>
           <w:rFonts w:ascii="Times New Roman" w:hAnsi="Times New Roman" w:cs="Times New Roman"/>
+          <w:color w:val="E97132" w:themeColor="accent2"/>
         </w:rPr>
         <w:t xml:space="preserve">: </w:t>
       </w:r>
@@ -5611,6 +5568,7 @@
         <m:r>
           <w:rPr>
             <w:rFonts w:ascii="Cambria Math" w:hAnsi="Cambria Math" w:cs="Times New Roman"/>
+            <w:color w:val="E97132" w:themeColor="accent2"/>
           </w:rPr>
           <m:t>50</m:t>
         </m:r>
@@ -5625,11 +5583,13 @@
         <w:spacing w:after="0"/>
         <w:rPr>
           <w:rFonts w:ascii="Times New Roman" w:hAnsi="Times New Roman" w:cs="Times New Roman"/>
-        </w:rPr>
-      </w:pPr>
-      <w:r>
-        <w:rPr>
-          <w:rFonts w:ascii="Times New Roman" w:hAnsi="Times New Roman" w:cs="Times New Roman"/>
+          <w:color w:val="E97132" w:themeColor="accent2"/>
+        </w:rPr>
+      </w:pPr>
+      <w:r>
+        <w:rPr>
+          <w:rFonts w:ascii="Times New Roman" w:hAnsi="Times New Roman" w:cs="Times New Roman"/>
+          <w:color w:val="E97132" w:themeColor="accent2"/>
         </w:rPr>
         <w:t xml:space="preserve">Attended anyway </w:t>
       </w:r>
@@ -5637,6 +5597,7 @@
         <m:r>
           <w:rPr>
             <w:rFonts w:ascii="Cambria Math" w:hAnsi="Cambria Math" w:cs="Times New Roman"/>
+            <w:color w:val="E97132" w:themeColor="accent2"/>
           </w:rPr>
           <m:t>D=1</m:t>
         </m:r>
@@ -5644,6 +5605,7 @@
       <w:r>
         <w:rPr>
           <w:rFonts w:ascii="Times New Roman" w:hAnsi="Times New Roman" w:cs="Times New Roman"/>
+          <w:color w:val="E97132" w:themeColor="accent2"/>
         </w:rPr>
         <w:t xml:space="preserve">: </w:t>
       </w:r>
@@ -5651,6 +5613,7 @@
         <m:r>
           <w:rPr>
             <w:rFonts w:ascii="Cambria Math" w:hAnsi="Cambria Math" w:cs="Times New Roman"/>
+            <w:color w:val="E97132" w:themeColor="accent2"/>
           </w:rPr>
           <m:t>5</m:t>
         </m:r>
@@ -5665,11 +5628,13 @@
         <w:spacing w:after="0"/>
         <w:rPr>
           <w:rFonts w:ascii="Times New Roman" w:hAnsi="Times New Roman" w:cs="Times New Roman"/>
-        </w:rPr>
-      </w:pPr>
-      <w:r>
-        <w:rPr>
-          <w:rFonts w:ascii="Times New Roman" w:hAnsi="Times New Roman" w:cs="Times New Roman"/>
+          <w:color w:val="E97132" w:themeColor="accent2"/>
+        </w:rPr>
+      </w:pPr>
+      <w:r>
+        <w:rPr>
+          <w:rFonts w:ascii="Times New Roman" w:hAnsi="Times New Roman" w:cs="Times New Roman"/>
+          <w:color w:val="E97132" w:themeColor="accent2"/>
         </w:rPr>
         <w:t xml:space="preserve">Did not attend </w:t>
       </w:r>
@@ -5677,6 +5642,7 @@
         <m:r>
           <w:rPr>
             <w:rFonts w:ascii="Cambria Math" w:hAnsi="Cambria Math" w:cs="Times New Roman"/>
+            <w:color w:val="E97132" w:themeColor="accent2"/>
           </w:rPr>
           <m:t>D=0</m:t>
         </m:r>
@@ -5684,6 +5650,7 @@
       <w:r>
         <w:rPr>
           <w:rFonts w:ascii="Times New Roman" w:hAnsi="Times New Roman" w:cs="Times New Roman"/>
+          <w:color w:val="E97132" w:themeColor="accent2"/>
         </w:rPr>
         <w:t xml:space="preserve">: </w:t>
       </w:r>
@@ -5691,6 +5658,7 @@
         <m:r>
           <w:rPr>
             <w:rFonts w:ascii="Cambria Math" w:hAnsi="Cambria Math" w:cs="Times New Roman"/>
+            <w:color w:val="E97132" w:themeColor="accent2"/>
           </w:rPr>
           <m:t>45</m:t>
         </m:r>
@@ -5705,74 +5673,30 @@
         <w:spacing w:after="0"/>
         <w:rPr>
           <w:rFonts w:ascii="Times New Roman" w:hAnsi="Times New Roman" w:cs="Times New Roman"/>
+          <w:color w:val="E97132" w:themeColor="accent2"/>
         </w:rPr>
       </w:pPr>
       <m:oMath>
         <m:r>
           <w:rPr>
             <w:rFonts w:ascii="Cambria Math" w:hAnsi="Cambria Math" w:cs="Times New Roman"/>
-          </w:rPr>
-          <m:t>E</m:t>
+            <w:color w:val="E97132" w:themeColor="accent2"/>
+          </w:rPr>
+          <m:t>E[D</m:t>
+        </m:r>
+        <m:r>
+          <w:rPr>
+            <w:rFonts w:ascii="Cambria Math" w:hAnsi="Cambria Math" w:cs="Cambria Math"/>
+            <w:color w:val="E97132" w:themeColor="accent2"/>
+          </w:rPr>
+          <m:t>∣</m:t>
         </m:r>
         <m:r>
           <w:rPr>
             <w:rFonts w:ascii="Cambria Math" w:hAnsi="Cambria Math" w:cs="Times New Roman"/>
-          </w:rPr>
-          <m:t>[</m:t>
-        </m:r>
-        <m:r>
-          <w:rPr>
-            <w:rFonts w:ascii="Cambria Math" w:hAnsi="Cambria Math" w:cs="Times New Roman"/>
-          </w:rPr>
-          <m:t>D</m:t>
-        </m:r>
-        <m:r>
-          <w:rPr>
-            <w:rFonts w:ascii="Cambria Math" w:hAnsi="Cambria Math" w:cs="Cambria Math"/>
-          </w:rPr>
-          <m:t>∣</m:t>
-        </m:r>
-        <m:r>
-          <w:rPr>
-            <w:rFonts w:ascii="Cambria Math" w:hAnsi="Cambria Math" w:cs="Times New Roman"/>
-          </w:rPr>
-          <m:t>Z</m:t>
-        </m:r>
-        <m:r>
-          <w:rPr>
-            <w:rFonts w:ascii="Cambria Math" w:hAnsi="Cambria Math" w:cs="Times New Roman"/>
-          </w:rPr>
-          <m:t>=</m:t>
-        </m:r>
-        <m:r>
-          <w:rPr>
-            <w:rFonts w:ascii="Cambria Math" w:hAnsi="Cambria Math" w:cs="Times New Roman"/>
-          </w:rPr>
-          <m:t>0</m:t>
-        </m:r>
-        <m:r>
-          <w:rPr>
-            <w:rFonts w:ascii="Cambria Math" w:hAnsi="Cambria Math" w:cs="Times New Roman"/>
-          </w:rPr>
-          <m:t>]=</m:t>
-        </m:r>
-        <m:r>
-          <w:rPr>
-            <w:rFonts w:ascii="Cambria Math" w:hAnsi="Cambria Math" w:cs="Times New Roman"/>
-          </w:rPr>
-          <m:t>5/50</m:t>
-        </m:r>
-        <m:r>
-          <w:rPr>
-            <w:rFonts w:ascii="Cambria Math" w:hAnsi="Cambria Math" w:cs="Times New Roman"/>
-          </w:rPr>
-          <m:t>=</m:t>
-        </m:r>
-        <m:r>
-          <w:rPr>
-            <w:rFonts w:ascii="Cambria Math" w:hAnsi="Cambria Math" w:cs="Times New Roman"/>
-          </w:rPr>
-          <m:t>0.10</m:t>
+            <w:color w:val="E97132" w:themeColor="accent2"/>
+          </w:rPr>
+          <m:t>Z=0]=5/50=0.10</m:t>
         </m:r>
       </m:oMath>
     </w:p>
@@ -5785,12 +5709,14 @@
         <w:spacing w:after="0"/>
         <w:rPr>
           <w:rFonts w:ascii="Times New Roman" w:hAnsi="Times New Roman" w:cs="Times New Roman"/>
+          <w:color w:val="E97132" w:themeColor="accent2"/>
         </w:rPr>
       </w:pPr>
       <m:oMath>
         <m:r>
           <w:rPr>
             <w:rFonts w:ascii="Cambria Math" w:hAnsi="Cambria Math" w:cs="Times New Roman"/>
+            <w:color w:val="E97132" w:themeColor="accent2"/>
           </w:rPr>
           <m:t>E[Y | Z=1]=12</m:t>
         </m:r>
@@ -5798,6 +5724,7 @@
       <w:r>
         <w:rPr>
           <w:rFonts w:ascii="Times New Roman" w:hAnsi="Times New Roman" w:cs="Times New Roman"/>
+          <w:color w:val="E97132" w:themeColor="accent2"/>
         </w:rPr>
         <w:t>.</w:t>
       </w:r>
@@ -5811,37 +5738,22 @@
         <w:spacing w:after="0"/>
         <w:rPr>
           <w:rFonts w:ascii="Times New Roman" w:hAnsi="Times New Roman" w:cs="Times New Roman"/>
+          <w:color w:val="E97132" w:themeColor="accent2"/>
         </w:rPr>
       </w:pPr>
       <m:oMath>
         <m:r>
           <w:rPr>
             <w:rFonts w:ascii="Cambria Math" w:hAnsi="Cambria Math" w:cs="Times New Roman"/>
-          </w:rPr>
-          <m:t>E[Y | Z=</m:t>
-        </m:r>
-        <m:r>
-          <w:rPr>
-            <w:rFonts w:ascii="Cambria Math" w:hAnsi="Cambria Math" w:cs="Times New Roman"/>
-          </w:rPr>
-          <m:t>0</m:t>
-        </m:r>
-        <m:r>
-          <w:rPr>
-            <w:rFonts w:ascii="Cambria Math" w:hAnsi="Cambria Math" w:cs="Times New Roman"/>
-          </w:rPr>
-          <m:t>]=1</m:t>
-        </m:r>
-        <m:r>
-          <w:rPr>
-            <w:rFonts w:ascii="Cambria Math" w:hAnsi="Cambria Math" w:cs="Times New Roman"/>
-          </w:rPr>
-          <m:t>0</m:t>
+            <w:color w:val="E97132" w:themeColor="accent2"/>
+          </w:rPr>
+          <m:t>E[Y | Z=0]=10</m:t>
         </m:r>
       </m:oMath>
       <w:r>
         <w:rPr>
           <w:rFonts w:ascii="Times New Roman" w:hAnsi="Times New Roman" w:cs="Times New Roman"/>
+          <w:color w:val="E97132" w:themeColor="accent2"/>
         </w:rPr>
         <w:t xml:space="preserve">. </w:t>
       </w:r>
@@ -5864,11 +5776,13 @@
         <w:ind w:left="720"/>
         <w:rPr>
           <w:rFonts w:ascii="Times New Roman" w:hAnsi="Times New Roman" w:cs="Times New Roman"/>
-        </w:rPr>
-      </w:pPr>
-      <w:r>
-        <w:rPr>
-          <w:rFonts w:ascii="Times New Roman" w:hAnsi="Times New Roman" w:cs="Times New Roman"/>
+          <w:color w:val="E97132" w:themeColor="accent2"/>
+        </w:rPr>
+      </w:pPr>
+      <w:r>
+        <w:rPr>
+          <w:rFonts w:ascii="Times New Roman" w:hAnsi="Times New Roman" w:cs="Times New Roman"/>
+          <w:color w:val="E97132" w:themeColor="accent2"/>
         </w:rPr>
         <w:t xml:space="preserve">The </w:t>
       </w:r>
@@ -5877,12 +5791,14 @@
           <w:rFonts w:ascii="Times New Roman" w:hAnsi="Times New Roman" w:cs="Times New Roman"/>
           <w:b/>
           <w:bCs/>
+          <w:color w:val="E97132" w:themeColor="accent2"/>
         </w:rPr>
         <w:t>Intent-to-Treat (ITT)</w:t>
       </w:r>
       <w:r>
         <w:rPr>
           <w:rFonts w:ascii="Times New Roman" w:hAnsi="Times New Roman" w:cs="Times New Roman"/>
+          <w:color w:val="E97132" w:themeColor="accent2"/>
         </w:rPr>
         <w:t xml:space="preserve"> effect is the effect of being </w:t>
       </w:r>
@@ -5891,12 +5807,14 @@
           <w:rFonts w:ascii="Times New Roman" w:hAnsi="Times New Roman" w:cs="Times New Roman"/>
           <w:b/>
           <w:bCs/>
+          <w:color w:val="E97132" w:themeColor="accent2"/>
         </w:rPr>
         <w:t>assigned</w:t>
       </w:r>
       <w:r>
         <w:rPr>
           <w:rFonts w:ascii="Times New Roman" w:hAnsi="Times New Roman" w:cs="Times New Roman"/>
+          <w:color w:val="E97132" w:themeColor="accent2"/>
         </w:rPr>
         <w:t xml:space="preserve"> the flyer ( </w:t>
       </w:r>
@@ -5904,6 +5822,7 @@
         <m:r>
           <w:rPr>
             <w:rFonts w:ascii="Cambria Math" w:hAnsi="Cambria Math" w:cs="Times New Roman"/>
+            <w:color w:val="E97132" w:themeColor="accent2"/>
           </w:rPr>
           <m:t>Z=1</m:t>
         </m:r>
@@ -5911,6 +5830,7 @@
       <w:r>
         <w:rPr>
           <w:rFonts w:ascii="Times New Roman" w:hAnsi="Times New Roman" w:cs="Times New Roman"/>
+          <w:color w:val="E97132" w:themeColor="accent2"/>
         </w:rPr>
         <w:t xml:space="preserve">) vs not ( </w:t>
       </w:r>
@@ -5918,6 +5838,7 @@
         <m:r>
           <w:rPr>
             <w:rFonts w:ascii="Cambria Math" w:hAnsi="Cambria Math" w:cs="Times New Roman"/>
+            <w:color w:val="E97132" w:themeColor="accent2"/>
           </w:rPr>
           <m:t>Z=0</m:t>
         </m:r>
@@ -5925,6 +5846,7 @@
       <w:r>
         <w:rPr>
           <w:rFonts w:ascii="Times New Roman" w:hAnsi="Times New Roman" w:cs="Times New Roman"/>
+          <w:color w:val="E97132" w:themeColor="accent2"/>
         </w:rPr>
         <w:t xml:space="preserve">) on the outcome </w:t>
       </w:r>
@@ -5932,6 +5854,7 @@
         <m:r>
           <w:rPr>
             <w:rFonts w:ascii="Cambria Math" w:hAnsi="Cambria Math" w:cs="Times New Roman"/>
+            <w:color w:val="E97132" w:themeColor="accent2"/>
           </w:rPr>
           <m:t>Y</m:t>
         </m:r>
@@ -5939,6 +5862,7 @@
       <w:r>
         <w:rPr>
           <w:rFonts w:ascii="Times New Roman" w:hAnsi="Times New Roman" w:cs="Times New Roman"/>
+          <w:color w:val="E97132" w:themeColor="accent2"/>
         </w:rPr>
         <w:t>:</w:t>
       </w:r>
@@ -5949,6 +5873,7 @@
           <w:rFonts w:ascii="Times New Roman" w:hAnsi="Times New Roman" w:cs="Times New Roman"/>
           <w:b/>
           <w:bCs/>
+          <w:color w:val="E97132" w:themeColor="accent2"/>
           <w:lang w:val="de-DE"/>
         </w:rPr>
       </w:pPr>
@@ -5960,6 +5885,7 @@
             </m:rPr>
             <w:rPr>
               <w:rFonts w:ascii="Cambria Math" w:hAnsi="Cambria Math" w:cs="Times New Roman"/>
+              <w:color w:val="E97132" w:themeColor="accent2"/>
               <w:lang w:val="de-DE"/>
             </w:rPr>
             <m:t>ITT</m:t>
@@ -5967,6 +5893,7 @@
           <m:r>
             <w:rPr>
               <w:rFonts w:ascii="Cambria Math" w:hAnsi="Cambria Math" w:cs="Times New Roman"/>
+              <w:color w:val="E97132" w:themeColor="accent2"/>
               <w:lang w:val="de-DE"/>
             </w:rPr>
             <m:t>=E[Y</m:t>
@@ -5974,6 +5901,7 @@
           <m:r>
             <w:rPr>
               <w:rFonts w:ascii="Cambria Math" w:hAnsi="Cambria Math" w:cs="Cambria Math"/>
+              <w:color w:val="E97132" w:themeColor="accent2"/>
               <w:lang w:val="de-DE"/>
             </w:rPr>
             <m:t>∣</m:t>
@@ -5981,27 +5909,15 @@
           <m:r>
             <w:rPr>
               <w:rFonts w:ascii="Cambria Math" w:hAnsi="Cambria Math" w:cs="Times New Roman"/>
+              <w:color w:val="E97132" w:themeColor="accent2"/>
               <w:lang w:val="de-DE"/>
             </w:rPr>
-            <m:t>Z=1</m:t>
-          </m:r>
-          <m:r>
-            <w:rPr>
-              <w:rFonts w:ascii="Cambria Math" w:hAnsi="Cambria Math" w:cs="Times New Roman"/>
-              <w:lang w:val="de-DE"/>
-            </w:rPr>
-            <m:t>]</m:t>
-          </m:r>
-          <m:r>
-            <w:rPr>
-              <w:rFonts w:ascii="Cambria Math" w:hAnsi="Cambria Math" w:cs="Times New Roman"/>
-              <w:lang w:val="de-DE"/>
-            </w:rPr>
-            <m:t>-E[Y</m:t>
+            <m:t>Z=1]-E[Y</m:t>
           </m:r>
           <m:r>
             <w:rPr>
               <w:rFonts w:ascii="Cambria Math" w:hAnsi="Cambria Math" w:cs="Cambria Math"/>
+              <w:color w:val="E97132" w:themeColor="accent2"/>
               <w:lang w:val="de-DE"/>
             </w:rPr>
             <m:t>∣</m:t>
@@ -6009,23 +5925,10 @@
           <m:r>
             <w:rPr>
               <w:rFonts w:ascii="Cambria Math" w:hAnsi="Cambria Math" w:cs="Times New Roman"/>
+              <w:color w:val="E97132" w:themeColor="accent2"/>
               <w:lang w:val="de-DE"/>
             </w:rPr>
-            <m:t>Z=0</m:t>
-          </m:r>
-          <m:r>
-            <w:rPr>
-              <w:rFonts w:ascii="Cambria Math" w:hAnsi="Cambria Math" w:cs="Times New Roman"/>
-              <w:lang w:val="de-DE"/>
-            </w:rPr>
-            <m:t>]</m:t>
-          </m:r>
-          <m:r>
-            <w:rPr>
-              <w:rFonts w:ascii="Cambria Math" w:hAnsi="Cambria Math" w:cs="Times New Roman"/>
-              <w:lang w:val="de-DE"/>
-            </w:rPr>
-            <m:t>=12-10=</m:t>
+            <m:t>Z=0]=12-10=</m:t>
           </m:r>
           <m:r>
             <m:rPr>
@@ -6033,6 +5936,7 @@
             </m:rPr>
             <w:rPr>
               <w:rFonts w:ascii="Cambria Math" w:hAnsi="Cambria Math" w:cs="Times New Roman"/>
+              <w:color w:val="E97132" w:themeColor="accent2"/>
               <w:lang w:val="de-DE"/>
             </w:rPr>
             <m:t>2</m:t>
@@ -6045,11 +5949,13 @@
         <w:ind w:firstLine="720"/>
         <w:rPr>
           <w:rFonts w:ascii="Times New Roman" w:hAnsi="Times New Roman" w:cs="Times New Roman"/>
-        </w:rPr>
-      </w:pPr>
-      <w:r>
-        <w:rPr>
-          <w:rFonts w:ascii="Times New Roman" w:hAnsi="Times New Roman" w:cs="Times New Roman"/>
+          <w:color w:val="E97132" w:themeColor="accent2"/>
+        </w:rPr>
+      </w:pPr>
+      <w:r>
+        <w:rPr>
+          <w:rFonts w:ascii="Times New Roman" w:hAnsi="Times New Roman" w:cs="Times New Roman"/>
+          <w:color w:val="E97132" w:themeColor="accent2"/>
         </w:rPr>
         <w:t xml:space="preserve">Being </w:t>
       </w:r>
@@ -6058,12 +5964,14 @@
           <w:rFonts w:ascii="Times New Roman" w:hAnsi="Times New Roman" w:cs="Times New Roman"/>
           <w:b/>
           <w:bCs/>
+          <w:color w:val="E97132" w:themeColor="accent2"/>
         </w:rPr>
         <w:t>assigned</w:t>
       </w:r>
       <w:r>
         <w:rPr>
           <w:rFonts w:ascii="Times New Roman" w:hAnsi="Times New Roman" w:cs="Times New Roman"/>
+          <w:color w:val="E97132" w:themeColor="accent2"/>
         </w:rPr>
         <w:t xml:space="preserve"> the flyer increased average outcomes by 2 points.</w:t>
       </w:r>
@@ -6093,11 +6001,13 @@
         <w:ind w:firstLine="720"/>
         <w:rPr>
           <w:rFonts w:ascii="Times New Roman" w:hAnsi="Times New Roman" w:cs="Times New Roman"/>
-        </w:rPr>
-      </w:pPr>
-      <w:r>
-        <w:rPr>
-          <w:rFonts w:ascii="Times New Roman" w:hAnsi="Times New Roman" w:cs="Times New Roman"/>
+          <w:color w:val="E97132" w:themeColor="accent2"/>
+        </w:rPr>
+      </w:pPr>
+      <w:r>
+        <w:rPr>
+          <w:rFonts w:ascii="Times New Roman" w:hAnsi="Times New Roman" w:cs="Times New Roman"/>
+          <w:color w:val="E97132" w:themeColor="accent2"/>
         </w:rPr>
         <w:t>LATE (the Wald estimator) is:</w:t>
       </w:r>
@@ -6107,6 +6017,7 @@
         <w:ind w:left="720"/>
         <w:rPr>
           <w:rFonts w:ascii="Times New Roman" w:hAnsi="Times New Roman" w:cs="Times New Roman"/>
+          <w:color w:val="E97132" w:themeColor="accent2"/>
         </w:rPr>
       </w:pPr>
       <m:oMathPara>
@@ -6117,12 +6028,14 @@
             </m:rPr>
             <w:rPr>
               <w:rFonts w:ascii="Cambria Math" w:hAnsi="Cambria Math" w:cs="Times New Roman"/>
+              <w:color w:val="E97132" w:themeColor="accent2"/>
             </w:rPr>
             <m:t>LATE</m:t>
           </m:r>
           <m:r>
             <w:rPr>
               <w:rFonts w:ascii="Cambria Math" w:hAnsi="Cambria Math" w:cs="Times New Roman"/>
+              <w:color w:val="E97132" w:themeColor="accent2"/>
             </w:rPr>
             <m:t>=</m:t>
           </m:r>
@@ -6131,6 +6044,7 @@
               <m:ctrlPr>
                 <w:rPr>
                   <w:rFonts w:ascii="Cambria Math" w:hAnsi="Cambria Math" w:cs="Times New Roman"/>
+                  <w:color w:val="E97132" w:themeColor="accent2"/>
                 </w:rPr>
               </m:ctrlPr>
             </m:fPr>
@@ -6138,6 +6052,7 @@
               <m:r>
                 <w:rPr>
                   <w:rFonts w:ascii="Cambria Math" w:hAnsi="Cambria Math" w:cs="Times New Roman"/>
+                  <w:color w:val="E97132" w:themeColor="accent2"/>
                 </w:rPr>
                 <m:t>E[Y∣Z=1]-E[Y∣Z=0]</m:t>
               </m:r>
@@ -6146,14 +6061,60 @@
               <m:r>
                 <w:rPr>
                   <w:rFonts w:ascii="Cambria Math" w:hAnsi="Cambria Math" w:cs="Times New Roman"/>
+                  <w:color w:val="E97132" w:themeColor="accent2"/>
                 </w:rPr>
                 <m:t>E[D∣Z=1]-E[D∣Z=0]</m:t>
               </m:r>
             </m:den>
           </m:f>
           <m:r>
+            <m:rPr>
+              <m:sty m:val="p"/>
+            </m:rPr>
+            <w:rPr>
+              <w:rFonts w:ascii="Cambria Math" w:hAnsi="Times New Roman" w:cs="Times New Roman"/>
+              <w:color w:val="E97132" w:themeColor="accent2"/>
+            </w:rPr>
+            <m:t>=</m:t>
+          </m:r>
+          <m:f>
+            <m:fPr>
+              <m:ctrlPr>
+                <w:rPr>
+                  <w:rFonts w:ascii="Cambria Math" w:hAnsi="Times New Roman" w:cs="Times New Roman"/>
+                  <w:color w:val="E97132" w:themeColor="accent2"/>
+                </w:rPr>
+              </m:ctrlPr>
+            </m:fPr>
+            <m:num>
+              <m:r>
+                <m:rPr>
+                  <m:sty m:val="p"/>
+                </m:rPr>
+                <w:rPr>
+                  <w:rFonts w:ascii="Cambria Math" w:hAnsi="Times New Roman" w:cs="Times New Roman"/>
+                  <w:color w:val="E97132" w:themeColor="accent2"/>
+                </w:rPr>
+                <m:t>ITT</m:t>
+              </m:r>
+            </m:num>
+            <m:den>
+              <m:r>
+                <w:rPr>
+                  <w:rFonts w:ascii="Cambria Math" w:hAnsi="Cambria Math" w:cs="Times New Roman"/>
+                  <w:color w:val="E97132" w:themeColor="accent2"/>
+                </w:rPr>
+                <m:t>E[D∣Z=1]-E[D∣Z=0]</m:t>
+              </m:r>
+            </m:den>
+          </m:f>
+          <m:r>
+            <m:rPr>
+              <m:sty m:val="p"/>
+            </m:rPr>
             <w:rPr>
               <w:rFonts w:ascii="Times New Roman" w:hAnsi="Times New Roman" w:cs="Times New Roman"/>
+              <w:color w:val="E97132" w:themeColor="accent2"/>
             </w:rPr>
             <w:br/>
           </m:r>
@@ -6162,14 +6123,9 @@
       <w:r>
         <w:rPr>
           <w:rFonts w:ascii="Times New Roman" w:hAnsi="Times New Roman" w:cs="Times New Roman"/>
-        </w:rPr>
-        <w:t>Recall</w:t>
-      </w:r>
-      <w:r>
-        <w:rPr>
-          <w:rFonts w:ascii="Times New Roman" w:hAnsi="Times New Roman" w:cs="Times New Roman"/>
-        </w:rPr>
-        <w:t xml:space="preserve">: </w:t>
+          <w:color w:val="E97132" w:themeColor="accent2"/>
+        </w:rPr>
+        <w:t xml:space="preserve">Recall: </w:t>
       </w:r>
     </w:p>
     <w:p>
@@ -6177,12 +6133,14 @@
         <w:ind w:firstLine="720"/>
         <w:rPr>
           <w:rFonts w:ascii="Times New Roman" w:hAnsi="Times New Roman" w:cs="Times New Roman"/>
+          <w:color w:val="E97132" w:themeColor="accent2"/>
         </w:rPr>
       </w:pPr>
       <m:oMath>
         <m:r>
           <w:rPr>
             <w:rFonts w:ascii="Cambria Math" w:hAnsi="Cambria Math" w:cs="Times New Roman"/>
+            <w:color w:val="E97132" w:themeColor="accent2"/>
           </w:rPr>
           <m:t>E[Y∣Z=1]-E[Y∣Z=0]=12-10=2</m:t>
         </m:r>
@@ -6190,6 +6148,7 @@
       <w:r>
         <w:rPr>
           <w:rFonts w:ascii="Times New Roman" w:hAnsi="Times New Roman" w:cs="Times New Roman"/>
+          <w:color w:val="E97132" w:themeColor="accent2"/>
         </w:rPr>
         <w:t xml:space="preserve"> </w:t>
       </w:r>
@@ -6200,12 +6159,14 @@
         <w:ind w:left="720"/>
         <w:rPr>
           <w:rFonts w:ascii="Times New Roman" w:hAnsi="Times New Roman" w:cs="Times New Roman"/>
+          <w:color w:val="E97132" w:themeColor="accent2"/>
         </w:rPr>
       </w:pPr>
       <m:oMath>
         <m:r>
           <w:rPr>
             <w:rFonts w:ascii="Cambria Math" w:hAnsi="Cambria Math" w:cs="Times New Roman"/>
+            <w:color w:val="E97132" w:themeColor="accent2"/>
           </w:rPr>
           <m:t>E</m:t>
         </m:r>
@@ -6219,6 +6180,7 @@
                 <w:rFonts w:ascii="Cambria Math" w:hAnsi="Cambria Math" w:cs="Times New Roman"/>
                 <w:i/>
                 <w:iCs/>
+                <w:color w:val="E97132" w:themeColor="accent2"/>
               </w:rPr>
             </m:ctrlPr>
           </m:dPr>
@@ -6226,6 +6188,7 @@
             <m:r>
               <w:rPr>
                 <w:rFonts w:ascii="Cambria Math" w:hAnsi="Cambria Math" w:cs="Times New Roman"/>
+                <w:color w:val="E97132" w:themeColor="accent2"/>
               </w:rPr>
               <m:t>D</m:t>
             </m:r>
@@ -6234,6 +6197,7 @@
                 <w:rFonts w:ascii="Cambria Math" w:hAnsi="Cambria Math" w:cs="Cambria Math"/>
                 <w:i/>
                 <w:iCs/>
+                <w:color w:val="E97132" w:themeColor="accent2"/>
               </w:rPr>
             </m:ctrlPr>
           </m:e>
@@ -6241,34 +6205,18 @@
             <m:r>
               <w:rPr>
                 <w:rFonts w:ascii="Cambria Math" w:hAnsi="Cambria Math" w:cs="Times New Roman"/>
-              </w:rPr>
-              <m:t>Z</m:t>
-            </m:r>
-            <m:r>
-              <w:rPr>
-                <w:rFonts w:ascii="Cambria Math" w:hAnsi="Cambria Math" w:cs="Times New Roman"/>
-              </w:rPr>
-              <m:t>=</m:t>
-            </m:r>
-            <m:r>
-              <w:rPr>
-                <w:rFonts w:ascii="Cambria Math" w:hAnsi="Cambria Math" w:cs="Times New Roman"/>
-              </w:rPr>
-              <m:t>1</m:t>
+                <w:color w:val="E97132" w:themeColor="accent2"/>
+              </w:rPr>
+              <m:t>Z=1</m:t>
             </m:r>
           </m:e>
         </m:d>
         <m:r>
           <w:rPr>
             <w:rFonts w:ascii="Cambria Math" w:hAnsi="Cambria Math" w:cs="Times New Roman"/>
-          </w:rPr>
-          <m:t xml:space="preserve">- </m:t>
-        </m:r>
-        <m:r>
-          <w:rPr>
-            <w:rFonts w:ascii="Cambria Math" w:hAnsi="Cambria Math" w:cs="Times New Roman"/>
-          </w:rPr>
-          <m:t>E</m:t>
+            <w:color w:val="E97132" w:themeColor="accent2"/>
+          </w:rPr>
+          <m:t>- E</m:t>
         </m:r>
         <m:d>
           <m:dPr>
@@ -6280,6 +6228,7 @@
                 <w:rFonts w:ascii="Cambria Math" w:hAnsi="Cambria Math" w:cs="Times New Roman"/>
                 <w:i/>
                 <w:iCs/>
+                <w:color w:val="E97132" w:themeColor="accent2"/>
               </w:rPr>
             </m:ctrlPr>
           </m:dPr>
@@ -6287,6 +6236,7 @@
             <m:r>
               <w:rPr>
                 <w:rFonts w:ascii="Cambria Math" w:hAnsi="Cambria Math" w:cs="Times New Roman"/>
+                <w:color w:val="E97132" w:themeColor="accent2"/>
               </w:rPr>
               <m:t>D</m:t>
             </m:r>
@@ -6295,6 +6245,7 @@
                 <w:rFonts w:ascii="Cambria Math" w:hAnsi="Cambria Math" w:cs="Cambria Math"/>
                 <w:i/>
                 <w:iCs/>
+                <w:color w:val="E97132" w:themeColor="accent2"/>
               </w:rPr>
             </m:ctrlPr>
           </m:e>
@@ -6302,26 +6253,16 @@
             <m:r>
               <w:rPr>
                 <w:rFonts w:ascii="Cambria Math" w:hAnsi="Cambria Math" w:cs="Times New Roman"/>
-              </w:rPr>
-              <m:t>Z</m:t>
-            </m:r>
-            <m:r>
-              <w:rPr>
-                <w:rFonts w:ascii="Cambria Math" w:hAnsi="Cambria Math" w:cs="Times New Roman"/>
-              </w:rPr>
-              <m:t>=</m:t>
-            </m:r>
-            <m:r>
-              <w:rPr>
-                <w:rFonts w:ascii="Cambria Math" w:hAnsi="Cambria Math" w:cs="Times New Roman"/>
-              </w:rPr>
-              <m:t>0</m:t>
+                <w:color w:val="E97132" w:themeColor="accent2"/>
+              </w:rPr>
+              <m:t>Z=0</m:t>
             </m:r>
           </m:e>
         </m:d>
         <m:r>
           <w:rPr>
             <w:rFonts w:ascii="Cambria Math" w:hAnsi="Cambria Math" w:cs="Times New Roman"/>
+            <w:color w:val="E97132" w:themeColor="accent2"/>
           </w:rPr>
           <m:t>=</m:t>
         </m:r>
@@ -6331,6 +6272,7 @@
               <w:rPr>
                 <w:rFonts w:ascii="Cambria Math" w:hAnsi="Cambria Math" w:cs="Times New Roman"/>
                 <w:i/>
+                <w:color w:val="E97132" w:themeColor="accent2"/>
               </w:rPr>
             </m:ctrlPr>
           </m:fPr>
@@ -6338,6 +6280,7 @@
             <m:r>
               <w:rPr>
                 <w:rFonts w:ascii="Cambria Math" w:hAnsi="Cambria Math" w:cs="Times New Roman"/>
+                <w:color w:val="E97132" w:themeColor="accent2"/>
               </w:rPr>
               <m:t>30</m:t>
             </m:r>
@@ -6346,6 +6289,7 @@
                 <w:rFonts w:ascii="Cambria Math" w:hAnsi="Cambria Math" w:cs="Times New Roman"/>
                 <w:i/>
                 <w:iCs/>
+                <w:color w:val="E97132" w:themeColor="accent2"/>
               </w:rPr>
             </m:ctrlPr>
           </m:num>
@@ -6353,6 +6297,7 @@
             <m:r>
               <w:rPr>
                 <w:rFonts w:ascii="Cambria Math" w:hAnsi="Cambria Math" w:cs="Times New Roman"/>
+                <w:color w:val="E97132" w:themeColor="accent2"/>
               </w:rPr>
               <m:t>50</m:t>
             </m:r>
@@ -6361,6 +6306,7 @@
         <m:r>
           <w:rPr>
             <w:rFonts w:ascii="Cambria Math" w:hAnsi="Cambria Math" w:cs="Times New Roman"/>
+            <w:color w:val="E97132" w:themeColor="accent2"/>
           </w:rPr>
           <m:t>-</m:t>
         </m:r>
@@ -6371,6 +6317,7 @@
                 <w:rFonts w:ascii="Cambria Math" w:hAnsi="Cambria Math" w:cs="Times New Roman"/>
                 <w:i/>
                 <w:iCs/>
+                <w:color w:val="E97132" w:themeColor="accent2"/>
               </w:rPr>
             </m:ctrlPr>
           </m:fPr>
@@ -6378,6 +6325,7 @@
             <m:r>
               <w:rPr>
                 <w:rFonts w:ascii="Cambria Math" w:hAnsi="Cambria Math" w:cs="Times New Roman"/>
+                <w:color w:val="E97132" w:themeColor="accent2"/>
               </w:rPr>
               <m:t>5</m:t>
             </m:r>
@@ -6386,6 +6334,7 @@
             <m:r>
               <w:rPr>
                 <w:rFonts w:ascii="Cambria Math" w:hAnsi="Cambria Math" w:cs="Times New Roman"/>
+                <w:color w:val="E97132" w:themeColor="accent2"/>
               </w:rPr>
               <m:t>50</m:t>
             </m:r>
@@ -6394,31 +6343,15 @@
         <m:r>
           <w:rPr>
             <w:rFonts w:ascii="Cambria Math" w:hAnsi="Cambria Math" w:cs="Times New Roman"/>
-          </w:rPr>
-          <m:t>=</m:t>
-        </m:r>
-        <m:r>
-          <w:rPr>
-            <w:rFonts w:ascii="Cambria Math" w:hAnsi="Cambria Math" w:cs="Times New Roman"/>
-          </w:rPr>
-          <m:t>0.</m:t>
-        </m:r>
-        <m:r>
-          <w:rPr>
-            <w:rFonts w:ascii="Cambria Math" w:hAnsi="Cambria Math" w:cs="Times New Roman"/>
-          </w:rPr>
-          <m:t>5</m:t>
-        </m:r>
-        <m:r>
-          <w:rPr>
-            <w:rFonts w:ascii="Cambria Math" w:hAnsi="Cambria Math" w:cs="Times New Roman"/>
-          </w:rPr>
-          <m:t>0</m:t>
+            <w:color w:val="E97132" w:themeColor="accent2"/>
+          </w:rPr>
+          <m:t>=0.50</m:t>
         </m:r>
       </m:oMath>
       <w:r>
         <w:rPr>
           <w:rFonts w:ascii="Times New Roman" w:hAnsi="Times New Roman" w:cs="Times New Roman"/>
+          <w:color w:val="E97132" w:themeColor="accent2"/>
         </w:rPr>
         <w:t xml:space="preserve"> </w:t>
       </w:r>
@@ -6429,79 +6362,36 @@
         <w:ind w:left="720"/>
         <w:rPr>
           <w:rFonts w:ascii="Times New Roman" w:hAnsi="Times New Roman" w:cs="Times New Roman"/>
+          <w:color w:val="E97132" w:themeColor="accent2"/>
         </w:rPr>
       </w:pPr>
       <m:oMath>
         <m:r>
           <w:rPr>
             <w:rFonts w:ascii="Cambria Math" w:hAnsi="Cambria Math" w:cs="Times New Roman"/>
-          </w:rPr>
-          <m:t>E</m:t>
+            <w:color w:val="E97132" w:themeColor="accent2"/>
+          </w:rPr>
+          <m:t>E[D</m:t>
+        </m:r>
+        <m:r>
+          <w:rPr>
+            <w:rFonts w:ascii="Cambria Math" w:hAnsi="Cambria Math" w:cs="Cambria Math"/>
+            <w:color w:val="E97132" w:themeColor="accent2"/>
+          </w:rPr>
+          <m:t>∣</m:t>
         </m:r>
         <m:r>
           <w:rPr>
             <w:rFonts w:ascii="Cambria Math" w:hAnsi="Cambria Math" w:cs="Times New Roman"/>
-          </w:rPr>
-          <m:t>[</m:t>
-        </m:r>
-        <m:r>
-          <w:rPr>
-            <w:rFonts w:ascii="Cambria Math" w:hAnsi="Cambria Math" w:cs="Times New Roman"/>
-          </w:rPr>
-          <m:t>D</m:t>
-        </m:r>
-        <m:r>
-          <w:rPr>
-            <w:rFonts w:ascii="Cambria Math" w:hAnsi="Cambria Math" w:cs="Cambria Math"/>
-          </w:rPr>
-          <m:t>∣</m:t>
-        </m:r>
-        <m:r>
-          <w:rPr>
-            <w:rFonts w:ascii="Cambria Math" w:hAnsi="Cambria Math" w:cs="Times New Roman"/>
-          </w:rPr>
-          <m:t>Z</m:t>
-        </m:r>
-        <m:r>
-          <w:rPr>
-            <w:rFonts w:ascii="Cambria Math" w:hAnsi="Cambria Math" w:cs="Times New Roman"/>
-          </w:rPr>
-          <m:t>=</m:t>
-        </m:r>
-        <m:r>
-          <w:rPr>
-            <w:rFonts w:ascii="Cambria Math" w:hAnsi="Cambria Math" w:cs="Times New Roman"/>
-          </w:rPr>
-          <m:t>0</m:t>
-        </m:r>
-        <m:r>
-          <w:rPr>
-            <w:rFonts w:ascii="Cambria Math" w:hAnsi="Cambria Math" w:cs="Times New Roman"/>
-          </w:rPr>
-          <m:t>]=</m:t>
-        </m:r>
-        <m:r>
-          <w:rPr>
-            <w:rFonts w:ascii="Cambria Math" w:hAnsi="Cambria Math" w:cs="Times New Roman"/>
-          </w:rPr>
-          <m:t>5/50</m:t>
-        </m:r>
-        <m:r>
-          <w:rPr>
-            <w:rFonts w:ascii="Cambria Math" w:hAnsi="Cambria Math" w:cs="Times New Roman"/>
-          </w:rPr>
-          <m:t>=</m:t>
-        </m:r>
-        <m:r>
-          <w:rPr>
-            <w:rFonts w:ascii="Cambria Math" w:hAnsi="Cambria Math" w:cs="Times New Roman"/>
-          </w:rPr>
-          <m:t>0.10</m:t>
+            <w:color w:val="E97132" w:themeColor="accent2"/>
+          </w:rPr>
+          <m:t>Z=0]=5/50=0.10</m:t>
         </m:r>
       </m:oMath>
       <w:r>
         <w:rPr>
           <w:rFonts w:ascii="Times New Roman" w:hAnsi="Times New Roman" w:cs="Times New Roman"/>
+          <w:color w:val="E97132" w:themeColor="accent2"/>
         </w:rPr>
         <w:t xml:space="preserve"> </w:t>
       </w:r>
@@ -6511,6 +6401,7 @@
         <w:ind w:firstLine="720"/>
         <w:rPr>
           <w:rFonts w:ascii="Times New Roman" w:hAnsi="Times New Roman" w:cs="Times New Roman"/>
+          <w:color w:val="E97132" w:themeColor="accent2"/>
         </w:rPr>
       </w:pPr>
     </w:p>
@@ -6520,6 +6411,7 @@
           <w:rFonts w:ascii="Times New Roman" w:hAnsi="Times New Roman" w:cs="Times New Roman"/>
           <w:b/>
           <w:bCs/>
+          <w:color w:val="E97132" w:themeColor="accent2"/>
         </w:rPr>
       </w:pPr>
       <m:oMathPara>
@@ -6530,6 +6422,7 @@
             </m:rPr>
             <w:rPr>
               <w:rFonts w:ascii="Cambria Math" w:hAnsi="Cambria Math" w:cs="Times New Roman"/>
+              <w:color w:val="E97132" w:themeColor="accent2"/>
             </w:rPr>
             <w:lastRenderedPageBreak/>
             <m:t>LATE</m:t>
@@ -6537,6 +6430,7 @@
           <m:r>
             <w:rPr>
               <w:rFonts w:ascii="Cambria Math" w:hAnsi="Cambria Math" w:cs="Times New Roman"/>
+              <w:color w:val="E97132" w:themeColor="accent2"/>
             </w:rPr>
             <m:t>=</m:t>
           </m:r>
@@ -6546,6 +6440,7 @@
                 <w:rPr>
                   <w:rFonts w:ascii="Cambria Math" w:hAnsi="Cambria Math" w:cs="Times New Roman"/>
                   <w:i/>
+                  <w:color w:val="E97132" w:themeColor="accent2"/>
                 </w:rPr>
               </m:ctrlPr>
             </m:fPr>
@@ -6553,6 +6448,7 @@
               <m:r>
                 <w:rPr>
                   <w:rFonts w:ascii="Cambria Math" w:hAnsi="Cambria Math" w:cs="Times New Roman"/>
+                  <w:color w:val="E97132" w:themeColor="accent2"/>
                 </w:rPr>
                 <m:t>2</m:t>
               </m:r>
@@ -6561,6 +6457,7 @@
               <m:r>
                 <w:rPr>
                   <w:rFonts w:ascii="Cambria Math" w:hAnsi="Cambria Math" w:cs="Times New Roman"/>
+                  <w:color w:val="E97132" w:themeColor="accent2"/>
                 </w:rPr>
                 <m:t>0.50</m:t>
               </m:r>
@@ -6569,6 +6466,7 @@
           <m:r>
             <w:rPr>
               <w:rFonts w:ascii="Cambria Math" w:hAnsi="Cambria Math" w:cs="Times New Roman"/>
+              <w:color w:val="E97132" w:themeColor="accent2"/>
             </w:rPr>
             <m:t>=</m:t>
           </m:r>
@@ -6578,6 +6476,7 @@
             </m:rPr>
             <w:rPr>
               <w:rFonts w:ascii="Cambria Math" w:hAnsi="Cambria Math" w:cs="Times New Roman"/>
+              <w:color w:val="E97132" w:themeColor="accent2"/>
             </w:rPr>
             <m:t>4</m:t>
           </m:r>
@@ -6590,11 +6489,13 @@
           <w:rFonts w:ascii="Times New Roman" w:hAnsi="Times New Roman" w:cs="Times New Roman"/>
           <w:b/>
           <w:bCs/>
-        </w:rPr>
-      </w:pPr>
-      <w:r>
-        <w:rPr>
-          <w:rFonts w:ascii="Times New Roman" w:hAnsi="Times New Roman" w:cs="Times New Roman"/>
+          <w:color w:val="E97132" w:themeColor="accent2"/>
+        </w:rPr>
+      </w:pPr>
+      <w:r>
+        <w:rPr>
+          <w:rFonts w:ascii="Times New Roman" w:hAnsi="Times New Roman" w:cs="Times New Roman"/>
+          <w:color w:val="E97132" w:themeColor="accent2"/>
         </w:rPr>
         <w:t xml:space="preserve">For the students who attended the workshop </w:t>
       </w:r>
@@ -6603,30 +6504,28 @@
           <w:rFonts w:ascii="Times New Roman" w:hAnsi="Times New Roman" w:cs="Times New Roman"/>
           <w:i/>
           <w:iCs/>
+          <w:color w:val="E97132" w:themeColor="accent2"/>
         </w:rPr>
         <w:t>because</w:t>
       </w:r>
       <w:r>
         <w:rPr>
           <w:rFonts w:ascii="Times New Roman" w:hAnsi="Times New Roman" w:cs="Times New Roman"/>
-        </w:rPr>
-        <w:t xml:space="preserve"> they received the flyer (the “compliers”), the workshop increased their outcome by 4 units on average.</w:t>
-      </w:r>
-      <w:r>
-        <w:rPr>
-          <w:rFonts w:ascii="Times New Roman" w:hAnsi="Times New Roman" w:cs="Times New Roman"/>
-        </w:rPr>
-        <w:t xml:space="preserve"> </w:t>
-      </w:r>
-      <w:r>
-        <w:rPr>
-          <w:rFonts w:ascii="Times New Roman" w:hAnsi="Times New Roman" w:cs="Times New Roman"/>
+          <w:color w:val="E97132" w:themeColor="accent2"/>
+        </w:rPr>
+        <w:t xml:space="preserve"> they received the flyer (the “compliers”), the workshop increased their outcome by 4 units on average. </w:t>
+      </w:r>
+      <w:r>
+        <w:rPr>
+          <w:rFonts w:ascii="Times New Roman" w:hAnsi="Times New Roman" w:cs="Times New Roman"/>
+          <w:color w:val="E97132" w:themeColor="accent2"/>
         </w:rPr>
         <w:t>The true effect of attending is larger than the average effect of just receiving a flyer.</w:t>
       </w:r>
       <w:r>
         <w:rPr>
           <w:rFonts w:ascii="Times New Roman" w:hAnsi="Times New Roman" w:cs="Times New Roman"/>
+          <w:color w:val="E97132" w:themeColor="accent2"/>
         </w:rPr>
         <w:br/>
       </w:r>
@@ -6656,50 +6555,126 @@
       </w:pPr>
       <w:r>
         <w:rPr>
+          <w:rStyle w:val="Heading2Char"/>
+        </w:rPr>
+        <w:lastRenderedPageBreak/>
+        <w:t xml:space="preserve">Question </w:t>
+      </w:r>
+      <w:r>
+        <w:rPr>
+          <w:rStyle w:val="Heading2Char"/>
+          <w:rFonts w:hint="eastAsia"/>
+        </w:rPr>
+        <w:t>5</w:t>
+      </w:r>
+    </w:p>
+    <w:p>
+      <w:pPr>
+        <w:ind w:left="720"/>
+        <w:rPr>
+          <w:rFonts w:ascii="Times New Roman" w:hAnsi="Times New Roman" w:cs="Times New Roman"/>
+          <w:color w:val="E97132" w:themeColor="accent2"/>
+        </w:rPr>
+      </w:pPr>
+      <w:r>
+        <w:rPr>
+          <w:rFonts w:ascii="Times New Roman" w:hAnsi="Times New Roman" w:cs="Times New Roman"/>
+          <w:i/>
+          <w:iCs/>
+          <w:color w:val="E97132" w:themeColor="accent2"/>
+        </w:rPr>
+        <w:t>Aside</w:t>
+      </w:r>
+      <w:r>
+        <w:rPr>
+          <w:rFonts w:ascii="Times New Roman" w:hAnsi="Times New Roman" w:cs="Times New Roman"/>
+          <w:color w:val="E97132" w:themeColor="accent2"/>
+        </w:rPr>
+        <w:t xml:space="preserve">: In Question 4: Z </w:t>
+      </w:r>
+      <w:proofErr w:type="gramStart"/>
+      <w:r>
+        <w:rPr>
+          <w:rFonts w:ascii="Times New Roman" w:hAnsi="Times New Roman" w:cs="Times New Roman"/>
+          <w:color w:val="E97132" w:themeColor="accent2"/>
+        </w:rPr>
+        <w:t>is receiving</w:t>
+      </w:r>
+      <w:proofErr w:type="gramEnd"/>
+      <w:r>
+        <w:rPr>
+          <w:rFonts w:ascii="Times New Roman" w:hAnsi="Times New Roman" w:cs="Times New Roman"/>
+          <w:color w:val="E97132" w:themeColor="accent2"/>
+        </w:rPr>
+        <w:t xml:space="preserve"> the flyer, X is going to the workshop, and Y is the test score. Z does </w:t>
+      </w:r>
+      <w:r>
+        <w:rPr>
           <w:rFonts w:ascii="Times New Roman" w:hAnsi="Times New Roman" w:cs="Times New Roman"/>
           <w:b/>
           <w:bCs/>
-        </w:rPr>
-        <w:lastRenderedPageBreak/>
-        <w:t xml:space="preserve">Question </w:t>
-      </w:r>
-      <w:r>
-        <w:rPr>
-          <w:rFonts w:ascii="Times New Roman" w:hAnsi="Times New Roman" w:cs="Times New Roman" w:hint="eastAsia"/>
+          <w:color w:val="E97132" w:themeColor="accent2"/>
+        </w:rPr>
+        <w:t xml:space="preserve">not measure the effect of X on </w:t>
+      </w:r>
+      <w:proofErr w:type="gramStart"/>
+      <w:r>
+        <w:rPr>
+          <w:rFonts w:ascii="Times New Roman" w:hAnsi="Times New Roman" w:cs="Times New Roman"/>
           <w:b/>
           <w:bCs/>
-        </w:rPr>
-        <w:t>5</w:t>
-      </w:r>
-      <w:r>
-        <w:rPr>
-          <w:rFonts w:ascii="Times New Roman" w:hAnsi="Times New Roman" w:cs="Times New Roman"/>
-        </w:rPr>
-        <w:t xml:space="preserve"> (Each sub-question is worth </w:t>
-      </w:r>
-      <w:r>
-        <w:rPr>
-          <w:rFonts w:ascii="Times New Roman" w:hAnsi="Times New Roman" w:cs="Times New Roman"/>
-        </w:rPr>
-        <w:t>4</w:t>
-      </w:r>
-      <w:r>
-        <w:rPr>
-          <w:rFonts w:ascii="Times New Roman" w:hAnsi="Times New Roman" w:cs="Times New Roman"/>
-        </w:rPr>
-        <w:t xml:space="preserve"> points, </w:t>
-      </w:r>
-      <w:r>
-        <w:rPr>
-          <w:rFonts w:ascii="Times New Roman" w:hAnsi="Times New Roman" w:cs="Times New Roman"/>
-        </w:rPr>
-        <w:t>8</w:t>
-      </w:r>
-      <w:r>
-        <w:rPr>
-          <w:rFonts w:ascii="Times New Roman" w:hAnsi="Times New Roman" w:cs="Times New Roman"/>
-        </w:rPr>
-        <w:t xml:space="preserve"> points in total.)</w:t>
+          <w:color w:val="E97132" w:themeColor="accent2"/>
+        </w:rPr>
+        <w:t>Y,</w:t>
+      </w:r>
+      <w:proofErr w:type="gramEnd"/>
+      <w:r>
+        <w:rPr>
+          <w:rFonts w:ascii="Times New Roman" w:hAnsi="Times New Roman" w:cs="Times New Roman"/>
+          <w:b/>
+          <w:bCs/>
+          <w:color w:val="E97132" w:themeColor="accent2"/>
+        </w:rPr>
+        <w:t xml:space="preserve"> </w:t>
+      </w:r>
+      <w:r>
+        <w:rPr>
+          <w:rFonts w:ascii="Times New Roman" w:hAnsi="Times New Roman" w:cs="Times New Roman"/>
+          <w:color w:val="E97132" w:themeColor="accent2"/>
+        </w:rPr>
+        <w:t xml:space="preserve">it measures the effect of </w:t>
+      </w:r>
+      <w:r>
+        <w:rPr>
+          <w:rFonts w:ascii="Times New Roman" w:hAnsi="Times New Roman" w:cs="Times New Roman"/>
+          <w:i/>
+          <w:iCs/>
+          <w:color w:val="E97132" w:themeColor="accent2"/>
+        </w:rPr>
+        <w:t>assignment</w:t>
+      </w:r>
+      <w:r>
+        <w:rPr>
+          <w:rFonts w:ascii="Times New Roman" w:hAnsi="Times New Roman" w:cs="Times New Roman"/>
+          <w:color w:val="E97132" w:themeColor="accent2"/>
+        </w:rPr>
+        <w:t xml:space="preserve"> on Y (ITT). If you regress Y on Z directly, you get 2. But the true effect of attending is 4. IV is needed because participation (X) is self-selected, meaning more motivated students go, students who care more, or those with more support might be more willing to attend, it isn’t random, so there is endogeneity. Regressing </w:t>
+      </w:r>
+      <w:proofErr w:type="gramStart"/>
+      <w:r>
+        <w:rPr>
+          <w:rFonts w:ascii="Times New Roman" w:hAnsi="Times New Roman" w:cs="Times New Roman"/>
+          <w:color w:val="E97132" w:themeColor="accent2"/>
+        </w:rPr>
+        <w:t>score</w:t>
+      </w:r>
+      <w:proofErr w:type="gramEnd"/>
+      <w:r>
+        <w:rPr>
+          <w:rFonts w:ascii="Times New Roman" w:hAnsi="Times New Roman" w:cs="Times New Roman"/>
+          <w:color w:val="E97132" w:themeColor="accent2"/>
+        </w:rPr>
+        <w:t xml:space="preserve"> on attendance confounds the effects of attendance with motivation/ability resulting in overestimation in OLS. Getting a flyer is random so it helps to understand attendance on scores.</w:t>
       </w:r>
     </w:p>
     <w:p>
@@ -6840,6 +6815,14 @@
       </m:oMath>
     </w:p>
     <w:p>
+      <w:pPr>
+        <w:rPr>
+          <w:i/>
+          <w:iCs/>
+          <w:sz w:val="28"/>
+          <w:szCs w:val="28"/>
+        </w:rPr>
+      </w:pPr>
       <w:r>
         <w:rPr>
           <w:rFonts w:ascii="Times New Roman" w:hAnsi="Times New Roman" w:cs="Times New Roman"/>
@@ -7104,22 +7087,887 @@
       <w:pPr>
         <w:rPr>
           <w:rFonts w:ascii="Times New Roman" w:hAnsi="Times New Roman" w:cs="Times New Roman"/>
-        </w:rPr>
-      </w:pPr>
-    </w:p>
-    <w:p>
-      <w:pPr>
-        <w:rPr>
-          <w:rFonts w:ascii="Times New Roman" w:hAnsi="Times New Roman" w:cs="Times New Roman"/>
-        </w:rPr>
-      </w:pPr>
-    </w:p>
-    <w:p>
-      <w:pPr>
-        <w:rPr>
-          <w:rFonts w:ascii="Times New Roman" w:hAnsi="Times New Roman" w:cs="Times New Roman"/>
-        </w:rPr>
-      </w:pPr>
+          <w:color w:val="E97132" w:themeColor="accent2"/>
+          <w:sz w:val="28"/>
+          <w:szCs w:val="28"/>
+        </w:rPr>
+      </w:pPr>
+      <m:oMath>
+        <m:r>
+          <w:rPr>
+            <w:rFonts w:ascii="Cambria Math" w:hAnsi="Cambria Math"/>
+            <w:color w:val="E97132" w:themeColor="accent2"/>
+            <w:sz w:val="28"/>
+            <w:szCs w:val="28"/>
+          </w:rPr>
+          <m:t>Y=</m:t>
+        </m:r>
+        <m:sSub>
+          <m:sSubPr>
+            <m:ctrlPr>
+              <w:rPr>
+                <w:rFonts w:ascii="Cambria Math" w:hAnsi="Cambria Math"/>
+                <w:i/>
+                <w:iCs/>
+                <w:color w:val="E97132" w:themeColor="accent2"/>
+                <w:sz w:val="28"/>
+                <w:szCs w:val="28"/>
+              </w:rPr>
+            </m:ctrlPr>
+          </m:sSubPr>
+          <m:e>
+            <m:r>
+              <w:rPr>
+                <w:rFonts w:ascii="Cambria Math" w:hAnsi="Cambria Math"/>
+                <w:color w:val="E97132" w:themeColor="accent2"/>
+                <w:sz w:val="28"/>
+                <w:szCs w:val="28"/>
+              </w:rPr>
+              <m:t>β</m:t>
+            </m:r>
+          </m:e>
+          <m:sub>
+            <m:r>
+              <w:rPr>
+                <w:rFonts w:ascii="Cambria Math" w:hAnsi="Cambria Math"/>
+                <w:color w:val="E97132" w:themeColor="accent2"/>
+                <w:sz w:val="28"/>
+                <w:szCs w:val="28"/>
+              </w:rPr>
+              <m:t>0</m:t>
+            </m:r>
+          </m:sub>
+        </m:sSub>
+        <m:r>
+          <w:rPr>
+            <w:rFonts w:ascii="Cambria Math" w:hAnsi="Cambria Math"/>
+            <w:color w:val="E97132" w:themeColor="accent2"/>
+            <w:sz w:val="28"/>
+            <w:szCs w:val="28"/>
+          </w:rPr>
+          <m:t>+</m:t>
+        </m:r>
+        <m:sSub>
+          <m:sSubPr>
+            <m:ctrlPr>
+              <w:rPr>
+                <w:rFonts w:ascii="Cambria Math" w:hAnsi="Cambria Math"/>
+                <w:i/>
+                <w:iCs/>
+                <w:color w:val="E97132" w:themeColor="accent2"/>
+                <w:sz w:val="28"/>
+                <w:szCs w:val="28"/>
+              </w:rPr>
+            </m:ctrlPr>
+          </m:sSubPr>
+          <m:e>
+            <m:r>
+              <w:rPr>
+                <w:rFonts w:ascii="Cambria Math" w:hAnsi="Cambria Math"/>
+                <w:color w:val="E97132" w:themeColor="accent2"/>
+                <w:sz w:val="28"/>
+                <w:szCs w:val="28"/>
+              </w:rPr>
+              <m:t>β</m:t>
+            </m:r>
+          </m:e>
+          <m:sub>
+            <m:r>
+              <w:rPr>
+                <w:rFonts w:ascii="Cambria Math" w:hAnsi="Cambria Math"/>
+                <w:color w:val="E97132" w:themeColor="accent2"/>
+                <w:sz w:val="28"/>
+                <w:szCs w:val="28"/>
+              </w:rPr>
+              <m:t>1</m:t>
+            </m:r>
+          </m:sub>
+        </m:sSub>
+        <m:r>
+          <w:rPr>
+            <w:rFonts w:ascii="Cambria Math" w:hAnsi="Cambria Math"/>
+            <w:color w:val="E97132" w:themeColor="accent2"/>
+            <w:sz w:val="28"/>
+            <w:szCs w:val="28"/>
+          </w:rPr>
+          <m:t>(</m:t>
+        </m:r>
+        <m:sSub>
+          <m:sSubPr>
+            <m:ctrlPr>
+              <w:rPr>
+                <w:rFonts w:ascii="Cambria Math" w:hAnsi="Cambria Math"/>
+                <w:i/>
+                <w:iCs/>
+                <w:color w:val="E97132" w:themeColor="accent2"/>
+                <w:sz w:val="28"/>
+                <w:szCs w:val="28"/>
+                <w:lang w:val="el-GR"/>
+              </w:rPr>
+            </m:ctrlPr>
+          </m:sSubPr>
+          <m:e>
+            <m:r>
+              <w:rPr>
+                <w:rFonts w:ascii="Cambria Math" w:hAnsi="Cambria Math"/>
+                <w:color w:val="E97132" w:themeColor="accent2"/>
+                <w:sz w:val="28"/>
+                <w:szCs w:val="28"/>
+                <w:lang w:val="el-GR"/>
+              </w:rPr>
+              <m:t>π</m:t>
+            </m:r>
+            <m:ctrlPr>
+              <w:rPr>
+                <w:rFonts w:ascii="Cambria Math" w:hAnsi="Cambria Math"/>
+                <w:i/>
+                <w:color w:val="E97132" w:themeColor="accent2"/>
+                <w:sz w:val="28"/>
+                <w:szCs w:val="28"/>
+              </w:rPr>
+            </m:ctrlPr>
+          </m:e>
+          <m:sub>
+            <m:r>
+              <m:rPr>
+                <m:sty m:val="p"/>
+              </m:rPr>
+              <w:rPr>
+                <w:rFonts w:ascii="Cambria Math" w:hAnsi="Cambria Math"/>
+                <w:color w:val="E97132" w:themeColor="accent2"/>
+                <w:sz w:val="28"/>
+                <w:szCs w:val="28"/>
+                <w:vertAlign w:val="subscript"/>
+              </w:rPr>
+              <m:t>0</m:t>
+            </m:r>
+          </m:sub>
+        </m:sSub>
+        <m:r>
+          <m:rPr>
+            <m:sty m:val="p"/>
+          </m:rPr>
+          <w:rPr>
+            <w:rFonts w:ascii="Cambria Math" w:hAnsi="Cambria Math"/>
+            <w:color w:val="E97132" w:themeColor="accent2"/>
+            <w:sz w:val="28"/>
+            <w:szCs w:val="28"/>
+            <w:vertAlign w:val="subscript"/>
+          </w:rPr>
+          <m:t xml:space="preserve"> </m:t>
+        </m:r>
+        <m:r>
+          <w:rPr>
+            <w:rFonts w:ascii="Cambria Math" w:hAnsi="Cambria Math"/>
+            <w:color w:val="E97132" w:themeColor="accent2"/>
+            <w:sz w:val="28"/>
+            <w:szCs w:val="28"/>
+          </w:rPr>
+          <m:t>+</m:t>
+        </m:r>
+        <m:r>
+          <m:rPr>
+            <m:sty m:val="p"/>
+          </m:rPr>
+          <w:rPr>
+            <w:rFonts w:ascii="Cambria Math" w:hAnsi="Cambria Math"/>
+            <w:color w:val="E97132" w:themeColor="accent2"/>
+            <w:sz w:val="28"/>
+            <w:szCs w:val="28"/>
+          </w:rPr>
+          <m:t xml:space="preserve"> </m:t>
+        </m:r>
+        <m:sSub>
+          <m:sSubPr>
+            <m:ctrlPr>
+              <w:rPr>
+                <w:rFonts w:ascii="Cambria Math" w:hAnsi="Cambria Math"/>
+                <w:i/>
+                <w:iCs/>
+                <w:color w:val="E97132" w:themeColor="accent2"/>
+                <w:sz w:val="28"/>
+                <w:szCs w:val="28"/>
+                <w:lang w:val="el-GR"/>
+              </w:rPr>
+            </m:ctrlPr>
+          </m:sSubPr>
+          <m:e>
+            <m:r>
+              <w:rPr>
+                <w:rFonts w:ascii="Cambria Math" w:hAnsi="Cambria Math"/>
+                <w:color w:val="E97132" w:themeColor="accent2"/>
+                <w:sz w:val="28"/>
+                <w:szCs w:val="28"/>
+                <w:lang w:val="el-GR"/>
+              </w:rPr>
+              <m:t>π</m:t>
+            </m:r>
+            <m:ctrlPr>
+              <w:rPr>
+                <w:rFonts w:ascii="Cambria Math" w:hAnsi="Cambria Math"/>
+                <w:color w:val="E97132" w:themeColor="accent2"/>
+                <w:sz w:val="28"/>
+                <w:szCs w:val="28"/>
+              </w:rPr>
+            </m:ctrlPr>
+          </m:e>
+          <m:sub>
+            <m:r>
+              <m:rPr>
+                <m:sty m:val="p"/>
+              </m:rPr>
+              <w:rPr>
+                <w:rFonts w:ascii="Cambria Math" w:hAnsi="Cambria Math"/>
+                <w:color w:val="E97132" w:themeColor="accent2"/>
+                <w:sz w:val="28"/>
+                <w:szCs w:val="28"/>
+                <w:vertAlign w:val="subscript"/>
+              </w:rPr>
+              <m:t>1</m:t>
+            </m:r>
+          </m:sub>
+        </m:sSub>
+        <m:r>
+          <m:rPr>
+            <m:sty m:val="p"/>
+          </m:rPr>
+          <w:rPr>
+            <w:rFonts w:ascii="Cambria Math" w:hAnsi="Cambria Math" w:cs="Arial"/>
+            <w:color w:val="E97132" w:themeColor="accent2"/>
+            <w:sz w:val="28"/>
+            <w:szCs w:val="28"/>
+            <w:lang w:val="el-GR"/>
+          </w:rPr>
+          <m:t>​</m:t>
+        </m:r>
+        <m:r>
+          <w:rPr>
+            <w:rFonts w:ascii="Cambria Math" w:hAnsi="Cambria Math"/>
+            <w:color w:val="E97132" w:themeColor="accent2"/>
+            <w:sz w:val="28"/>
+            <w:szCs w:val="28"/>
+          </w:rPr>
+          <m:t xml:space="preserve">Z </m:t>
+        </m:r>
+        <m:r>
+          <w:rPr>
+            <w:rFonts w:ascii="Cambria Math" w:hAnsi="Cambria Math"/>
+            <w:color w:val="E97132" w:themeColor="accent2"/>
+            <w:sz w:val="28"/>
+            <w:szCs w:val="28"/>
+          </w:rPr>
+          <m:t>+</m:t>
+        </m:r>
+        <m:r>
+          <m:rPr>
+            <m:sty m:val="p"/>
+          </m:rPr>
+          <w:rPr>
+            <w:rFonts w:ascii="Cambria Math" w:hAnsi="Cambria Math"/>
+            <w:color w:val="E97132" w:themeColor="accent2"/>
+            <w:sz w:val="28"/>
+            <w:szCs w:val="28"/>
+          </w:rPr>
+          <m:t xml:space="preserve"> </m:t>
+        </m:r>
+        <m:r>
+          <w:rPr>
+            <w:rFonts w:ascii="Cambria Math" w:hAnsi="Cambria Math"/>
+            <w:color w:val="E97132" w:themeColor="accent2"/>
+            <w:sz w:val="28"/>
+            <w:szCs w:val="28"/>
+            <w:lang w:val="el-GR"/>
+          </w:rPr>
+          <m:t>ν</m:t>
+        </m:r>
+        <m:r>
+          <w:rPr>
+            <w:rFonts w:ascii="Cambria Math"/>
+            <w:color w:val="E97132" w:themeColor="accent2"/>
+            <w:sz w:val="28"/>
+            <w:szCs w:val="28"/>
+            <w:lang w:val="el-GR"/>
+          </w:rPr>
+          <m:t>)</m:t>
+        </m:r>
+        <m:r>
+          <w:rPr>
+            <w:rFonts w:ascii="Cambria Math" w:hAnsi="Cambria Math"/>
+            <w:color w:val="E97132" w:themeColor="accent2"/>
+            <w:sz w:val="28"/>
+            <w:szCs w:val="28"/>
+          </w:rPr>
+          <m:t>+u</m:t>
+        </m:r>
+      </m:oMath>
+      <w:r>
+        <w:rPr>
+          <w:rFonts w:ascii="Times New Roman" w:hAnsi="Times New Roman" w:cs="Times New Roman"/>
+          <w:color w:val="E97132" w:themeColor="accent2"/>
+          <w:sz w:val="28"/>
+          <w:szCs w:val="28"/>
+        </w:rPr>
+        <w:t xml:space="preserve"> </w:t>
+      </w:r>
+    </w:p>
+    <w:p>
+      <w:pPr>
+        <w:rPr>
+          <w:rFonts w:ascii="Times New Roman" w:hAnsi="Times New Roman" w:cs="Times New Roman"/>
+          <w:color w:val="E97132" w:themeColor="accent2"/>
+          <w:sz w:val="28"/>
+          <w:szCs w:val="28"/>
+        </w:rPr>
+      </w:pPr>
+      <m:oMath>
+        <m:r>
+          <w:rPr>
+            <w:rFonts w:ascii="Cambria Math" w:hAnsi="Cambria Math"/>
+            <w:color w:val="E97132" w:themeColor="accent2"/>
+            <w:sz w:val="28"/>
+            <w:szCs w:val="28"/>
+          </w:rPr>
+          <m:t>Y=</m:t>
+        </m:r>
+        <m:sSub>
+          <m:sSubPr>
+            <m:ctrlPr>
+              <w:rPr>
+                <w:rFonts w:ascii="Cambria Math" w:hAnsi="Cambria Math"/>
+                <w:i/>
+                <w:iCs/>
+                <w:color w:val="E97132" w:themeColor="accent2"/>
+                <w:sz w:val="28"/>
+                <w:szCs w:val="28"/>
+              </w:rPr>
+            </m:ctrlPr>
+          </m:sSubPr>
+          <m:e>
+            <m:r>
+              <w:rPr>
+                <w:rFonts w:ascii="Cambria Math" w:hAnsi="Cambria Math"/>
+                <w:color w:val="E97132" w:themeColor="accent2"/>
+                <w:sz w:val="28"/>
+                <w:szCs w:val="28"/>
+              </w:rPr>
+              <m:t>(</m:t>
+            </m:r>
+            <m:r>
+              <w:rPr>
+                <w:rFonts w:ascii="Cambria Math" w:hAnsi="Cambria Math"/>
+                <w:color w:val="E97132" w:themeColor="accent2"/>
+                <w:sz w:val="28"/>
+                <w:szCs w:val="28"/>
+              </w:rPr>
+              <m:t>β</m:t>
+            </m:r>
+          </m:e>
+          <m:sub>
+            <m:r>
+              <w:rPr>
+                <w:rFonts w:ascii="Cambria Math" w:hAnsi="Cambria Math"/>
+                <w:color w:val="E97132" w:themeColor="accent2"/>
+                <w:sz w:val="28"/>
+                <w:szCs w:val="28"/>
+              </w:rPr>
+              <m:t>0</m:t>
+            </m:r>
+          </m:sub>
+        </m:sSub>
+        <m:r>
+          <w:rPr>
+            <w:rFonts w:ascii="Cambria Math" w:hAnsi="Cambria Math"/>
+            <w:color w:val="E97132" w:themeColor="accent2"/>
+            <w:sz w:val="28"/>
+            <w:szCs w:val="28"/>
+          </w:rPr>
+          <m:t>+</m:t>
+        </m:r>
+        <m:sSub>
+          <m:sSubPr>
+            <m:ctrlPr>
+              <w:rPr>
+                <w:rFonts w:ascii="Cambria Math" w:hAnsi="Cambria Math"/>
+                <w:i/>
+                <w:iCs/>
+                <w:color w:val="E97132" w:themeColor="accent2"/>
+                <w:sz w:val="28"/>
+                <w:szCs w:val="28"/>
+              </w:rPr>
+            </m:ctrlPr>
+          </m:sSubPr>
+          <m:e>
+            <m:r>
+              <w:rPr>
+                <w:rFonts w:ascii="Cambria Math" w:hAnsi="Cambria Math"/>
+                <w:color w:val="E97132" w:themeColor="accent2"/>
+                <w:sz w:val="28"/>
+                <w:szCs w:val="28"/>
+              </w:rPr>
+              <m:t>β</m:t>
+            </m:r>
+          </m:e>
+          <m:sub>
+            <m:r>
+              <w:rPr>
+                <w:rFonts w:ascii="Cambria Math" w:hAnsi="Cambria Math"/>
+                <w:color w:val="E97132" w:themeColor="accent2"/>
+                <w:sz w:val="28"/>
+                <w:szCs w:val="28"/>
+              </w:rPr>
+              <m:t>1</m:t>
+            </m:r>
+          </m:sub>
+        </m:sSub>
+        <m:sSub>
+          <m:sSubPr>
+            <m:ctrlPr>
+              <w:rPr>
+                <w:rFonts w:ascii="Cambria Math" w:hAnsi="Cambria Math"/>
+                <w:i/>
+                <w:iCs/>
+                <w:color w:val="E97132" w:themeColor="accent2"/>
+                <w:sz w:val="28"/>
+                <w:szCs w:val="28"/>
+                <w:lang w:val="el-GR"/>
+              </w:rPr>
+            </m:ctrlPr>
+          </m:sSubPr>
+          <m:e>
+            <m:r>
+              <w:rPr>
+                <w:rFonts w:ascii="Cambria Math" w:hAnsi="Cambria Math"/>
+                <w:color w:val="E97132" w:themeColor="accent2"/>
+                <w:sz w:val="28"/>
+                <w:szCs w:val="28"/>
+                <w:lang w:val="el-GR"/>
+              </w:rPr>
+              <m:t>π</m:t>
+            </m:r>
+            <m:ctrlPr>
+              <w:rPr>
+                <w:rFonts w:ascii="Cambria Math" w:hAnsi="Cambria Math"/>
+                <w:i/>
+                <w:color w:val="E97132" w:themeColor="accent2"/>
+                <w:sz w:val="28"/>
+                <w:szCs w:val="28"/>
+              </w:rPr>
+            </m:ctrlPr>
+          </m:e>
+          <m:sub>
+            <m:r>
+              <m:rPr>
+                <m:sty m:val="p"/>
+              </m:rPr>
+              <w:rPr>
+                <w:rFonts w:ascii="Cambria Math" w:hAnsi="Cambria Math"/>
+                <w:color w:val="E97132" w:themeColor="accent2"/>
+                <w:sz w:val="28"/>
+                <w:szCs w:val="28"/>
+                <w:vertAlign w:val="subscript"/>
+              </w:rPr>
+              <m:t>0</m:t>
+            </m:r>
+          </m:sub>
+        </m:sSub>
+        <m:r>
+          <m:rPr>
+            <m:sty m:val="p"/>
+          </m:rPr>
+          <w:rPr>
+            <w:rFonts w:ascii="Cambria Math" w:hAnsi="Cambria Math"/>
+            <w:color w:val="E97132" w:themeColor="accent2"/>
+            <w:sz w:val="28"/>
+            <w:szCs w:val="28"/>
+            <w:vertAlign w:val="subscript"/>
+          </w:rPr>
+          <m:t>)</m:t>
+        </m:r>
+        <m:r>
+          <m:rPr>
+            <m:sty m:val="p"/>
+          </m:rPr>
+          <w:rPr>
+            <w:rFonts w:ascii="Cambria Math" w:hAnsi="Cambria Math"/>
+            <w:color w:val="E97132" w:themeColor="accent2"/>
+            <w:sz w:val="28"/>
+            <w:szCs w:val="28"/>
+            <w:vertAlign w:val="subscript"/>
+          </w:rPr>
+          <m:t xml:space="preserve"> </m:t>
+        </m:r>
+        <m:r>
+          <w:rPr>
+            <w:rFonts w:ascii="Cambria Math" w:hAnsi="Cambria Math"/>
+            <w:color w:val="E97132" w:themeColor="accent2"/>
+            <w:sz w:val="28"/>
+            <w:szCs w:val="28"/>
+          </w:rPr>
+          <m:t>+</m:t>
+        </m:r>
+        <m:r>
+          <m:rPr>
+            <m:sty m:val="p"/>
+          </m:rPr>
+          <w:rPr>
+            <w:rFonts w:ascii="Cambria Math" w:hAnsi="Cambria Math"/>
+            <w:color w:val="E97132" w:themeColor="accent2"/>
+            <w:sz w:val="28"/>
+            <w:szCs w:val="28"/>
+          </w:rPr>
+          <m:t xml:space="preserve"> </m:t>
+        </m:r>
+        <m:sSub>
+          <m:sSubPr>
+            <m:ctrlPr>
+              <w:rPr>
+                <w:rFonts w:ascii="Cambria Math" w:hAnsi="Cambria Math"/>
+                <w:i/>
+                <w:iCs/>
+                <w:color w:val="E97132" w:themeColor="accent2"/>
+                <w:sz w:val="28"/>
+                <w:szCs w:val="28"/>
+              </w:rPr>
+            </m:ctrlPr>
+          </m:sSubPr>
+          <m:e>
+            <m:r>
+              <w:rPr>
+                <w:rFonts w:ascii="Cambria Math" w:hAnsi="Cambria Math"/>
+                <w:color w:val="E97132" w:themeColor="accent2"/>
+                <w:sz w:val="28"/>
+                <w:szCs w:val="28"/>
+              </w:rPr>
+              <m:t>(</m:t>
+            </m:r>
+            <m:r>
+              <w:rPr>
+                <w:rFonts w:ascii="Cambria Math" w:hAnsi="Cambria Math"/>
+                <w:color w:val="E97132" w:themeColor="accent2"/>
+                <w:sz w:val="28"/>
+                <w:szCs w:val="28"/>
+              </w:rPr>
+              <m:t>β</m:t>
+            </m:r>
+          </m:e>
+          <m:sub>
+            <m:r>
+              <w:rPr>
+                <w:rFonts w:ascii="Cambria Math" w:hAnsi="Cambria Math"/>
+                <w:color w:val="E97132" w:themeColor="accent2"/>
+                <w:sz w:val="28"/>
+                <w:szCs w:val="28"/>
+              </w:rPr>
+              <m:t>1</m:t>
+            </m:r>
+          </m:sub>
+        </m:sSub>
+        <m:sSub>
+          <m:sSubPr>
+            <m:ctrlPr>
+              <w:rPr>
+                <w:rFonts w:ascii="Cambria Math" w:hAnsi="Cambria Math"/>
+                <w:i/>
+                <w:iCs/>
+                <w:color w:val="E97132" w:themeColor="accent2"/>
+                <w:sz w:val="28"/>
+                <w:szCs w:val="28"/>
+                <w:lang w:val="el-GR"/>
+              </w:rPr>
+            </m:ctrlPr>
+          </m:sSubPr>
+          <m:e>
+            <m:r>
+              <w:rPr>
+                <w:rFonts w:ascii="Cambria Math" w:hAnsi="Cambria Math"/>
+                <w:color w:val="E97132" w:themeColor="accent2"/>
+                <w:sz w:val="28"/>
+                <w:szCs w:val="28"/>
+                <w:lang w:val="el-GR"/>
+              </w:rPr>
+              <m:t>π</m:t>
+            </m:r>
+            <m:ctrlPr>
+              <w:rPr>
+                <w:rFonts w:ascii="Cambria Math" w:hAnsi="Cambria Math"/>
+                <w:color w:val="E97132" w:themeColor="accent2"/>
+                <w:sz w:val="28"/>
+                <w:szCs w:val="28"/>
+              </w:rPr>
+            </m:ctrlPr>
+          </m:e>
+          <m:sub>
+            <m:r>
+              <m:rPr>
+                <m:sty m:val="p"/>
+              </m:rPr>
+              <w:rPr>
+                <w:rFonts w:ascii="Cambria Math" w:hAnsi="Cambria Math"/>
+                <w:color w:val="E97132" w:themeColor="accent2"/>
+                <w:sz w:val="28"/>
+                <w:szCs w:val="28"/>
+                <w:vertAlign w:val="subscript"/>
+              </w:rPr>
+              <m:t>1</m:t>
+            </m:r>
+          </m:sub>
+        </m:sSub>
+        <m:r>
+          <m:rPr>
+            <m:sty m:val="p"/>
+          </m:rPr>
+          <w:rPr>
+            <w:rFonts w:ascii="Cambria Math" w:hAnsi="Cambria Math" w:cs="Arial"/>
+            <w:color w:val="E97132" w:themeColor="accent2"/>
+            <w:sz w:val="28"/>
+            <w:szCs w:val="28"/>
+            <w:lang w:val="el-GR"/>
+          </w:rPr>
+          <m:t>)</m:t>
+        </m:r>
+        <m:r>
+          <m:rPr>
+            <m:sty m:val="p"/>
+          </m:rPr>
+          <w:rPr>
+            <w:rFonts w:ascii="Cambria Math" w:hAnsi="Cambria Math" w:cs="Arial"/>
+            <w:color w:val="E97132" w:themeColor="accent2"/>
+            <w:sz w:val="28"/>
+            <w:szCs w:val="28"/>
+            <w:lang w:val="el-GR"/>
+          </w:rPr>
+          <m:t>​</m:t>
+        </m:r>
+        <m:r>
+          <w:rPr>
+            <w:rFonts w:ascii="Cambria Math" w:hAnsi="Cambria Math"/>
+            <w:color w:val="E97132" w:themeColor="accent2"/>
+            <w:sz w:val="28"/>
+            <w:szCs w:val="28"/>
+          </w:rPr>
+          <m:t xml:space="preserve">Z </m:t>
+        </m:r>
+        <m:r>
+          <w:rPr>
+            <w:rFonts w:ascii="Cambria Math" w:hAnsi="Cambria Math"/>
+            <w:color w:val="E97132" w:themeColor="accent2"/>
+            <w:sz w:val="28"/>
+            <w:szCs w:val="28"/>
+          </w:rPr>
+          <m:t>+</m:t>
+        </m:r>
+        <m:r>
+          <m:rPr>
+            <m:sty m:val="p"/>
+          </m:rPr>
+          <w:rPr>
+            <w:rFonts w:ascii="Cambria Math" w:hAnsi="Cambria Math"/>
+            <w:color w:val="E97132" w:themeColor="accent2"/>
+            <w:sz w:val="28"/>
+            <w:szCs w:val="28"/>
+          </w:rPr>
+          <m:t xml:space="preserve"> </m:t>
+        </m:r>
+        <m:sSub>
+          <m:sSubPr>
+            <m:ctrlPr>
+              <w:rPr>
+                <w:rFonts w:ascii="Cambria Math" w:hAnsi="Cambria Math"/>
+                <w:i/>
+                <w:iCs/>
+                <w:color w:val="E97132" w:themeColor="accent2"/>
+                <w:sz w:val="28"/>
+                <w:szCs w:val="28"/>
+              </w:rPr>
+            </m:ctrlPr>
+          </m:sSubPr>
+          <m:e>
+            <m:r>
+              <w:rPr>
+                <w:rFonts w:ascii="Cambria Math" w:hAnsi="Cambria Math"/>
+                <w:color w:val="E97132" w:themeColor="accent2"/>
+                <w:sz w:val="28"/>
+                <w:szCs w:val="28"/>
+              </w:rPr>
+              <m:t>(</m:t>
+            </m:r>
+            <m:r>
+              <w:rPr>
+                <w:rFonts w:ascii="Cambria Math" w:hAnsi="Cambria Math"/>
+                <w:color w:val="E97132" w:themeColor="accent2"/>
+                <w:sz w:val="28"/>
+                <w:szCs w:val="28"/>
+              </w:rPr>
+              <m:t>β</m:t>
+            </m:r>
+          </m:e>
+          <m:sub>
+            <m:r>
+              <w:rPr>
+                <w:rFonts w:ascii="Cambria Math" w:hAnsi="Cambria Math"/>
+                <w:color w:val="E97132" w:themeColor="accent2"/>
+                <w:sz w:val="28"/>
+                <w:szCs w:val="28"/>
+              </w:rPr>
+              <m:t>1</m:t>
+            </m:r>
+          </m:sub>
+        </m:sSub>
+        <m:r>
+          <w:rPr>
+            <w:rFonts w:ascii="Cambria Math" w:hAnsi="Cambria Math"/>
+            <w:color w:val="E97132" w:themeColor="accent2"/>
+            <w:sz w:val="28"/>
+            <w:szCs w:val="28"/>
+            <w:lang w:val="el-GR"/>
+          </w:rPr>
+          <m:t>ν</m:t>
+        </m:r>
+        <m:r>
+          <w:rPr>
+            <w:rFonts w:ascii="Cambria Math" w:hAnsi="Cambria Math"/>
+            <w:color w:val="E97132" w:themeColor="accent2"/>
+            <w:sz w:val="28"/>
+            <w:szCs w:val="28"/>
+          </w:rPr>
+          <m:t>+u</m:t>
+        </m:r>
+        <m:r>
+          <w:rPr>
+            <w:rFonts w:ascii="Cambria Math" w:hAnsi="Cambria Math" w:cs="Times New Roman"/>
+            <w:color w:val="E97132" w:themeColor="accent2"/>
+            <w:sz w:val="28"/>
+            <w:szCs w:val="28"/>
+          </w:rPr>
+          <m:t>)</m:t>
+        </m:r>
+      </m:oMath>
+      <w:r>
+        <w:rPr>
+          <w:rFonts w:ascii="Times New Roman" w:hAnsi="Times New Roman" w:cs="Times New Roman"/>
+          <w:color w:val="E97132" w:themeColor="accent2"/>
+          <w:sz w:val="28"/>
+          <w:szCs w:val="28"/>
+        </w:rPr>
+        <w:t xml:space="preserve"> </w:t>
+      </w:r>
+    </w:p>
+    <w:p>
+      <w:pPr>
+        <w:rPr>
+          <w:rFonts w:ascii="Times New Roman" w:hAnsi="Times New Roman" w:cs="Times New Roman"/>
+          <w:sz w:val="28"/>
+          <w:szCs w:val="28"/>
+        </w:rPr>
+      </w:pPr>
+      <m:oMath>
+        <m:r>
+          <w:rPr>
+            <w:rFonts w:ascii="Cambria Math" w:hAnsi="Cambria Math"/>
+            <w:color w:val="E97132" w:themeColor="accent2"/>
+            <w:sz w:val="28"/>
+            <w:szCs w:val="28"/>
+          </w:rPr>
+          <m:t>Y=</m:t>
+        </m:r>
+        <m:sSub>
+          <m:sSubPr>
+            <m:ctrlPr>
+              <w:rPr>
+                <w:rFonts w:ascii="Cambria Math" w:hAnsi="Cambria Math"/>
+                <w:i/>
+                <w:color w:val="E97132" w:themeColor="accent2"/>
+                <w:sz w:val="28"/>
+                <w:szCs w:val="28"/>
+              </w:rPr>
+            </m:ctrlPr>
+          </m:sSubPr>
+          <m:e>
+            <m:r>
+              <w:rPr>
+                <w:rFonts w:ascii="Cambria Math" w:hAnsi="Cambria Math"/>
+                <w:color w:val="E97132" w:themeColor="accent2"/>
+                <w:sz w:val="28"/>
+                <w:szCs w:val="28"/>
+              </w:rPr>
+              <m:t>δ</m:t>
+            </m:r>
+          </m:e>
+          <m:sub>
+            <m:r>
+              <w:rPr>
+                <w:rFonts w:ascii="Cambria Math" w:hAnsi="Cambria Math"/>
+                <w:color w:val="E97132" w:themeColor="accent2"/>
+                <w:sz w:val="28"/>
+                <w:szCs w:val="28"/>
+              </w:rPr>
+              <m:t>0</m:t>
+            </m:r>
+          </m:sub>
+        </m:sSub>
+        <m:r>
+          <w:rPr>
+            <w:rFonts w:ascii="Cambria Math" w:hAnsi="Cambria Math"/>
+            <w:color w:val="E97132" w:themeColor="accent2"/>
+            <w:sz w:val="28"/>
+            <w:szCs w:val="28"/>
+          </w:rPr>
+          <m:t>+</m:t>
+        </m:r>
+        <m:sSub>
+          <m:sSubPr>
+            <m:ctrlPr>
+              <w:rPr>
+                <w:rFonts w:ascii="Cambria Math" w:hAnsi="Cambria Math"/>
+                <w:i/>
+                <w:color w:val="E97132" w:themeColor="accent2"/>
+                <w:sz w:val="28"/>
+                <w:szCs w:val="28"/>
+              </w:rPr>
+            </m:ctrlPr>
+          </m:sSubPr>
+          <m:e>
+            <m:r>
+              <w:rPr>
+                <w:rFonts w:ascii="Cambria Math" w:hAnsi="Cambria Math"/>
+                <w:color w:val="E97132" w:themeColor="accent2"/>
+                <w:sz w:val="28"/>
+                <w:szCs w:val="28"/>
+              </w:rPr>
+              <m:t>δ</m:t>
+            </m:r>
+          </m:e>
+          <m:sub>
+            <m:r>
+              <w:rPr>
+                <w:rFonts w:ascii="Cambria Math" w:hAnsi="Cambria Math"/>
+                <w:color w:val="E97132" w:themeColor="accent2"/>
+                <w:sz w:val="28"/>
+                <w:szCs w:val="28"/>
+              </w:rPr>
+              <m:t>1</m:t>
+            </m:r>
+          </m:sub>
+        </m:sSub>
+        <m:r>
+          <w:rPr>
+            <w:rFonts w:ascii="Cambria Math" w:hAnsi="Cambria Math"/>
+            <w:color w:val="E97132" w:themeColor="accent2"/>
+            <w:sz w:val="28"/>
+            <w:szCs w:val="28"/>
+          </w:rPr>
+          <m:t>Z+ϵ</m:t>
+        </m:r>
+      </m:oMath>
+      <w:r>
+        <w:rPr>
+          <w:rFonts w:ascii="Times New Roman" w:hAnsi="Times New Roman" w:cs="Times New Roman"/>
+          <w:color w:val="E97132" w:themeColor="accent2"/>
+          <w:sz w:val="28"/>
+          <w:szCs w:val="28"/>
+        </w:rPr>
+        <w:t xml:space="preserve"> </w:t>
+      </w:r>
     </w:p>
     <w:p>
       <w:pPr>
@@ -7404,15 +8252,817 @@
       <w:pPr>
         <w:rPr>
           <w:rFonts w:ascii="Times New Roman" w:hAnsi="Times New Roman" w:cs="Times New Roman"/>
-        </w:rPr>
-      </w:pPr>
-    </w:p>
-    <w:p>
-      <w:pPr>
-        <w:rPr>
-          <w:rFonts w:ascii="Times New Roman" w:hAnsi="Times New Roman" w:cs="Times New Roman"/>
-        </w:rPr>
-      </w:pPr>
+          <w:color w:val="E97132" w:themeColor="accent2"/>
+          <w:sz w:val="28"/>
+          <w:szCs w:val="28"/>
+        </w:rPr>
+      </w:pPr>
+      <w:r>
+        <w:rPr>
+          <w:rFonts w:ascii="Times New Roman" w:hAnsi="Times New Roman" w:cs="Times New Roman"/>
+          <w:iCs/>
+          <w:color w:val="E97132" w:themeColor="accent2"/>
+          <w:sz w:val="28"/>
+          <w:szCs w:val="28"/>
+        </w:rPr>
+        <w:t xml:space="preserve">Regressing Y on Z: </w:t>
+      </w:r>
+      <m:oMath>
+        <m:acc>
+          <m:accPr>
+            <m:ctrlPr>
+              <w:rPr>
+                <w:rFonts w:ascii="Cambria Math" w:hAnsi="Cambria Math" w:cs="Times New Roman"/>
+                <w:i/>
+                <w:iCs/>
+                <w:color w:val="E97132" w:themeColor="accent2"/>
+                <w:sz w:val="28"/>
+                <w:szCs w:val="28"/>
+                <w:lang w:val="el-GR"/>
+              </w:rPr>
+            </m:ctrlPr>
+          </m:accPr>
+          <m:e>
+            <m:r>
+              <m:rPr>
+                <m:nor/>
+              </m:rPr>
+              <w:rPr>
+                <w:rFonts w:ascii="Times New Roman" w:hAnsi="Times New Roman" w:cs="Times New Roman"/>
+                <w:i/>
+                <w:iCs/>
+                <w:color w:val="E97132" w:themeColor="accent2"/>
+                <w:sz w:val="28"/>
+                <w:szCs w:val="28"/>
+                <w:lang w:val="el-GR"/>
+              </w:rPr>
+              <m:t>α</m:t>
+            </m:r>
+            <m:r>
+              <m:rPr>
+                <m:nor/>
+              </m:rPr>
+              <w:rPr>
+                <w:rFonts w:ascii="Times New Roman" w:hAnsi="Times New Roman" w:cs="Times New Roman"/>
+                <w:i/>
+                <w:iCs/>
+                <w:color w:val="E97132" w:themeColor="accent2"/>
+                <w:sz w:val="28"/>
+                <w:szCs w:val="28"/>
+                <w:vertAlign w:val="subscript"/>
+              </w:rPr>
+              <m:t>1</m:t>
+            </m:r>
+          </m:e>
+        </m:acc>
+        <m:r>
+          <w:rPr>
+            <w:rFonts w:ascii="Cambria Math" w:hAnsi="Cambria Math" w:cs="Times New Roman"/>
+            <w:color w:val="E97132" w:themeColor="accent2"/>
+            <w:sz w:val="28"/>
+            <w:szCs w:val="28"/>
+            <w:lang w:val="el-GR"/>
+          </w:rPr>
+          <m:t>=</m:t>
+        </m:r>
+        <m:acc>
+          <m:accPr>
+            <m:ctrlPr>
+              <w:rPr>
+                <w:rFonts w:ascii="Cambria Math" w:hAnsi="Cambria Math"/>
+                <w:i/>
+                <w:color w:val="E97132" w:themeColor="accent2"/>
+                <w:sz w:val="28"/>
+                <w:szCs w:val="28"/>
+              </w:rPr>
+            </m:ctrlPr>
+          </m:accPr>
+          <m:e>
+            <m:sSub>
+              <m:sSubPr>
+                <m:ctrlPr>
+                  <w:rPr>
+                    <w:rFonts w:ascii="Cambria Math" w:hAnsi="Cambria Math"/>
+                    <w:i/>
+                    <w:color w:val="E97132" w:themeColor="accent2"/>
+                    <w:sz w:val="28"/>
+                    <w:szCs w:val="28"/>
+                  </w:rPr>
+                </m:ctrlPr>
+              </m:sSubPr>
+              <m:e>
+                <m:r>
+                  <w:rPr>
+                    <w:rFonts w:ascii="Cambria Math" w:hAnsi="Cambria Math"/>
+                    <w:color w:val="E97132" w:themeColor="accent2"/>
+                    <w:sz w:val="28"/>
+                    <w:szCs w:val="28"/>
+                  </w:rPr>
+                  <m:t>δ</m:t>
+                </m:r>
+              </m:e>
+              <m:sub>
+                <m:r>
+                  <w:rPr>
+                    <w:rFonts w:ascii="Cambria Math" w:hAnsi="Cambria Math"/>
+                    <w:color w:val="E97132" w:themeColor="accent2"/>
+                    <w:sz w:val="28"/>
+                    <w:szCs w:val="28"/>
+                  </w:rPr>
+                  <m:t>1</m:t>
+                </m:r>
+              </m:sub>
+            </m:sSub>
+          </m:e>
+        </m:acc>
+      </m:oMath>
+    </w:p>
+    <w:p>
+      <w:pPr>
+        <w:rPr>
+          <w:rFonts w:ascii="Times New Roman" w:hAnsi="Times New Roman" w:cs="Times New Roman"/>
+          <w:iCs/>
+          <w:color w:val="E97132" w:themeColor="accent2"/>
+          <w:sz w:val="28"/>
+          <w:szCs w:val="28"/>
+        </w:rPr>
+      </w:pPr>
+      <w:r>
+        <w:rPr>
+          <w:rFonts w:ascii="Times New Roman" w:hAnsi="Times New Roman" w:cs="Times New Roman"/>
+          <w:color w:val="E97132" w:themeColor="accent2"/>
+          <w:sz w:val="28"/>
+          <w:szCs w:val="28"/>
+        </w:rPr>
+        <w:t xml:space="preserve">Regressing X on Z: </w:t>
+      </w:r>
+      <m:oMath>
+        <m:acc>
+          <m:accPr>
+            <m:ctrlPr>
+              <w:rPr>
+                <w:rFonts w:ascii="Cambria Math" w:hAnsi="Cambria Math"/>
+                <w:i/>
+                <w:iCs/>
+                <w:color w:val="E97132" w:themeColor="accent2"/>
+                <w:sz w:val="28"/>
+                <w:szCs w:val="28"/>
+                <w:lang w:val="el-GR"/>
+              </w:rPr>
+            </m:ctrlPr>
+          </m:accPr>
+          <m:e>
+            <m:sSub>
+              <m:sSubPr>
+                <m:ctrlPr>
+                  <w:rPr>
+                    <w:rFonts w:ascii="Cambria Math" w:hAnsi="Cambria Math"/>
+                    <w:i/>
+                    <w:iCs/>
+                    <w:color w:val="E97132" w:themeColor="accent2"/>
+                    <w:sz w:val="28"/>
+                    <w:szCs w:val="28"/>
+                    <w:lang w:val="el-GR"/>
+                  </w:rPr>
+                </m:ctrlPr>
+              </m:sSubPr>
+              <m:e>
+                <m:r>
+                  <w:rPr>
+                    <w:rFonts w:ascii="Cambria Math" w:hAnsi="Cambria Math"/>
+                    <w:color w:val="E97132" w:themeColor="accent2"/>
+                    <w:sz w:val="28"/>
+                    <w:szCs w:val="28"/>
+                    <w:lang w:val="el-GR"/>
+                  </w:rPr>
+                  <m:t>π</m:t>
+                </m:r>
+                <m:ctrlPr>
+                  <w:rPr>
+                    <w:rFonts w:ascii="Cambria Math" w:hAnsi="Cambria Math"/>
+                    <w:color w:val="E97132" w:themeColor="accent2"/>
+                    <w:sz w:val="28"/>
+                    <w:szCs w:val="28"/>
+                  </w:rPr>
+                </m:ctrlPr>
+              </m:e>
+              <m:sub>
+                <m:r>
+                  <m:rPr>
+                    <m:sty m:val="p"/>
+                  </m:rPr>
+                  <w:rPr>
+                    <w:rFonts w:ascii="Cambria Math" w:hAnsi="Cambria Math"/>
+                    <w:color w:val="E97132" w:themeColor="accent2"/>
+                    <w:sz w:val="28"/>
+                    <w:szCs w:val="28"/>
+                    <w:vertAlign w:val="subscript"/>
+                  </w:rPr>
+                  <m:t>1</m:t>
+                </m:r>
+              </m:sub>
+            </m:sSub>
+          </m:e>
+        </m:acc>
+      </m:oMath>
+    </w:p>
+    <w:p>
+      <w:pPr>
+        <w:rPr>
+          <w:rFonts w:ascii="Times New Roman" w:hAnsi="Times New Roman" w:cs="Times New Roman"/>
+          <w:iCs/>
+          <w:color w:val="E97132" w:themeColor="accent2"/>
+          <w:sz w:val="28"/>
+          <w:szCs w:val="28"/>
+        </w:rPr>
+      </w:pPr>
+      <w:r>
+        <w:rPr>
+          <w:rFonts w:ascii="Times New Roman" w:hAnsi="Times New Roman" w:cs="Times New Roman"/>
+          <w:iCs/>
+          <w:color w:val="E97132" w:themeColor="accent2"/>
+          <w:sz w:val="28"/>
+          <w:szCs w:val="28"/>
+        </w:rPr>
+        <w:t xml:space="preserve">We know that for the population </w:t>
+      </w:r>
+      <m:oMath>
+        <m:sSub>
+          <m:sSubPr>
+            <m:ctrlPr>
+              <w:rPr>
+                <w:rFonts w:ascii="Cambria Math" w:hAnsi="Cambria Math" w:cs="Times New Roman"/>
+                <w:i/>
+                <w:iCs/>
+                <w:color w:val="E97132" w:themeColor="accent2"/>
+                <w:sz w:val="28"/>
+                <w:szCs w:val="28"/>
+              </w:rPr>
+            </m:ctrlPr>
+          </m:sSubPr>
+          <m:e>
+            <m:r>
+              <w:rPr>
+                <w:rFonts w:ascii="Cambria Math" w:hAnsi="Cambria Math" w:cs="Times New Roman"/>
+                <w:color w:val="E97132" w:themeColor="accent2"/>
+                <w:sz w:val="28"/>
+                <w:szCs w:val="28"/>
+              </w:rPr>
+              <m:t>δ</m:t>
+            </m:r>
+          </m:e>
+          <m:sub>
+            <m:r>
+              <w:rPr>
+                <w:rFonts w:ascii="Cambria Math" w:hAnsi="Cambria Math" w:cs="Times New Roman"/>
+                <w:color w:val="E97132" w:themeColor="accent2"/>
+                <w:sz w:val="28"/>
+                <w:szCs w:val="28"/>
+              </w:rPr>
+              <m:t>1</m:t>
+            </m:r>
+          </m:sub>
+        </m:sSub>
+        <m:r>
+          <w:rPr>
+            <w:rFonts w:ascii="Cambria Math" w:hAnsi="Cambria Math" w:cs="Times New Roman"/>
+            <w:color w:val="E97132" w:themeColor="accent2"/>
+            <w:sz w:val="28"/>
+            <w:szCs w:val="28"/>
+          </w:rPr>
+          <m:t>=</m:t>
+        </m:r>
+        <m:sSub>
+          <m:sSubPr>
+            <m:ctrlPr>
+              <w:rPr>
+                <w:rFonts w:ascii="Cambria Math" w:hAnsi="Cambria Math" w:cs="Times New Roman"/>
+                <w:i/>
+                <w:iCs/>
+                <w:color w:val="E97132" w:themeColor="accent2"/>
+                <w:sz w:val="28"/>
+                <w:szCs w:val="28"/>
+              </w:rPr>
+            </m:ctrlPr>
+          </m:sSubPr>
+          <m:e>
+            <m:r>
+              <w:rPr>
+                <w:rFonts w:ascii="Cambria Math" w:hAnsi="Cambria Math" w:cs="Times New Roman"/>
+                <w:color w:val="E97132" w:themeColor="accent2"/>
+                <w:sz w:val="28"/>
+                <w:szCs w:val="28"/>
+              </w:rPr>
+              <m:t>β</m:t>
+            </m:r>
+          </m:e>
+          <m:sub>
+            <m:r>
+              <w:rPr>
+                <w:rFonts w:ascii="Cambria Math" w:hAnsi="Cambria Math" w:cs="Times New Roman"/>
+                <w:color w:val="E97132" w:themeColor="accent2"/>
+                <w:sz w:val="28"/>
+                <w:szCs w:val="28"/>
+              </w:rPr>
+              <m:t>1</m:t>
+            </m:r>
+          </m:sub>
+        </m:sSub>
+        <m:sSub>
+          <m:sSubPr>
+            <m:ctrlPr>
+              <w:rPr>
+                <w:rFonts w:ascii="Cambria Math" w:hAnsi="Cambria Math" w:cs="Times New Roman"/>
+                <w:i/>
+                <w:iCs/>
+                <w:color w:val="E97132" w:themeColor="accent2"/>
+                <w:sz w:val="28"/>
+                <w:szCs w:val="28"/>
+              </w:rPr>
+            </m:ctrlPr>
+          </m:sSubPr>
+          <m:e>
+            <m:r>
+              <w:rPr>
+                <w:rFonts w:ascii="Cambria Math" w:hAnsi="Cambria Math" w:cs="Times New Roman"/>
+                <w:color w:val="E97132" w:themeColor="accent2"/>
+                <w:sz w:val="28"/>
+                <w:szCs w:val="28"/>
+              </w:rPr>
+              <m:t>π</m:t>
+            </m:r>
+          </m:e>
+          <m:sub>
+            <m:r>
+              <w:rPr>
+                <w:rFonts w:ascii="Cambria Math" w:hAnsi="Cambria Math" w:cs="Times New Roman"/>
+                <w:color w:val="E97132" w:themeColor="accent2"/>
+                <w:sz w:val="28"/>
+                <w:szCs w:val="28"/>
+              </w:rPr>
+              <m:t>1</m:t>
+            </m:r>
+          </m:sub>
+        </m:sSub>
+      </m:oMath>
+      <w:r>
+        <w:rPr>
+          <w:rFonts w:ascii="Times New Roman" w:hAnsi="Times New Roman" w:cs="Times New Roman"/>
+          <w:iCs/>
+          <w:color w:val="E97132" w:themeColor="accent2"/>
+          <w:sz w:val="28"/>
+          <w:szCs w:val="28"/>
+        </w:rPr>
+        <w:t xml:space="preserve"> then for a sample </w:t>
+      </w:r>
+      <m:oMath>
+        <m:acc>
+          <m:accPr>
+            <m:ctrlPr>
+              <w:rPr>
+                <w:rFonts w:ascii="Cambria Math" w:hAnsi="Cambria Math" w:cs="Times New Roman"/>
+                <w:i/>
+                <w:iCs/>
+                <w:color w:val="E97132" w:themeColor="accent2"/>
+                <w:sz w:val="28"/>
+                <w:szCs w:val="28"/>
+              </w:rPr>
+            </m:ctrlPr>
+          </m:accPr>
+          <m:e>
+            <m:sSub>
+              <m:sSubPr>
+                <m:ctrlPr>
+                  <w:rPr>
+                    <w:rFonts w:ascii="Cambria Math" w:hAnsi="Cambria Math" w:cs="Times New Roman"/>
+                    <w:i/>
+                    <w:iCs/>
+                    <w:color w:val="E97132" w:themeColor="accent2"/>
+                    <w:sz w:val="28"/>
+                    <w:szCs w:val="28"/>
+                  </w:rPr>
+                </m:ctrlPr>
+              </m:sSubPr>
+              <m:e>
+                <m:r>
+                  <w:rPr>
+                    <w:rFonts w:ascii="Cambria Math" w:hAnsi="Cambria Math" w:cs="Times New Roman"/>
+                    <w:color w:val="E97132" w:themeColor="accent2"/>
+                    <w:sz w:val="28"/>
+                    <w:szCs w:val="28"/>
+                  </w:rPr>
+                  <m:t>α</m:t>
+                </m:r>
+              </m:e>
+              <m:sub>
+                <m:r>
+                  <w:rPr>
+                    <w:rFonts w:ascii="Cambria Math" w:hAnsi="Cambria Math" w:cs="Times New Roman"/>
+                    <w:color w:val="E97132" w:themeColor="accent2"/>
+                    <w:sz w:val="28"/>
+                    <w:szCs w:val="28"/>
+                  </w:rPr>
+                  <m:t>1</m:t>
+                </m:r>
+              </m:sub>
+            </m:sSub>
+          </m:e>
+        </m:acc>
+        <m:r>
+          <w:rPr>
+            <w:rFonts w:ascii="Cambria Math" w:hAnsi="Cambria Math" w:cs="Times New Roman"/>
+            <w:color w:val="E97132" w:themeColor="accent2"/>
+            <w:sz w:val="28"/>
+            <w:szCs w:val="28"/>
+          </w:rPr>
+          <m:t>​≈</m:t>
+        </m:r>
+        <m:acc>
+          <m:accPr>
+            <m:ctrlPr>
+              <w:rPr>
+                <w:rFonts w:ascii="Cambria Math" w:hAnsi="Cambria Math" w:cs="Times New Roman"/>
+                <w:i/>
+                <w:iCs/>
+                <w:color w:val="E97132" w:themeColor="accent2"/>
+                <w:sz w:val="28"/>
+                <w:szCs w:val="28"/>
+              </w:rPr>
+            </m:ctrlPr>
+          </m:accPr>
+          <m:e>
+            <m:sSub>
+              <m:sSubPr>
+                <m:ctrlPr>
+                  <w:rPr>
+                    <w:rFonts w:ascii="Cambria Math" w:hAnsi="Cambria Math" w:cs="Times New Roman"/>
+                    <w:i/>
+                    <w:iCs/>
+                    <w:color w:val="E97132" w:themeColor="accent2"/>
+                    <w:sz w:val="28"/>
+                    <w:szCs w:val="28"/>
+                  </w:rPr>
+                </m:ctrlPr>
+              </m:sSubPr>
+              <m:e>
+                <m:r>
+                  <w:rPr>
+                    <w:rFonts w:ascii="Cambria Math" w:hAnsi="Cambria Math" w:cs="Times New Roman"/>
+                    <w:color w:val="E97132" w:themeColor="accent2"/>
+                    <w:sz w:val="28"/>
+                    <w:szCs w:val="28"/>
+                  </w:rPr>
+                  <m:t>β</m:t>
+                </m:r>
+              </m:e>
+              <m:sub>
+                <m:r>
+                  <w:rPr>
+                    <w:rFonts w:ascii="Cambria Math" w:hAnsi="Cambria Math" w:cs="Times New Roman"/>
+                    <w:color w:val="E97132" w:themeColor="accent2"/>
+                    <w:sz w:val="28"/>
+                    <w:szCs w:val="28"/>
+                  </w:rPr>
+                  <m:t>1</m:t>
+                </m:r>
+              </m:sub>
+            </m:sSub>
+          </m:e>
+        </m:acc>
+        <m:r>
+          <w:rPr>
+            <w:rFonts w:ascii="Cambria Math" w:hAnsi="Cambria Math" w:cs="Times New Roman"/>
+            <w:color w:val="E97132" w:themeColor="accent2"/>
+            <w:sz w:val="28"/>
+            <w:szCs w:val="28"/>
+          </w:rPr>
+          <m:t>​</m:t>
+        </m:r>
+        <m:acc>
+          <m:accPr>
+            <m:ctrlPr>
+              <w:rPr>
+                <w:rFonts w:ascii="Cambria Math" w:hAnsi="Cambria Math" w:cs="Times New Roman"/>
+                <w:i/>
+                <w:iCs/>
+                <w:color w:val="E97132" w:themeColor="accent2"/>
+                <w:sz w:val="28"/>
+                <w:szCs w:val="28"/>
+              </w:rPr>
+            </m:ctrlPr>
+          </m:accPr>
+          <m:e>
+            <m:sSub>
+              <m:sSubPr>
+                <m:ctrlPr>
+                  <w:rPr>
+                    <w:rFonts w:ascii="Cambria Math" w:hAnsi="Cambria Math" w:cs="Times New Roman"/>
+                    <w:i/>
+                    <w:iCs/>
+                    <w:color w:val="E97132" w:themeColor="accent2"/>
+                    <w:sz w:val="28"/>
+                    <w:szCs w:val="28"/>
+                  </w:rPr>
+                </m:ctrlPr>
+              </m:sSubPr>
+              <m:e>
+                <m:r>
+                  <w:rPr>
+                    <w:rFonts w:ascii="Cambria Math" w:hAnsi="Cambria Math" w:cs="Times New Roman"/>
+                    <w:color w:val="E97132" w:themeColor="accent2"/>
+                    <w:sz w:val="28"/>
+                    <w:szCs w:val="28"/>
+                  </w:rPr>
+                  <m:t>π</m:t>
+                </m:r>
+              </m:e>
+              <m:sub>
+                <m:r>
+                  <w:rPr>
+                    <w:rFonts w:ascii="Cambria Math" w:hAnsi="Cambria Math" w:cs="Times New Roman"/>
+                    <w:color w:val="E97132" w:themeColor="accent2"/>
+                    <w:sz w:val="28"/>
+                    <w:szCs w:val="28"/>
+                  </w:rPr>
+                  <m:t>1</m:t>
+                </m:r>
+              </m:sub>
+            </m:sSub>
+          </m:e>
+        </m:acc>
+        <m:r>
+          <w:rPr>
+            <w:rFonts w:ascii="Cambria Math" w:hAnsi="Cambria Math" w:cs="Times New Roman"/>
+            <w:color w:val="E97132" w:themeColor="accent2"/>
+            <w:sz w:val="28"/>
+            <w:szCs w:val="28"/>
+          </w:rPr>
+          <m:t>​</m:t>
+        </m:r>
+      </m:oMath>
+    </w:p>
+    <w:p>
+      <w:pPr>
+        <w:rPr>
+          <w:rFonts w:ascii="Times New Roman" w:hAnsi="Times New Roman" w:cs="Times New Roman"/>
+          <w:i/>
+          <w:color w:val="E97132" w:themeColor="accent2"/>
+        </w:rPr>
+      </w:pPr>
+      <w:r>
+        <w:rPr>
+          <w:rFonts w:ascii="Times New Roman" w:hAnsi="Times New Roman" w:cs="Times New Roman"/>
+          <w:iCs/>
+          <w:color w:val="E97132" w:themeColor="accent2"/>
+          <w:sz w:val="28"/>
+          <w:szCs w:val="28"/>
+        </w:rPr>
+        <w:t xml:space="preserve">Then solving for </w:t>
+      </w:r>
+      <m:oMath>
+        <m:sSub>
+          <m:sSubPr>
+            <m:ctrlPr>
+              <w:rPr>
+                <w:rFonts w:ascii="Cambria Math" w:hAnsi="Cambria Math" w:cs="Times New Roman"/>
+                <w:i/>
+                <w:iCs/>
+                <w:color w:val="E97132" w:themeColor="accent2"/>
+                <w:sz w:val="28"/>
+                <w:szCs w:val="28"/>
+              </w:rPr>
+            </m:ctrlPr>
+          </m:sSubPr>
+          <m:e>
+            <m:r>
+              <w:rPr>
+                <w:rFonts w:ascii="Cambria Math" w:hAnsi="Cambria Math" w:cs="Times New Roman"/>
+                <w:color w:val="E97132" w:themeColor="accent2"/>
+                <w:sz w:val="28"/>
+                <w:szCs w:val="28"/>
+              </w:rPr>
+              <m:t>β</m:t>
+            </m:r>
+          </m:e>
+          <m:sub>
+            <m:r>
+              <w:rPr>
+                <w:rFonts w:ascii="Cambria Math" w:hAnsi="Cambria Math" w:cs="Times New Roman"/>
+                <w:color w:val="E97132" w:themeColor="accent2"/>
+                <w:sz w:val="28"/>
+                <w:szCs w:val="28"/>
+              </w:rPr>
+              <m:t>1</m:t>
+            </m:r>
+          </m:sub>
+        </m:sSub>
+      </m:oMath>
+      <w:r>
+        <w:rPr>
+          <w:rFonts w:ascii="Times New Roman" w:hAnsi="Times New Roman" w:cs="Times New Roman"/>
+          <w:iCs/>
+          <w:color w:val="E97132" w:themeColor="accent2"/>
+          <w:sz w:val="28"/>
+          <w:szCs w:val="28"/>
+        </w:rPr>
+        <w:t xml:space="preserve">: </w:t>
+      </w:r>
+      <m:oMath>
+        <m:acc>
+          <m:accPr>
+            <m:ctrlPr>
+              <w:rPr>
+                <w:rFonts w:ascii="Cambria Math" w:hAnsi="Cambria Math" w:cs="Times New Roman"/>
+                <w:i/>
+                <w:iCs/>
+                <w:color w:val="E97132" w:themeColor="accent2"/>
+                <w:sz w:val="28"/>
+                <w:szCs w:val="28"/>
+                <w:lang w:val="el-GR"/>
+              </w:rPr>
+            </m:ctrlPr>
+          </m:accPr>
+          <m:e>
+            <m:r>
+              <m:rPr>
+                <m:nor/>
+              </m:rPr>
+              <w:rPr>
+                <w:rFonts w:ascii="Times New Roman" w:hAnsi="Times New Roman" w:cs="Times New Roman"/>
+                <w:i/>
+                <w:iCs/>
+                <w:color w:val="E97132" w:themeColor="accent2"/>
+                <w:sz w:val="28"/>
+                <w:szCs w:val="28"/>
+                <w:lang w:val="el-GR"/>
+              </w:rPr>
+              <m:t>β</m:t>
+            </m:r>
+            <m:r>
+              <m:rPr>
+                <m:nor/>
+              </m:rPr>
+              <w:rPr>
+                <w:rFonts w:ascii="Times New Roman" w:hAnsi="Times New Roman" w:cs="Times New Roman"/>
+                <w:color w:val="E97132" w:themeColor="accent2"/>
+                <w:sz w:val="28"/>
+                <w:szCs w:val="28"/>
+                <w:vertAlign w:val="subscript"/>
+              </w:rPr>
+              <m:t>IV</m:t>
+            </m:r>
+          </m:e>
+        </m:acc>
+        <m:r>
+          <w:rPr>
+            <w:rFonts w:ascii="Cambria Math" w:hAnsi="Cambria Math" w:cs="Times New Roman"/>
+            <w:color w:val="E97132" w:themeColor="accent2"/>
+            <w:sz w:val="28"/>
+            <w:szCs w:val="28"/>
+            <w:vertAlign w:val="subscript"/>
+          </w:rPr>
+          <m:t> </m:t>
+        </m:r>
+      </m:oMath>
+      <w:r>
+        <w:rPr>
+          <w:rFonts w:ascii="Times New Roman" w:hAnsi="Times New Roman" w:cs="Times New Roman"/>
+          <w:color w:val="E97132" w:themeColor="accent2"/>
+          <w:sz w:val="32"/>
+          <w:szCs w:val="32"/>
+        </w:rPr>
+        <w:t xml:space="preserve">= </w:t>
+      </w:r>
+      <m:oMath>
+        <m:f>
+          <m:fPr>
+            <m:ctrlPr>
+              <w:rPr>
+                <w:rFonts w:ascii="Cambria Math" w:hAnsi="Cambria Math" w:cs="Times New Roman"/>
+                <w:i/>
+                <w:iCs/>
+                <w:color w:val="E97132" w:themeColor="accent2"/>
+                <w:sz w:val="36"/>
+                <w:szCs w:val="36"/>
+              </w:rPr>
+            </m:ctrlPr>
+          </m:fPr>
+          <m:num>
+            <m:acc>
+              <m:accPr>
+                <m:ctrlPr>
+                  <w:rPr>
+                    <w:rFonts w:ascii="Cambria Math" w:hAnsi="Cambria Math" w:cs="Times New Roman"/>
+                    <w:i/>
+                    <w:iCs/>
+                    <w:color w:val="E97132" w:themeColor="accent2"/>
+                    <w:sz w:val="36"/>
+                    <w:szCs w:val="36"/>
+                    <w:lang w:val="el-GR"/>
+                  </w:rPr>
+                </m:ctrlPr>
+              </m:accPr>
+              <m:e>
+                <m:r>
+                  <m:rPr>
+                    <m:nor/>
+                  </m:rPr>
+                  <w:rPr>
+                    <w:rFonts w:ascii="Times New Roman" w:hAnsi="Times New Roman" w:cs="Times New Roman"/>
+                    <w:i/>
+                    <w:iCs/>
+                    <w:color w:val="E97132" w:themeColor="accent2"/>
+                    <w:sz w:val="36"/>
+                    <w:szCs w:val="36"/>
+                    <w:lang w:val="el-GR"/>
+                  </w:rPr>
+                  <m:t>α</m:t>
+                </m:r>
+                <m:r>
+                  <m:rPr>
+                    <m:nor/>
+                  </m:rPr>
+                  <w:rPr>
+                    <w:rFonts w:ascii="Times New Roman" w:hAnsi="Times New Roman" w:cs="Times New Roman"/>
+                    <w:i/>
+                    <w:iCs/>
+                    <w:color w:val="E97132" w:themeColor="accent2"/>
+                    <w:sz w:val="36"/>
+                    <w:szCs w:val="36"/>
+                    <w:vertAlign w:val="subscript"/>
+                  </w:rPr>
+                  <m:t>1</m:t>
+                </m:r>
+              </m:e>
+            </m:acc>
+          </m:num>
+          <m:den>
+            <m:acc>
+              <m:accPr>
+                <m:ctrlPr>
+                  <w:rPr>
+                    <w:rFonts w:ascii="Cambria Math" w:hAnsi="Cambria Math" w:cs="Times New Roman"/>
+                    <w:i/>
+                    <w:iCs/>
+                    <w:color w:val="E97132" w:themeColor="accent2"/>
+                    <w:sz w:val="36"/>
+                    <w:szCs w:val="36"/>
+                    <w:lang w:val="el-GR"/>
+                  </w:rPr>
+                </m:ctrlPr>
+              </m:accPr>
+              <m:e>
+                <m:r>
+                  <m:rPr>
+                    <m:nor/>
+                  </m:rPr>
+                  <w:rPr>
+                    <w:rFonts w:ascii="Times New Roman" w:hAnsi="Times New Roman" w:cs="Times New Roman"/>
+                    <w:i/>
+                    <w:iCs/>
+                    <w:color w:val="E97132" w:themeColor="accent2"/>
+                    <w:sz w:val="36"/>
+                    <w:szCs w:val="36"/>
+                    <w:lang w:val="el-GR"/>
+                  </w:rPr>
+                  <m:t>π</m:t>
+                </m:r>
+                <m:r>
+                  <m:rPr>
+                    <m:nor/>
+                  </m:rPr>
+                  <w:rPr>
+                    <w:rFonts w:ascii="Times New Roman" w:hAnsi="Times New Roman" w:cs="Times New Roman"/>
+                    <w:i/>
+                    <w:iCs/>
+                    <w:color w:val="E97132" w:themeColor="accent2"/>
+                    <w:sz w:val="36"/>
+                    <w:szCs w:val="36"/>
+                    <w:vertAlign w:val="subscript"/>
+                  </w:rPr>
+                  <m:t>1</m:t>
+                </m:r>
+              </m:e>
+            </m:acc>
+          </m:den>
+        </m:f>
+      </m:oMath>
+      <w:r>
+        <w:rPr>
+          <w:rFonts w:ascii="Times New Roman" w:hAnsi="Times New Roman" w:cs="Times New Roman"/>
+          <w:iCs/>
+          <w:color w:val="E97132" w:themeColor="accent2"/>
+        </w:rPr>
+        <w:t xml:space="preserve"> </w:t>
+      </w:r>
+      <w:r>
+        <w:rPr>
+          <w:rFonts w:ascii="Times New Roman" w:hAnsi="Times New Roman" w:cs="Times New Roman"/>
+          <w:iCs/>
+          <w:color w:val="E97132" w:themeColor="accent2"/>
+        </w:rPr>
+        <w:t xml:space="preserve"> </w:t>
+      </w:r>
     </w:p>
     <w:p>
       <w:pPr>
